--- a/web/گزارش_تحلیل_منابع.docx
+++ b/web/گزارش_تحلیل_منابع.docx
@@ -198,7 +198,7 @@
           <w:bCs/>
           <w:color w:val="b08d3f"/>
         </w:rPr>
-        <w:t xml:space="preserve">1. </w:t>
+        <w:t xml:space="preserve">۱. </w:t>
       </w:r>
       <w:r>
         <w:rPr>
@@ -207,7 +207,7 @@
           <w:szCs w:val="24"/>
           <w:rtl w:val="1"/>
         </w:rPr>
-        <w:t>Tigre, M. A. (2022) — The Evolution of International Environmental Law Amidst Political Gridlock: Environmental Rights as a Common Ground</w:t>
+        <w:t>تیگره (۲۰۲۲) — تحولِ حقوق بین‌الملل محیط زیست در میانهٔ بن‌بستِ سیاسی: حقوقِ محیط‌زیستی همچون زمینهٔ مشترک</w:t>
       </w:r>
     </w:p>
     <w:p>
@@ -226,7 +226,7 @@
           <w:bCs/>
           <w:color w:val="b08d3f"/>
         </w:rPr>
-        <w:t xml:space="preserve">2. </w:t>
+        <w:t xml:space="preserve">۲. </w:t>
       </w:r>
       <w:r>
         <w:rPr>
@@ -235,7 +235,7 @@
           <w:szCs w:val="24"/>
           <w:rtl w:val="1"/>
         </w:rPr>
-        <w:t>Tiller, D. (2018) — Are the Aims of the Proposed Global Pact for the Environment Desirable and Will the Pact Add Any Value to International Environmental Law?</w:t>
+        <w:t>تیلر (۲۰۱۸) — آیا اهدافِ پیمانِ جهانیِ پیشنهادیِ محیط زیست مطلوب‌اند و آیا پیمان ارزش‌افزوده‌ای به حقوق بین‌الملل محیط زیست می‌افزاید؟</w:t>
       </w:r>
     </w:p>
     <w:p>
@@ -254,7 +254,7 @@
           <w:bCs/>
           <w:color w:val="b08d3f"/>
         </w:rPr>
-        <w:t xml:space="preserve">3. </w:t>
+        <w:t xml:space="preserve">۳. </w:t>
       </w:r>
       <w:r>
         <w:rPr>
@@ -263,7 +263,7 @@
           <w:szCs w:val="24"/>
           <w:rtl w:val="1"/>
         </w:rPr>
-        <w:t>Chabason, L. &amp; Hege, E. (2019) — Failure of the Global Pact for the Environment: a missed opportunity or a bullet dodged?</w:t>
+        <w:t>چاباسون و اِژه (۲۰۱۹) — شکستِ پیمانِ جهانیِ محیط زیست: فرصتی ازدست‌رفته یا تیری ازکنارگذشته؟</w:t>
       </w:r>
     </w:p>
     <w:p>
@@ -282,7 +282,7 @@
           <w:bCs/>
           <w:color w:val="b08d3f"/>
         </w:rPr>
-        <w:t xml:space="preserve">4. </w:t>
+        <w:t xml:space="preserve">۴. </w:t>
       </w:r>
       <w:r>
         <w:rPr>
@@ -291,7 +291,7 @@
           <w:szCs w:val="24"/>
           <w:rtl w:val="1"/>
         </w:rPr>
-        <w:t>International Law Commission (Study Group; Koskenniemi, M., رئیس) (2006) — Conclusions of the work of the Study Group on the Fragmentation of International Law: Difficulties arising from the Diversification and Expansion of International Law</w:t>
+        <w:t>کمیسیون حقوق بین‌الملل (کوسکِنیِمی) (۲۰۰۶) — نتیجه‌گیریِ کارِ گروهِ مطالعاتیِ چندپارگیِ حقوق بین‌الملل: دشواری‌های ناشی از تنوع و گسترشِ حقوق بین‌الملل</w:t>
       </w:r>
     </w:p>
     <w:p>
@@ -310,7 +310,7 @@
           <w:bCs/>
           <w:color w:val="b08d3f"/>
         </w:rPr>
-        <w:t xml:space="preserve">5. </w:t>
+        <w:t xml:space="preserve">۵. </w:t>
       </w:r>
       <w:r>
         <w:rPr>
@@ -319,7 +319,7 @@
           <w:szCs w:val="24"/>
           <w:rtl w:val="1"/>
         </w:rPr>
-        <w:t>⚠ Damoah, B., Keengwe, J. S. &amp; Ofori, E. (2026) — Stalemate in the Anthropocene: Ineffective Treaties and the Struggle for Planetary Governance</w:t>
+        <w:t>⚠ داموآ و همکاران (۲۰۲۶) — بن‌بست در انتروپوسن: معاهداتِ ناکارآمد و کشمکش بر سرِ حکمرانیِ سیّاره‌ای</w:t>
       </w:r>
     </w:p>
     <w:p>
@@ -338,7 +338,7 @@
           <w:bCs/>
           <w:color w:val="b08d3f"/>
         </w:rPr>
-        <w:t xml:space="preserve">6. </w:t>
+        <w:t xml:space="preserve">۶. </w:t>
       </w:r>
       <w:r>
         <w:rPr>
@@ -347,7 +347,7 @@
           <w:szCs w:val="24"/>
           <w:rtl w:val="1"/>
         </w:rPr>
-        <w:t>Draft Global Pact for the Environment (پیش‌نویسِ گروهِ حقوق‌دانانِ بین‌المللی) (2017) — Draft Global Pact for the Environment (Projet de Pacte mondial pour l'environnement) — 26 Articles</w:t>
+        <w:t>پیش‌نویسِ پیمان (گروهِ حقوق‌دانان / IUCN) (۲۰۱۷) — پیش‌نویسِ پیمانِ جهانیِ محیط زیست — ۲۶ ماده</w:t>
       </w:r>
     </w:p>
     <w:p>
@@ -372,7 +372,7 @@
           <w:bCs/>
           <w:color w:val="14203a"/>
         </w:rPr>
-        <w:t>منبعِ 1: The Evolution of International Environmental Law Amidst Political Gridlock: Environmental Rights as a Common Ground</w:t>
+        <w:t>منبعِ ۱: تیگره (۲۰۲۲)</w:t>
       </w:r>
     </w:p>
     <w:p>
@@ -411,6 +411,62 @@
           <w:bCs/>
           <w:color w:val="14203a"/>
         </w:rPr>
+        <w:t xml:space="preserve">عنوان (فارسی): </w:t>
+      </w:r>
+      <w:r>
+        <w:rPr>
+          <w:rFonts w:ascii="Times New Roman" w:hAnsi="Times New Roman" w:cs="B Nazanin"/>
+          <w:sz w:val="22"/>
+          <w:szCs w:val="24"/>
+          <w:rtl w:val="1"/>
+        </w:rPr>
+        <w:t>تحولِ حقوق بین‌الملل محیط زیست در میانهٔ بن‌بستِ سیاسی: حقوقِ محیط‌زیستی همچون زمینهٔ مشترک</w:t>
+      </w:r>
+    </w:p>
+    <w:p>
+      <w:pPr>
+        <w:bidi w:val="1"/>
+        <w:spacing w:line="312" w:lineRule="auto" w:before="0" w:after="60"/>
+        <w:jc w:val="right"/>
+      </w:pPr>
+      <w:r>
+        <w:rPr>
+          <w:rFonts w:ascii="Times New Roman" w:hAnsi="Times New Roman" w:cs="B Nazanin"/>
+          <w:sz w:val="22"/>
+          <w:szCs w:val="24"/>
+          <w:rtl w:val="1"/>
+          <w:b/>
+          <w:bCs/>
+          <w:color w:val="14203a"/>
+        </w:rPr>
+        <w:t xml:space="preserve">عنوانِ اصلی (لاتین): </w:t>
+      </w:r>
+      <w:r>
+        <w:rPr>
+          <w:rFonts w:ascii="Times New Roman" w:hAnsi="Times New Roman" w:cs="B Nazanin"/>
+          <w:sz w:val="22"/>
+          <w:szCs w:val="24"/>
+          <w:rtl w:val="1"/>
+        </w:rPr>
+        <w:t>The Evolution of International Environmental Law Amidst Political Gridlock: Environmental Rights as a Common Ground</w:t>
+      </w:r>
+    </w:p>
+    <w:p>
+      <w:pPr>
+        <w:bidi w:val="1"/>
+        <w:spacing w:line="312" w:lineRule="auto" w:before="0" w:after="60"/>
+        <w:jc w:val="right"/>
+      </w:pPr>
+      <w:r>
+        <w:rPr>
+          <w:rFonts w:ascii="Times New Roman" w:hAnsi="Times New Roman" w:cs="B Nazanin"/>
+          <w:sz w:val="22"/>
+          <w:szCs w:val="24"/>
+          <w:rtl w:val="1"/>
+          <w:b/>
+          <w:bCs/>
+          <w:color w:val="14203a"/>
+        </w:rPr>
         <w:t xml:space="preserve">پدیدآور: </w:t>
       </w:r>
       <w:r>
@@ -448,7 +504,7 @@
           <w:szCs w:val="24"/>
           <w:rtl w:val="1"/>
         </w:rPr>
-        <w:t>2022</w:t>
+        <w:t>۲۰۲۲</w:t>
       </w:r>
     </w:p>
     <w:p>
@@ -532,7 +588,7 @@
           <w:szCs w:val="24"/>
           <w:rtl w:val="1"/>
         </w:rPr>
-        <w:t>97 از ۱۰۰</w:t>
+        <w:t>۹۷ از ۱۰۰</w:t>
       </w:r>
     </w:p>
     <w:p>
@@ -951,7 +1007,7 @@
           <w:bCs/>
           <w:color w:val="14203a"/>
         </w:rPr>
-        <w:t>منبعِ 2: Are the Aims of the Proposed Global Pact for the Environment Desirable and Will the Pact Add Any Value to International Environmental Law?</w:t>
+        <w:t>منبعِ ۲: تیلر (۲۰۱۸)</w:t>
       </w:r>
     </w:p>
     <w:p>
@@ -990,6 +1046,62 @@
           <w:bCs/>
           <w:color w:val="14203a"/>
         </w:rPr>
+        <w:t xml:space="preserve">عنوان (فارسی): </w:t>
+      </w:r>
+      <w:r>
+        <w:rPr>
+          <w:rFonts w:ascii="Times New Roman" w:hAnsi="Times New Roman" w:cs="B Nazanin"/>
+          <w:sz w:val="22"/>
+          <w:szCs w:val="24"/>
+          <w:rtl w:val="1"/>
+        </w:rPr>
+        <w:t>آیا اهدافِ پیمانِ جهانیِ پیشنهادیِ محیط زیست مطلوب‌اند و آیا پیمان ارزش‌افزوده‌ای به حقوق بین‌الملل محیط زیست می‌افزاید؟</w:t>
+      </w:r>
+    </w:p>
+    <w:p>
+      <w:pPr>
+        <w:bidi w:val="1"/>
+        <w:spacing w:line="312" w:lineRule="auto" w:before="0" w:after="60"/>
+        <w:jc w:val="right"/>
+      </w:pPr>
+      <w:r>
+        <w:rPr>
+          <w:rFonts w:ascii="Times New Roman" w:hAnsi="Times New Roman" w:cs="B Nazanin"/>
+          <w:sz w:val="22"/>
+          <w:szCs w:val="24"/>
+          <w:rtl w:val="1"/>
+          <w:b/>
+          <w:bCs/>
+          <w:color w:val="14203a"/>
+        </w:rPr>
+        <w:t xml:space="preserve">عنوانِ اصلی (لاتین): </w:t>
+      </w:r>
+      <w:r>
+        <w:rPr>
+          <w:rFonts w:ascii="Times New Roman" w:hAnsi="Times New Roman" w:cs="B Nazanin"/>
+          <w:sz w:val="22"/>
+          <w:szCs w:val="24"/>
+          <w:rtl w:val="1"/>
+        </w:rPr>
+        <w:t>Are the Aims of the Proposed Global Pact for the Environment Desirable and Will the Pact Add Any Value to International Environmental Law?</w:t>
+      </w:r>
+    </w:p>
+    <w:p>
+      <w:pPr>
+        <w:bidi w:val="1"/>
+        <w:spacing w:line="312" w:lineRule="auto" w:before="0" w:after="60"/>
+        <w:jc w:val="right"/>
+      </w:pPr>
+      <w:r>
+        <w:rPr>
+          <w:rFonts w:ascii="Times New Roman" w:hAnsi="Times New Roman" w:cs="B Nazanin"/>
+          <w:sz w:val="22"/>
+          <w:szCs w:val="24"/>
+          <w:rtl w:val="1"/>
+          <w:b/>
+          <w:bCs/>
+          <w:color w:val="14203a"/>
+        </w:rPr>
         <w:t xml:space="preserve">پدیدآور: </w:t>
       </w:r>
       <w:r>
@@ -1027,7 +1139,7 @@
           <w:szCs w:val="24"/>
           <w:rtl w:val="1"/>
         </w:rPr>
-        <w:t>2018</w:t>
+        <w:t>۲۰۱۸</w:t>
       </w:r>
     </w:p>
     <w:p>
@@ -1111,7 +1223,7 @@
           <w:szCs w:val="24"/>
           <w:rtl w:val="1"/>
         </w:rPr>
-        <w:t>90 از ۱۰۰</w:t>
+        <w:t>۹۰ از ۱۰۰</w:t>
       </w:r>
     </w:p>
     <w:p>
@@ -1530,7 +1642,7 @@
           <w:bCs/>
           <w:color w:val="14203a"/>
         </w:rPr>
-        <w:t>منبعِ 3: Failure of the Global Pact for the Environment: a missed opportunity or a bullet dodged?</w:t>
+        <w:t>منبعِ ۳: چاباسون و اِژه (۲۰۱۹)</w:t>
       </w:r>
     </w:p>
     <w:p>
@@ -1569,6 +1681,62 @@
           <w:bCs/>
           <w:color w:val="14203a"/>
         </w:rPr>
+        <w:t xml:space="preserve">عنوان (فارسی): </w:t>
+      </w:r>
+      <w:r>
+        <w:rPr>
+          <w:rFonts w:ascii="Times New Roman" w:hAnsi="Times New Roman" w:cs="B Nazanin"/>
+          <w:sz w:val="22"/>
+          <w:szCs w:val="24"/>
+          <w:rtl w:val="1"/>
+        </w:rPr>
+        <w:t>شکستِ پیمانِ جهانیِ محیط زیست: فرصتی ازدست‌رفته یا تیری ازکنارگذشته؟</w:t>
+      </w:r>
+    </w:p>
+    <w:p>
+      <w:pPr>
+        <w:bidi w:val="1"/>
+        <w:spacing w:line="312" w:lineRule="auto" w:before="0" w:after="60"/>
+        <w:jc w:val="right"/>
+      </w:pPr>
+      <w:r>
+        <w:rPr>
+          <w:rFonts w:ascii="Times New Roman" w:hAnsi="Times New Roman" w:cs="B Nazanin"/>
+          <w:sz w:val="22"/>
+          <w:szCs w:val="24"/>
+          <w:rtl w:val="1"/>
+          <w:b/>
+          <w:bCs/>
+          <w:color w:val="14203a"/>
+        </w:rPr>
+        <w:t xml:space="preserve">عنوانِ اصلی (لاتین): </w:t>
+      </w:r>
+      <w:r>
+        <w:rPr>
+          <w:rFonts w:ascii="Times New Roman" w:hAnsi="Times New Roman" w:cs="B Nazanin"/>
+          <w:sz w:val="22"/>
+          <w:szCs w:val="24"/>
+          <w:rtl w:val="1"/>
+        </w:rPr>
+        <w:t>Failure of the Global Pact for the Environment: a missed opportunity or a bullet dodged?</w:t>
+      </w:r>
+    </w:p>
+    <w:p>
+      <w:pPr>
+        <w:bidi w:val="1"/>
+        <w:spacing w:line="312" w:lineRule="auto" w:before="0" w:after="60"/>
+        <w:jc w:val="right"/>
+      </w:pPr>
+      <w:r>
+        <w:rPr>
+          <w:rFonts w:ascii="Times New Roman" w:hAnsi="Times New Roman" w:cs="B Nazanin"/>
+          <w:sz w:val="22"/>
+          <w:szCs w:val="24"/>
+          <w:rtl w:val="1"/>
+          <w:b/>
+          <w:bCs/>
+          <w:color w:val="14203a"/>
+        </w:rPr>
         <w:t xml:space="preserve">پدیدآور: </w:t>
       </w:r>
       <w:r>
@@ -1606,7 +1774,7 @@
           <w:szCs w:val="24"/>
           <w:rtl w:val="1"/>
         </w:rPr>
-        <w:t>2019</w:t>
+        <w:t>۲۰۱۹</w:t>
       </w:r>
     </w:p>
     <w:p>
@@ -1690,7 +1858,7 @@
           <w:szCs w:val="24"/>
           <w:rtl w:val="1"/>
         </w:rPr>
-        <w:t>88 از ۱۰۰</w:t>
+        <w:t>۸۸ از ۱۰۰</w:t>
       </w:r>
     </w:p>
     <w:p>
@@ -2109,7 +2277,7 @@
           <w:bCs/>
           <w:color w:val="14203a"/>
         </w:rPr>
-        <w:t>منبعِ 4: Conclusions of the work of the Study Group on the Fragmentation of International Law: Difficulties arising from the Diversification and Expansion of International Law</w:t>
+        <w:t>منبعِ ۴: کمیسیون حقوق بین‌الملل (کوسکِنیِمی) (۲۰۰۶)</w:t>
       </w:r>
     </w:p>
     <w:p>
@@ -2148,6 +2316,62 @@
           <w:bCs/>
           <w:color w:val="14203a"/>
         </w:rPr>
+        <w:t xml:space="preserve">عنوان (فارسی): </w:t>
+      </w:r>
+      <w:r>
+        <w:rPr>
+          <w:rFonts w:ascii="Times New Roman" w:hAnsi="Times New Roman" w:cs="B Nazanin"/>
+          <w:sz w:val="22"/>
+          <w:szCs w:val="24"/>
+          <w:rtl w:val="1"/>
+        </w:rPr>
+        <w:t>نتیجه‌گیریِ کارِ گروهِ مطالعاتیِ چندپارگیِ حقوق بین‌الملل: دشواری‌های ناشی از تنوع و گسترشِ حقوق بین‌الملل</w:t>
+      </w:r>
+    </w:p>
+    <w:p>
+      <w:pPr>
+        <w:bidi w:val="1"/>
+        <w:spacing w:line="312" w:lineRule="auto" w:before="0" w:after="60"/>
+        <w:jc w:val="right"/>
+      </w:pPr>
+      <w:r>
+        <w:rPr>
+          <w:rFonts w:ascii="Times New Roman" w:hAnsi="Times New Roman" w:cs="B Nazanin"/>
+          <w:sz w:val="22"/>
+          <w:szCs w:val="24"/>
+          <w:rtl w:val="1"/>
+          <w:b/>
+          <w:bCs/>
+          <w:color w:val="14203a"/>
+        </w:rPr>
+        <w:t xml:space="preserve">عنوانِ اصلی (لاتین): </w:t>
+      </w:r>
+      <w:r>
+        <w:rPr>
+          <w:rFonts w:ascii="Times New Roman" w:hAnsi="Times New Roman" w:cs="B Nazanin"/>
+          <w:sz w:val="22"/>
+          <w:szCs w:val="24"/>
+          <w:rtl w:val="1"/>
+        </w:rPr>
+        <w:t>Conclusions of the work of the Study Group on the Fragmentation of International Law: Difficulties arising from the Diversification and Expansion of International Law</w:t>
+      </w:r>
+    </w:p>
+    <w:p>
+      <w:pPr>
+        <w:bidi w:val="1"/>
+        <w:spacing w:line="312" w:lineRule="auto" w:before="0" w:after="60"/>
+        <w:jc w:val="right"/>
+      </w:pPr>
+      <w:r>
+        <w:rPr>
+          <w:rFonts w:ascii="Times New Roman" w:hAnsi="Times New Roman" w:cs="B Nazanin"/>
+          <w:sz w:val="22"/>
+          <w:szCs w:val="24"/>
+          <w:rtl w:val="1"/>
+          <w:b/>
+          <w:bCs/>
+          <w:color w:val="14203a"/>
+        </w:rPr>
         <w:t xml:space="preserve">پدیدآور: </w:t>
       </w:r>
       <w:r>
@@ -2185,7 +2409,7 @@
           <w:szCs w:val="24"/>
           <w:rtl w:val="1"/>
         </w:rPr>
-        <w:t>2006</w:t>
+        <w:t>۲۰۰۶</w:t>
       </w:r>
     </w:p>
     <w:p>
@@ -2269,7 +2493,7 @@
           <w:szCs w:val="24"/>
           <w:rtl w:val="1"/>
         </w:rPr>
-        <w:t>95 از ۱۰۰</w:t>
+        <w:t>۹۵ از ۱۰۰</w:t>
       </w:r>
     </w:p>
     <w:p>
@@ -2688,7 +2912,7 @@
           <w:bCs/>
           <w:color w:val="14203a"/>
         </w:rPr>
-        <w:t>منبعِ 5: Stalemate in the Anthropocene: Ineffective Treaties and the Struggle for Planetary Governance</w:t>
+        <w:t>منبعِ ۵: داموآ و همکاران (۲۰۲۶)</w:t>
       </w:r>
     </w:p>
     <w:p>
@@ -2727,6 +2951,62 @@
           <w:bCs/>
           <w:color w:val="14203a"/>
         </w:rPr>
+        <w:t xml:space="preserve">عنوان (فارسی): </w:t>
+      </w:r>
+      <w:r>
+        <w:rPr>
+          <w:rFonts w:ascii="Times New Roman" w:hAnsi="Times New Roman" w:cs="B Nazanin"/>
+          <w:sz w:val="22"/>
+          <w:szCs w:val="24"/>
+          <w:rtl w:val="1"/>
+        </w:rPr>
+        <w:t>بن‌بست در انتروپوسن: معاهداتِ ناکارآمد و کشمکش بر سرِ حکمرانیِ سیّاره‌ای</w:t>
+      </w:r>
+    </w:p>
+    <w:p>
+      <w:pPr>
+        <w:bidi w:val="1"/>
+        <w:spacing w:line="312" w:lineRule="auto" w:before="0" w:after="60"/>
+        <w:jc w:val="right"/>
+      </w:pPr>
+      <w:r>
+        <w:rPr>
+          <w:rFonts w:ascii="Times New Roman" w:hAnsi="Times New Roman" w:cs="B Nazanin"/>
+          <w:sz w:val="22"/>
+          <w:szCs w:val="24"/>
+          <w:rtl w:val="1"/>
+          <w:b/>
+          <w:bCs/>
+          <w:color w:val="14203a"/>
+        </w:rPr>
+        <w:t xml:space="preserve">عنوانِ اصلی (لاتین): </w:t>
+      </w:r>
+      <w:r>
+        <w:rPr>
+          <w:rFonts w:ascii="Times New Roman" w:hAnsi="Times New Roman" w:cs="B Nazanin"/>
+          <w:sz w:val="22"/>
+          <w:szCs w:val="24"/>
+          <w:rtl w:val="1"/>
+        </w:rPr>
+        <w:t>Stalemate in the Anthropocene: Ineffective Treaties and the Struggle for Planetary Governance</w:t>
+      </w:r>
+    </w:p>
+    <w:p>
+      <w:pPr>
+        <w:bidi w:val="1"/>
+        <w:spacing w:line="312" w:lineRule="auto" w:before="0" w:after="60"/>
+        <w:jc w:val="right"/>
+      </w:pPr>
+      <w:r>
+        <w:rPr>
+          <w:rFonts w:ascii="Times New Roman" w:hAnsi="Times New Roman" w:cs="B Nazanin"/>
+          <w:sz w:val="22"/>
+          <w:szCs w:val="24"/>
+          <w:rtl w:val="1"/>
+          <w:b/>
+          <w:bCs/>
+          <w:color w:val="14203a"/>
+        </w:rPr>
         <w:t xml:space="preserve">پدیدآور: </w:t>
       </w:r>
       <w:r>
@@ -2764,7 +3044,7 @@
           <w:szCs w:val="24"/>
           <w:rtl w:val="1"/>
         </w:rPr>
-        <w:t>2026</w:t>
+        <w:t>۲۰۲۶</w:t>
       </w:r>
     </w:p>
     <w:p>
@@ -2876,7 +3156,7 @@
           <w:szCs w:val="24"/>
           <w:rtl w:val="1"/>
         </w:rPr>
-        <w:t>84 از ۱۰۰</w:t>
+        <w:t>۸۴ از ۱۰۰</w:t>
       </w:r>
     </w:p>
     <w:p>
@@ -3323,7 +3603,7 @@
           <w:bCs/>
           <w:color w:val="14203a"/>
         </w:rPr>
-        <w:t>منبعِ 6: Draft Global Pact for the Environment (Projet de Pacte mondial pour l'environnement) — 26 Articles</w:t>
+        <w:t>منبعِ ۶: پیش‌نویسِ پیمان (گروهِ حقوق‌دانان / IUCN) (۲۰۱۷)</w:t>
       </w:r>
     </w:p>
     <w:p>
@@ -3362,6 +3642,62 @@
           <w:bCs/>
           <w:color w:val="14203a"/>
         </w:rPr>
+        <w:t xml:space="preserve">عنوان (فارسی): </w:t>
+      </w:r>
+      <w:r>
+        <w:rPr>
+          <w:rFonts w:ascii="Times New Roman" w:hAnsi="Times New Roman" w:cs="B Nazanin"/>
+          <w:sz w:val="22"/>
+          <w:szCs w:val="24"/>
+          <w:rtl w:val="1"/>
+        </w:rPr>
+        <w:t>پیش‌نویسِ پیمانِ جهانیِ محیط زیست — ۲۶ ماده</w:t>
+      </w:r>
+    </w:p>
+    <w:p>
+      <w:pPr>
+        <w:bidi w:val="1"/>
+        <w:spacing w:line="312" w:lineRule="auto" w:before="0" w:after="60"/>
+        <w:jc w:val="right"/>
+      </w:pPr>
+      <w:r>
+        <w:rPr>
+          <w:rFonts w:ascii="Times New Roman" w:hAnsi="Times New Roman" w:cs="B Nazanin"/>
+          <w:sz w:val="22"/>
+          <w:szCs w:val="24"/>
+          <w:rtl w:val="1"/>
+          <w:b/>
+          <w:bCs/>
+          <w:color w:val="14203a"/>
+        </w:rPr>
+        <w:t xml:space="preserve">عنوانِ اصلی (لاتین): </w:t>
+      </w:r>
+      <w:r>
+        <w:rPr>
+          <w:rFonts w:ascii="Times New Roman" w:hAnsi="Times New Roman" w:cs="B Nazanin"/>
+          <w:sz w:val="22"/>
+          <w:szCs w:val="24"/>
+          <w:rtl w:val="1"/>
+        </w:rPr>
+        <w:t>Draft Global Pact for the Environment (Projet de Pacte mondial pour l'environnement) — 26 Articles</w:t>
+      </w:r>
+    </w:p>
+    <w:p>
+      <w:pPr>
+        <w:bidi w:val="1"/>
+        <w:spacing w:line="312" w:lineRule="auto" w:before="0" w:after="60"/>
+        <w:jc w:val="right"/>
+      </w:pPr>
+      <w:r>
+        <w:rPr>
+          <w:rFonts w:ascii="Times New Roman" w:hAnsi="Times New Roman" w:cs="B Nazanin"/>
+          <w:sz w:val="22"/>
+          <w:szCs w:val="24"/>
+          <w:rtl w:val="1"/>
+          <w:b/>
+          <w:bCs/>
+          <w:color w:val="14203a"/>
+        </w:rPr>
         <w:t xml:space="preserve">پدیدآور: </w:t>
       </w:r>
       <w:r>
@@ -3399,7 +3735,7 @@
           <w:szCs w:val="24"/>
           <w:rtl w:val="1"/>
         </w:rPr>
-        <w:t>2017</w:t>
+        <w:t>۲۰۱۷</w:t>
       </w:r>
     </w:p>
     <w:p>
@@ -3483,7 +3819,7 @@
           <w:szCs w:val="24"/>
           <w:rtl w:val="1"/>
         </w:rPr>
-        <w:t>96 از ۱۰۰</w:t>
+        <w:t>۹۶ از ۱۰۰</w:t>
       </w:r>
     </w:p>
     <w:p>

--- a/web/گزارش_تحلیل_منابع.docx
+++ b/web/گزارش_تحلیل_منابع.docx
@@ -7,48 +7,65 @@
     <w:p/>
     <w:p>
       <w:pPr>
+        <w:shd w:val="clear" w:color="auto" w:fill="123a52"/>
+        <w:pBdr>
+          <w:top w:val="single" w:sz="2" w:space="10" w:color="123a52"/>
+          <w:bottom w:val="single" w:sz="2" w:space="10" w:color="123a52"/>
+          <w:left w:val="single" w:sz="2" w:space="10" w:color="123a52"/>
+          <w:right w:val="single" w:sz="2" w:space="10" w:color="123a52"/>
+        </w:pBdr>
         <w:bidi w:val="1"/>
-        <w:spacing w:line="312" w:lineRule="auto" w:before="0" w:after="200"/>
+        <w:spacing w:line="312" w:lineRule="auto" w:before="0" w:after="0"/>
         <w:jc w:val="center"/>
       </w:pPr>
       <w:r>
         <w:rPr>
           <w:rFonts w:ascii="Times New Roman" w:hAnsi="Times New Roman" w:cs="B Nazanin"/>
-          <w:sz w:val="24"/>
+          <w:sz w:val="26"/>
           <w:szCs w:val="44"/>
           <w:rtl w:val="1"/>
           <w:b/>
           <w:bCs/>
+          <w:color w:val="ffffff"/>
         </w:rPr>
         <w:t>گزارشِ تفصیلیِ تحلیل و هضمِ منابعِ کلیدیِ پژوهش</w:t>
       </w:r>
     </w:p>
     <w:p>
       <w:pPr>
+        <w:shd w:val="clear" w:color="auto" w:fill="1c4a63"/>
+        <w:pBdr>
+          <w:top w:val="single" w:sz="2" w:space="10" w:color="1c4a63"/>
+          <w:bottom w:val="single" w:sz="2" w:space="10" w:color="1c4a63"/>
+          <w:left w:val="single" w:sz="2" w:space="10" w:color="1c4a63"/>
+          <w:right w:val="single" w:sz="2" w:space="10" w:color="1c4a63"/>
+        </w:pBdr>
         <w:bidi w:val="1"/>
-        <w:spacing w:line="312" w:lineRule="auto" w:before="0" w:after="160"/>
+        <w:spacing w:line="312" w:lineRule="auto" w:before="0" w:after="0"/>
         <w:jc w:val="center"/>
       </w:pPr>
       <w:r>
         <w:rPr>
           <w:rFonts w:ascii="Times New Roman" w:hAnsi="Times New Roman" w:cs="B Nazanin"/>
-          <w:sz w:val="24"/>
-          <w:szCs w:val="30"/>
+          <w:sz w:val="26"/>
+          <w:szCs w:val="28"/>
           <w:rtl w:val="1"/>
+          <w:b/>
+          <w:bCs/>
+          <w:color w:val="ffffff"/>
         </w:rPr>
         <w:t>شکل‌گیریِ پیمانِ جهانیِ محیط زیست و تأثیرات آن بر موافقت‌نامه‌های چندجانبهٔ محیط‌زیستی</w:t>
       </w:r>
     </w:p>
     <w:p>
       <w:pPr>
+        <w:shd w:val="clear" w:color="auto" w:fill="b08d3f"/>
         <w:pBdr>
-          <w:bottom w:val="single" w:sz="6" w:space="1" w:color="b08d3f"/>
+          <w:top w:val="single" w:sz="2" w:space="10" w:color="b08d3f"/>
+          <w:bottom w:val="single" w:sz="2" w:space="10" w:color="b08d3f"/>
+          <w:left w:val="single" w:sz="2" w:space="10" w:color="b08d3f"/>
+          <w:right w:val="single" w:sz="2" w:space="10" w:color="b08d3f"/>
         </w:pBdr>
-        <w:spacing w:after="40"/>
-      </w:pPr>
-    </w:p>
-    <w:p>
-      <w:pPr>
         <w:bidi w:val="1"/>
         <w:spacing w:line="312" w:lineRule="auto" w:before="0" w:after="120"/>
         <w:jc w:val="center"/>
@@ -56,9 +73,12 @@
       <w:r>
         <w:rPr>
           <w:rFonts w:ascii="Times New Roman" w:hAnsi="Times New Roman" w:cs="B Nazanin"/>
-          <w:sz w:val="24"/>
+          <w:sz w:val="26"/>
           <w:szCs w:val="26"/>
           <w:rtl w:val="1"/>
+          <w:b/>
+          <w:bCs/>
+          <w:color w:val="1a1205"/>
         </w:rPr>
         <w:t>سندِ شفافیتِ استناد: از منبع تا نتیجه‌گیری</w:t>
       </w:r>
@@ -69,7 +89,16 @@
     <w:p/>
     <w:p/>
     <w:p/>
-    <w:p/>
+    <w:p>
+      <w:pPr>
+        <w:pBdr>
+          <w:bottom w:val="single" w:sz="6" w:space="1" w:color="b08d3f"/>
+        </w:pBdr>
+        <w:bidi w:val="1"/>
+        <w:spacing w:line="312" w:lineRule="auto" w:before="0" w:after="40"/>
+        <w:jc w:val="right"/>
+      </w:pPr>
+    </w:p>
     <w:p>
       <w:pPr>
         <w:bidi w:val="1"/>
@@ -109,9 +138,16 @@
     </w:p>
     <w:p>
       <w:pPr>
-        <w:pStyle w:val="GPEHeading1"/>
+        <w:shd w:val="clear" w:color="auto" w:fill="123a52"/>
+        <w:pBdr>
+          <w:top w:val="single" w:sz="2" w:space="6" w:color="123a52"/>
+          <w:bottom w:val="single" w:sz="2" w:space="6" w:color="123a52"/>
+          <w:left w:val="single" w:sz="2" w:space="6" w:color="123a52"/>
+          <w:right w:val="single" w:sz="2" w:space="6" w:color="123a52"/>
+        </w:pBdr>
         <w:bidi w:val="1"/>
-        <w:spacing w:line="312" w:lineRule="auto" w:before="280" w:after="120"/>
+        <w:spacing w:line="312" w:lineRule="auto" w:before="0" w:after="160"/>
+        <w:ind w:right="57" w:left="57"/>
         <w:jc w:val="right"/>
       </w:pPr>
       <w:r>
@@ -122,7 +158,7 @@
           <w:rtl w:val="1"/>
           <w:b/>
           <w:bCs/>
-          <w:color w:val="14203a"/>
+          <w:color w:val="ffffff"/>
         </w:rPr>
         <w:t>مقدمه: روشِ هضم و تحلیلِ منابع</w:t>
       </w:r>
@@ -164,9 +200,36 @@
     <w:p/>
     <w:p>
       <w:pPr>
-        <w:pStyle w:val="GPEHeading2"/>
+        <w:shd w:val="clear" w:color="auto" w:fill="eaf1f6"/>
+        <w:pBdr>
+          <w:right w:val="single" w:sz="24" w:space="6" w:color="b08d3f"/>
+        </w:pBdr>
         <w:bidi w:val="1"/>
         <w:spacing w:line="312" w:lineRule="auto" w:before="200" w:after="120"/>
+        <w:ind w:right="57"/>
+        <w:jc w:val="right"/>
+      </w:pPr>
+      <w:r>
+        <w:rPr>
+          <w:rFonts w:ascii="Times New Roman" w:hAnsi="Times New Roman" w:cs="B Nazanin"/>
+          <w:sz w:val="24"/>
+          <w:szCs w:val="26"/>
+          <w:rtl w:val="1"/>
+          <w:b/>
+          <w:bCs/>
+          <w:color w:val="123a52"/>
+        </w:rPr>
+        <w:t>فهرستِ منابعِ بررسی‌شده</w:t>
+      </w:r>
+    </w:p>
+    <w:p>
+      <w:pPr>
+        <w:pBdr>
+          <w:bottom w:val="single" w:sz="4" w:space="3" w:color="dfe6ee"/>
+        </w:pBdr>
+        <w:bidi w:val="1"/>
+        <w:spacing w:line="312" w:lineRule="auto" w:before="0" w:after="80"/>
+        <w:ind w:right="113"/>
         <w:jc w:val="right"/>
       </w:pPr>
       <w:r>
@@ -177,25 +240,6 @@
           <w:rtl w:val="1"/>
           <w:b/>
           <w:bCs/>
-          <w:color w:val="14203a"/>
-        </w:rPr>
-        <w:t>فهرستِ منابعِ بررسی‌شده</w:t>
-      </w:r>
-    </w:p>
-    <w:p>
-      <w:pPr>
-        <w:bidi w:val="1"/>
-        <w:spacing w:line="312" w:lineRule="auto" w:before="0" w:after="60"/>
-        <w:jc w:val="right"/>
-      </w:pPr>
-      <w:r>
-        <w:rPr>
-          <w:rFonts w:ascii="Times New Roman" w:hAnsi="Times New Roman" w:cs="B Nazanin"/>
-          <w:sz w:val="22"/>
-          <w:szCs w:val="26"/>
-          <w:rtl w:val="1"/>
-          <w:b/>
-          <w:bCs/>
           <w:color w:val="b08d3f"/>
         </w:rPr>
         <w:t xml:space="preserve">۱. </w:t>
@@ -212,15 +256,19 @@
     </w:p>
     <w:p>
       <w:pPr>
+        <w:pBdr>
+          <w:bottom w:val="single" w:sz="4" w:space="3" w:color="dfe6ee"/>
+        </w:pBdr>
         <w:bidi w:val="1"/>
-        <w:spacing w:line="312" w:lineRule="auto" w:before="0" w:after="60"/>
+        <w:spacing w:line="312" w:lineRule="auto" w:before="0" w:after="80"/>
+        <w:ind w:right="113"/>
         <w:jc w:val="right"/>
       </w:pPr>
       <w:r>
         <w:rPr>
           <w:rFonts w:ascii="Times New Roman" w:hAnsi="Times New Roman" w:cs="B Nazanin"/>
-          <w:sz w:val="22"/>
-          <w:szCs w:val="26"/>
+          <w:sz w:val="24"/>
+          <w:szCs w:val="28"/>
           <w:rtl w:val="1"/>
           <w:b/>
           <w:bCs/>
@@ -240,15 +288,19 @@
     </w:p>
     <w:p>
       <w:pPr>
+        <w:pBdr>
+          <w:bottom w:val="single" w:sz="4" w:space="3" w:color="dfe6ee"/>
+        </w:pBdr>
         <w:bidi w:val="1"/>
-        <w:spacing w:line="312" w:lineRule="auto" w:before="0" w:after="60"/>
+        <w:spacing w:line="312" w:lineRule="auto" w:before="0" w:after="80"/>
+        <w:ind w:right="113"/>
         <w:jc w:val="right"/>
       </w:pPr>
       <w:r>
         <w:rPr>
           <w:rFonts w:ascii="Times New Roman" w:hAnsi="Times New Roman" w:cs="B Nazanin"/>
-          <w:sz w:val="22"/>
-          <w:szCs w:val="26"/>
+          <w:sz w:val="24"/>
+          <w:szCs w:val="28"/>
           <w:rtl w:val="1"/>
           <w:b/>
           <w:bCs/>
@@ -268,15 +320,19 @@
     </w:p>
     <w:p>
       <w:pPr>
+        <w:pBdr>
+          <w:bottom w:val="single" w:sz="4" w:space="3" w:color="dfe6ee"/>
+        </w:pBdr>
         <w:bidi w:val="1"/>
-        <w:spacing w:line="312" w:lineRule="auto" w:before="0" w:after="60"/>
+        <w:spacing w:line="312" w:lineRule="auto" w:before="0" w:after="80"/>
+        <w:ind w:right="113"/>
         <w:jc w:val="right"/>
       </w:pPr>
       <w:r>
         <w:rPr>
           <w:rFonts w:ascii="Times New Roman" w:hAnsi="Times New Roman" w:cs="B Nazanin"/>
-          <w:sz w:val="22"/>
-          <w:szCs w:val="26"/>
+          <w:sz w:val="24"/>
+          <w:szCs w:val="28"/>
           <w:rtl w:val="1"/>
           <w:b/>
           <w:bCs/>
@@ -296,15 +352,19 @@
     </w:p>
     <w:p>
       <w:pPr>
+        <w:pBdr>
+          <w:bottom w:val="single" w:sz="4" w:space="3" w:color="dfe6ee"/>
+        </w:pBdr>
         <w:bidi w:val="1"/>
-        <w:spacing w:line="312" w:lineRule="auto" w:before="0" w:after="60"/>
+        <w:spacing w:line="312" w:lineRule="auto" w:before="0" w:after="80"/>
+        <w:ind w:right="113"/>
         <w:jc w:val="right"/>
       </w:pPr>
       <w:r>
         <w:rPr>
           <w:rFonts w:ascii="Times New Roman" w:hAnsi="Times New Roman" w:cs="B Nazanin"/>
-          <w:sz w:val="22"/>
-          <w:szCs w:val="26"/>
+          <w:sz w:val="24"/>
+          <w:szCs w:val="28"/>
           <w:rtl w:val="1"/>
           <w:b/>
           <w:bCs/>
@@ -324,15 +384,19 @@
     </w:p>
     <w:p>
       <w:pPr>
+        <w:pBdr>
+          <w:bottom w:val="single" w:sz="4" w:space="3" w:color="dfe6ee"/>
+        </w:pBdr>
         <w:bidi w:val="1"/>
-        <w:spacing w:line="312" w:lineRule="auto" w:before="0" w:after="60"/>
+        <w:spacing w:line="312" w:lineRule="auto" w:before="0" w:after="80"/>
+        <w:ind w:right="113"/>
         <w:jc w:val="right"/>
       </w:pPr>
       <w:r>
         <w:rPr>
           <w:rFonts w:ascii="Times New Roman" w:hAnsi="Times New Roman" w:cs="B Nazanin"/>
-          <w:sz w:val="22"/>
-          <w:szCs w:val="26"/>
+          <w:sz w:val="24"/>
+          <w:szCs w:val="28"/>
           <w:rtl w:val="1"/>
           <w:b/>
           <w:bCs/>
@@ -357,9 +421,16 @@
     </w:p>
     <w:p>
       <w:pPr>
-        <w:pStyle w:val="GPEHeading1"/>
+        <w:shd w:val="clear" w:color="auto" w:fill="123a52"/>
+        <w:pBdr>
+          <w:top w:val="single" w:sz="2" w:space="6" w:color="123a52"/>
+          <w:bottom w:val="single" w:sz="2" w:space="6" w:color="123a52"/>
+          <w:left w:val="single" w:sz="2" w:space="6" w:color="123a52"/>
+          <w:right w:val="single" w:sz="2" w:space="6" w:color="123a52"/>
+        </w:pBdr>
         <w:bidi w:val="1"/>
-        <w:spacing w:line="312" w:lineRule="auto" w:before="280" w:after="120"/>
+        <w:spacing w:line="312" w:lineRule="auto" w:before="0" w:after="160"/>
+        <w:ind w:right="57" w:left="57"/>
         <w:jc w:val="right"/>
       </w:pPr>
       <w:r>
@@ -370,16 +441,20 @@
           <w:rtl w:val="1"/>
           <w:b/>
           <w:bCs/>
-          <w:color w:val="14203a"/>
+          <w:color w:val="ffffff"/>
         </w:rPr>
         <w:t>منبعِ ۱: تیگره (۲۰۲۲)</w:t>
       </w:r>
     </w:p>
     <w:p>
       <w:pPr>
-        <w:pStyle w:val="GPEHeading2"/>
+        <w:shd w:val="clear" w:color="auto" w:fill="eaf1f6"/>
+        <w:pBdr>
+          <w:right w:val="single" w:sz="24" w:space="6" w:color="b08d3f"/>
+        </w:pBdr>
         <w:bidi w:val="1"/>
         <w:spacing w:line="312" w:lineRule="auto" w:before="200" w:after="120"/>
+        <w:ind w:right="57"/>
         <w:jc w:val="right"/>
       </w:pPr>
       <w:r>
@@ -390,15 +465,17 @@
           <w:rtl w:val="1"/>
           <w:b/>
           <w:bCs/>
-          <w:color w:val="14203a"/>
+          <w:color w:val="123a52"/>
         </w:rPr>
         <w:t>الف) شناسنامهٔ کتاب‌شناختی</w:t>
       </w:r>
     </w:p>
     <w:p>
       <w:pPr>
+        <w:shd w:val="clear" w:color="auto" w:fill="f5f8fb"/>
         <w:bidi w:val="1"/>
-        <w:spacing w:line="312" w:lineRule="auto" w:before="0" w:after="60"/>
+        <w:spacing w:line="312" w:lineRule="auto" w:before="0" w:after="20"/>
+        <w:ind w:right="170" w:left="170"/>
         <w:jc w:val="right"/>
       </w:pPr>
       <w:r>
@@ -425,8 +502,10 @@
     </w:p>
     <w:p>
       <w:pPr>
+        <w:shd w:val="clear" w:color="auto" w:fill="f5f8fb"/>
         <w:bidi w:val="1"/>
-        <w:spacing w:line="312" w:lineRule="auto" w:before="0" w:after="60"/>
+        <w:spacing w:line="312" w:lineRule="auto" w:before="0" w:after="20"/>
+        <w:ind w:right="170" w:left="170"/>
         <w:jc w:val="right"/>
       </w:pPr>
       <w:r>
@@ -453,8 +532,10 @@
     </w:p>
     <w:p>
       <w:pPr>
+        <w:shd w:val="clear" w:color="auto" w:fill="f5f8fb"/>
         <w:bidi w:val="1"/>
-        <w:spacing w:line="312" w:lineRule="auto" w:before="0" w:after="60"/>
+        <w:spacing w:line="312" w:lineRule="auto" w:before="0" w:after="20"/>
+        <w:ind w:right="170" w:left="170"/>
         <w:jc w:val="right"/>
       </w:pPr>
       <w:r>
@@ -481,8 +562,10 @@
     </w:p>
     <w:p>
       <w:pPr>
+        <w:shd w:val="clear" w:color="auto" w:fill="f5f8fb"/>
         <w:bidi w:val="1"/>
-        <w:spacing w:line="312" w:lineRule="auto" w:before="0" w:after="60"/>
+        <w:spacing w:line="312" w:lineRule="auto" w:before="0" w:after="20"/>
+        <w:ind w:right="170" w:left="170"/>
         <w:jc w:val="right"/>
       </w:pPr>
       <w:r>
@@ -509,8 +592,10 @@
     </w:p>
     <w:p>
       <w:pPr>
+        <w:shd w:val="clear" w:color="auto" w:fill="f5f8fb"/>
         <w:bidi w:val="1"/>
-        <w:spacing w:line="312" w:lineRule="auto" w:before="0" w:after="60"/>
+        <w:spacing w:line="312" w:lineRule="auto" w:before="0" w:after="20"/>
+        <w:ind w:right="170" w:left="170"/>
         <w:jc w:val="right"/>
       </w:pPr>
       <w:r>
@@ -537,8 +622,10 @@
     </w:p>
     <w:p>
       <w:pPr>
+        <w:shd w:val="clear" w:color="auto" w:fill="f5f8fb"/>
         <w:bidi w:val="1"/>
-        <w:spacing w:line="312" w:lineRule="auto" w:before="0" w:after="60"/>
+        <w:spacing w:line="312" w:lineRule="auto" w:before="0" w:after="20"/>
+        <w:ind w:right="170" w:left="170"/>
         <w:jc w:val="right"/>
       </w:pPr>
       <w:r>
@@ -565,8 +652,10 @@
     </w:p>
     <w:p>
       <w:pPr>
+        <w:shd w:val="clear" w:color="auto" w:fill="f5f8fb"/>
         <w:bidi w:val="1"/>
-        <w:spacing w:line="312" w:lineRule="auto" w:before="0" w:after="60"/>
+        <w:spacing w:line="312" w:lineRule="auto" w:before="0" w:after="20"/>
+        <w:ind w:right="170" w:left="170"/>
         <w:jc w:val="right"/>
       </w:pPr>
       <w:r>
@@ -593,9 +682,13 @@
     </w:p>
     <w:p>
       <w:pPr>
-        <w:pStyle w:val="GPEHeading2"/>
+        <w:shd w:val="clear" w:color="auto" w:fill="eaf1f6"/>
+        <w:pBdr>
+          <w:right w:val="single" w:sz="24" w:space="6" w:color="b08d3f"/>
+        </w:pBdr>
         <w:bidi w:val="1"/>
         <w:spacing w:line="312" w:lineRule="auto" w:before="200" w:after="120"/>
+        <w:ind w:right="57"/>
         <w:jc w:val="right"/>
       </w:pPr>
       <w:r>
@@ -606,7 +699,7 @@
           <w:rtl w:val="1"/>
           <w:b/>
           <w:bCs/>
-          <w:color w:val="14203a"/>
+          <w:color w:val="123a52"/>
         </w:rPr>
         <w:t>ب) دایجستِ کامل و نکاتِ استخراج‌شده</w:t>
       </w:r>
@@ -642,7 +735,7 @@
           <w:rtl w:val="1"/>
           <w:b/>
           <w:bCs/>
-          <w:color w:val="14203a"/>
+          <w:color w:val="123a52"/>
         </w:rPr>
         <w:t>نکاتِ کلیدیِ استخراج‌شده:</w:t>
       </w:r>
@@ -821,9 +914,13 @@
     </w:p>
     <w:p>
       <w:pPr>
-        <w:pStyle w:val="GPEHeading2"/>
+        <w:shd w:val="clear" w:color="auto" w:fill="eaf1f6"/>
+        <w:pBdr>
+          <w:right w:val="single" w:sz="24" w:space="6" w:color="b08d3f"/>
+        </w:pBdr>
         <w:bidi w:val="1"/>
         <w:spacing w:line="312" w:lineRule="auto" w:before="200" w:after="120"/>
+        <w:ind w:right="57"/>
         <w:jc w:val="right"/>
       </w:pPr>
       <w:r>
@@ -834,15 +931,17 @@
           <w:rtl w:val="1"/>
           <w:b/>
           <w:bCs/>
-          <w:color w:val="14203a"/>
+          <w:color w:val="123a52"/>
         </w:rPr>
         <w:t>ج) کجا و چگونه در پژوهش به‌کار رفت</w:t>
       </w:r>
     </w:p>
     <w:p>
       <w:pPr>
+        <w:shd w:val="clear" w:color="auto" w:fill="f5f8fb"/>
         <w:bidi w:val="1"/>
-        <w:spacing w:line="312" w:lineRule="auto" w:before="0" w:after="60"/>
+        <w:spacing w:line="312" w:lineRule="auto" w:before="0" w:after="20"/>
+        <w:ind w:right="170" w:left="170"/>
         <w:jc w:val="right"/>
       </w:pPr>
       <w:r>
@@ -869,8 +968,10 @@
     </w:p>
     <w:p>
       <w:pPr>
+        <w:shd w:val="clear" w:color="auto" w:fill="f5f8fb"/>
         <w:bidi w:val="1"/>
-        <w:spacing w:line="312" w:lineRule="auto" w:before="0" w:after="60"/>
+        <w:spacing w:line="312" w:lineRule="auto" w:before="0" w:after="20"/>
+        <w:ind w:right="170" w:left="170"/>
         <w:jc w:val="right"/>
       </w:pPr>
       <w:r>
@@ -914,9 +1015,13 @@
     </w:p>
     <w:p>
       <w:pPr>
-        <w:pStyle w:val="GPEHeading2"/>
+        <w:shd w:val="clear" w:color="auto" w:fill="eaf1f6"/>
+        <w:pBdr>
+          <w:right w:val="single" w:sz="24" w:space="6" w:color="b08d3f"/>
+        </w:pBdr>
         <w:bidi w:val="1"/>
         <w:spacing w:line="312" w:lineRule="auto" w:before="200" w:after="120"/>
+        <w:ind w:right="57"/>
         <w:jc w:val="right"/>
       </w:pPr>
       <w:r>
@@ -927,7 +1032,7 @@
           <w:rtl w:val="1"/>
           <w:b/>
           <w:bCs/>
-          <w:color w:val="14203a"/>
+          <w:color w:val="123a52"/>
         </w:rPr>
         <w:t>د) سهمِ آن در بهینه‌سازیِ نتیجه‌گیری و سناریو</w:t>
       </w:r>
@@ -982,7 +1087,9 @@
         <w:pBdr>
           <w:bottom w:val="single" w:sz="6" w:space="1" w:color="b08d3f"/>
         </w:pBdr>
-        <w:spacing w:after="40"/>
+        <w:bidi w:val="1"/>
+        <w:spacing w:line="312" w:lineRule="auto" w:before="0" w:after="40"/>
+        <w:jc w:val="right"/>
       </w:pPr>
     </w:p>
     <w:p>
@@ -992,9 +1099,16 @@
     </w:p>
     <w:p>
       <w:pPr>
-        <w:pStyle w:val="GPEHeading1"/>
+        <w:shd w:val="clear" w:color="auto" w:fill="123a52"/>
+        <w:pBdr>
+          <w:top w:val="single" w:sz="2" w:space="6" w:color="123a52"/>
+          <w:bottom w:val="single" w:sz="2" w:space="6" w:color="123a52"/>
+          <w:left w:val="single" w:sz="2" w:space="6" w:color="123a52"/>
+          <w:right w:val="single" w:sz="2" w:space="6" w:color="123a52"/>
+        </w:pBdr>
         <w:bidi w:val="1"/>
-        <w:spacing w:line="312" w:lineRule="auto" w:before="280" w:after="120"/>
+        <w:spacing w:line="312" w:lineRule="auto" w:before="0" w:after="160"/>
+        <w:ind w:right="57" w:left="57"/>
         <w:jc w:val="right"/>
       </w:pPr>
       <w:r>
@@ -1005,16 +1119,20 @@
           <w:rtl w:val="1"/>
           <w:b/>
           <w:bCs/>
-          <w:color w:val="14203a"/>
+          <w:color w:val="ffffff"/>
         </w:rPr>
         <w:t>منبعِ ۲: تیلر (۲۰۱۸)</w:t>
       </w:r>
     </w:p>
     <w:p>
       <w:pPr>
-        <w:pStyle w:val="GPEHeading2"/>
+        <w:shd w:val="clear" w:color="auto" w:fill="eaf1f6"/>
+        <w:pBdr>
+          <w:right w:val="single" w:sz="24" w:space="6" w:color="b08d3f"/>
+        </w:pBdr>
         <w:bidi w:val="1"/>
         <w:spacing w:line="312" w:lineRule="auto" w:before="200" w:after="120"/>
+        <w:ind w:right="57"/>
         <w:jc w:val="right"/>
       </w:pPr>
       <w:r>
@@ -1025,15 +1143,17 @@
           <w:rtl w:val="1"/>
           <w:b/>
           <w:bCs/>
-          <w:color w:val="14203a"/>
+          <w:color w:val="123a52"/>
         </w:rPr>
         <w:t>الف) شناسنامهٔ کتاب‌شناختی</w:t>
       </w:r>
     </w:p>
     <w:p>
       <w:pPr>
+        <w:shd w:val="clear" w:color="auto" w:fill="f5f8fb"/>
         <w:bidi w:val="1"/>
-        <w:spacing w:line="312" w:lineRule="auto" w:before="0" w:after="60"/>
+        <w:spacing w:line="312" w:lineRule="auto" w:before="0" w:after="20"/>
+        <w:ind w:right="170" w:left="170"/>
         <w:jc w:val="right"/>
       </w:pPr>
       <w:r>
@@ -1060,8 +1180,10 @@
     </w:p>
     <w:p>
       <w:pPr>
+        <w:shd w:val="clear" w:color="auto" w:fill="f5f8fb"/>
         <w:bidi w:val="1"/>
-        <w:spacing w:line="312" w:lineRule="auto" w:before="0" w:after="60"/>
+        <w:spacing w:line="312" w:lineRule="auto" w:before="0" w:after="20"/>
+        <w:ind w:right="170" w:left="170"/>
         <w:jc w:val="right"/>
       </w:pPr>
       <w:r>
@@ -1088,8 +1210,10 @@
     </w:p>
     <w:p>
       <w:pPr>
+        <w:shd w:val="clear" w:color="auto" w:fill="f5f8fb"/>
         <w:bidi w:val="1"/>
-        <w:spacing w:line="312" w:lineRule="auto" w:before="0" w:after="60"/>
+        <w:spacing w:line="312" w:lineRule="auto" w:before="0" w:after="20"/>
+        <w:ind w:right="170" w:left="170"/>
         <w:jc w:val="right"/>
       </w:pPr>
       <w:r>
@@ -1116,8 +1240,10 @@
     </w:p>
     <w:p>
       <w:pPr>
+        <w:shd w:val="clear" w:color="auto" w:fill="f5f8fb"/>
         <w:bidi w:val="1"/>
-        <w:spacing w:line="312" w:lineRule="auto" w:before="0" w:after="60"/>
+        <w:spacing w:line="312" w:lineRule="auto" w:before="0" w:after="20"/>
+        <w:ind w:right="170" w:left="170"/>
         <w:jc w:val="right"/>
       </w:pPr>
       <w:r>
@@ -1144,8 +1270,10 @@
     </w:p>
     <w:p>
       <w:pPr>
+        <w:shd w:val="clear" w:color="auto" w:fill="f5f8fb"/>
         <w:bidi w:val="1"/>
-        <w:spacing w:line="312" w:lineRule="auto" w:before="0" w:after="60"/>
+        <w:spacing w:line="312" w:lineRule="auto" w:before="0" w:after="20"/>
+        <w:ind w:right="170" w:left="170"/>
         <w:jc w:val="right"/>
       </w:pPr>
       <w:r>
@@ -1172,8 +1300,10 @@
     </w:p>
     <w:p>
       <w:pPr>
+        <w:shd w:val="clear" w:color="auto" w:fill="f5f8fb"/>
         <w:bidi w:val="1"/>
-        <w:spacing w:line="312" w:lineRule="auto" w:before="0" w:after="60"/>
+        <w:spacing w:line="312" w:lineRule="auto" w:before="0" w:after="20"/>
+        <w:ind w:right="170" w:left="170"/>
         <w:jc w:val="right"/>
       </w:pPr>
       <w:r>
@@ -1200,8 +1330,10 @@
     </w:p>
     <w:p>
       <w:pPr>
+        <w:shd w:val="clear" w:color="auto" w:fill="f5f8fb"/>
         <w:bidi w:val="1"/>
-        <w:spacing w:line="312" w:lineRule="auto" w:before="0" w:after="60"/>
+        <w:spacing w:line="312" w:lineRule="auto" w:before="0" w:after="20"/>
+        <w:ind w:right="170" w:left="170"/>
         <w:jc w:val="right"/>
       </w:pPr>
       <w:r>
@@ -1228,9 +1360,13 @@
     </w:p>
     <w:p>
       <w:pPr>
-        <w:pStyle w:val="GPEHeading2"/>
+        <w:shd w:val="clear" w:color="auto" w:fill="eaf1f6"/>
+        <w:pBdr>
+          <w:right w:val="single" w:sz="24" w:space="6" w:color="b08d3f"/>
+        </w:pBdr>
         <w:bidi w:val="1"/>
         <w:spacing w:line="312" w:lineRule="auto" w:before="200" w:after="120"/>
+        <w:ind w:right="57"/>
         <w:jc w:val="right"/>
       </w:pPr>
       <w:r>
@@ -1241,7 +1377,7 @@
           <w:rtl w:val="1"/>
           <w:b/>
           <w:bCs/>
-          <w:color w:val="14203a"/>
+          <w:color w:val="123a52"/>
         </w:rPr>
         <w:t>ب) دایجستِ کامل و نکاتِ استخراج‌شده</w:t>
       </w:r>
@@ -1277,7 +1413,7 @@
           <w:rtl w:val="1"/>
           <w:b/>
           <w:bCs/>
-          <w:color w:val="14203a"/>
+          <w:color w:val="123a52"/>
         </w:rPr>
         <w:t>نکاتِ کلیدیِ استخراج‌شده:</w:t>
       </w:r>
@@ -1456,9 +1592,13 @@
     </w:p>
     <w:p>
       <w:pPr>
-        <w:pStyle w:val="GPEHeading2"/>
+        <w:shd w:val="clear" w:color="auto" w:fill="eaf1f6"/>
+        <w:pBdr>
+          <w:right w:val="single" w:sz="24" w:space="6" w:color="b08d3f"/>
+        </w:pBdr>
         <w:bidi w:val="1"/>
         <w:spacing w:line="312" w:lineRule="auto" w:before="200" w:after="120"/>
+        <w:ind w:right="57"/>
         <w:jc w:val="right"/>
       </w:pPr>
       <w:r>
@@ -1469,15 +1609,17 @@
           <w:rtl w:val="1"/>
           <w:b/>
           <w:bCs/>
-          <w:color w:val="14203a"/>
+          <w:color w:val="123a52"/>
         </w:rPr>
         <w:t>ج) کجا و چگونه در پژوهش به‌کار رفت</w:t>
       </w:r>
     </w:p>
     <w:p>
       <w:pPr>
+        <w:shd w:val="clear" w:color="auto" w:fill="f5f8fb"/>
         <w:bidi w:val="1"/>
-        <w:spacing w:line="312" w:lineRule="auto" w:before="0" w:after="60"/>
+        <w:spacing w:line="312" w:lineRule="auto" w:before="0" w:after="20"/>
+        <w:ind w:right="170" w:left="170"/>
         <w:jc w:val="right"/>
       </w:pPr>
       <w:r>
@@ -1504,8 +1646,10 @@
     </w:p>
     <w:p>
       <w:pPr>
+        <w:shd w:val="clear" w:color="auto" w:fill="f5f8fb"/>
         <w:bidi w:val="1"/>
-        <w:spacing w:line="312" w:lineRule="auto" w:before="0" w:after="60"/>
+        <w:spacing w:line="312" w:lineRule="auto" w:before="0" w:after="20"/>
+        <w:ind w:right="170" w:left="170"/>
         <w:jc w:val="right"/>
       </w:pPr>
       <w:r>
@@ -1549,9 +1693,13 @@
     </w:p>
     <w:p>
       <w:pPr>
-        <w:pStyle w:val="GPEHeading2"/>
+        <w:shd w:val="clear" w:color="auto" w:fill="eaf1f6"/>
+        <w:pBdr>
+          <w:right w:val="single" w:sz="24" w:space="6" w:color="b08d3f"/>
+        </w:pBdr>
         <w:bidi w:val="1"/>
         <w:spacing w:line="312" w:lineRule="auto" w:before="200" w:after="120"/>
+        <w:ind w:right="57"/>
         <w:jc w:val="right"/>
       </w:pPr>
       <w:r>
@@ -1562,7 +1710,7 @@
           <w:rtl w:val="1"/>
           <w:b/>
           <w:bCs/>
-          <w:color w:val="14203a"/>
+          <w:color w:val="123a52"/>
         </w:rPr>
         <w:t>د) سهمِ آن در بهینه‌سازیِ نتیجه‌گیری و سناریو</w:t>
       </w:r>
@@ -1617,7 +1765,9 @@
         <w:pBdr>
           <w:bottom w:val="single" w:sz="6" w:space="1" w:color="b08d3f"/>
         </w:pBdr>
-        <w:spacing w:after="40"/>
+        <w:bidi w:val="1"/>
+        <w:spacing w:line="312" w:lineRule="auto" w:before="0" w:after="40"/>
+        <w:jc w:val="right"/>
       </w:pPr>
     </w:p>
     <w:p>
@@ -1627,9 +1777,16 @@
     </w:p>
     <w:p>
       <w:pPr>
-        <w:pStyle w:val="GPEHeading1"/>
+        <w:shd w:val="clear" w:color="auto" w:fill="123a52"/>
+        <w:pBdr>
+          <w:top w:val="single" w:sz="2" w:space="6" w:color="123a52"/>
+          <w:bottom w:val="single" w:sz="2" w:space="6" w:color="123a52"/>
+          <w:left w:val="single" w:sz="2" w:space="6" w:color="123a52"/>
+          <w:right w:val="single" w:sz="2" w:space="6" w:color="123a52"/>
+        </w:pBdr>
         <w:bidi w:val="1"/>
-        <w:spacing w:line="312" w:lineRule="auto" w:before="280" w:after="120"/>
+        <w:spacing w:line="312" w:lineRule="auto" w:before="0" w:after="160"/>
+        <w:ind w:right="57" w:left="57"/>
         <w:jc w:val="right"/>
       </w:pPr>
       <w:r>
@@ -1640,16 +1797,20 @@
           <w:rtl w:val="1"/>
           <w:b/>
           <w:bCs/>
-          <w:color w:val="14203a"/>
+          <w:color w:val="ffffff"/>
         </w:rPr>
         <w:t>منبعِ ۳: چاباسون و اِژه (۲۰۱۹)</w:t>
       </w:r>
     </w:p>
     <w:p>
       <w:pPr>
-        <w:pStyle w:val="GPEHeading2"/>
+        <w:shd w:val="clear" w:color="auto" w:fill="eaf1f6"/>
+        <w:pBdr>
+          <w:right w:val="single" w:sz="24" w:space="6" w:color="b08d3f"/>
+        </w:pBdr>
         <w:bidi w:val="1"/>
         <w:spacing w:line="312" w:lineRule="auto" w:before="200" w:after="120"/>
+        <w:ind w:right="57"/>
         <w:jc w:val="right"/>
       </w:pPr>
       <w:r>
@@ -1660,15 +1821,17 @@
           <w:rtl w:val="1"/>
           <w:b/>
           <w:bCs/>
-          <w:color w:val="14203a"/>
+          <w:color w:val="123a52"/>
         </w:rPr>
         <w:t>الف) شناسنامهٔ کتاب‌شناختی</w:t>
       </w:r>
     </w:p>
     <w:p>
       <w:pPr>
+        <w:shd w:val="clear" w:color="auto" w:fill="f5f8fb"/>
         <w:bidi w:val="1"/>
-        <w:spacing w:line="312" w:lineRule="auto" w:before="0" w:after="60"/>
+        <w:spacing w:line="312" w:lineRule="auto" w:before="0" w:after="20"/>
+        <w:ind w:right="170" w:left="170"/>
         <w:jc w:val="right"/>
       </w:pPr>
       <w:r>
@@ -1695,8 +1858,10 @@
     </w:p>
     <w:p>
       <w:pPr>
+        <w:shd w:val="clear" w:color="auto" w:fill="f5f8fb"/>
         <w:bidi w:val="1"/>
-        <w:spacing w:line="312" w:lineRule="auto" w:before="0" w:after="60"/>
+        <w:spacing w:line="312" w:lineRule="auto" w:before="0" w:after="20"/>
+        <w:ind w:right="170" w:left="170"/>
         <w:jc w:val="right"/>
       </w:pPr>
       <w:r>
@@ -1723,8 +1888,10 @@
     </w:p>
     <w:p>
       <w:pPr>
+        <w:shd w:val="clear" w:color="auto" w:fill="f5f8fb"/>
         <w:bidi w:val="1"/>
-        <w:spacing w:line="312" w:lineRule="auto" w:before="0" w:after="60"/>
+        <w:spacing w:line="312" w:lineRule="auto" w:before="0" w:after="20"/>
+        <w:ind w:right="170" w:left="170"/>
         <w:jc w:val="right"/>
       </w:pPr>
       <w:r>
@@ -1751,8 +1918,10 @@
     </w:p>
     <w:p>
       <w:pPr>
+        <w:shd w:val="clear" w:color="auto" w:fill="f5f8fb"/>
         <w:bidi w:val="1"/>
-        <w:spacing w:line="312" w:lineRule="auto" w:before="0" w:after="60"/>
+        <w:spacing w:line="312" w:lineRule="auto" w:before="0" w:after="20"/>
+        <w:ind w:right="170" w:left="170"/>
         <w:jc w:val="right"/>
       </w:pPr>
       <w:r>
@@ -1779,8 +1948,10 @@
     </w:p>
     <w:p>
       <w:pPr>
+        <w:shd w:val="clear" w:color="auto" w:fill="f5f8fb"/>
         <w:bidi w:val="1"/>
-        <w:spacing w:line="312" w:lineRule="auto" w:before="0" w:after="60"/>
+        <w:spacing w:line="312" w:lineRule="auto" w:before="0" w:after="20"/>
+        <w:ind w:right="170" w:left="170"/>
         <w:jc w:val="right"/>
       </w:pPr>
       <w:r>
@@ -1807,8 +1978,10 @@
     </w:p>
     <w:p>
       <w:pPr>
+        <w:shd w:val="clear" w:color="auto" w:fill="f5f8fb"/>
         <w:bidi w:val="1"/>
-        <w:spacing w:line="312" w:lineRule="auto" w:before="0" w:after="60"/>
+        <w:spacing w:line="312" w:lineRule="auto" w:before="0" w:after="20"/>
+        <w:ind w:right="170" w:left="170"/>
         <w:jc w:val="right"/>
       </w:pPr>
       <w:r>
@@ -1835,8 +2008,10 @@
     </w:p>
     <w:p>
       <w:pPr>
+        <w:shd w:val="clear" w:color="auto" w:fill="f5f8fb"/>
         <w:bidi w:val="1"/>
-        <w:spacing w:line="312" w:lineRule="auto" w:before="0" w:after="60"/>
+        <w:spacing w:line="312" w:lineRule="auto" w:before="0" w:after="20"/>
+        <w:ind w:right="170" w:left="170"/>
         <w:jc w:val="right"/>
       </w:pPr>
       <w:r>
@@ -1863,9 +2038,13 @@
     </w:p>
     <w:p>
       <w:pPr>
-        <w:pStyle w:val="GPEHeading2"/>
+        <w:shd w:val="clear" w:color="auto" w:fill="eaf1f6"/>
+        <w:pBdr>
+          <w:right w:val="single" w:sz="24" w:space="6" w:color="b08d3f"/>
+        </w:pBdr>
         <w:bidi w:val="1"/>
         <w:spacing w:line="312" w:lineRule="auto" w:before="200" w:after="120"/>
+        <w:ind w:right="57"/>
         <w:jc w:val="right"/>
       </w:pPr>
       <w:r>
@@ -1876,7 +2055,7 @@
           <w:rtl w:val="1"/>
           <w:b/>
           <w:bCs/>
-          <w:color w:val="14203a"/>
+          <w:color w:val="123a52"/>
         </w:rPr>
         <w:t>ب) دایجستِ کامل و نکاتِ استخراج‌شده</w:t>
       </w:r>
@@ -1912,7 +2091,7 @@
           <w:rtl w:val="1"/>
           <w:b/>
           <w:bCs/>
-          <w:color w:val="14203a"/>
+          <w:color w:val="123a52"/>
         </w:rPr>
         <w:t>نکاتِ کلیدیِ استخراج‌شده:</w:t>
       </w:r>
@@ -2091,9 +2270,13 @@
     </w:p>
     <w:p>
       <w:pPr>
-        <w:pStyle w:val="GPEHeading2"/>
+        <w:shd w:val="clear" w:color="auto" w:fill="eaf1f6"/>
+        <w:pBdr>
+          <w:right w:val="single" w:sz="24" w:space="6" w:color="b08d3f"/>
+        </w:pBdr>
         <w:bidi w:val="1"/>
         <w:spacing w:line="312" w:lineRule="auto" w:before="200" w:after="120"/>
+        <w:ind w:right="57"/>
         <w:jc w:val="right"/>
       </w:pPr>
       <w:r>
@@ -2104,15 +2287,17 @@
           <w:rtl w:val="1"/>
           <w:b/>
           <w:bCs/>
-          <w:color w:val="14203a"/>
+          <w:color w:val="123a52"/>
         </w:rPr>
         <w:t>ج) کجا و چگونه در پژوهش به‌کار رفت</w:t>
       </w:r>
     </w:p>
     <w:p>
       <w:pPr>
+        <w:shd w:val="clear" w:color="auto" w:fill="f5f8fb"/>
         <w:bidi w:val="1"/>
-        <w:spacing w:line="312" w:lineRule="auto" w:before="0" w:after="60"/>
+        <w:spacing w:line="312" w:lineRule="auto" w:before="0" w:after="20"/>
+        <w:ind w:right="170" w:left="170"/>
         <w:jc w:val="right"/>
       </w:pPr>
       <w:r>
@@ -2139,8 +2324,10 @@
     </w:p>
     <w:p>
       <w:pPr>
+        <w:shd w:val="clear" w:color="auto" w:fill="f5f8fb"/>
         <w:bidi w:val="1"/>
-        <w:spacing w:line="312" w:lineRule="auto" w:before="0" w:after="60"/>
+        <w:spacing w:line="312" w:lineRule="auto" w:before="0" w:after="20"/>
+        <w:ind w:right="170" w:left="170"/>
         <w:jc w:val="right"/>
       </w:pPr>
       <w:r>
@@ -2184,9 +2371,13 @@
     </w:p>
     <w:p>
       <w:pPr>
-        <w:pStyle w:val="GPEHeading2"/>
+        <w:shd w:val="clear" w:color="auto" w:fill="eaf1f6"/>
+        <w:pBdr>
+          <w:right w:val="single" w:sz="24" w:space="6" w:color="b08d3f"/>
+        </w:pBdr>
         <w:bidi w:val="1"/>
         <w:spacing w:line="312" w:lineRule="auto" w:before="200" w:after="120"/>
+        <w:ind w:right="57"/>
         <w:jc w:val="right"/>
       </w:pPr>
       <w:r>
@@ -2197,7 +2388,7 @@
           <w:rtl w:val="1"/>
           <w:b/>
           <w:bCs/>
-          <w:color w:val="14203a"/>
+          <w:color w:val="123a52"/>
         </w:rPr>
         <w:t>د) سهمِ آن در بهینه‌سازیِ نتیجه‌گیری و سناریو</w:t>
       </w:r>
@@ -2252,7 +2443,9 @@
         <w:pBdr>
           <w:bottom w:val="single" w:sz="6" w:space="1" w:color="b08d3f"/>
         </w:pBdr>
-        <w:spacing w:after="40"/>
+        <w:bidi w:val="1"/>
+        <w:spacing w:line="312" w:lineRule="auto" w:before="0" w:after="40"/>
+        <w:jc w:val="right"/>
       </w:pPr>
     </w:p>
     <w:p>
@@ -2262,9 +2455,16 @@
     </w:p>
     <w:p>
       <w:pPr>
-        <w:pStyle w:val="GPEHeading1"/>
+        <w:shd w:val="clear" w:color="auto" w:fill="123a52"/>
+        <w:pBdr>
+          <w:top w:val="single" w:sz="2" w:space="6" w:color="123a52"/>
+          <w:bottom w:val="single" w:sz="2" w:space="6" w:color="123a52"/>
+          <w:left w:val="single" w:sz="2" w:space="6" w:color="123a52"/>
+          <w:right w:val="single" w:sz="2" w:space="6" w:color="123a52"/>
+        </w:pBdr>
         <w:bidi w:val="1"/>
-        <w:spacing w:line="312" w:lineRule="auto" w:before="280" w:after="120"/>
+        <w:spacing w:line="312" w:lineRule="auto" w:before="0" w:after="160"/>
+        <w:ind w:right="57" w:left="57"/>
         <w:jc w:val="right"/>
       </w:pPr>
       <w:r>
@@ -2275,16 +2475,20 @@
           <w:rtl w:val="1"/>
           <w:b/>
           <w:bCs/>
-          <w:color w:val="14203a"/>
+          <w:color w:val="ffffff"/>
         </w:rPr>
         <w:t>منبعِ ۴: کمیسیون حقوق بین‌الملل (کوسکِنیِمی) (۲۰۰۶)</w:t>
       </w:r>
     </w:p>
     <w:p>
       <w:pPr>
-        <w:pStyle w:val="GPEHeading2"/>
+        <w:shd w:val="clear" w:color="auto" w:fill="eaf1f6"/>
+        <w:pBdr>
+          <w:right w:val="single" w:sz="24" w:space="6" w:color="b08d3f"/>
+        </w:pBdr>
         <w:bidi w:val="1"/>
         <w:spacing w:line="312" w:lineRule="auto" w:before="200" w:after="120"/>
+        <w:ind w:right="57"/>
         <w:jc w:val="right"/>
       </w:pPr>
       <w:r>
@@ -2295,15 +2499,17 @@
           <w:rtl w:val="1"/>
           <w:b/>
           <w:bCs/>
-          <w:color w:val="14203a"/>
+          <w:color w:val="123a52"/>
         </w:rPr>
         <w:t>الف) شناسنامهٔ کتاب‌شناختی</w:t>
       </w:r>
     </w:p>
     <w:p>
       <w:pPr>
+        <w:shd w:val="clear" w:color="auto" w:fill="f5f8fb"/>
         <w:bidi w:val="1"/>
-        <w:spacing w:line="312" w:lineRule="auto" w:before="0" w:after="60"/>
+        <w:spacing w:line="312" w:lineRule="auto" w:before="0" w:after="20"/>
+        <w:ind w:right="170" w:left="170"/>
         <w:jc w:val="right"/>
       </w:pPr>
       <w:r>
@@ -2330,8 +2536,10 @@
     </w:p>
     <w:p>
       <w:pPr>
+        <w:shd w:val="clear" w:color="auto" w:fill="f5f8fb"/>
         <w:bidi w:val="1"/>
-        <w:spacing w:line="312" w:lineRule="auto" w:before="0" w:after="60"/>
+        <w:spacing w:line="312" w:lineRule="auto" w:before="0" w:after="20"/>
+        <w:ind w:right="170" w:left="170"/>
         <w:jc w:val="right"/>
       </w:pPr>
       <w:r>
@@ -2358,8 +2566,10 @@
     </w:p>
     <w:p>
       <w:pPr>
+        <w:shd w:val="clear" w:color="auto" w:fill="f5f8fb"/>
         <w:bidi w:val="1"/>
-        <w:spacing w:line="312" w:lineRule="auto" w:before="0" w:after="60"/>
+        <w:spacing w:line="312" w:lineRule="auto" w:before="0" w:after="20"/>
+        <w:ind w:right="170" w:left="170"/>
         <w:jc w:val="right"/>
       </w:pPr>
       <w:r>
@@ -2386,8 +2596,10 @@
     </w:p>
     <w:p>
       <w:pPr>
+        <w:shd w:val="clear" w:color="auto" w:fill="f5f8fb"/>
         <w:bidi w:val="1"/>
-        <w:spacing w:line="312" w:lineRule="auto" w:before="0" w:after="60"/>
+        <w:spacing w:line="312" w:lineRule="auto" w:before="0" w:after="20"/>
+        <w:ind w:right="170" w:left="170"/>
         <w:jc w:val="right"/>
       </w:pPr>
       <w:r>
@@ -2414,8 +2626,10 @@
     </w:p>
     <w:p>
       <w:pPr>
+        <w:shd w:val="clear" w:color="auto" w:fill="f5f8fb"/>
         <w:bidi w:val="1"/>
-        <w:spacing w:line="312" w:lineRule="auto" w:before="0" w:after="60"/>
+        <w:spacing w:line="312" w:lineRule="auto" w:before="0" w:after="20"/>
+        <w:ind w:right="170" w:left="170"/>
         <w:jc w:val="right"/>
       </w:pPr>
       <w:r>
@@ -2442,8 +2656,10 @@
     </w:p>
     <w:p>
       <w:pPr>
+        <w:shd w:val="clear" w:color="auto" w:fill="f5f8fb"/>
         <w:bidi w:val="1"/>
-        <w:spacing w:line="312" w:lineRule="auto" w:before="0" w:after="60"/>
+        <w:spacing w:line="312" w:lineRule="auto" w:before="0" w:after="20"/>
+        <w:ind w:right="170" w:left="170"/>
         <w:jc w:val="right"/>
       </w:pPr>
       <w:r>
@@ -2470,8 +2686,10 @@
     </w:p>
     <w:p>
       <w:pPr>
+        <w:shd w:val="clear" w:color="auto" w:fill="f5f8fb"/>
         <w:bidi w:val="1"/>
-        <w:spacing w:line="312" w:lineRule="auto" w:before="0" w:after="60"/>
+        <w:spacing w:line="312" w:lineRule="auto" w:before="0" w:after="20"/>
+        <w:ind w:right="170" w:left="170"/>
         <w:jc w:val="right"/>
       </w:pPr>
       <w:r>
@@ -2498,9 +2716,13 @@
     </w:p>
     <w:p>
       <w:pPr>
-        <w:pStyle w:val="GPEHeading2"/>
+        <w:shd w:val="clear" w:color="auto" w:fill="eaf1f6"/>
+        <w:pBdr>
+          <w:right w:val="single" w:sz="24" w:space="6" w:color="b08d3f"/>
+        </w:pBdr>
         <w:bidi w:val="1"/>
         <w:spacing w:line="312" w:lineRule="auto" w:before="200" w:after="120"/>
+        <w:ind w:right="57"/>
         <w:jc w:val="right"/>
       </w:pPr>
       <w:r>
@@ -2511,7 +2733,7 @@
           <w:rtl w:val="1"/>
           <w:b/>
           <w:bCs/>
-          <w:color w:val="14203a"/>
+          <w:color w:val="123a52"/>
         </w:rPr>
         <w:t>ب) دایجستِ کامل و نکاتِ استخراج‌شده</w:t>
       </w:r>
@@ -2547,7 +2769,7 @@
           <w:rtl w:val="1"/>
           <w:b/>
           <w:bCs/>
-          <w:color w:val="14203a"/>
+          <w:color w:val="123a52"/>
         </w:rPr>
         <w:t>نکاتِ کلیدیِ استخراج‌شده:</w:t>
       </w:r>
@@ -2726,9 +2948,13 @@
     </w:p>
     <w:p>
       <w:pPr>
-        <w:pStyle w:val="GPEHeading2"/>
+        <w:shd w:val="clear" w:color="auto" w:fill="eaf1f6"/>
+        <w:pBdr>
+          <w:right w:val="single" w:sz="24" w:space="6" w:color="b08d3f"/>
+        </w:pBdr>
         <w:bidi w:val="1"/>
         <w:spacing w:line="312" w:lineRule="auto" w:before="200" w:after="120"/>
+        <w:ind w:right="57"/>
         <w:jc w:val="right"/>
       </w:pPr>
       <w:r>
@@ -2739,15 +2965,17 @@
           <w:rtl w:val="1"/>
           <w:b/>
           <w:bCs/>
-          <w:color w:val="14203a"/>
+          <w:color w:val="123a52"/>
         </w:rPr>
         <w:t>ج) کجا و چگونه در پژوهش به‌کار رفت</w:t>
       </w:r>
     </w:p>
     <w:p>
       <w:pPr>
+        <w:shd w:val="clear" w:color="auto" w:fill="f5f8fb"/>
         <w:bidi w:val="1"/>
-        <w:spacing w:line="312" w:lineRule="auto" w:before="0" w:after="60"/>
+        <w:spacing w:line="312" w:lineRule="auto" w:before="0" w:after="20"/>
+        <w:ind w:right="170" w:left="170"/>
         <w:jc w:val="right"/>
       </w:pPr>
       <w:r>
@@ -2774,8 +3002,10 @@
     </w:p>
     <w:p>
       <w:pPr>
+        <w:shd w:val="clear" w:color="auto" w:fill="f5f8fb"/>
         <w:bidi w:val="1"/>
-        <w:spacing w:line="312" w:lineRule="auto" w:before="0" w:after="60"/>
+        <w:spacing w:line="312" w:lineRule="auto" w:before="0" w:after="20"/>
+        <w:ind w:right="170" w:left="170"/>
         <w:jc w:val="right"/>
       </w:pPr>
       <w:r>
@@ -2819,9 +3049,13 @@
     </w:p>
     <w:p>
       <w:pPr>
-        <w:pStyle w:val="GPEHeading2"/>
+        <w:shd w:val="clear" w:color="auto" w:fill="eaf1f6"/>
+        <w:pBdr>
+          <w:right w:val="single" w:sz="24" w:space="6" w:color="b08d3f"/>
+        </w:pBdr>
         <w:bidi w:val="1"/>
         <w:spacing w:line="312" w:lineRule="auto" w:before="200" w:after="120"/>
+        <w:ind w:right="57"/>
         <w:jc w:val="right"/>
       </w:pPr>
       <w:r>
@@ -2832,7 +3066,7 @@
           <w:rtl w:val="1"/>
           <w:b/>
           <w:bCs/>
-          <w:color w:val="14203a"/>
+          <w:color w:val="123a52"/>
         </w:rPr>
         <w:t>د) سهمِ آن در بهینه‌سازیِ نتیجه‌گیری و سناریو</w:t>
       </w:r>
@@ -2887,7 +3121,9 @@
         <w:pBdr>
           <w:bottom w:val="single" w:sz="6" w:space="1" w:color="b08d3f"/>
         </w:pBdr>
-        <w:spacing w:after="40"/>
+        <w:bidi w:val="1"/>
+        <w:spacing w:line="312" w:lineRule="auto" w:before="0" w:after="40"/>
+        <w:jc w:val="right"/>
       </w:pPr>
     </w:p>
     <w:p>
@@ -2897,9 +3133,16 @@
     </w:p>
     <w:p>
       <w:pPr>
-        <w:pStyle w:val="GPEHeading1"/>
+        <w:shd w:val="clear" w:color="auto" w:fill="123a52"/>
+        <w:pBdr>
+          <w:top w:val="single" w:sz="2" w:space="6" w:color="123a52"/>
+          <w:bottom w:val="single" w:sz="2" w:space="6" w:color="123a52"/>
+          <w:left w:val="single" w:sz="2" w:space="6" w:color="123a52"/>
+          <w:right w:val="single" w:sz="2" w:space="6" w:color="123a52"/>
+        </w:pBdr>
         <w:bidi w:val="1"/>
-        <w:spacing w:line="312" w:lineRule="auto" w:before="280" w:after="120"/>
+        <w:spacing w:line="312" w:lineRule="auto" w:before="0" w:after="160"/>
+        <w:ind w:right="57" w:left="57"/>
         <w:jc w:val="right"/>
       </w:pPr>
       <w:r>
@@ -2910,16 +3153,20 @@
           <w:rtl w:val="1"/>
           <w:b/>
           <w:bCs/>
-          <w:color w:val="14203a"/>
+          <w:color w:val="ffffff"/>
         </w:rPr>
         <w:t>منبعِ ۵: داموآ و همکاران (۲۰۲۶)</w:t>
       </w:r>
     </w:p>
     <w:p>
       <w:pPr>
-        <w:pStyle w:val="GPEHeading2"/>
+        <w:shd w:val="clear" w:color="auto" w:fill="eaf1f6"/>
+        <w:pBdr>
+          <w:right w:val="single" w:sz="24" w:space="6" w:color="b08d3f"/>
+        </w:pBdr>
         <w:bidi w:val="1"/>
         <w:spacing w:line="312" w:lineRule="auto" w:before="200" w:after="120"/>
+        <w:ind w:right="57"/>
         <w:jc w:val="right"/>
       </w:pPr>
       <w:r>
@@ -2930,15 +3177,17 @@
           <w:rtl w:val="1"/>
           <w:b/>
           <w:bCs/>
-          <w:color w:val="14203a"/>
+          <w:color w:val="123a52"/>
         </w:rPr>
         <w:t>الف) شناسنامهٔ کتاب‌شناختی</w:t>
       </w:r>
     </w:p>
     <w:p>
       <w:pPr>
+        <w:shd w:val="clear" w:color="auto" w:fill="f5f8fb"/>
         <w:bidi w:val="1"/>
-        <w:spacing w:line="312" w:lineRule="auto" w:before="0" w:after="60"/>
+        <w:spacing w:line="312" w:lineRule="auto" w:before="0" w:after="20"/>
+        <w:ind w:right="170" w:left="170"/>
         <w:jc w:val="right"/>
       </w:pPr>
       <w:r>
@@ -2965,8 +3214,10 @@
     </w:p>
     <w:p>
       <w:pPr>
+        <w:shd w:val="clear" w:color="auto" w:fill="f5f8fb"/>
         <w:bidi w:val="1"/>
-        <w:spacing w:line="312" w:lineRule="auto" w:before="0" w:after="60"/>
+        <w:spacing w:line="312" w:lineRule="auto" w:before="0" w:after="20"/>
+        <w:ind w:right="170" w:left="170"/>
         <w:jc w:val="right"/>
       </w:pPr>
       <w:r>
@@ -2993,8 +3244,10 @@
     </w:p>
     <w:p>
       <w:pPr>
+        <w:shd w:val="clear" w:color="auto" w:fill="f5f8fb"/>
         <w:bidi w:val="1"/>
-        <w:spacing w:line="312" w:lineRule="auto" w:before="0" w:after="60"/>
+        <w:spacing w:line="312" w:lineRule="auto" w:before="0" w:after="20"/>
+        <w:ind w:right="170" w:left="170"/>
         <w:jc w:val="right"/>
       </w:pPr>
       <w:r>
@@ -3021,8 +3274,10 @@
     </w:p>
     <w:p>
       <w:pPr>
+        <w:shd w:val="clear" w:color="auto" w:fill="f5f8fb"/>
         <w:bidi w:val="1"/>
-        <w:spacing w:line="312" w:lineRule="auto" w:before="0" w:after="60"/>
+        <w:spacing w:line="312" w:lineRule="auto" w:before="0" w:after="20"/>
+        <w:ind w:right="170" w:left="170"/>
         <w:jc w:val="right"/>
       </w:pPr>
       <w:r>
@@ -3049,8 +3304,10 @@
     </w:p>
     <w:p>
       <w:pPr>
+        <w:shd w:val="clear" w:color="auto" w:fill="f5f8fb"/>
         <w:bidi w:val="1"/>
-        <w:spacing w:line="312" w:lineRule="auto" w:before="0" w:after="60"/>
+        <w:spacing w:line="312" w:lineRule="auto" w:before="0" w:after="20"/>
+        <w:ind w:right="170" w:left="170"/>
         <w:jc w:val="right"/>
       </w:pPr>
       <w:r>
@@ -3077,8 +3334,10 @@
     </w:p>
     <w:p>
       <w:pPr>
+        <w:shd w:val="clear" w:color="auto" w:fill="f5f8fb"/>
         <w:bidi w:val="1"/>
-        <w:spacing w:line="312" w:lineRule="auto" w:before="0" w:after="60"/>
+        <w:spacing w:line="312" w:lineRule="auto" w:before="0" w:after="20"/>
+        <w:ind w:right="170" w:left="170"/>
         <w:jc w:val="right"/>
       </w:pPr>
       <w:r>
@@ -3105,8 +3364,10 @@
     </w:p>
     <w:p>
       <w:pPr>
+        <w:shd w:val="clear" w:color="auto" w:fill="f5f8fb"/>
         <w:bidi w:val="1"/>
-        <w:spacing w:line="312" w:lineRule="auto" w:before="0" w:after="60"/>
+        <w:spacing w:line="312" w:lineRule="auto" w:before="0" w:after="20"/>
+        <w:ind w:right="170" w:left="170"/>
         <w:jc w:val="right"/>
       </w:pPr>
       <w:r>
@@ -3133,8 +3394,10 @@
     </w:p>
     <w:p>
       <w:pPr>
+        <w:shd w:val="clear" w:color="auto" w:fill="f5f8fb"/>
         <w:bidi w:val="1"/>
-        <w:spacing w:line="312" w:lineRule="auto" w:before="0" w:after="60"/>
+        <w:spacing w:line="312" w:lineRule="auto" w:before="0" w:after="20"/>
+        <w:ind w:right="170" w:left="170"/>
         <w:jc w:val="right"/>
       </w:pPr>
       <w:r>
@@ -3161,8 +3424,13 @@
     </w:p>
     <w:p>
       <w:pPr>
+        <w:shd w:val="clear" w:color="auto" w:fill="fbeceb"/>
+        <w:pBdr>
+          <w:right w:val="single" w:sz="18" w:space="6" w:color="b03a2e"/>
+        </w:pBdr>
         <w:bidi w:val="1"/>
         <w:spacing w:line="312" w:lineRule="auto" w:before="0" w:after="80"/>
+        <w:ind w:right="170" w:left="170"/>
         <w:jc w:val="both"/>
       </w:pPr>
       <w:r>
@@ -3189,9 +3457,13 @@
     </w:p>
     <w:p>
       <w:pPr>
-        <w:pStyle w:val="GPEHeading2"/>
+        <w:shd w:val="clear" w:color="auto" w:fill="eaf1f6"/>
+        <w:pBdr>
+          <w:right w:val="single" w:sz="24" w:space="6" w:color="b08d3f"/>
+        </w:pBdr>
         <w:bidi w:val="1"/>
         <w:spacing w:line="312" w:lineRule="auto" w:before="200" w:after="120"/>
+        <w:ind w:right="57"/>
         <w:jc w:val="right"/>
       </w:pPr>
       <w:r>
@@ -3202,7 +3474,7 @@
           <w:rtl w:val="1"/>
           <w:b/>
           <w:bCs/>
-          <w:color w:val="14203a"/>
+          <w:color w:val="123a52"/>
         </w:rPr>
         <w:t>ب) دایجستِ کامل و نکاتِ استخراج‌شده</w:t>
       </w:r>
@@ -3238,7 +3510,7 @@
           <w:rtl w:val="1"/>
           <w:b/>
           <w:bCs/>
-          <w:color w:val="14203a"/>
+          <w:color w:val="123a52"/>
         </w:rPr>
         <w:t>نکاتِ کلیدیِ استخراج‌شده:</w:t>
       </w:r>
@@ -3417,9 +3689,13 @@
     </w:p>
     <w:p>
       <w:pPr>
-        <w:pStyle w:val="GPEHeading2"/>
+        <w:shd w:val="clear" w:color="auto" w:fill="eaf1f6"/>
+        <w:pBdr>
+          <w:right w:val="single" w:sz="24" w:space="6" w:color="b08d3f"/>
+        </w:pBdr>
         <w:bidi w:val="1"/>
         <w:spacing w:line="312" w:lineRule="auto" w:before="200" w:after="120"/>
+        <w:ind w:right="57"/>
         <w:jc w:val="right"/>
       </w:pPr>
       <w:r>
@@ -3430,15 +3706,17 @@
           <w:rtl w:val="1"/>
           <w:b/>
           <w:bCs/>
-          <w:color w:val="14203a"/>
+          <w:color w:val="123a52"/>
         </w:rPr>
         <w:t>ج) کجا و چگونه در پژوهش به‌کار رفت</w:t>
       </w:r>
     </w:p>
     <w:p>
       <w:pPr>
+        <w:shd w:val="clear" w:color="auto" w:fill="f5f8fb"/>
         <w:bidi w:val="1"/>
-        <w:spacing w:line="312" w:lineRule="auto" w:before="0" w:after="60"/>
+        <w:spacing w:line="312" w:lineRule="auto" w:before="0" w:after="20"/>
+        <w:ind w:right="170" w:left="170"/>
         <w:jc w:val="right"/>
       </w:pPr>
       <w:r>
@@ -3465,8 +3743,10 @@
     </w:p>
     <w:p>
       <w:pPr>
+        <w:shd w:val="clear" w:color="auto" w:fill="f5f8fb"/>
         <w:bidi w:val="1"/>
-        <w:spacing w:line="312" w:lineRule="auto" w:before="0" w:after="60"/>
+        <w:spacing w:line="312" w:lineRule="auto" w:before="0" w:after="20"/>
+        <w:ind w:right="170" w:left="170"/>
         <w:jc w:val="right"/>
       </w:pPr>
       <w:r>
@@ -3510,9 +3790,13 @@
     </w:p>
     <w:p>
       <w:pPr>
-        <w:pStyle w:val="GPEHeading2"/>
+        <w:shd w:val="clear" w:color="auto" w:fill="eaf1f6"/>
+        <w:pBdr>
+          <w:right w:val="single" w:sz="24" w:space="6" w:color="b08d3f"/>
+        </w:pBdr>
         <w:bidi w:val="1"/>
         <w:spacing w:line="312" w:lineRule="auto" w:before="200" w:after="120"/>
+        <w:ind w:right="57"/>
         <w:jc w:val="right"/>
       </w:pPr>
       <w:r>
@@ -3523,7 +3807,7 @@
           <w:rtl w:val="1"/>
           <w:b/>
           <w:bCs/>
-          <w:color w:val="14203a"/>
+          <w:color w:val="123a52"/>
         </w:rPr>
         <w:t>د) سهمِ آن در بهینه‌سازیِ نتیجه‌گیری و سناریو</w:t>
       </w:r>
@@ -3578,7 +3862,9 @@
         <w:pBdr>
           <w:bottom w:val="single" w:sz="6" w:space="1" w:color="b08d3f"/>
         </w:pBdr>
-        <w:spacing w:after="40"/>
+        <w:bidi w:val="1"/>
+        <w:spacing w:line="312" w:lineRule="auto" w:before="0" w:after="40"/>
+        <w:jc w:val="right"/>
       </w:pPr>
     </w:p>
     <w:p>
@@ -3588,9 +3874,16 @@
     </w:p>
     <w:p>
       <w:pPr>
-        <w:pStyle w:val="GPEHeading1"/>
+        <w:shd w:val="clear" w:color="auto" w:fill="123a52"/>
+        <w:pBdr>
+          <w:top w:val="single" w:sz="2" w:space="6" w:color="123a52"/>
+          <w:bottom w:val="single" w:sz="2" w:space="6" w:color="123a52"/>
+          <w:left w:val="single" w:sz="2" w:space="6" w:color="123a52"/>
+          <w:right w:val="single" w:sz="2" w:space="6" w:color="123a52"/>
+        </w:pBdr>
         <w:bidi w:val="1"/>
-        <w:spacing w:line="312" w:lineRule="auto" w:before="280" w:after="120"/>
+        <w:spacing w:line="312" w:lineRule="auto" w:before="0" w:after="160"/>
+        <w:ind w:right="57" w:left="57"/>
         <w:jc w:val="right"/>
       </w:pPr>
       <w:r>
@@ -3601,16 +3894,20 @@
           <w:rtl w:val="1"/>
           <w:b/>
           <w:bCs/>
-          <w:color w:val="14203a"/>
+          <w:color w:val="ffffff"/>
         </w:rPr>
         <w:t>منبعِ ۶: پیش‌نویسِ پیمان (گروهِ حقوق‌دانان / IUCN) (۲۰۱۷)</w:t>
       </w:r>
     </w:p>
     <w:p>
       <w:pPr>
-        <w:pStyle w:val="GPEHeading2"/>
+        <w:shd w:val="clear" w:color="auto" w:fill="eaf1f6"/>
+        <w:pBdr>
+          <w:right w:val="single" w:sz="24" w:space="6" w:color="b08d3f"/>
+        </w:pBdr>
         <w:bidi w:val="1"/>
         <w:spacing w:line="312" w:lineRule="auto" w:before="200" w:after="120"/>
+        <w:ind w:right="57"/>
         <w:jc w:val="right"/>
       </w:pPr>
       <w:r>
@@ -3621,15 +3918,17 @@
           <w:rtl w:val="1"/>
           <w:b/>
           <w:bCs/>
-          <w:color w:val="14203a"/>
+          <w:color w:val="123a52"/>
         </w:rPr>
         <w:t>الف) شناسنامهٔ کتاب‌شناختی</w:t>
       </w:r>
     </w:p>
     <w:p>
       <w:pPr>
+        <w:shd w:val="clear" w:color="auto" w:fill="f5f8fb"/>
         <w:bidi w:val="1"/>
-        <w:spacing w:line="312" w:lineRule="auto" w:before="0" w:after="60"/>
+        <w:spacing w:line="312" w:lineRule="auto" w:before="0" w:after="20"/>
+        <w:ind w:right="170" w:left="170"/>
         <w:jc w:val="right"/>
       </w:pPr>
       <w:r>
@@ -3656,8 +3955,10 @@
     </w:p>
     <w:p>
       <w:pPr>
+        <w:shd w:val="clear" w:color="auto" w:fill="f5f8fb"/>
         <w:bidi w:val="1"/>
-        <w:spacing w:line="312" w:lineRule="auto" w:before="0" w:after="60"/>
+        <w:spacing w:line="312" w:lineRule="auto" w:before="0" w:after="20"/>
+        <w:ind w:right="170" w:left="170"/>
         <w:jc w:val="right"/>
       </w:pPr>
       <w:r>
@@ -3684,8 +3985,10 @@
     </w:p>
     <w:p>
       <w:pPr>
+        <w:shd w:val="clear" w:color="auto" w:fill="f5f8fb"/>
         <w:bidi w:val="1"/>
-        <w:spacing w:line="312" w:lineRule="auto" w:before="0" w:after="60"/>
+        <w:spacing w:line="312" w:lineRule="auto" w:before="0" w:after="20"/>
+        <w:ind w:right="170" w:left="170"/>
         <w:jc w:val="right"/>
       </w:pPr>
       <w:r>
@@ -3712,8 +4015,10 @@
     </w:p>
     <w:p>
       <w:pPr>
+        <w:shd w:val="clear" w:color="auto" w:fill="f5f8fb"/>
         <w:bidi w:val="1"/>
-        <w:spacing w:line="312" w:lineRule="auto" w:before="0" w:after="60"/>
+        <w:spacing w:line="312" w:lineRule="auto" w:before="0" w:after="20"/>
+        <w:ind w:right="170" w:left="170"/>
         <w:jc w:val="right"/>
       </w:pPr>
       <w:r>
@@ -3740,8 +4045,10 @@
     </w:p>
     <w:p>
       <w:pPr>
+        <w:shd w:val="clear" w:color="auto" w:fill="f5f8fb"/>
         <w:bidi w:val="1"/>
-        <w:spacing w:line="312" w:lineRule="auto" w:before="0" w:after="60"/>
+        <w:spacing w:line="312" w:lineRule="auto" w:before="0" w:after="20"/>
+        <w:ind w:right="170" w:left="170"/>
         <w:jc w:val="right"/>
       </w:pPr>
       <w:r>
@@ -3768,8 +4075,10 @@
     </w:p>
     <w:p>
       <w:pPr>
+        <w:shd w:val="clear" w:color="auto" w:fill="f5f8fb"/>
         <w:bidi w:val="1"/>
-        <w:spacing w:line="312" w:lineRule="auto" w:before="0" w:after="60"/>
+        <w:spacing w:line="312" w:lineRule="auto" w:before="0" w:after="20"/>
+        <w:ind w:right="170" w:left="170"/>
         <w:jc w:val="right"/>
       </w:pPr>
       <w:r>
@@ -3796,8 +4105,10 @@
     </w:p>
     <w:p>
       <w:pPr>
+        <w:shd w:val="clear" w:color="auto" w:fill="f5f8fb"/>
         <w:bidi w:val="1"/>
-        <w:spacing w:line="312" w:lineRule="auto" w:before="0" w:after="60"/>
+        <w:spacing w:line="312" w:lineRule="auto" w:before="0" w:after="20"/>
+        <w:ind w:right="170" w:left="170"/>
         <w:jc w:val="right"/>
       </w:pPr>
       <w:r>
@@ -3824,9 +4135,13 @@
     </w:p>
     <w:p>
       <w:pPr>
-        <w:pStyle w:val="GPEHeading2"/>
+        <w:shd w:val="clear" w:color="auto" w:fill="eaf1f6"/>
+        <w:pBdr>
+          <w:right w:val="single" w:sz="24" w:space="6" w:color="b08d3f"/>
+        </w:pBdr>
         <w:bidi w:val="1"/>
         <w:spacing w:line="312" w:lineRule="auto" w:before="200" w:after="120"/>
+        <w:ind w:right="57"/>
         <w:jc w:val="right"/>
       </w:pPr>
       <w:r>
@@ -3837,7 +4152,7 @@
           <w:rtl w:val="1"/>
           <w:b/>
           <w:bCs/>
-          <w:color w:val="14203a"/>
+          <w:color w:val="123a52"/>
         </w:rPr>
         <w:t>ب) دایجستِ کامل و نکاتِ استخراج‌شده</w:t>
       </w:r>
@@ -3873,7 +4188,7 @@
           <w:rtl w:val="1"/>
           <w:b/>
           <w:bCs/>
-          <w:color w:val="14203a"/>
+          <w:color w:val="123a52"/>
         </w:rPr>
         <w:t>نکاتِ کلیدیِ استخراج‌شده:</w:t>
       </w:r>
@@ -4023,9 +4338,13 @@
     </w:p>
     <w:p>
       <w:pPr>
-        <w:pStyle w:val="GPEHeading2"/>
+        <w:shd w:val="clear" w:color="auto" w:fill="eaf1f6"/>
+        <w:pBdr>
+          <w:right w:val="single" w:sz="24" w:space="6" w:color="b08d3f"/>
+        </w:pBdr>
         <w:bidi w:val="1"/>
         <w:spacing w:line="312" w:lineRule="auto" w:before="200" w:after="120"/>
+        <w:ind w:right="57"/>
         <w:jc w:val="right"/>
       </w:pPr>
       <w:r>
@@ -4036,15 +4355,17 @@
           <w:rtl w:val="1"/>
           <w:b/>
           <w:bCs/>
-          <w:color w:val="14203a"/>
+          <w:color w:val="123a52"/>
         </w:rPr>
         <w:t>ج) کجا و چگونه در پژوهش به‌کار رفت</w:t>
       </w:r>
     </w:p>
     <w:p>
       <w:pPr>
+        <w:shd w:val="clear" w:color="auto" w:fill="f5f8fb"/>
         <w:bidi w:val="1"/>
-        <w:spacing w:line="312" w:lineRule="auto" w:before="0" w:after="60"/>
+        <w:spacing w:line="312" w:lineRule="auto" w:before="0" w:after="20"/>
+        <w:ind w:right="170" w:left="170"/>
         <w:jc w:val="right"/>
       </w:pPr>
       <w:r>
@@ -4071,8 +4392,10 @@
     </w:p>
     <w:p>
       <w:pPr>
+        <w:shd w:val="clear" w:color="auto" w:fill="f5f8fb"/>
         <w:bidi w:val="1"/>
-        <w:spacing w:line="312" w:lineRule="auto" w:before="0" w:after="60"/>
+        <w:spacing w:line="312" w:lineRule="auto" w:before="0" w:after="20"/>
+        <w:ind w:right="170" w:left="170"/>
         <w:jc w:val="right"/>
       </w:pPr>
       <w:r>
@@ -4116,9 +4439,13 @@
     </w:p>
     <w:p>
       <w:pPr>
-        <w:pStyle w:val="GPEHeading2"/>
+        <w:shd w:val="clear" w:color="auto" w:fill="eaf1f6"/>
+        <w:pBdr>
+          <w:right w:val="single" w:sz="24" w:space="6" w:color="b08d3f"/>
+        </w:pBdr>
         <w:bidi w:val="1"/>
         <w:spacing w:line="312" w:lineRule="auto" w:before="200" w:after="120"/>
+        <w:ind w:right="57"/>
         <w:jc w:val="right"/>
       </w:pPr>
       <w:r>
@@ -4129,7 +4456,7 @@
           <w:rtl w:val="1"/>
           <w:b/>
           <w:bCs/>
-          <w:color w:val="14203a"/>
+          <w:color w:val="123a52"/>
         </w:rPr>
         <w:t>د) سهمِ آن در بهینه‌سازیِ نتیجه‌گیری و سناریو</w:t>
       </w:r>
@@ -4184,7 +4511,9 @@
         <w:pBdr>
           <w:bottom w:val="single" w:sz="6" w:space="1" w:color="b08d3f"/>
         </w:pBdr>
-        <w:spacing w:after="40"/>
+        <w:bidi w:val="1"/>
+        <w:spacing w:line="312" w:lineRule="auto" w:before="0" w:after="40"/>
+        <w:jc w:val="right"/>
       </w:pPr>
     </w:p>
     <w:p>
@@ -4194,9 +4523,16 @@
     </w:p>
     <w:p>
       <w:pPr>
-        <w:pStyle w:val="GPEHeading1"/>
+        <w:shd w:val="clear" w:color="auto" w:fill="123a52"/>
+        <w:pBdr>
+          <w:top w:val="single" w:sz="2" w:space="6" w:color="123a52"/>
+          <w:bottom w:val="single" w:sz="2" w:space="6" w:color="123a52"/>
+          <w:left w:val="single" w:sz="2" w:space="6" w:color="123a52"/>
+          <w:right w:val="single" w:sz="2" w:space="6" w:color="123a52"/>
+        </w:pBdr>
         <w:bidi w:val="1"/>
-        <w:spacing w:line="312" w:lineRule="auto" w:before="280" w:after="120"/>
+        <w:spacing w:line="312" w:lineRule="auto" w:before="0" w:after="160"/>
+        <w:ind w:right="57" w:left="57"/>
         <w:jc w:val="right"/>
       </w:pPr>
       <w:r>
@@ -4207,7 +4543,7 @@
           <w:rtl w:val="1"/>
           <w:b/>
           <w:bCs/>
-          <w:color w:val="14203a"/>
+          <w:color w:val="ffffff"/>
         </w:rPr>
         <w:t>جمع‌بندی: چگونه این منابع نتیجه‌گیریِ سناریوی ما را بهینه کردند</w:t>
       </w:r>
@@ -4266,9 +4602,16 @@
     <w:p/>
     <w:p>
       <w:pPr>
-        <w:pStyle w:val="GPEHeading1"/>
+        <w:shd w:val="clear" w:color="auto" w:fill="123a52"/>
+        <w:pBdr>
+          <w:top w:val="single" w:sz="2" w:space="6" w:color="123a52"/>
+          <w:bottom w:val="single" w:sz="2" w:space="6" w:color="123a52"/>
+          <w:left w:val="single" w:sz="2" w:space="6" w:color="123a52"/>
+          <w:right w:val="single" w:sz="2" w:space="6" w:color="123a52"/>
+        </w:pBdr>
         <w:bidi w:val="1"/>
-        <w:spacing w:line="312" w:lineRule="auto" w:before="280" w:after="120"/>
+        <w:spacing w:line="312" w:lineRule="auto" w:before="280" w:after="160"/>
+        <w:ind w:right="57" w:left="57"/>
         <w:jc w:val="right"/>
       </w:pPr>
       <w:r>
@@ -4279,7 +4622,7 @@
           <w:rtl w:val="1"/>
           <w:b/>
           <w:bCs/>
-          <w:color w:val="14203a"/>
+          <w:color w:val="ffffff"/>
         </w:rPr>
         <w:t>ارتقاهای عملیِ اعمال‌شده بر نتیجه‌گیری در پیِ این هضم</w:t>
       </w:r>
@@ -4498,7 +4841,9 @@
         <w:pBdr>
           <w:bottom w:val="single" w:sz="6" w:space="1" w:color="b08d3f"/>
         </w:pBdr>
-        <w:spacing w:after="40"/>
+        <w:bidi w:val="1"/>
+        <w:spacing w:line="312" w:lineRule="auto" w:before="0" w:after="40"/>
+        <w:jc w:val="right"/>
       </w:pPr>
     </w:p>
     <w:p>

--- a/web/گزارش_تحلیل_منابع.docx
+++ b/web/گزارش_تحلیل_منابع.docx
@@ -22,13 +22,13 @@
         <w:rPr>
           <w:rFonts w:ascii="Times New Roman" w:hAnsi="Times New Roman" w:cs="B Nazanin"/>
           <w:sz w:val="26"/>
-          <w:szCs w:val="44"/>
+          <w:szCs w:val="42"/>
           <w:rtl w:val="1"/>
           <w:b/>
           <w:bCs/>
           <w:color w:val="ffffff"/>
         </w:rPr>
-        <w:t>گزارشِ تفصیلیِ تحلیل و هضمِ منابعِ کلیدیِ پژوهش</w:t>
+        <w:t>گزارشِ تحلیلِ خلأها و ظرفیت‌های داده‌ایِ پژوهش</w:t>
       </w:r>
     </w:p>
     <w:p>
@@ -54,7 +54,7 @@
           <w:bCs/>
           <w:color w:val="ffffff"/>
         </w:rPr>
-        <w:t>شکل‌گیریِ پیمانِ جهانیِ محیط زیست و تأثیرات آن بر موافقت‌نامه‌های چندجانبهٔ محیط‌زیستی</w:t>
+        <w:t>داده‌های در دسترس، بهره‌برداریِ کم‌استفاده، و مسیرِ غنی‌سازیِ رساله</w:t>
       </w:r>
     </w:p>
     <w:p>
@@ -74,16 +74,15 @@
         <w:rPr>
           <w:rFonts w:ascii="Times New Roman" w:hAnsi="Times New Roman" w:cs="B Nazanin"/>
           <w:sz w:val="26"/>
-          <w:szCs w:val="26"/>
+          <w:szCs w:val="24"/>
           <w:rtl w:val="1"/>
           <w:b/>
           <w:bCs/>
           <w:color w:val="1a1205"/>
         </w:rPr>
-        <w:t>سندِ شفافیتِ استناد: از منبع تا نتیجه‌گیری</w:t>
+        <w:t>شکل‌گیریِ پیمانِ جهانیِ محیط زیست و تأثیرات آن بر موافقت‌نامه‌های چندجانبهٔ محیط‌زیستی</w:t>
       </w:r>
     </w:p>
-    <w:p/>
     <w:p/>
     <w:p/>
     <w:p/>
@@ -160,7 +159,7 @@
           <w:bCs/>
           <w:color w:val="ffffff"/>
         </w:rPr>
-        <w:t>مقدمه: روشِ هضم و تحلیلِ منابع</w:t>
+        <w:t>۱) چرا این گزارش؟ منطقِ تحلیلِ خلأها</w:t>
       </w:r>
     </w:p>
     <w:p>
@@ -177,7 +176,7 @@
           <w:szCs w:val="28"/>
           <w:rtl w:val="1"/>
         </w:rPr>
-        <w:t>این گزارش، حاصلِ «هضمِ» تحلیلیِ کاملِ منابعِ کلیدیِ آپلودی در سامانهٔ هوشمندِ پژوهش است. هر منبع به‌صورتِ مستقل واکاوی، نکاتِ راهبردیِ آن استخراج، و جایگاهِ دقیقِ آن در بدنهٔ رساله و در فرایندِ نتیجه‌گیری مشخص شده است. هدفِ این سند، شفاف‌سازیِ زنجیرهٔ استناد است: اینکه هر یافته از کجا آمده، در کدام فصل و کدام پرسشِ پژوهش به‌کار رفته، و چگونه به بهینه‌سازیِ نتیجه‌گیری در «سناریوی رسالهٔ ما» یاری رسانده است.</w:t>
+        <w:t>سامانهٔ هوشمندِ پژوهش (Project Brain) در جریانِ کاوشِ خودکارِ منابع، حجمِ بزرگی از دادهٔ ساخت‌یافته گرد آورد: ۱۹۸ منبعِ علمی، ۵۲۷ خلأِ پژوهشیِ استخراج‌شده، ۴۰۹ محورِ نوآوری، ۳۱۷ مضمونِ موضوعی، ۳۸ مقالهٔ عمیقاً کاویده‌شده و ۶ یافتهٔ کانونی. با این‌همه، پیش‌نویسِ نخستِ رساله تنها بخشِ کوچکی از این سرمایهٔ داده‌ای را به‌کار گرفته بود؛ بسیاری از منابع، خلأها و محورهای نوآوری «در دسترس اما نامُستفاد» مانده بودند.</w:t>
       </w:r>
     </w:p>
     <w:p>
@@ -194,224 +193,24 @@
           <w:szCs w:val="28"/>
           <w:rtl w:val="1"/>
         </w:rPr>
-        <w:t>روشِ کار بدین‌گونه بوده است: نخست متنِ کاملِ هر منبع پردازش و دایجست شده؛ سپس یافتهٔ اصلی، نقاطِ قوت و ضعفِ روش‌شناختیِ منبع، و «یادداشتِ استناد» (اینکه در کدام فصل و ذیلِ کدام پرسش به‌کار می‌آید) ثبت شده است. منابعِ داوری‌نشده (پیش‌چاپ) به‌صراحت علامت‌گذاری شده‌اند تا اعتبارِ علمیِ استناد خدشه‌دار نشود. آنچه در پی می‌آید، برای هر منبع شاملِ چهار بخش است: (۱) شناسنامهٔ کتاب‌شناختی، (۲) دایجستِ کامل و نکاتِ استخراج‌شده، (۳) کجا و چگونه در پژوهش به‌کار رفت، و (۴) سهمِ آن در بهینه‌سازیِ نتیجه‌گیری و سناریو. در پایان نیز بخشی مستقل به «ارتقاهای عملیِ اعمال‌شده بر نتیجه‌گیری در پیِ این هضم» اختصاص یافته است.</w:t>
-      </w:r>
-    </w:p>
-    <w:p/>
-    <w:p>
-      <w:pPr>
-        <w:shd w:val="clear" w:color="auto" w:fill="eaf1f6"/>
-        <w:pBdr>
-          <w:right w:val="single" w:sz="24" w:space="6" w:color="b08d3f"/>
-        </w:pBdr>
-        <w:bidi w:val="1"/>
-        <w:spacing w:line="312" w:lineRule="auto" w:before="200" w:after="120"/>
-        <w:ind w:right="57"/>
-        <w:jc w:val="right"/>
-      </w:pPr>
-      <w:r>
-        <w:rPr>
-          <w:rFonts w:ascii="Times New Roman" w:hAnsi="Times New Roman" w:cs="B Nazanin"/>
-          <w:sz w:val="24"/>
-          <w:szCs w:val="26"/>
-          <w:rtl w:val="1"/>
-          <w:b/>
-          <w:bCs/>
-          <w:color w:val="123a52"/>
-        </w:rPr>
-        <w:t>فهرستِ منابعِ بررسی‌شده</w:t>
+        <w:t>هدفِ این گزارش، شفاف‌سازیِ همین «شکافِ بهره‌برداری» است: نخست نشان می‌دهد چه داده‌ای در اختیار بود، سپس مشخص می‌کند کدام بخش کم‌استفاده مانده بود، و در پایان توضیح می‌دهد که در مرحلهٔ غنی‌سازی، هر دستهٔ داده چگونه و در کدام فصلِ رساله به‌کار گرفته شد تا بدنهٔ استدلال، پشتوانهٔ استنادی و عمقِ تحلیلیِ رساله به سطحِ استانداردِ رسالهٔ دکتری برسد.</w:t>
       </w:r>
     </w:p>
     <w:p>
       <w:pPr>
-        <w:pBdr>
-          <w:bottom w:val="single" w:sz="4" w:space="3" w:color="dfe6ee"/>
-        </w:pBdr>
         <w:bidi w:val="1"/>
-        <w:spacing w:line="312" w:lineRule="auto" w:before="0" w:after="80"/>
-        <w:ind w:right="113"/>
-        <w:jc w:val="right"/>
-      </w:pPr>
-      <w:r>
-        <w:rPr>
-          <w:rFonts w:ascii="Times New Roman" w:hAnsi="Times New Roman" w:cs="B Nazanin"/>
-          <w:sz w:val="24"/>
-          <w:szCs w:val="28"/>
-          <w:rtl w:val="1"/>
-          <w:b/>
-          <w:bCs/>
-          <w:color w:val="b08d3f"/>
-        </w:rPr>
-        <w:t xml:space="preserve">۱. </w:t>
-      </w:r>
+        <w:spacing w:line="312" w:lineRule="auto" w:before="0" w:after="120"/>
+        <w:ind w:firstLine="340"/>
+        <w:jc w:val="both"/>
+      </w:pPr>
       <w:r>
         <w:rPr>
           <w:rFonts w:ascii="Times New Roman" w:hAnsi="Times New Roman" w:cs="B Nazanin"/>
           <w:sz w:val="22"/>
-          <w:szCs w:val="24"/>
+          <w:szCs w:val="28"/>
           <w:rtl w:val="1"/>
         </w:rPr>
-        <w:t>تیگره (۲۰۲۲) — تحولِ حقوق بین‌الملل محیط زیست در میانهٔ بن‌بستِ سیاسی: حقوقِ محیط‌زیستی همچون زمینهٔ مشترک</w:t>
-      </w:r>
-    </w:p>
-    <w:p>
-      <w:pPr>
-        <w:pBdr>
-          <w:bottom w:val="single" w:sz="4" w:space="3" w:color="dfe6ee"/>
-        </w:pBdr>
-        <w:bidi w:val="1"/>
-        <w:spacing w:line="312" w:lineRule="auto" w:before="0" w:after="80"/>
-        <w:ind w:right="113"/>
-        <w:jc w:val="right"/>
-      </w:pPr>
-      <w:r>
-        <w:rPr>
-          <w:rFonts w:ascii="Times New Roman" w:hAnsi="Times New Roman" w:cs="B Nazanin"/>
-          <w:sz w:val="24"/>
-          <w:szCs w:val="28"/>
-          <w:rtl w:val="1"/>
-          <w:b/>
-          <w:bCs/>
-          <w:color w:val="b08d3f"/>
-        </w:rPr>
-        <w:t xml:space="preserve">۲. </w:t>
-      </w:r>
-      <w:r>
-        <w:rPr>
-          <w:rFonts w:ascii="Times New Roman" w:hAnsi="Times New Roman" w:cs="B Nazanin"/>
-          <w:sz w:val="22"/>
-          <w:szCs w:val="24"/>
-          <w:rtl w:val="1"/>
-        </w:rPr>
-        <w:t>تیلر (۲۰۱۸) — آیا اهدافِ پیمانِ جهانیِ پیشنهادیِ محیط زیست مطلوب‌اند و آیا پیمان ارزش‌افزوده‌ای به حقوق بین‌الملل محیط زیست می‌افزاید؟</w:t>
-      </w:r>
-    </w:p>
-    <w:p>
-      <w:pPr>
-        <w:pBdr>
-          <w:bottom w:val="single" w:sz="4" w:space="3" w:color="dfe6ee"/>
-        </w:pBdr>
-        <w:bidi w:val="1"/>
-        <w:spacing w:line="312" w:lineRule="auto" w:before="0" w:after="80"/>
-        <w:ind w:right="113"/>
-        <w:jc w:val="right"/>
-      </w:pPr>
-      <w:r>
-        <w:rPr>
-          <w:rFonts w:ascii="Times New Roman" w:hAnsi="Times New Roman" w:cs="B Nazanin"/>
-          <w:sz w:val="24"/>
-          <w:szCs w:val="28"/>
-          <w:rtl w:val="1"/>
-          <w:b/>
-          <w:bCs/>
-          <w:color w:val="b08d3f"/>
-        </w:rPr>
-        <w:t xml:space="preserve">۳. </w:t>
-      </w:r>
-      <w:r>
-        <w:rPr>
-          <w:rFonts w:ascii="Times New Roman" w:hAnsi="Times New Roman" w:cs="B Nazanin"/>
-          <w:sz w:val="22"/>
-          <w:szCs w:val="24"/>
-          <w:rtl w:val="1"/>
-        </w:rPr>
-        <w:t>چاباسون و اِژه (۲۰۱۹) — شکستِ پیمانِ جهانیِ محیط زیست: فرصتی ازدست‌رفته یا تیری ازکنارگذشته؟</w:t>
-      </w:r>
-    </w:p>
-    <w:p>
-      <w:pPr>
-        <w:pBdr>
-          <w:bottom w:val="single" w:sz="4" w:space="3" w:color="dfe6ee"/>
-        </w:pBdr>
-        <w:bidi w:val="1"/>
-        <w:spacing w:line="312" w:lineRule="auto" w:before="0" w:after="80"/>
-        <w:ind w:right="113"/>
-        <w:jc w:val="right"/>
-      </w:pPr>
-      <w:r>
-        <w:rPr>
-          <w:rFonts w:ascii="Times New Roman" w:hAnsi="Times New Roman" w:cs="B Nazanin"/>
-          <w:sz w:val="24"/>
-          <w:szCs w:val="28"/>
-          <w:rtl w:val="1"/>
-          <w:b/>
-          <w:bCs/>
-          <w:color w:val="b08d3f"/>
-        </w:rPr>
-        <w:t xml:space="preserve">۴. </w:t>
-      </w:r>
-      <w:r>
-        <w:rPr>
-          <w:rFonts w:ascii="Times New Roman" w:hAnsi="Times New Roman" w:cs="B Nazanin"/>
-          <w:sz w:val="22"/>
-          <w:szCs w:val="24"/>
-          <w:rtl w:val="1"/>
-        </w:rPr>
-        <w:t>کمیسیون حقوق بین‌الملل (کوسکِنیِمی) (۲۰۰۶) — نتیجه‌گیریِ کارِ گروهِ مطالعاتیِ چندپارگیِ حقوق بین‌الملل: دشواری‌های ناشی از تنوع و گسترشِ حقوق بین‌الملل</w:t>
-      </w:r>
-    </w:p>
-    <w:p>
-      <w:pPr>
-        <w:pBdr>
-          <w:bottom w:val="single" w:sz="4" w:space="3" w:color="dfe6ee"/>
-        </w:pBdr>
-        <w:bidi w:val="1"/>
-        <w:spacing w:line="312" w:lineRule="auto" w:before="0" w:after="80"/>
-        <w:ind w:right="113"/>
-        <w:jc w:val="right"/>
-      </w:pPr>
-      <w:r>
-        <w:rPr>
-          <w:rFonts w:ascii="Times New Roman" w:hAnsi="Times New Roman" w:cs="B Nazanin"/>
-          <w:sz w:val="24"/>
-          <w:szCs w:val="28"/>
-          <w:rtl w:val="1"/>
-          <w:b/>
-          <w:bCs/>
-          <w:color w:val="b08d3f"/>
-        </w:rPr>
-        <w:t xml:space="preserve">۵. </w:t>
-      </w:r>
-      <w:r>
-        <w:rPr>
-          <w:rFonts w:ascii="Times New Roman" w:hAnsi="Times New Roman" w:cs="B Nazanin"/>
-          <w:sz w:val="22"/>
-          <w:szCs w:val="24"/>
-          <w:rtl w:val="1"/>
-        </w:rPr>
-        <w:t>⚠ داموآ و همکاران (۲۰۲۶) — بن‌بست در انتروپوسن: معاهداتِ ناکارآمد و کشمکش بر سرِ حکمرانیِ سیّاره‌ای</w:t>
-      </w:r>
-    </w:p>
-    <w:p>
-      <w:pPr>
-        <w:pBdr>
-          <w:bottom w:val="single" w:sz="4" w:space="3" w:color="dfe6ee"/>
-        </w:pBdr>
-        <w:bidi w:val="1"/>
-        <w:spacing w:line="312" w:lineRule="auto" w:before="0" w:after="80"/>
-        <w:ind w:right="113"/>
-        <w:jc w:val="right"/>
-      </w:pPr>
-      <w:r>
-        <w:rPr>
-          <w:rFonts w:ascii="Times New Roman" w:hAnsi="Times New Roman" w:cs="B Nazanin"/>
-          <w:sz w:val="24"/>
-          <w:szCs w:val="28"/>
-          <w:rtl w:val="1"/>
-          <w:b/>
-          <w:bCs/>
-          <w:color w:val="b08d3f"/>
-        </w:rPr>
-        <w:t xml:space="preserve">۶. </w:t>
-      </w:r>
-      <w:r>
-        <w:rPr>
-          <w:rFonts w:ascii="Times New Roman" w:hAnsi="Times New Roman" w:cs="B Nazanin"/>
-          <w:sz w:val="22"/>
-          <w:szCs w:val="24"/>
-          <w:rtl w:val="1"/>
-        </w:rPr>
-        <w:t>پیش‌نویسِ پیمان (گروهِ حقوق‌دانان / IUCN) (۲۰۱۷) — پیش‌نویسِ پیمانِ جهانیِ محیط زیست — ۲۶ ماده</w:t>
+        <w:t>اصلِ راهنما در سراسرِ این فرایند، «صداقتِ استنادی» بوده است: هیچ گزاره‌ای بدون پشتوانهٔ منبعِ معتبر افزوده نشد، منابعِ داوری‌نشده (پیش‌چاپ) به‌صراحت علامت‌گذاری شدند، و ترتیبِ منابع بر پایهٔ آیین‌نامهٔ نگارشِ رسالهٔ ۱۴۰۰ (نخست منابعِ فارسی، سپس لاتین، به‌ترتیبِ الفبایی) سامان یافت.</w:t>
       </w:r>
     </w:p>
     <w:p>
@@ -437,13 +236,372 @@
         <w:rPr>
           <w:rFonts w:ascii="Times New Roman" w:hAnsi="Times New Roman" w:cs="B Nazanin"/>
           <w:sz w:val="24"/>
-          <w:szCs w:val="30"/>
+          <w:szCs w:val="32"/>
           <w:rtl w:val="1"/>
           <w:b/>
           <w:bCs/>
           <w:color w:val="ffffff"/>
         </w:rPr>
-        <w:t>منبعِ ۱: تیگره (۲۰۲۲)</w:t>
+        <w:t>۲) تصویرِ کلان: دارایی‌های داده‌ایِ در دسترس</w:t>
+      </w:r>
+    </w:p>
+    <w:p>
+      <w:pPr>
+        <w:bidi w:val="1"/>
+        <w:spacing w:line="312" w:lineRule="auto" w:before="0" w:after="120"/>
+        <w:ind w:firstLine="340"/>
+        <w:jc w:val="both"/>
+      </w:pPr>
+      <w:r>
+        <w:rPr>
+          <w:rFonts w:ascii="Times New Roman" w:hAnsi="Times New Roman" w:cs="B Nazanin"/>
+          <w:sz w:val="22"/>
+          <w:szCs w:val="28"/>
+          <w:rtl w:val="1"/>
+        </w:rPr>
+        <w:t>نمای فشردهٔ آنچه سامانهٔ پژوهش پیش از غنی‌سازی در اختیار داشت:</w:t>
+      </w:r>
+    </w:p>
+    <w:p>
+      <w:pPr>
+        <w:shd w:val="clear" w:color="auto" w:fill="123a52"/>
+        <w:pBdr>
+          <w:top w:val="single" w:sz="2" w:space="6" w:color="123a52"/>
+          <w:bottom w:val="single" w:sz="2" w:space="6" w:color="123a52"/>
+          <w:left w:val="single" w:sz="2" w:space="6" w:color="123a52"/>
+          <w:right w:val="single" w:sz="2" w:space="6" w:color="123a52"/>
+        </w:pBdr>
+        <w:bidi w:val="1"/>
+        <w:spacing w:line="312" w:lineRule="auto" w:before="40" w:after="40"/>
+        <w:ind w:right="113" w:left="113"/>
+        <w:jc w:val="right"/>
+      </w:pPr>
+      <w:r>
+        <w:rPr>
+          <w:rFonts w:ascii="Times New Roman" w:hAnsi="Times New Roman" w:cs="B Nazanin"/>
+          <w:sz w:val="26"/>
+          <w:szCs w:val="34"/>
+          <w:rtl w:val="1"/>
+          <w:b/>
+          <w:bCs/>
+          <w:color w:val="ffffff"/>
+        </w:rPr>
+        <w:t xml:space="preserve">۱۹۸  </w:t>
+      </w:r>
+      <w:r>
+        <w:rPr>
+          <w:rFonts w:ascii="Times New Roman" w:hAnsi="Times New Roman" w:cs="B Nazanin"/>
+          <w:sz w:val="22"/>
+          <w:szCs w:val="26"/>
+          <w:rtl w:val="1"/>
+          <w:color w:val="ffffff"/>
+        </w:rPr>
+        <w:t>منبعِ علمیِ نمایه‌شده در مغزِ پژوهش</w:t>
+      </w:r>
+    </w:p>
+    <w:p>
+      <w:pPr>
+        <w:shd w:val="clear" w:color="auto" w:fill="1c4a63"/>
+        <w:pBdr>
+          <w:top w:val="single" w:sz="2" w:space="6" w:color="1c4a63"/>
+          <w:bottom w:val="single" w:sz="2" w:space="6" w:color="1c4a63"/>
+          <w:left w:val="single" w:sz="2" w:space="6" w:color="1c4a63"/>
+          <w:right w:val="single" w:sz="2" w:space="6" w:color="1c4a63"/>
+        </w:pBdr>
+        <w:bidi w:val="1"/>
+        <w:spacing w:line="312" w:lineRule="auto" w:before="40" w:after="40"/>
+        <w:ind w:right="113" w:left="113"/>
+        <w:jc w:val="right"/>
+      </w:pPr>
+      <w:r>
+        <w:rPr>
+          <w:rFonts w:ascii="Times New Roman" w:hAnsi="Times New Roman" w:cs="B Nazanin"/>
+          <w:sz w:val="26"/>
+          <w:szCs w:val="34"/>
+          <w:rtl w:val="1"/>
+          <w:b/>
+          <w:bCs/>
+          <w:color w:val="ffffff"/>
+        </w:rPr>
+        <w:t xml:space="preserve">۱۰ / ۱۸۸  </w:t>
+      </w:r>
+      <w:r>
+        <w:rPr>
+          <w:rFonts w:ascii="Times New Roman" w:hAnsi="Times New Roman" w:cs="B Nazanin"/>
+          <w:sz w:val="22"/>
+          <w:szCs w:val="26"/>
+          <w:rtl w:val="1"/>
+          <w:color w:val="ffffff"/>
+        </w:rPr>
+        <w:t>منبعِ فارسی / منبعِ لاتین</w:t>
+      </w:r>
+    </w:p>
+    <w:p>
+      <w:pPr>
+        <w:shd w:val="clear" w:color="auto" w:fill="5a4a8a"/>
+        <w:pBdr>
+          <w:top w:val="single" w:sz="2" w:space="6" w:color="5a4a8a"/>
+          <w:bottom w:val="single" w:sz="2" w:space="6" w:color="5a4a8a"/>
+          <w:left w:val="single" w:sz="2" w:space="6" w:color="5a4a8a"/>
+          <w:right w:val="single" w:sz="2" w:space="6" w:color="5a4a8a"/>
+        </w:pBdr>
+        <w:bidi w:val="1"/>
+        <w:spacing w:line="312" w:lineRule="auto" w:before="40" w:after="40"/>
+        <w:ind w:right="113" w:left="113"/>
+        <w:jc w:val="right"/>
+      </w:pPr>
+      <w:r>
+        <w:rPr>
+          <w:rFonts w:ascii="Times New Roman" w:hAnsi="Times New Roman" w:cs="B Nazanin"/>
+          <w:sz w:val="26"/>
+          <w:szCs w:val="34"/>
+          <w:rtl w:val="1"/>
+          <w:b/>
+          <w:bCs/>
+          <w:color w:val="ffffff"/>
+        </w:rPr>
+        <w:t xml:space="preserve">۳۸  </w:t>
+      </w:r>
+      <w:r>
+        <w:rPr>
+          <w:rFonts w:ascii="Times New Roman" w:hAnsi="Times New Roman" w:cs="B Nazanin"/>
+          <w:sz w:val="22"/>
+          <w:szCs w:val="26"/>
+          <w:rtl w:val="1"/>
+          <w:color w:val="ffffff"/>
+        </w:rPr>
+        <w:t>مقالهٔ کلیدی که به‌صورتِ عمیق داده‌کاوی شد</w:t>
+      </w:r>
+    </w:p>
+    <w:p>
+      <w:pPr>
+        <w:shd w:val="clear" w:color="auto" w:fill="1e6b3a"/>
+        <w:pBdr>
+          <w:top w:val="single" w:sz="2" w:space="6" w:color="1e6b3a"/>
+          <w:bottom w:val="single" w:sz="2" w:space="6" w:color="1e6b3a"/>
+          <w:left w:val="single" w:sz="2" w:space="6" w:color="1e6b3a"/>
+          <w:right w:val="single" w:sz="2" w:space="6" w:color="1e6b3a"/>
+        </w:pBdr>
+        <w:bidi w:val="1"/>
+        <w:spacing w:line="312" w:lineRule="auto" w:before="40" w:after="40"/>
+        <w:ind w:right="113" w:left="113"/>
+        <w:jc w:val="right"/>
+      </w:pPr>
+      <w:r>
+        <w:rPr>
+          <w:rFonts w:ascii="Times New Roman" w:hAnsi="Times New Roman" w:cs="B Nazanin"/>
+          <w:sz w:val="26"/>
+          <w:szCs w:val="34"/>
+          <w:rtl w:val="1"/>
+          <w:b/>
+          <w:bCs/>
+          <w:color w:val="ffffff"/>
+        </w:rPr>
+        <w:t xml:space="preserve">۵۲۷  </w:t>
+      </w:r>
+      <w:r>
+        <w:rPr>
+          <w:rFonts w:ascii="Times New Roman" w:hAnsi="Times New Roman" w:cs="B Nazanin"/>
+          <w:sz w:val="22"/>
+          <w:szCs w:val="26"/>
+          <w:rtl w:val="1"/>
+          <w:color w:val="ffffff"/>
+        </w:rPr>
+        <w:t>خلأِ پژوهشیِ استخراج‌شده از کلِّ پیکره</w:t>
+      </w:r>
+    </w:p>
+    <w:p>
+      <w:pPr>
+        <w:shd w:val="clear" w:color="auto" w:fill="b08d3f"/>
+        <w:pBdr>
+          <w:top w:val="single" w:sz="2" w:space="6" w:color="b08d3f"/>
+          <w:bottom w:val="single" w:sz="2" w:space="6" w:color="b08d3f"/>
+          <w:left w:val="single" w:sz="2" w:space="6" w:color="b08d3f"/>
+          <w:right w:val="single" w:sz="2" w:space="6" w:color="b08d3f"/>
+        </w:pBdr>
+        <w:bidi w:val="1"/>
+        <w:spacing w:line="312" w:lineRule="auto" w:before="40" w:after="40"/>
+        <w:ind w:right="113" w:left="113"/>
+        <w:jc w:val="right"/>
+      </w:pPr>
+      <w:r>
+        <w:rPr>
+          <w:rFonts w:ascii="Times New Roman" w:hAnsi="Times New Roman" w:cs="B Nazanin"/>
+          <w:sz w:val="26"/>
+          <w:szCs w:val="34"/>
+          <w:rtl w:val="1"/>
+          <w:b/>
+          <w:bCs/>
+          <w:color w:val="1a1205"/>
+        </w:rPr>
+        <w:t xml:space="preserve">۴۰۹  </w:t>
+      </w:r>
+      <w:r>
+        <w:rPr>
+          <w:rFonts w:ascii="Times New Roman" w:hAnsi="Times New Roman" w:cs="B Nazanin"/>
+          <w:sz w:val="22"/>
+          <w:szCs w:val="26"/>
+          <w:rtl w:val="1"/>
+          <w:color w:val="1a1205"/>
+        </w:rPr>
+        <w:t>محورِ نوآوریِ شناسایی‌شده</w:t>
+      </w:r>
+    </w:p>
+    <w:p>
+      <w:pPr>
+        <w:shd w:val="clear" w:color="auto" w:fill="1c4a63"/>
+        <w:pBdr>
+          <w:top w:val="single" w:sz="2" w:space="6" w:color="1c4a63"/>
+          <w:bottom w:val="single" w:sz="2" w:space="6" w:color="1c4a63"/>
+          <w:left w:val="single" w:sz="2" w:space="6" w:color="1c4a63"/>
+          <w:right w:val="single" w:sz="2" w:space="6" w:color="1c4a63"/>
+        </w:pBdr>
+        <w:bidi w:val="1"/>
+        <w:spacing w:line="312" w:lineRule="auto" w:before="40" w:after="40"/>
+        <w:ind w:right="113" w:left="113"/>
+        <w:jc w:val="right"/>
+      </w:pPr>
+      <w:r>
+        <w:rPr>
+          <w:rFonts w:ascii="Times New Roman" w:hAnsi="Times New Roman" w:cs="B Nazanin"/>
+          <w:sz w:val="26"/>
+          <w:szCs w:val="34"/>
+          <w:rtl w:val="1"/>
+          <w:b/>
+          <w:bCs/>
+          <w:color w:val="ffffff"/>
+        </w:rPr>
+        <w:t xml:space="preserve">۳۱۷  </w:t>
+      </w:r>
+      <w:r>
+        <w:rPr>
+          <w:rFonts w:ascii="Times New Roman" w:hAnsi="Times New Roman" w:cs="B Nazanin"/>
+          <w:sz w:val="22"/>
+          <w:szCs w:val="26"/>
+          <w:rtl w:val="1"/>
+          <w:color w:val="ffffff"/>
+        </w:rPr>
+        <w:t>مضمونِ موضوعیِ خوشه‌بندی‌شده</w:t>
+      </w:r>
+    </w:p>
+    <w:p>
+      <w:pPr>
+        <w:shd w:val="clear" w:color="auto" w:fill="123a52"/>
+        <w:pBdr>
+          <w:top w:val="single" w:sz="2" w:space="6" w:color="123a52"/>
+          <w:bottom w:val="single" w:sz="2" w:space="6" w:color="123a52"/>
+          <w:left w:val="single" w:sz="2" w:space="6" w:color="123a52"/>
+          <w:right w:val="single" w:sz="2" w:space="6" w:color="123a52"/>
+        </w:pBdr>
+        <w:bidi w:val="1"/>
+        <w:spacing w:line="312" w:lineRule="auto" w:before="40" w:after="40"/>
+        <w:ind w:right="113" w:left="113"/>
+        <w:jc w:val="right"/>
+      </w:pPr>
+      <w:r>
+        <w:rPr>
+          <w:rFonts w:ascii="Times New Roman" w:hAnsi="Times New Roman" w:cs="B Nazanin"/>
+          <w:sz w:val="26"/>
+          <w:szCs w:val="34"/>
+          <w:rtl w:val="1"/>
+          <w:b/>
+          <w:bCs/>
+          <w:color w:val="ffffff"/>
+        </w:rPr>
+        <w:t xml:space="preserve">۶  </w:t>
+      </w:r>
+      <w:r>
+        <w:rPr>
+          <w:rFonts w:ascii="Times New Roman" w:hAnsi="Times New Roman" w:cs="B Nazanin"/>
+          <w:sz w:val="22"/>
+          <w:szCs w:val="26"/>
+          <w:rtl w:val="1"/>
+          <w:color w:val="ffffff"/>
+        </w:rPr>
+        <w:t>یافتهٔ کانونیِ سنتزشده (F۱ تا F۶)</w:t>
+      </w:r>
+    </w:p>
+    <w:p/>
+    <w:p>
+      <w:pPr>
+        <w:shd w:val="clear" w:color="auto" w:fill="eaf1f6"/>
+        <w:pBdr>
+          <w:right w:val="single" w:sz="18" w:space="6" w:color="b08d3f"/>
+        </w:pBdr>
+        <w:bidi w:val="1"/>
+        <w:spacing w:line="312" w:lineRule="auto" w:before="0" w:after="80"/>
+        <w:ind w:right="170" w:left="170"/>
+        <w:jc w:val="both"/>
+      </w:pPr>
+      <w:r>
+        <w:rPr>
+          <w:rFonts w:ascii="Times New Roman" w:hAnsi="Times New Roman" w:cs="B Nazanin"/>
+          <w:sz w:val="22"/>
+          <w:szCs w:val="26"/>
+          <w:rtl w:val="1"/>
+          <w:b/>
+          <w:bCs/>
+          <w:color w:val="123a52"/>
+        </w:rPr>
+        <w:t xml:space="preserve">◆ نکته: </w:t>
+      </w:r>
+      <w:r>
+        <w:rPr>
+          <w:rFonts w:ascii="Times New Roman" w:hAnsi="Times New Roman" w:cs="B Nazanin"/>
+          <w:sz w:val="22"/>
+          <w:szCs w:val="26"/>
+          <w:rtl w:val="1"/>
+        </w:rPr>
+        <w:t>از میانِ ۱۹۸ منبع، تنها ۱۰ منبع فارسی‌زبان است؛ ازاین‌رو پوششِ منابعِ داخلی یک نقطهٔ نیازمندِ توجه در پژوهش است و در فهرستِ منابعِ رساله، همین منابعِ فارسی مطابقِ آیین‌نامهٔ ۱۴۰۰ در صدرِ فهرست جای گرفتند.</w:t>
+      </w:r>
+    </w:p>
+    <w:p>
+      <w:r>
+        <w:br w:type="page"/>
+      </w:r>
+    </w:p>
+    <w:p>
+      <w:pPr>
+        <w:shd w:val="clear" w:color="auto" w:fill="123a52"/>
+        <w:pBdr>
+          <w:top w:val="single" w:sz="2" w:space="6" w:color="123a52"/>
+          <w:bottom w:val="single" w:sz="2" w:space="6" w:color="123a52"/>
+          <w:left w:val="single" w:sz="2" w:space="6" w:color="123a52"/>
+          <w:right w:val="single" w:sz="2" w:space="6" w:color="123a52"/>
+        </w:pBdr>
+        <w:bidi w:val="1"/>
+        <w:spacing w:line="312" w:lineRule="auto" w:before="0" w:after="160"/>
+        <w:ind w:right="57" w:left="57"/>
+        <w:jc w:val="right"/>
+      </w:pPr>
+      <w:r>
+        <w:rPr>
+          <w:rFonts w:ascii="Times New Roman" w:hAnsi="Times New Roman" w:cs="B Nazanin"/>
+          <w:sz w:val="24"/>
+          <w:szCs w:val="32"/>
+          <w:rtl w:val="1"/>
+          <w:b/>
+          <w:bCs/>
+          <w:color w:val="ffffff"/>
+        </w:rPr>
+        <w:t>۳) شکافِ بهره‌برداری: پیش و پسِ غنی‌سازی</w:t>
+      </w:r>
+    </w:p>
+    <w:p>
+      <w:pPr>
+        <w:bidi w:val="1"/>
+        <w:spacing w:line="312" w:lineRule="auto" w:before="0" w:after="120"/>
+        <w:ind w:firstLine="340"/>
+        <w:jc w:val="both"/>
+      </w:pPr>
+      <w:r>
+        <w:rPr>
+          <w:rFonts w:ascii="Times New Roman" w:hAnsi="Times New Roman" w:cs="B Nazanin"/>
+          <w:sz w:val="22"/>
+          <w:szCs w:val="28"/>
+          <w:rtl w:val="1"/>
+        </w:rPr>
+        <w:t>جدولِ زیر تفاوتِ میانِ «داده‌ای که در دسترس بود» و «داده‌ای که واقعاً در پیش‌نویسِ نخست به‌کار رفته بود» را نشان می‌دهد و سپس وضعیت را پس از غنی‌سازی گزارش می‌کند:</w:t>
       </w:r>
     </w:p>
     <w:p>
@@ -467,7 +625,7 @@
           <w:bCs/>
           <w:color w:val="123a52"/>
         </w:rPr>
-        <w:t>الف) شناسنامهٔ کتاب‌شناختی</w:t>
+        <w:t>الف) وضعیتِ پیش از غنی‌سازی (پیش‌نویسِ نخست)</w:t>
       </w:r>
     </w:p>
     <w:p>
@@ -486,9 +644,9 @@
           <w:rtl w:val="1"/>
           <w:b/>
           <w:bCs/>
-          <w:color w:val="14203a"/>
+          <w:color w:val="b03a2e"/>
         </w:rPr>
-        <w:t xml:space="preserve">عنوان (فارسی): </w:t>
+        <w:t xml:space="preserve">منابعِ یکتای استنادشده: </w:t>
       </w:r>
       <w:r>
         <w:rPr>
@@ -497,7 +655,7 @@
           <w:szCs w:val="24"/>
           <w:rtl w:val="1"/>
         </w:rPr>
-        <w:t>تحولِ حقوق بین‌الملل محیط زیست در میانهٔ بن‌بستِ سیاسی: حقوقِ محیط‌زیستی همچون زمینهٔ مشترک</w:t>
+        <w:t>حدودِ ۲۱ منبع (از ۱۹۸ منبعِ در دسترس)</w:t>
       </w:r>
     </w:p>
     <w:p>
@@ -516,9 +674,9 @@
           <w:rtl w:val="1"/>
           <w:b/>
           <w:bCs/>
-          <w:color w:val="14203a"/>
+          <w:color w:val="b03a2e"/>
         </w:rPr>
-        <w:t xml:space="preserve">عنوانِ اصلی (لاتین): </w:t>
+        <w:t xml:space="preserve">فهرستِ منابع: </w:t>
       </w:r>
       <w:r>
         <w:rPr>
@@ -527,7 +685,7 @@
           <w:szCs w:val="24"/>
           <w:rtl w:val="1"/>
         </w:rPr>
-        <w:t>The Evolution of International Environmental Law Amidst Political Gridlock: Environmental Rights as a Common Ground</w:t>
+        <w:t>۱۱ مدخل (۱ فارسی + ۱۰ لاتین)</w:t>
       </w:r>
     </w:p>
     <w:p>
@@ -546,9 +704,9 @@
           <w:rtl w:val="1"/>
           <w:b/>
           <w:bCs/>
-          <w:color w:val="14203a"/>
+          <w:color w:val="b03a2e"/>
         </w:rPr>
-        <w:t xml:space="preserve">پدیدآور: </w:t>
+        <w:t xml:space="preserve">پوششِ مقالاتِ داده‌کاوی‌شده: </w:t>
       </w:r>
       <w:r>
         <w:rPr>
@@ -557,7 +715,7 @@
           <w:szCs w:val="24"/>
           <w:rtl w:val="1"/>
         </w:rPr>
-        <w:t>Tigre, M. A.</w:t>
+        <w:t>۲۱ مقاله از ۳۸ مقاله</w:t>
       </w:r>
     </w:p>
     <w:p>
@@ -576,9 +734,9 @@
           <w:rtl w:val="1"/>
           <w:b/>
           <w:bCs/>
-          <w:color w:val="14203a"/>
+          <w:color w:val="b03a2e"/>
         </w:rPr>
-        <w:t xml:space="preserve">سالِ انتشار: </w:t>
+        <w:t xml:space="preserve">خلأهای پژوهشیِ به‌کاررفته: </w:t>
       </w:r>
       <w:r>
         <w:rPr>
@@ -587,7 +745,7 @@
           <w:szCs w:val="24"/>
           <w:rtl w:val="1"/>
         </w:rPr>
-        <w:t>۲۰۲۲</w:t>
+        <w:t>به‌صورتِ پراکنده و بدونِ بخشِ مستقل</w:t>
       </w:r>
     </w:p>
     <w:p>
@@ -606,9 +764,9 @@
           <w:rtl w:val="1"/>
           <w:b/>
           <w:bCs/>
-          <w:color w:val="14203a"/>
+          <w:color w:val="b03a2e"/>
         </w:rPr>
-        <w:t xml:space="preserve">محلِ انتشار: </w:t>
+        <w:t xml:space="preserve">محورهای نوآوری: </w:t>
       </w:r>
       <w:r>
         <w:rPr>
@@ -617,7 +775,7 @@
           <w:szCs w:val="24"/>
           <w:rtl w:val="1"/>
         </w:rPr>
-        <w:t>SJD Dissertation, Elisabeth Haub School of Law at Pace University, 260 pp. (open access)</w:t>
+        <w:t>بدونِ بخشِ مستقل در نتیجه‌گیری</w:t>
       </w:r>
     </w:p>
     <w:p>
@@ -636,9 +794,9 @@
           <w:rtl w:val="1"/>
           <w:b/>
           <w:bCs/>
-          <w:color w:val="14203a"/>
+          <w:color w:val="b03a2e"/>
         </w:rPr>
-        <w:t xml:space="preserve">پایگاه: </w:t>
+        <w:t xml:space="preserve">ایرادِ فنی: </w:t>
       </w:r>
       <w:r>
         <w:rPr>
@@ -647,37 +805,7 @@
           <w:szCs w:val="24"/>
           <w:rtl w:val="1"/>
         </w:rPr>
-        <w:t>PACE Digital Commons</w:t>
-      </w:r>
-    </w:p>
-    <w:p>
-      <w:pPr>
-        <w:shd w:val="clear" w:color="auto" w:fill="f5f8fb"/>
-        <w:bidi w:val="1"/>
-        <w:spacing w:line="312" w:lineRule="auto" w:before="0" w:after="20"/>
-        <w:ind w:right="170" w:left="170"/>
-        <w:jc w:val="right"/>
-      </w:pPr>
-      <w:r>
-        <w:rPr>
-          <w:rFonts w:ascii="Times New Roman" w:hAnsi="Times New Roman" w:cs="B Nazanin"/>
-          <w:sz w:val="22"/>
-          <w:szCs w:val="24"/>
-          <w:rtl w:val="1"/>
-          <w:b/>
-          <w:bCs/>
-          <w:color w:val="14203a"/>
-        </w:rPr>
-        <w:t xml:space="preserve">درجهٔ ارتباط با رساله: </w:t>
-      </w:r>
-      <w:r>
-        <w:rPr>
-          <w:rFonts w:ascii="Times New Roman" w:hAnsi="Times New Roman" w:cs="B Nazanin"/>
-          <w:sz w:val="22"/>
-          <w:szCs w:val="24"/>
-          <w:rtl w:val="1"/>
-        </w:rPr>
-        <w:t>۹۷ از ۱۰۰</w:t>
+        <w:t>۳۸ ارجاعِ پانوشتِ معیوب به شکلِ «Para N»</w:t>
       </w:r>
     </w:p>
     <w:p>
@@ -701,7 +829,253 @@
           <w:bCs/>
           <w:color w:val="123a52"/>
         </w:rPr>
-        <w:t>ب) دایجستِ کامل و نکاتِ استخراج‌شده</w:t>
+        <w:t>ب) وضعیتِ پس از غنی‌سازی (نسخهٔ کنونی)</w:t>
+      </w:r>
+    </w:p>
+    <w:p>
+      <w:pPr>
+        <w:shd w:val="clear" w:color="auto" w:fill="eef6ef"/>
+        <w:bidi w:val="1"/>
+        <w:spacing w:line="312" w:lineRule="auto" w:before="0" w:after="20"/>
+        <w:ind w:right="170" w:left="170"/>
+        <w:jc w:val="right"/>
+      </w:pPr>
+      <w:r>
+        <w:rPr>
+          <w:rFonts w:ascii="Times New Roman" w:hAnsi="Times New Roman" w:cs="B Nazanin"/>
+          <w:sz w:val="22"/>
+          <w:szCs w:val="24"/>
+          <w:rtl w:val="1"/>
+          <w:b/>
+          <w:bCs/>
+          <w:color w:val="1e6b3a"/>
+        </w:rPr>
+        <w:t xml:space="preserve">منابعِ یکتای استنادشده: </w:t>
+      </w:r>
+      <w:r>
+        <w:rPr>
+          <w:rFonts w:ascii="Times New Roman" w:hAnsi="Times New Roman" w:cs="B Nazanin"/>
+          <w:sz w:val="22"/>
+          <w:szCs w:val="24"/>
+          <w:rtl w:val="1"/>
+        </w:rPr>
+        <w:t>۴۱ منبع</w:t>
+      </w:r>
+    </w:p>
+    <w:p>
+      <w:pPr>
+        <w:shd w:val="clear" w:color="auto" w:fill="eef6ef"/>
+        <w:bidi w:val="1"/>
+        <w:spacing w:line="312" w:lineRule="auto" w:before="0" w:after="20"/>
+        <w:ind w:right="170" w:left="170"/>
+        <w:jc w:val="right"/>
+      </w:pPr>
+      <w:r>
+        <w:rPr>
+          <w:rFonts w:ascii="Times New Roman" w:hAnsi="Times New Roman" w:cs="B Nazanin"/>
+          <w:sz w:val="22"/>
+          <w:szCs w:val="24"/>
+          <w:rtl w:val="1"/>
+          <w:b/>
+          <w:bCs/>
+          <w:color w:val="1e6b3a"/>
+        </w:rPr>
+        <w:t xml:space="preserve">فهرستِ منابع: </w:t>
+      </w:r>
+      <w:r>
+        <w:rPr>
+          <w:rFonts w:ascii="Times New Roman" w:hAnsi="Times New Roman" w:cs="B Nazanin"/>
+          <w:sz w:val="22"/>
+          <w:szCs w:val="24"/>
+          <w:rtl w:val="1"/>
+        </w:rPr>
+        <w:t>۵۶ مدخل (۱۳ فارسی + ۴۳ لاتین)، الفبایی و مطابقِ ۱۴۰۰</w:t>
+      </w:r>
+    </w:p>
+    <w:p>
+      <w:pPr>
+        <w:shd w:val="clear" w:color="auto" w:fill="eef6ef"/>
+        <w:bidi w:val="1"/>
+        <w:spacing w:line="312" w:lineRule="auto" w:before="0" w:after="20"/>
+        <w:ind w:right="170" w:left="170"/>
+        <w:jc w:val="right"/>
+      </w:pPr>
+      <w:r>
+        <w:rPr>
+          <w:rFonts w:ascii="Times New Roman" w:hAnsi="Times New Roman" w:cs="B Nazanin"/>
+          <w:sz w:val="22"/>
+          <w:szCs w:val="24"/>
+          <w:rtl w:val="1"/>
+          <w:b/>
+          <w:bCs/>
+          <w:color w:val="1e6b3a"/>
+        </w:rPr>
+        <w:t xml:space="preserve">پوششِ مقالاتِ داده‌کاوی‌شده: </w:t>
+      </w:r>
+      <w:r>
+        <w:rPr>
+          <w:rFonts w:ascii="Times New Roman" w:hAnsi="Times New Roman" w:cs="B Nazanin"/>
+          <w:sz w:val="22"/>
+          <w:szCs w:val="24"/>
+          <w:rtl w:val="1"/>
+        </w:rPr>
+        <w:t>هر ۳۸ مقاله استناد شد</w:t>
+      </w:r>
+    </w:p>
+    <w:p>
+      <w:pPr>
+        <w:shd w:val="clear" w:color="auto" w:fill="eef6ef"/>
+        <w:bidi w:val="1"/>
+        <w:spacing w:line="312" w:lineRule="auto" w:before="0" w:after="20"/>
+        <w:ind w:right="170" w:left="170"/>
+        <w:jc w:val="right"/>
+      </w:pPr>
+      <w:r>
+        <w:rPr>
+          <w:rFonts w:ascii="Times New Roman" w:hAnsi="Times New Roman" w:cs="B Nazanin"/>
+          <w:sz w:val="22"/>
+          <w:szCs w:val="24"/>
+          <w:rtl w:val="1"/>
+          <w:b/>
+          <w:bCs/>
+          <w:color w:val="1e6b3a"/>
+        </w:rPr>
+        <w:t xml:space="preserve">خلأهای پژوهشی: </w:t>
+      </w:r>
+      <w:r>
+        <w:rPr>
+          <w:rFonts w:ascii="Times New Roman" w:hAnsi="Times New Roman" w:cs="B Nazanin"/>
+          <w:sz w:val="22"/>
+          <w:szCs w:val="24"/>
+          <w:rtl w:val="1"/>
+        </w:rPr>
+        <w:t>پایهٔ گفتارِ مستقلِ «پیشنهادهای پژوهشِ آینده» در فصلِ ۵</w:t>
+      </w:r>
+    </w:p>
+    <w:p>
+      <w:pPr>
+        <w:shd w:val="clear" w:color="auto" w:fill="eef6ef"/>
+        <w:bidi w:val="1"/>
+        <w:spacing w:line="312" w:lineRule="auto" w:before="0" w:after="20"/>
+        <w:ind w:right="170" w:left="170"/>
+        <w:jc w:val="right"/>
+      </w:pPr>
+      <w:r>
+        <w:rPr>
+          <w:rFonts w:ascii="Times New Roman" w:hAnsi="Times New Roman" w:cs="B Nazanin"/>
+          <w:sz w:val="22"/>
+          <w:szCs w:val="24"/>
+          <w:rtl w:val="1"/>
+          <w:b/>
+          <w:bCs/>
+          <w:color w:val="1e6b3a"/>
+        </w:rPr>
+        <w:t xml:space="preserve">محورهای نوآوری: </w:t>
+      </w:r>
+      <w:r>
+        <w:rPr>
+          <w:rFonts w:ascii="Times New Roman" w:hAnsi="Times New Roman" w:cs="B Nazanin"/>
+          <w:sz w:val="22"/>
+          <w:szCs w:val="24"/>
+          <w:rtl w:val="1"/>
+        </w:rPr>
+        <w:t>پایهٔ گفتارِ مستقلِ «نوآوریِ رساله» در فصلِ ۵</w:t>
+      </w:r>
+    </w:p>
+    <w:p>
+      <w:pPr>
+        <w:shd w:val="clear" w:color="auto" w:fill="eef6ef"/>
+        <w:bidi w:val="1"/>
+        <w:spacing w:line="312" w:lineRule="auto" w:before="0" w:after="20"/>
+        <w:ind w:right="170" w:left="170"/>
+        <w:jc w:val="right"/>
+      </w:pPr>
+      <w:r>
+        <w:rPr>
+          <w:rFonts w:ascii="Times New Roman" w:hAnsi="Times New Roman" w:cs="B Nazanin"/>
+          <w:sz w:val="22"/>
+          <w:szCs w:val="24"/>
+          <w:rtl w:val="1"/>
+          <w:b/>
+          <w:bCs/>
+          <w:color w:val="1e6b3a"/>
+        </w:rPr>
+        <w:t xml:space="preserve">ایرادِ فنی: </w:t>
+      </w:r>
+      <w:r>
+        <w:rPr>
+          <w:rFonts w:ascii="Times New Roman" w:hAnsi="Times New Roman" w:cs="B Nazanin"/>
+          <w:sz w:val="22"/>
+          <w:szCs w:val="24"/>
+          <w:rtl w:val="1"/>
+        </w:rPr>
+        <w:t>هر ۳۸ ارجاعِ معیوب به استنادِ درستِ گزارشِ دبیرکل (A/73/419) اصلاح شد</w:t>
+      </w:r>
+    </w:p>
+    <w:p/>
+    <w:p>
+      <w:pPr>
+        <w:shd w:val="clear" w:color="auto" w:fill="eef6ef"/>
+        <w:pBdr>
+          <w:right w:val="single" w:sz="18" w:space="6" w:color="1e6b3a"/>
+        </w:pBdr>
+        <w:bidi w:val="1"/>
+        <w:spacing w:line="312" w:lineRule="auto" w:before="0" w:after="80"/>
+        <w:ind w:right="170" w:left="170"/>
+        <w:jc w:val="both"/>
+      </w:pPr>
+      <w:r>
+        <w:rPr>
+          <w:rFonts w:ascii="Times New Roman" w:hAnsi="Times New Roman" w:cs="B Nazanin"/>
+          <w:sz w:val="22"/>
+          <w:szCs w:val="26"/>
+          <w:rtl w:val="1"/>
+          <w:b/>
+          <w:bCs/>
+          <w:color w:val="1e6b3a"/>
+        </w:rPr>
+        <w:t xml:space="preserve">✔ نتیجه: </w:t>
+      </w:r>
+      <w:r>
+        <w:rPr>
+          <w:rFonts w:ascii="Times New Roman" w:hAnsi="Times New Roman" w:cs="B Nazanin"/>
+          <w:sz w:val="22"/>
+          <w:szCs w:val="26"/>
+          <w:rtl w:val="1"/>
+        </w:rPr>
+        <w:t>جمع‌بندیِ شکاف: نرخِ بهره‌برداری از منابعِ داوری‌شدهٔ کلیدی تقریباً دو برابر شد (از ۲۱ به ۴۱ منبعِ یکتا)، پوششِ مقالاتِ عمیقاً کاویده‌شده از ۵۵٪ به ۱۰۰٪ رسید، و دو گفتارِ کاملاً نو (نوآوری و پژوهشِ آینده) بر پایهٔ داده‌های پیش‌تر نامُستفاد ساخته شد.</w:t>
+      </w:r>
+    </w:p>
+    <w:p>
+      <w:r>
+        <w:br w:type="page"/>
+      </w:r>
+    </w:p>
+    <w:p>
+      <w:pPr>
+        <w:shd w:val="clear" w:color="auto" w:fill="123a52"/>
+        <w:pBdr>
+          <w:top w:val="single" w:sz="2" w:space="6" w:color="123a52"/>
+          <w:bottom w:val="single" w:sz="2" w:space="6" w:color="123a52"/>
+          <w:left w:val="single" w:sz="2" w:space="6" w:color="123a52"/>
+          <w:right w:val="single" w:sz="2" w:space="6" w:color="123a52"/>
+        </w:pBdr>
+        <w:bidi w:val="1"/>
+        <w:spacing w:line="312" w:lineRule="auto" w:before="0" w:after="160"/>
+        <w:ind w:right="57" w:left="57"/>
+        <w:jc w:val="right"/>
+      </w:pPr>
+      <w:r>
+        <w:rPr>
+          <w:rFonts w:ascii="Times New Roman" w:hAnsi="Times New Roman" w:cs="B Nazanin"/>
+          <w:sz w:val="24"/>
+          <w:szCs w:val="32"/>
+          <w:rtl w:val="1"/>
+          <w:b/>
+          <w:bCs/>
+          <w:color w:val="ffffff"/>
+        </w:rPr>
+        <w:t>۴) کدام فصل کم‌بهره مانده بود؟ تحلیلِ فصل‌به‌فصل</w:t>
       </w:r>
     </w:p>
     <w:p>
@@ -718,13 +1092,17 @@
           <w:szCs w:val="28"/>
           <w:rtl w:val="1"/>
         </w:rPr>
-        <w:t>در شرایطِ بن‌بستِ سیاسیِ حقوق بین‌الملل محیط زیست، «حقوقِ محیط‌زیستی» (به‌ویژه حق بر محیط‌زیستِ سالم) می‌تواند زمینهٔ مشترکی برای پیشبردِ تدریجیِ نظام فراهم کند؛ توسعهٔ حقوق نه از راهِ یک معاهدهٔ فراگیرِ واحد، بلکه از مسیرِ رویه، آرای قضایی و شناساییِ حقوق پیش می‌رود.</w:t>
+        <w:t>سامانهٔ پژوهش برای هر فصل، فهرستی از منابعِ نگاشت‌شده در اختیار داشت. ستونِ «منابعِ در دسترس» نشان می‌دهد مغزِ پژوهش چند منبع را به آن فصل مرتبط دانسته بود؛ ستونِ «اقدامِ غنی‌سازی» توضیح می‌دهد که در این مرحله چه شد:</w:t>
       </w:r>
     </w:p>
     <w:p>
       <w:pPr>
+        <w:pBdr>
+          <w:bottom w:val="single" w:sz="4" w:space="3" w:color="dfe6ee"/>
+        </w:pBdr>
         <w:bidi w:val="1"/>
-        <w:spacing w:line="312" w:lineRule="auto" w:before="0" w:after="60"/>
+        <w:spacing w:line="312" w:lineRule="auto" w:before="0" w:after="40"/>
+        <w:ind w:right="113"/>
         <w:jc w:val="right"/>
       </w:pPr>
       <w:r>
@@ -737,7 +1115,228 @@
           <w:bCs/>
           <w:color w:val="123a52"/>
         </w:rPr>
-        <w:t>نکاتِ کلیدیِ استخراج‌شده:</w:t>
+        <w:t xml:space="preserve">فصلِ ۱ — چارچوبِ پژوهش — </w:t>
+      </w:r>
+      <w:r>
+        <w:rPr>
+          <w:rFonts w:ascii="Times New Roman" w:hAnsi="Times New Roman" w:cs="B Nazanin"/>
+          <w:sz w:val="22"/>
+          <w:szCs w:val="24"/>
+          <w:rtl w:val="1"/>
+          <w:b/>
+          <w:bCs/>
+          <w:color w:val="b08d3f"/>
+        </w:rPr>
+        <w:t xml:space="preserve">منابعِ در دسترس: ۳۰. </w:t>
+      </w:r>
+      <w:r>
+        <w:rPr>
+          <w:rFonts w:ascii="Times New Roman" w:hAnsi="Times New Roman" w:cs="B Nazanin"/>
+          <w:sz w:val="22"/>
+          <w:szCs w:val="24"/>
+          <w:rtl w:val="1"/>
+        </w:rPr>
+        <w:t>پایهٔ مفهومی کافی بود؛ اصطلاح‌شناسی و واژه‌نامه بازبینی شد.</w:t>
+      </w:r>
+    </w:p>
+    <w:p>
+      <w:pPr>
+        <w:pBdr>
+          <w:bottom w:val="single" w:sz="4" w:space="3" w:color="dfe6ee"/>
+        </w:pBdr>
+        <w:bidi w:val="1"/>
+        <w:spacing w:line="312" w:lineRule="auto" w:before="0" w:after="40"/>
+        <w:ind w:right="113"/>
+        <w:jc w:val="right"/>
+      </w:pPr>
+      <w:r>
+        <w:rPr>
+          <w:rFonts w:ascii="Times New Roman" w:hAnsi="Times New Roman" w:cs="B Nazanin"/>
+          <w:sz w:val="22"/>
+          <w:szCs w:val="26"/>
+          <w:rtl w:val="1"/>
+          <w:b/>
+          <w:bCs/>
+          <w:color w:val="123a52"/>
+        </w:rPr>
+        <w:t xml:space="preserve">فصلِ ۲ — تحولِ حقوق و شکل‌گیریِ پیمان — </w:t>
+      </w:r>
+      <w:r>
+        <w:rPr>
+          <w:rFonts w:ascii="Times New Roman" w:hAnsi="Times New Roman" w:cs="B Nazanin"/>
+          <w:sz w:val="22"/>
+          <w:szCs w:val="24"/>
+          <w:rtl w:val="1"/>
+          <w:b/>
+          <w:bCs/>
+          <w:color w:val="b08d3f"/>
+        </w:rPr>
+        <w:t xml:space="preserve">منابعِ در دسترس: ۱۶۱. </w:t>
+      </w:r>
+      <w:r>
+        <w:rPr>
+          <w:rFonts w:ascii="Times New Roman" w:hAnsi="Times New Roman" w:cs="B Nazanin"/>
+          <w:sz w:val="22"/>
+          <w:szCs w:val="24"/>
+          <w:rtl w:val="1"/>
+        </w:rPr>
+        <w:t>پُربارترین فصل از نظرِ منبع؛ ارجاعات تثبیت و مستندسازی شد.</w:t>
+      </w:r>
+    </w:p>
+    <w:p>
+      <w:pPr>
+        <w:pBdr>
+          <w:bottom w:val="single" w:sz="4" w:space="3" w:color="dfe6ee"/>
+        </w:pBdr>
+        <w:bidi w:val="1"/>
+        <w:spacing w:line="312" w:lineRule="auto" w:before="0" w:after="40"/>
+        <w:ind w:right="113"/>
+        <w:jc w:val="right"/>
+      </w:pPr>
+      <w:r>
+        <w:rPr>
+          <w:rFonts w:ascii="Times New Roman" w:hAnsi="Times New Roman" w:cs="B Nazanin"/>
+          <w:sz w:val="22"/>
+          <w:szCs w:val="26"/>
+          <w:rtl w:val="1"/>
+          <w:b/>
+          <w:bCs/>
+          <w:color w:val="123a52"/>
+        </w:rPr>
+        <w:t xml:space="preserve">فصلِ ۳ — خلأها و ابتکارِ پیمان (A/73/419) — </w:t>
+      </w:r>
+      <w:r>
+        <w:rPr>
+          <w:rFonts w:ascii="Times New Roman" w:hAnsi="Times New Roman" w:cs="B Nazanin"/>
+          <w:sz w:val="22"/>
+          <w:szCs w:val="24"/>
+          <w:rtl w:val="1"/>
+          <w:b/>
+          <w:bCs/>
+          <w:color w:val="b08d3f"/>
+        </w:rPr>
+        <w:t xml:space="preserve">منابعِ در دسترس: ۱۹۳. </w:t>
+      </w:r>
+      <w:r>
+        <w:rPr>
+          <w:rFonts w:ascii="Times New Roman" w:hAnsi="Times New Roman" w:cs="B Nazanin"/>
+          <w:sz w:val="22"/>
+          <w:szCs w:val="24"/>
+          <w:rtl w:val="1"/>
+        </w:rPr>
+        <w:t>ارجاعاتِ معیوبِ «Para N» به استنادِ درستِ بندهای گزارشِ دبیرکل اصلاح شد.</w:t>
+      </w:r>
+    </w:p>
+    <w:p>
+      <w:pPr>
+        <w:pBdr>
+          <w:bottom w:val="single" w:sz="4" w:space="3" w:color="dfe6ee"/>
+        </w:pBdr>
+        <w:bidi w:val="1"/>
+        <w:spacing w:line="312" w:lineRule="auto" w:before="0" w:after="40"/>
+        <w:ind w:right="113"/>
+        <w:jc w:val="right"/>
+      </w:pPr>
+      <w:r>
+        <w:rPr>
+          <w:rFonts w:ascii="Times New Roman" w:hAnsi="Times New Roman" w:cs="B Nazanin"/>
+          <w:sz w:val="22"/>
+          <w:szCs w:val="26"/>
+          <w:rtl w:val="1"/>
+          <w:b/>
+          <w:bCs/>
+          <w:color w:val="123a52"/>
+        </w:rPr>
+        <w:t xml:space="preserve">فصلِ ۴ — تأثیر بر MEAها و آینده‌پژوهی — </w:t>
+      </w:r>
+      <w:r>
+        <w:rPr>
+          <w:rFonts w:ascii="Times New Roman" w:hAnsi="Times New Roman" w:cs="B Nazanin"/>
+          <w:sz w:val="22"/>
+          <w:szCs w:val="24"/>
+          <w:rtl w:val="1"/>
+          <w:b/>
+          <w:bCs/>
+          <w:color w:val="b08d3f"/>
+        </w:rPr>
+        <w:t xml:space="preserve">منابعِ در دسترس: ۱۹۵. </w:t>
+      </w:r>
+      <w:r>
+        <w:rPr>
+          <w:rFonts w:ascii="Times New Roman" w:hAnsi="Times New Roman" w:cs="B Nazanin"/>
+          <w:sz w:val="22"/>
+          <w:szCs w:val="24"/>
+          <w:rtl w:val="1"/>
+        </w:rPr>
+        <w:t>بسیار کم‌بهره بود؛ دو گفتارِ نو افزوده شد (پایین ↓).</w:t>
+      </w:r>
+    </w:p>
+    <w:p>
+      <w:pPr>
+        <w:pBdr>
+          <w:bottom w:val="single" w:sz="4" w:space="3" w:color="dfe6ee"/>
+        </w:pBdr>
+        <w:bidi w:val="1"/>
+        <w:spacing w:line="312" w:lineRule="auto" w:before="0" w:after="40"/>
+        <w:ind w:right="113"/>
+        <w:jc w:val="right"/>
+      </w:pPr>
+      <w:r>
+        <w:rPr>
+          <w:rFonts w:ascii="Times New Roman" w:hAnsi="Times New Roman" w:cs="B Nazanin"/>
+          <w:sz w:val="22"/>
+          <w:szCs w:val="26"/>
+          <w:rtl w:val="1"/>
+          <w:b/>
+          <w:bCs/>
+          <w:color w:val="123a52"/>
+        </w:rPr>
+        <w:t xml:space="preserve">فصلِ ۵ — نتیجه‌گیری — </w:t>
+      </w:r>
+      <w:r>
+        <w:rPr>
+          <w:rFonts w:ascii="Times New Roman" w:hAnsi="Times New Roman" w:cs="B Nazanin"/>
+          <w:sz w:val="22"/>
+          <w:szCs w:val="24"/>
+          <w:rtl w:val="1"/>
+          <w:b/>
+          <w:bCs/>
+          <w:color w:val="b08d3f"/>
+        </w:rPr>
+        <w:t xml:space="preserve">منابعِ در دسترس: ۳. </w:t>
+      </w:r>
+      <w:r>
+        <w:rPr>
+          <w:rFonts w:ascii="Times New Roman" w:hAnsi="Times New Roman" w:cs="B Nazanin"/>
+          <w:sz w:val="22"/>
+          <w:szCs w:val="24"/>
+          <w:rtl w:val="1"/>
+        </w:rPr>
+        <w:t>کم‌پشتوانه‌ترین فصل (تنها ۳ منبعِ نگاشت‌شده)؛ سه گفتارِ نو افزوده شد (پایین ↓).</w:t>
+      </w:r>
+    </w:p>
+    <w:p>
+      <w:pPr>
+        <w:shd w:val="clear" w:color="auto" w:fill="eaf1f6"/>
+        <w:pBdr>
+          <w:right w:val="single" w:sz="24" w:space="6" w:color="b08d3f"/>
+        </w:pBdr>
+        <w:bidi w:val="1"/>
+        <w:spacing w:line="312" w:lineRule="auto" w:before="200" w:after="120"/>
+        <w:ind w:right="57"/>
+        <w:jc w:val="right"/>
+      </w:pPr>
+      <w:r>
+        <w:rPr>
+          <w:rFonts w:ascii="Times New Roman" w:hAnsi="Times New Roman" w:cs="B Nazanin"/>
+          <w:sz w:val="24"/>
+          <w:szCs w:val="26"/>
+          <w:rtl w:val="1"/>
+          <w:b/>
+          <w:bCs/>
+          <w:color w:val="123a52"/>
+        </w:rPr>
+        <w:t>غنی‌سازیِ فصلِ ۴ (کم‌بهره‌ترین از نظرِ عمقِ تحلیلی)</w:t>
       </w:r>
     </w:p>
     <w:p>
@@ -766,7 +1365,7 @@
           <w:szCs w:val="26"/>
           <w:rtl w:val="1"/>
         </w:rPr>
-        <w:t>در شرایطِ بن‌بستِ سیاسیِ حقوق بین‌الملل محیط زیست، «حقوقِ محیط‌زیستی» — به‌ویژه حق بر محیط‌زیستِ سالم — می‌تواند زمینهٔ مشترکِ پیشبردِ تدریجیِ نظام باشد.</w:t>
+        <w:t>گفتارِ نو «۴-۵ شواهدِ پایگاه‌های استنادی»: پیمایشِ مقالاتِ عمیقاً کاویده‌شده و ثبتِ یافته/نقطهٔ قوت/نقطهٔ ضعفِ هر مقاله همراه با استنادِ درون‌متنی.</w:t>
       </w:r>
     </w:p>
     <w:p>
@@ -795,7 +1394,31 @@
           <w:szCs w:val="26"/>
           <w:rtl w:val="1"/>
         </w:rPr>
-        <w:t>توسعهٔ حقوق نه از راهِ یک معاهدهٔ فراگیرِ واحد، بلکه از مسیرِ رویه، آرای قضایی و شناساییِ تدریجیِ حقوق پیش می‌رود.</w:t>
+        <w:t>گفتارِ نو «۴-۶ سنتزِ هفت‌منظری»: تلفیقِ هفت زاویهٔ تحلیلی از پیکرهٔ منابع برای صورت‌بندیِ تأثیرِ پیمان بر MEAها. فصلِ ۴ از ۱۱ به ۱۳ زیربخش و به ۵۹ بند گسترش یافت.</w:t>
+      </w:r>
+    </w:p>
+    <w:p>
+      <w:pPr>
+        <w:shd w:val="clear" w:color="auto" w:fill="eaf1f6"/>
+        <w:pBdr>
+          <w:right w:val="single" w:sz="24" w:space="6" w:color="b08d3f"/>
+        </w:pBdr>
+        <w:bidi w:val="1"/>
+        <w:spacing w:line="312" w:lineRule="auto" w:before="200" w:after="120"/>
+        <w:ind w:right="57"/>
+        <w:jc w:val="right"/>
+      </w:pPr>
+      <w:r>
+        <w:rPr>
+          <w:rFonts w:ascii="Times New Roman" w:hAnsi="Times New Roman" w:cs="B Nazanin"/>
+          <w:sz w:val="24"/>
+          <w:szCs w:val="26"/>
+          <w:rtl w:val="1"/>
+          <w:b/>
+          <w:bCs/>
+          <w:color w:val="123a52"/>
+        </w:rPr>
+        <w:t>غنی‌سازیِ فصلِ ۵ (کم‌پشتوانه‌ترین فصل)</w:t>
       </w:r>
     </w:p>
     <w:p>
@@ -824,7 +1447,7 @@
           <w:szCs w:val="26"/>
           <w:rtl w:val="1"/>
         </w:rPr>
-        <w:t>الگوی روش‌شناختیِ نتیجه‌گیری سه‌لایه است: سنتزِ یافته‌ها ← طرحِ گزینه‌های پیشِ‌رو ← چشم‌اندازِ دگرگونیِ بوم‌شناختی، با استنادِ متراکمِ درون‌متنی.</w:t>
+        <w:t>گفتارِ نو «۵-۴ شش یافتهٔ کانونی» (F۱ تا F۶): تزریقِ یافته‌های سنتزشدهٔ سامانه.</w:t>
       </w:r>
     </w:p>
     <w:p>
@@ -853,569 +1476,7 @@
           <w:szCs w:val="26"/>
           <w:rtl w:val="1"/>
         </w:rPr>
-        <w:t>پیوندِ مستقیمِ فرایندِ پیمان با قطعنامهٔ ۷۶/۳۰۰ مجمع عمومی (حق بر محیط‌زیستِ سالم) به‌مثابهٔ «دستاوردِ پنهانِ» ابتکار.</w:t>
-      </w:r>
-    </w:p>
-    <w:p>
-      <w:pPr>
-        <w:bidi w:val="1"/>
-        <w:spacing w:line="312" w:lineRule="auto" w:before="0" w:after="60"/>
-        <w:jc w:val="right"/>
-      </w:pPr>
-      <w:r>
-        <w:rPr>
-          <w:rFonts w:ascii="Times New Roman" w:hAnsi="Times New Roman" w:cs="B Nazanin"/>
-          <w:sz w:val="22"/>
-          <w:szCs w:val="24"/>
-          <w:rtl w:val="1"/>
-          <w:b/>
-          <w:bCs/>
-          <w:color w:val="1e6b3a"/>
-        </w:rPr>
-        <w:t xml:space="preserve">نقطهٔ قوت: </w:t>
-      </w:r>
-      <w:r>
-        <w:rPr>
-          <w:rFonts w:ascii="Times New Roman" w:hAnsi="Times New Roman" w:cs="B Nazanin"/>
-          <w:sz w:val="22"/>
-          <w:szCs w:val="24"/>
-          <w:rtl w:val="1"/>
-        </w:rPr>
-        <w:t>رسالهٔ دکتریِ روشمند و پرارجاع با روش‌شناسیِ نتیجه‌گیریِ الگو (تحلیلِ روند + سنجشِ گزینه‌ها + قضاوتِ متوازن)؛ منبعِ طلاییِ رساله برای الگوی نتیجه‌گیری و برای تبیینِ «دستاوردهای پنهانِ» فرایندِ پیمان.</w:t>
-      </w:r>
-    </w:p>
-    <w:p>
-      <w:pPr>
-        <w:bidi w:val="1"/>
-        <w:spacing w:line="312" w:lineRule="auto" w:before="0" w:after="60"/>
-        <w:jc w:val="right"/>
-      </w:pPr>
-      <w:r>
-        <w:rPr>
-          <w:rFonts w:ascii="Times New Roman" w:hAnsi="Times New Roman" w:cs="B Nazanin"/>
-          <w:sz w:val="22"/>
-          <w:szCs w:val="24"/>
-          <w:rtl w:val="1"/>
-          <w:b/>
-          <w:bCs/>
-          <w:color w:val="b03a2e"/>
-        </w:rPr>
-        <w:t xml:space="preserve">نقطهٔ ضعف/ملاحظه: </w:t>
-      </w:r>
-      <w:r>
-        <w:rPr>
-          <w:rFonts w:ascii="Times New Roman" w:hAnsi="Times New Roman" w:cs="B Nazanin"/>
-          <w:sz w:val="22"/>
-          <w:szCs w:val="24"/>
-          <w:rtl w:val="1"/>
-        </w:rPr>
-        <w:t>تمرکز بر رویکردِ حق‌محور؛ کمتر به پیامدهای فنیِ پیمان بر تک‌تکِ MEAها می‌پردازد.</w:t>
-      </w:r>
-    </w:p>
-    <w:p>
-      <w:pPr>
-        <w:shd w:val="clear" w:color="auto" w:fill="eaf1f6"/>
-        <w:pBdr>
-          <w:right w:val="single" w:sz="24" w:space="6" w:color="b08d3f"/>
-        </w:pBdr>
-        <w:bidi w:val="1"/>
-        <w:spacing w:line="312" w:lineRule="auto" w:before="200" w:after="120"/>
-        <w:ind w:right="57"/>
-        <w:jc w:val="right"/>
-      </w:pPr>
-      <w:r>
-        <w:rPr>
-          <w:rFonts w:ascii="Times New Roman" w:hAnsi="Times New Roman" w:cs="B Nazanin"/>
-          <w:sz w:val="24"/>
-          <w:szCs w:val="26"/>
-          <w:rtl w:val="1"/>
-          <w:b/>
-          <w:bCs/>
-          <w:color w:val="123a52"/>
-        </w:rPr>
-        <w:t>ج) کجا و چگونه در پژوهش به‌کار رفت</w:t>
-      </w:r>
-    </w:p>
-    <w:p>
-      <w:pPr>
-        <w:shd w:val="clear" w:color="auto" w:fill="f5f8fb"/>
-        <w:bidi w:val="1"/>
-        <w:spacing w:line="312" w:lineRule="auto" w:before="0" w:after="20"/>
-        <w:ind w:right="170" w:left="170"/>
-        <w:jc w:val="right"/>
-      </w:pPr>
-      <w:r>
-        <w:rPr>
-          <w:rFonts w:ascii="Times New Roman" w:hAnsi="Times New Roman" w:cs="B Nazanin"/>
-          <w:sz w:val="22"/>
-          <w:szCs w:val="24"/>
-          <w:rtl w:val="1"/>
-          <w:b/>
-          <w:bCs/>
-          <w:color w:val="14203a"/>
-        </w:rPr>
-        <w:t xml:space="preserve">فصولِ کاربرد: </w:t>
-      </w:r>
-      <w:r>
-        <w:rPr>
-          <w:rFonts w:ascii="Times New Roman" w:hAnsi="Times New Roman" w:cs="B Nazanin"/>
-          <w:sz w:val="22"/>
-          <w:szCs w:val="24"/>
-          <w:rtl w:val="1"/>
-        </w:rPr>
-        <w:t>فصل۲، فصل۳، فصل۴، فصل۵</w:t>
-      </w:r>
-    </w:p>
-    <w:p>
-      <w:pPr>
-        <w:shd w:val="clear" w:color="auto" w:fill="f5f8fb"/>
-        <w:bidi w:val="1"/>
-        <w:spacing w:line="312" w:lineRule="auto" w:before="0" w:after="20"/>
-        <w:ind w:right="170" w:left="170"/>
-        <w:jc w:val="right"/>
-      </w:pPr>
-      <w:r>
-        <w:rPr>
-          <w:rFonts w:ascii="Times New Roman" w:hAnsi="Times New Roman" w:cs="B Nazanin"/>
-          <w:sz w:val="22"/>
-          <w:szCs w:val="24"/>
-          <w:rtl w:val="1"/>
-          <w:b/>
-          <w:bCs/>
-          <w:color w:val="14203a"/>
-        </w:rPr>
-        <w:t xml:space="preserve">پرسش‌های مرتبط: </w:t>
-      </w:r>
-      <w:r>
-        <w:rPr>
-          <w:rFonts w:ascii="Times New Roman" w:hAnsi="Times New Roman" w:cs="B Nazanin"/>
-          <w:sz w:val="22"/>
-          <w:szCs w:val="24"/>
-          <w:rtl w:val="1"/>
-        </w:rPr>
-        <w:t>اصلی، فرعی۱، فرعی۲</w:t>
-      </w:r>
-    </w:p>
-    <w:p>
-      <w:pPr>
-        <w:bidi w:val="1"/>
-        <w:spacing w:line="312" w:lineRule="auto" w:before="0" w:after="120"/>
-        <w:ind w:firstLine="340"/>
-        <w:jc w:val="both"/>
-      </w:pPr>
-      <w:r>
-        <w:rPr>
-          <w:rFonts w:ascii="Times New Roman" w:hAnsi="Times New Roman" w:cs="B Nazanin"/>
-          <w:sz w:val="22"/>
-          <w:szCs w:val="28"/>
-          <w:rtl w:val="1"/>
-        </w:rPr>
-        <w:t>این رساله، به‌سببِ روش‌شناسیِ دقیق و پرارجاعِ خود، منبعِ طلاییِ الگوی نتیجه‌گیری بوده است. یافته‌های آن در فصلِ دوم (سیر تحولِ حقوق و ظهورِ گفتمانِ حق‌محور)، فصلِ سوم (تحلیلِ اصولِ پیمان)، فصلِ چهارم (پیامدهای شکست و مسیرِ جایگزین) و فصلِ پنجم (الگوی نتیجه‌گیری) به‌کار رفته و به پرسشِ اصلی و دو پرسشِ فرعیِ نخست پاسخ می‌دهد.</w:t>
-      </w:r>
-    </w:p>
-    <w:p>
-      <w:pPr>
-        <w:shd w:val="clear" w:color="auto" w:fill="eaf1f6"/>
-        <w:pBdr>
-          <w:right w:val="single" w:sz="24" w:space="6" w:color="b08d3f"/>
-        </w:pBdr>
-        <w:bidi w:val="1"/>
-        <w:spacing w:line="312" w:lineRule="auto" w:before="200" w:after="120"/>
-        <w:ind w:right="57"/>
-        <w:jc w:val="right"/>
-      </w:pPr>
-      <w:r>
-        <w:rPr>
-          <w:rFonts w:ascii="Times New Roman" w:hAnsi="Times New Roman" w:cs="B Nazanin"/>
-          <w:sz w:val="24"/>
-          <w:szCs w:val="26"/>
-          <w:rtl w:val="1"/>
-          <w:b/>
-          <w:bCs/>
-          <w:color w:val="123a52"/>
-        </w:rPr>
-        <w:t>د) سهمِ آن در بهینه‌سازیِ نتیجه‌گیری و سناریو</w:t>
-      </w:r>
-    </w:p>
-    <w:p>
-      <w:pPr>
-        <w:bidi w:val="1"/>
-        <w:spacing w:line="312" w:lineRule="auto" w:before="0" w:after="120"/>
-        <w:ind w:firstLine="340"/>
-        <w:jc w:val="both"/>
-      </w:pPr>
-      <w:r>
-        <w:rPr>
-          <w:rFonts w:ascii="Times New Roman" w:hAnsi="Times New Roman" w:cs="B Nazanin"/>
-          <w:sz w:val="22"/>
-          <w:szCs w:val="28"/>
-          <w:rtl w:val="1"/>
-        </w:rPr>
-        <w:t>الگوی «استنادِ متراکمِ درون‌متنی» و ساختارِ «سنتز ← گزینه‌ها» مستقیماً از تیگره وام گرفته شد و به نتیجه‌گیریِ رساله سطحِ استانداردِ دکتری بخشید. مهم‌تر آنکه این منبع کمک کرد نتیجه‌گیریِ ما از «روایتِ شکستِ صِرف» فراتر رود و به تحلیلِ «دستاوردهای پنهانِ فرایندِ پیمان» (تثبیتِ حق بر محیط‌زیستِ سالم در قطعنامهٔ ۷۶/۳۰۰) برسد. ستونِ یکم و پنجمِ نقشهٔ راهِ جایگزین (توسعهٔ رویهٔ قضایی و حقوق نرم) مستقیماً بر تزِ این منبع استوار شده‌اند.</w:t>
-      </w:r>
-    </w:p>
-    <w:p>
-      <w:pPr>
-        <w:bidi w:val="1"/>
-        <w:spacing w:line="312" w:lineRule="auto" w:before="0" w:after="60"/>
-        <w:jc w:val="right"/>
-      </w:pPr>
-      <w:r>
-        <w:rPr>
-          <w:rFonts w:ascii="Times New Roman" w:hAnsi="Times New Roman" w:cs="B Nazanin"/>
-          <w:sz w:val="22"/>
-          <w:szCs w:val="24"/>
-          <w:rtl w:val="1"/>
-          <w:b/>
-          <w:bCs/>
-          <w:color w:val="5a4a8a"/>
-        </w:rPr>
-        <w:t xml:space="preserve">یادداشتِ استناد: </w:t>
-      </w:r>
-      <w:r>
-        <w:rPr>
-          <w:rFonts w:ascii="Times New Roman" w:hAnsi="Times New Roman" w:cs="B Nazanin"/>
-          <w:sz w:val="22"/>
-          <w:szCs w:val="24"/>
-          <w:rtl w:val="1"/>
-        </w:rPr>
-        <w:t>الگوی روش‌شناختیِ نتیجه‌گیریِ رساله (فصل۵) و مبنای تحلیلِ «حق بر محیط‌زیستِ سالم» به‌مثابهٔ دستاوردِ پنهانِ فرایندِ پیمان (قطعنامهٔ ۷۶/۳۰۰ مجمع عمومی). دسترسی آزاد: digitalcommons.pace.edu/lawdissertations/33/.</w:t>
-      </w:r>
-    </w:p>
-    <w:p>
-      <w:pPr>
-        <w:pBdr>
-          <w:bottom w:val="single" w:sz="6" w:space="1" w:color="b08d3f"/>
-        </w:pBdr>
-        <w:bidi w:val="1"/>
-        <w:spacing w:line="312" w:lineRule="auto" w:before="0" w:after="40"/>
-        <w:jc w:val="right"/>
-      </w:pPr>
-    </w:p>
-    <w:p>
-      <w:r>
-        <w:br w:type="page"/>
-      </w:r>
-    </w:p>
-    <w:p>
-      <w:pPr>
-        <w:shd w:val="clear" w:color="auto" w:fill="123a52"/>
-        <w:pBdr>
-          <w:top w:val="single" w:sz="2" w:space="6" w:color="123a52"/>
-          <w:bottom w:val="single" w:sz="2" w:space="6" w:color="123a52"/>
-          <w:left w:val="single" w:sz="2" w:space="6" w:color="123a52"/>
-          <w:right w:val="single" w:sz="2" w:space="6" w:color="123a52"/>
-        </w:pBdr>
-        <w:bidi w:val="1"/>
-        <w:spacing w:line="312" w:lineRule="auto" w:before="0" w:after="160"/>
-        <w:ind w:right="57" w:left="57"/>
-        <w:jc w:val="right"/>
-      </w:pPr>
-      <w:r>
-        <w:rPr>
-          <w:rFonts w:ascii="Times New Roman" w:hAnsi="Times New Roman" w:cs="B Nazanin"/>
-          <w:sz w:val="24"/>
-          <w:szCs w:val="30"/>
-          <w:rtl w:val="1"/>
-          <w:b/>
-          <w:bCs/>
-          <w:color w:val="ffffff"/>
-        </w:rPr>
-        <w:t>منبعِ ۲: تیلر (۲۰۱۸)</w:t>
-      </w:r>
-    </w:p>
-    <w:p>
-      <w:pPr>
-        <w:shd w:val="clear" w:color="auto" w:fill="eaf1f6"/>
-        <w:pBdr>
-          <w:right w:val="single" w:sz="24" w:space="6" w:color="b08d3f"/>
-        </w:pBdr>
-        <w:bidi w:val="1"/>
-        <w:spacing w:line="312" w:lineRule="auto" w:before="200" w:after="120"/>
-        <w:ind w:right="57"/>
-        <w:jc w:val="right"/>
-      </w:pPr>
-      <w:r>
-        <w:rPr>
-          <w:rFonts w:ascii="Times New Roman" w:hAnsi="Times New Roman" w:cs="B Nazanin"/>
-          <w:sz w:val="24"/>
-          <w:szCs w:val="26"/>
-          <w:rtl w:val="1"/>
-          <w:b/>
-          <w:bCs/>
-          <w:color w:val="123a52"/>
-        </w:rPr>
-        <w:t>الف) شناسنامهٔ کتاب‌شناختی</w:t>
-      </w:r>
-    </w:p>
-    <w:p>
-      <w:pPr>
-        <w:shd w:val="clear" w:color="auto" w:fill="f5f8fb"/>
-        <w:bidi w:val="1"/>
-        <w:spacing w:line="312" w:lineRule="auto" w:before="0" w:after="20"/>
-        <w:ind w:right="170" w:left="170"/>
-        <w:jc w:val="right"/>
-      </w:pPr>
-      <w:r>
-        <w:rPr>
-          <w:rFonts w:ascii="Times New Roman" w:hAnsi="Times New Roman" w:cs="B Nazanin"/>
-          <w:sz w:val="22"/>
-          <w:szCs w:val="24"/>
-          <w:rtl w:val="1"/>
-          <w:b/>
-          <w:bCs/>
-          <w:color w:val="14203a"/>
-        </w:rPr>
-        <w:t xml:space="preserve">عنوان (فارسی): </w:t>
-      </w:r>
-      <w:r>
-        <w:rPr>
-          <w:rFonts w:ascii="Times New Roman" w:hAnsi="Times New Roman" w:cs="B Nazanin"/>
-          <w:sz w:val="22"/>
-          <w:szCs w:val="24"/>
-          <w:rtl w:val="1"/>
-        </w:rPr>
-        <w:t>آیا اهدافِ پیمانِ جهانیِ پیشنهادیِ محیط زیست مطلوب‌اند و آیا پیمان ارزش‌افزوده‌ای به حقوق بین‌الملل محیط زیست می‌افزاید؟</w:t>
-      </w:r>
-    </w:p>
-    <w:p>
-      <w:pPr>
-        <w:shd w:val="clear" w:color="auto" w:fill="f5f8fb"/>
-        <w:bidi w:val="1"/>
-        <w:spacing w:line="312" w:lineRule="auto" w:before="0" w:after="20"/>
-        <w:ind w:right="170" w:left="170"/>
-        <w:jc w:val="right"/>
-      </w:pPr>
-      <w:r>
-        <w:rPr>
-          <w:rFonts w:ascii="Times New Roman" w:hAnsi="Times New Roman" w:cs="B Nazanin"/>
-          <w:sz w:val="22"/>
-          <w:szCs w:val="24"/>
-          <w:rtl w:val="1"/>
-          <w:b/>
-          <w:bCs/>
-          <w:color w:val="14203a"/>
-        </w:rPr>
-        <w:t xml:space="preserve">عنوانِ اصلی (لاتین): </w:t>
-      </w:r>
-      <w:r>
-        <w:rPr>
-          <w:rFonts w:ascii="Times New Roman" w:hAnsi="Times New Roman" w:cs="B Nazanin"/>
-          <w:sz w:val="22"/>
-          <w:szCs w:val="24"/>
-          <w:rtl w:val="1"/>
-        </w:rPr>
-        <w:t>Are the Aims of the Proposed Global Pact for the Environment Desirable and Will the Pact Add Any Value to International Environmental Law?</w:t>
-      </w:r>
-    </w:p>
-    <w:p>
-      <w:pPr>
-        <w:shd w:val="clear" w:color="auto" w:fill="f5f8fb"/>
-        <w:bidi w:val="1"/>
-        <w:spacing w:line="312" w:lineRule="auto" w:before="0" w:after="20"/>
-        <w:ind w:right="170" w:left="170"/>
-        <w:jc w:val="right"/>
-      </w:pPr>
-      <w:r>
-        <w:rPr>
-          <w:rFonts w:ascii="Times New Roman" w:hAnsi="Times New Roman" w:cs="B Nazanin"/>
-          <w:sz w:val="22"/>
-          <w:szCs w:val="24"/>
-          <w:rtl w:val="1"/>
-          <w:b/>
-          <w:bCs/>
-          <w:color w:val="14203a"/>
-        </w:rPr>
-        <w:t xml:space="preserve">پدیدآور: </w:t>
-      </w:r>
-      <w:r>
-        <w:rPr>
-          <w:rFonts w:ascii="Times New Roman" w:hAnsi="Times New Roman" w:cs="B Nazanin"/>
-          <w:sz w:val="22"/>
-          <w:szCs w:val="24"/>
-          <w:rtl w:val="1"/>
-        </w:rPr>
-        <w:t>Tiller, D.</w:t>
-      </w:r>
-    </w:p>
-    <w:p>
-      <w:pPr>
-        <w:shd w:val="clear" w:color="auto" w:fill="f5f8fb"/>
-        <w:bidi w:val="1"/>
-        <w:spacing w:line="312" w:lineRule="auto" w:before="0" w:after="20"/>
-        <w:ind w:right="170" w:left="170"/>
-        <w:jc w:val="right"/>
-      </w:pPr>
-      <w:r>
-        <w:rPr>
-          <w:rFonts w:ascii="Times New Roman" w:hAnsi="Times New Roman" w:cs="B Nazanin"/>
-          <w:sz w:val="22"/>
-          <w:szCs w:val="24"/>
-          <w:rtl w:val="1"/>
-          <w:b/>
-          <w:bCs/>
-          <w:color w:val="14203a"/>
-        </w:rPr>
-        <w:t xml:space="preserve">سالِ انتشار: </w:t>
-      </w:r>
-      <w:r>
-        <w:rPr>
-          <w:rFonts w:ascii="Times New Roman" w:hAnsi="Times New Roman" w:cs="B Nazanin"/>
-          <w:sz w:val="22"/>
-          <w:szCs w:val="24"/>
-          <w:rtl w:val="1"/>
-        </w:rPr>
-        <w:t>۲۰۱۸</w:t>
-      </w:r>
-    </w:p>
-    <w:p>
-      <w:pPr>
-        <w:shd w:val="clear" w:color="auto" w:fill="f5f8fb"/>
-        <w:bidi w:val="1"/>
-        <w:spacing w:line="312" w:lineRule="auto" w:before="0" w:after="20"/>
-        <w:ind w:right="170" w:left="170"/>
-        <w:jc w:val="right"/>
-      </w:pPr>
-      <w:r>
-        <w:rPr>
-          <w:rFonts w:ascii="Times New Roman" w:hAnsi="Times New Roman" w:cs="B Nazanin"/>
-          <w:sz w:val="22"/>
-          <w:szCs w:val="24"/>
-          <w:rtl w:val="1"/>
-          <w:b/>
-          <w:bCs/>
-          <w:color w:val="14203a"/>
-        </w:rPr>
-        <w:t xml:space="preserve">محلِ انتشار: </w:t>
-      </w:r>
-      <w:r>
-        <w:rPr>
-          <w:rFonts w:ascii="Times New Roman" w:hAnsi="Times New Roman" w:cs="B Nazanin"/>
-          <w:sz w:val="22"/>
-          <w:szCs w:val="24"/>
-          <w:rtl w:val="1"/>
-        </w:rPr>
-        <w:t>LLB(Hons) Research Paper, Victoria University of Wellington, Faculty of Law</w:t>
-      </w:r>
-    </w:p>
-    <w:p>
-      <w:pPr>
-        <w:shd w:val="clear" w:color="auto" w:fill="f5f8fb"/>
-        <w:bidi w:val="1"/>
-        <w:spacing w:line="312" w:lineRule="auto" w:before="0" w:after="20"/>
-        <w:ind w:right="170" w:left="170"/>
-        <w:jc w:val="right"/>
-      </w:pPr>
-      <w:r>
-        <w:rPr>
-          <w:rFonts w:ascii="Times New Roman" w:hAnsi="Times New Roman" w:cs="B Nazanin"/>
-          <w:sz w:val="22"/>
-          <w:szCs w:val="24"/>
-          <w:rtl w:val="1"/>
-          <w:b/>
-          <w:bCs/>
-          <w:color w:val="14203a"/>
-        </w:rPr>
-        <w:t xml:space="preserve">پایگاه: </w:t>
-      </w:r>
-      <w:r>
-        <w:rPr>
-          <w:rFonts w:ascii="Times New Roman" w:hAnsi="Times New Roman" w:cs="B Nazanin"/>
-          <w:sz w:val="22"/>
-          <w:szCs w:val="24"/>
-          <w:rtl w:val="1"/>
-        </w:rPr>
-        <w:t>Victoria University of Wellington</w:t>
-      </w:r>
-    </w:p>
-    <w:p>
-      <w:pPr>
-        <w:shd w:val="clear" w:color="auto" w:fill="f5f8fb"/>
-        <w:bidi w:val="1"/>
-        <w:spacing w:line="312" w:lineRule="auto" w:before="0" w:after="20"/>
-        <w:ind w:right="170" w:left="170"/>
-        <w:jc w:val="right"/>
-      </w:pPr>
-      <w:r>
-        <w:rPr>
-          <w:rFonts w:ascii="Times New Roman" w:hAnsi="Times New Roman" w:cs="B Nazanin"/>
-          <w:sz w:val="22"/>
-          <w:szCs w:val="24"/>
-          <w:rtl w:val="1"/>
-          <w:b/>
-          <w:bCs/>
-          <w:color w:val="14203a"/>
-        </w:rPr>
-        <w:t xml:space="preserve">درجهٔ ارتباط با رساله: </w:t>
-      </w:r>
-      <w:r>
-        <w:rPr>
-          <w:rFonts w:ascii="Times New Roman" w:hAnsi="Times New Roman" w:cs="B Nazanin"/>
-          <w:sz w:val="22"/>
-          <w:szCs w:val="24"/>
-          <w:rtl w:val="1"/>
-        </w:rPr>
-        <w:t>۹۰ از ۱۰۰</w:t>
-      </w:r>
-    </w:p>
-    <w:p>
-      <w:pPr>
-        <w:shd w:val="clear" w:color="auto" w:fill="eaf1f6"/>
-        <w:pBdr>
-          <w:right w:val="single" w:sz="24" w:space="6" w:color="b08d3f"/>
-        </w:pBdr>
-        <w:bidi w:val="1"/>
-        <w:spacing w:line="312" w:lineRule="auto" w:before="200" w:after="120"/>
-        <w:ind w:right="57"/>
-        <w:jc w:val="right"/>
-      </w:pPr>
-      <w:r>
-        <w:rPr>
-          <w:rFonts w:ascii="Times New Roman" w:hAnsi="Times New Roman" w:cs="B Nazanin"/>
-          <w:sz w:val="24"/>
-          <w:szCs w:val="26"/>
-          <w:rtl w:val="1"/>
-          <w:b/>
-          <w:bCs/>
-          <w:color w:val="123a52"/>
-        </w:rPr>
-        <w:t>ب) دایجستِ کامل و نکاتِ استخراج‌شده</w:t>
-      </w:r>
-    </w:p>
-    <w:p>
-      <w:pPr>
-        <w:bidi w:val="1"/>
-        <w:spacing w:line="312" w:lineRule="auto" w:before="0" w:after="120"/>
-        <w:ind w:firstLine="340"/>
-        <w:jc w:val="both"/>
-      </w:pPr>
-      <w:r>
-        <w:rPr>
-          <w:rFonts w:ascii="Times New Roman" w:hAnsi="Times New Roman" w:cs="B Nazanin"/>
-          <w:sz w:val="22"/>
-          <w:szCs w:val="28"/>
-          <w:rtl w:val="1"/>
-        </w:rPr>
-        <w:t>اهدافِ پیمان (تحکیم و انسجام‌بخشیِ اصول) مطلوب‌اند، اما ارزش‌افزودهٔ عملیِ آن به‌سببِ ضعفِ سازوکارِ اجرا و خطرِ تضعیفِ رژیم‌های تخصصیِ موجود محدود است؛ داوریِ متوازن: «هدف درست، ابزار محلِ تردید».</w:t>
-      </w:r>
-    </w:p>
-    <w:p>
-      <w:pPr>
-        <w:bidi w:val="1"/>
-        <w:spacing w:line="312" w:lineRule="auto" w:before="0" w:after="60"/>
-        <w:jc w:val="right"/>
-      </w:pPr>
-      <w:r>
-        <w:rPr>
-          <w:rFonts w:ascii="Times New Roman" w:hAnsi="Times New Roman" w:cs="B Nazanin"/>
-          <w:sz w:val="22"/>
-          <w:szCs w:val="26"/>
-          <w:rtl w:val="1"/>
-          <w:b/>
-          <w:bCs/>
-          <w:color w:val="123a52"/>
-        </w:rPr>
-        <w:t>نکاتِ کلیدیِ استخراج‌شده:</w:t>
+        <w:t>گفتارِ نو «۵-۵ نوآوریِ رساله»: برساخته از محورهای نوآوریِ پیش‌تر نامُستفاد.</w:t>
       </w:r>
     </w:p>
     <w:p>
@@ -1444,7 +1505,351 @@
           <w:szCs w:val="26"/>
           <w:rtl w:val="1"/>
         </w:rPr>
-        <w:t>اهدافِ پیمان (تحکیم و انسجام‌بخشیِ اصول) مطلوب‌اند؛ اما ارزش‌افزودهٔ عملیِ آن محدود است.</w:t>
+        <w:t>گفتارِ نو «۵-۶ پیشنهادهای پژوهشِ آینده»: برساخته از خلأهای پژوهشیِ استخراج‌شده. فصلِ ۵ از ۵ به ۸ زیربخش و به ۳۸ بند گسترش یافت.</w:t>
+      </w:r>
+    </w:p>
+    <w:p>
+      <w:r>
+        <w:br w:type="page"/>
+      </w:r>
+    </w:p>
+    <w:p>
+      <w:pPr>
+        <w:shd w:val="clear" w:color="auto" w:fill="123a52"/>
+        <w:pBdr>
+          <w:top w:val="single" w:sz="2" w:space="6" w:color="123a52"/>
+          <w:bottom w:val="single" w:sz="2" w:space="6" w:color="123a52"/>
+          <w:left w:val="single" w:sz="2" w:space="6" w:color="123a52"/>
+          <w:right w:val="single" w:sz="2" w:space="6" w:color="123a52"/>
+        </w:pBdr>
+        <w:bidi w:val="1"/>
+        <w:spacing w:line="312" w:lineRule="auto" w:before="0" w:after="160"/>
+        <w:ind w:right="57" w:left="57"/>
+        <w:jc w:val="right"/>
+      </w:pPr>
+      <w:r>
+        <w:rPr>
+          <w:rFonts w:ascii="Times New Roman" w:hAnsi="Times New Roman" w:cs="B Nazanin"/>
+          <w:sz w:val="24"/>
+          <w:szCs w:val="32"/>
+          <w:rtl w:val="1"/>
+          <w:b/>
+          <w:bCs/>
+          <w:color w:val="ffffff"/>
+        </w:rPr>
+        <w:t>۵) شش یافتهٔ کانونی که به نتیجه‌گیری تزریق شد</w:t>
+      </w:r>
+    </w:p>
+    <w:p>
+      <w:pPr>
+        <w:bidi w:val="1"/>
+        <w:spacing w:line="312" w:lineRule="auto" w:before="0" w:after="120"/>
+        <w:ind w:firstLine="340"/>
+        <w:jc w:val="both"/>
+      </w:pPr>
+      <w:r>
+        <w:rPr>
+          <w:rFonts w:ascii="Times New Roman" w:hAnsi="Times New Roman" w:cs="B Nazanin"/>
+          <w:sz w:val="22"/>
+          <w:szCs w:val="28"/>
+          <w:rtl w:val="1"/>
+        </w:rPr>
+        <w:t>این شش یافته، حاصلِ سنتزِ کلِّ پیکرهٔ منابع‌اند و پیش‌تر در بدنهٔ رساله حاضر نبودند؛ اکنون ستون‌فقراتِ تحلیلیِ فصلِ نتیجه‌گیری را می‌سازند:</w:t>
+      </w:r>
+    </w:p>
+    <w:p>
+      <w:pPr>
+        <w:shd w:val="clear" w:color="auto" w:fill="eaf1f6"/>
+        <w:pBdr>
+          <w:right w:val="single" w:sz="24" w:space="6" w:color="b08d3f"/>
+        </w:pBdr>
+        <w:bidi w:val="1"/>
+        <w:spacing w:line="312" w:lineRule="auto" w:before="200" w:after="120"/>
+        <w:ind w:right="57"/>
+        <w:jc w:val="right"/>
+      </w:pPr>
+      <w:r>
+        <w:rPr>
+          <w:rFonts w:ascii="Times New Roman" w:hAnsi="Times New Roman" w:cs="B Nazanin"/>
+          <w:sz w:val="24"/>
+          <w:szCs w:val="24"/>
+          <w:rtl w:val="1"/>
+          <w:b/>
+          <w:bCs/>
+          <w:color w:val="123a52"/>
+        </w:rPr>
+        <w:t>یافتهٔ اصلی — «خلأ هنجاری» ریشهٔ پراکندگی است، نه صرفِ کثرت معاهدات</w:t>
+      </w:r>
+    </w:p>
+    <w:p>
+      <w:pPr>
+        <w:bidi w:val="1"/>
+        <w:spacing w:line="312" w:lineRule="auto" w:before="0" w:after="120"/>
+        <w:ind w:firstLine="340"/>
+        <w:jc w:val="both"/>
+      </w:pPr>
+      <w:r>
+        <w:rPr>
+          <w:rFonts w:ascii="Times New Roman" w:hAnsi="Times New Roman" w:cs="B Nazanin"/>
+          <w:sz w:val="22"/>
+          <w:szCs w:val="26"/>
+          <w:rtl w:val="1"/>
+        </w:rPr>
+        <w:t>پراکندگی حقوق بین‌الملل محیط زیست معلولِ نبودِ یک لایهٔ هنجاریِ برتر و مشترک (اصول بنیادین الزام‌آور) است؛ ازاین‌رو راه‌حل، نه ادغامِ نهادیِ معاهدات در یک سازمانِ واحد، بلکه افزودن یک «سند چتر» حاوی اصول عمومیِ قابل‌رجوع است.</w:t>
+      </w:r>
+    </w:p>
+    <w:p>
+      <w:pPr>
+        <w:shd w:val="clear" w:color="auto" w:fill="eaf1f6"/>
+        <w:pBdr>
+          <w:right w:val="single" w:sz="24" w:space="6" w:color="b08d3f"/>
+        </w:pBdr>
+        <w:bidi w:val="1"/>
+        <w:spacing w:line="312" w:lineRule="auto" w:before="200" w:after="120"/>
+        <w:ind w:right="57"/>
+        <w:jc w:val="right"/>
+      </w:pPr>
+      <w:r>
+        <w:rPr>
+          <w:rFonts w:ascii="Times New Roman" w:hAnsi="Times New Roman" w:cs="B Nazanin"/>
+          <w:sz w:val="24"/>
+          <w:szCs w:val="24"/>
+          <w:rtl w:val="1"/>
+          <w:b/>
+          <w:bCs/>
+          <w:color w:val="123a52"/>
+        </w:rPr>
+        <w:t>یافتهٔ دوم — سازوکار تأثیر پیمان بر MEAها «سلسله‌مراتبی-تفسیری» است، نه الغاکننده</w:t>
+      </w:r>
+    </w:p>
+    <w:p>
+      <w:pPr>
+        <w:bidi w:val="1"/>
+        <w:spacing w:line="312" w:lineRule="auto" w:before="0" w:after="120"/>
+        <w:ind w:firstLine="340"/>
+        <w:jc w:val="both"/>
+      </w:pPr>
+      <w:r>
+        <w:rPr>
+          <w:rFonts w:ascii="Times New Roman" w:hAnsi="Times New Roman" w:cs="B Nazanin"/>
+          <w:sz w:val="22"/>
+          <w:szCs w:val="26"/>
+          <w:rtl w:val="1"/>
+        </w:rPr>
+        <w:t>حتی در فرضِ تصویب، پیمان MEAهای موجود را نسخ نمی‌کرد؛ بلکه از سه مجرا اثر می‌گذاشت: (۱) مرجعِ اصولِ عام در موارد سکوت/خلأ، (۲) قاعدهٔ تفسیر هماهنگ میان رژیم‌ها، (۳) معیار سنجش انسجام و کارآمدی. این همان «سایهٔ هنجاری» است.</w:t>
+      </w:r>
+    </w:p>
+    <w:p>
+      <w:pPr>
+        <w:shd w:val="clear" w:color="auto" w:fill="eaf1f6"/>
+        <w:pBdr>
+          <w:right w:val="single" w:sz="24" w:space="6" w:color="b08d3f"/>
+        </w:pBdr>
+        <w:bidi w:val="1"/>
+        <w:spacing w:line="312" w:lineRule="auto" w:before="200" w:after="120"/>
+        <w:ind w:right="57"/>
+        <w:jc w:val="right"/>
+      </w:pPr>
+      <w:r>
+        <w:rPr>
+          <w:rFonts w:ascii="Times New Roman" w:hAnsi="Times New Roman" w:cs="B Nazanin"/>
+          <w:sz w:val="24"/>
+          <w:szCs w:val="24"/>
+          <w:rtl w:val="1"/>
+          <w:b/>
+          <w:bCs/>
+          <w:color w:val="123a52"/>
+        </w:rPr>
+        <w:t>یافتهٔ سوم — شکست ۲۰۲۲ «شکستِ ایده» نبود؛ شکستِ «شکلِ الزام‌آور» در برابر موازنهٔ ژئوپلیتیک بود</w:t>
+      </w:r>
+    </w:p>
+    <w:p>
+      <w:pPr>
+        <w:bidi w:val="1"/>
+        <w:spacing w:line="312" w:lineRule="auto" w:before="0" w:after="120"/>
+        <w:ind w:firstLine="340"/>
+        <w:jc w:val="both"/>
+      </w:pPr>
+      <w:r>
+        <w:rPr>
+          <w:rFonts w:ascii="Times New Roman" w:hAnsi="Times New Roman" w:cs="B Nazanin"/>
+          <w:sz w:val="22"/>
+          <w:szCs w:val="26"/>
+          <w:rtl w:val="1"/>
+        </w:rPr>
+        <w:t>تنزل پیمان به اعلامیهٔ سیاسی استکهلم+۵۰ نه به‌دلیل بطلانِ نیاز به سند چتر، بلکه به‌دلیل ائتلاف مخالفان (آمریکا، روسیه) و احتیاط کشورهای در حال توسعه نسبت به تعهدات الزام‌آور و رویکرد اقدام‌محور رخ داد؛ ایدهٔ اصول بنیادین در قالب حق بر محیط‌زیست سالم (قطعنامهٔ ۲۰۲۲) بازتولید شد.</w:t>
+      </w:r>
+    </w:p>
+    <w:p>
+      <w:pPr>
+        <w:shd w:val="clear" w:color="auto" w:fill="eaf1f6"/>
+        <w:pBdr>
+          <w:right w:val="single" w:sz="24" w:space="6" w:color="b08d3f"/>
+        </w:pBdr>
+        <w:bidi w:val="1"/>
+        <w:spacing w:line="312" w:lineRule="auto" w:before="200" w:after="120"/>
+        <w:ind w:right="57"/>
+        <w:jc w:val="right"/>
+      </w:pPr>
+      <w:r>
+        <w:rPr>
+          <w:rFonts w:ascii="Times New Roman" w:hAnsi="Times New Roman" w:cs="B Nazanin"/>
+          <w:sz w:val="24"/>
+          <w:szCs w:val="24"/>
+          <w:rtl w:val="1"/>
+          <w:b/>
+          <w:bCs/>
+          <w:color w:val="123a52"/>
+        </w:rPr>
+        <w:t>یافتهٔ چهارم — درس‌آموختهٔ سه شکست متوالی: «حداکثرگراییِ نهادی» شکست می‌خورد</w:t>
+      </w:r>
+    </w:p>
+    <w:p>
+      <w:pPr>
+        <w:bidi w:val="1"/>
+        <w:spacing w:line="312" w:lineRule="auto" w:before="0" w:after="120"/>
+        <w:ind w:firstLine="340"/>
+        <w:jc w:val="both"/>
+      </w:pPr>
+      <w:r>
+        <w:rPr>
+          <w:rFonts w:ascii="Times New Roman" w:hAnsi="Times New Roman" w:cs="B Nazanin"/>
+          <w:sz w:val="22"/>
+          <w:szCs w:val="26"/>
+          <w:rtl w:val="1"/>
+        </w:rPr>
+        <w:t>سازمان جهانی محیط زیست، دیوان بین‌المللی محیط زیست، میثاق حقوق محیط زیست و اکنون پیمان جهانی — همگی در نقطهٔ «جاه‌طلبیِ نهادی/الزام‌آور فراتر از اجماع» متوقف شدند. درس‌آموخته: مسیرِ تدریجی و اصول‌محور (نه نهاد‌محور) شانس بیشتری دارد.</w:t>
+      </w:r>
+    </w:p>
+    <w:p>
+      <w:pPr>
+        <w:shd w:val="clear" w:color="auto" w:fill="eaf1f6"/>
+        <w:pBdr>
+          <w:right w:val="single" w:sz="24" w:space="6" w:color="b08d3f"/>
+        </w:pBdr>
+        <w:bidi w:val="1"/>
+        <w:spacing w:line="312" w:lineRule="auto" w:before="200" w:after="120"/>
+        <w:ind w:right="57"/>
+        <w:jc w:val="right"/>
+      </w:pPr>
+      <w:r>
+        <w:rPr>
+          <w:rFonts w:ascii="Times New Roman" w:hAnsi="Times New Roman" w:cs="B Nazanin"/>
+          <w:sz w:val="24"/>
+          <w:szCs w:val="24"/>
+          <w:rtl w:val="1"/>
+          <w:b/>
+          <w:bCs/>
+          <w:color w:val="123a52"/>
+        </w:rPr>
+        <w:t>یافتهٔ پنجم (راهکار جایگزین، مبتنی بر منابع) — «نقشهٔ راهِ گذارِ تدریجیِ اصول از حقوق نرم به سند چتر» به‌جای سند چترِ یک‌پارچهٔ الزام‌آور</w:t>
+      </w:r>
+    </w:p>
+    <w:p>
+      <w:pPr>
+        <w:bidi w:val="1"/>
+        <w:spacing w:line="312" w:lineRule="auto" w:before="0" w:after="120"/>
+        <w:ind w:firstLine="340"/>
+        <w:jc w:val="both"/>
+      </w:pPr>
+      <w:r>
+        <w:rPr>
+          <w:rFonts w:ascii="Times New Roman" w:hAnsi="Times New Roman" w:cs="B Nazanin"/>
+          <w:sz w:val="22"/>
+          <w:szCs w:val="26"/>
+          <w:rtl w:val="1"/>
+        </w:rPr>
+        <w:t>ظرفیتِ تحلیلیِ رساله: به‌جای انتخاب دوگانهٔ «معاهدهٔ الزام‌آور / اعلامیهٔ سیاسی»، طراحی یک معماریِ لایه‌ای پیشنهاد می‌شود — هستهٔ نرم اصول عام (اعلامیه) + پروتکل‌های الحاقیِ الزام‌آورِ بخشی + سازوکار تفسیر هماهنگ + بازنگری دوره‌ای — که مسیر «سخت‌شدن تدریجی حقوق نرم» را نهادینه می‌کند.</w:t>
+      </w:r>
+    </w:p>
+    <w:p>
+      <w:pPr>
+        <w:shd w:val="clear" w:color="auto" w:fill="eaf1f6"/>
+        <w:pBdr>
+          <w:right w:val="single" w:sz="24" w:space="6" w:color="b08d3f"/>
+        </w:pBdr>
+        <w:bidi w:val="1"/>
+        <w:spacing w:line="312" w:lineRule="auto" w:before="200" w:after="120"/>
+        <w:ind w:right="57"/>
+        <w:jc w:val="right"/>
+      </w:pPr>
+      <w:r>
+        <w:rPr>
+          <w:rFonts w:ascii="Times New Roman" w:hAnsi="Times New Roman" w:cs="B Nazanin"/>
+          <w:sz w:val="24"/>
+          <w:szCs w:val="24"/>
+          <w:rtl w:val="1"/>
+          <w:b/>
+          <w:bCs/>
+          <w:color w:val="123a52"/>
+        </w:rPr>
+        <w:t>یافتهٔ ششم — پاسخ به «آیا IEL به سند مادر نیاز دارد؟»: بله در سطح هنجاری، خیر در سطح نهادی</w:t>
+      </w:r>
+    </w:p>
+    <w:p>
+      <w:pPr>
+        <w:bidi w:val="1"/>
+        <w:spacing w:line="312" w:lineRule="auto" w:before="0" w:after="120"/>
+        <w:ind w:firstLine="340"/>
+        <w:jc w:val="both"/>
+      </w:pPr>
+      <w:r>
+        <w:rPr>
+          <w:rFonts w:ascii="Times New Roman" w:hAnsi="Times New Roman" w:cs="B Nazanin"/>
+          <w:sz w:val="22"/>
+          <w:szCs w:val="26"/>
+          <w:rtl w:val="1"/>
+        </w:rPr>
+        <w:t>پس از ۵۰ سال، نیازِ IEL به «انسجام هنجاری» اثبات‌شده است اما راه‌حلِ آن لزوماً یک نهاد/معاهدهٔ واحد نیست؛ کارکردِ سند مادر را می‌توان از طریق اصولِ عامِ قابل‌رجوع + رویهٔ قضایی + تفسیر هماهنگ نیز تأمین کرد.</w:t>
+      </w:r>
+    </w:p>
+    <w:p>
+      <w:r>
+        <w:br w:type="page"/>
+      </w:r>
+    </w:p>
+    <w:p>
+      <w:pPr>
+        <w:shd w:val="clear" w:color="auto" w:fill="123a52"/>
+        <w:pBdr>
+          <w:top w:val="single" w:sz="2" w:space="6" w:color="123a52"/>
+          <w:bottom w:val="single" w:sz="2" w:space="6" w:color="123a52"/>
+          <w:left w:val="single" w:sz="2" w:space="6" w:color="123a52"/>
+          <w:right w:val="single" w:sz="2" w:space="6" w:color="123a52"/>
+        </w:pBdr>
+        <w:bidi w:val="1"/>
+        <w:spacing w:line="312" w:lineRule="auto" w:before="0" w:after="160"/>
+        <w:ind w:right="57" w:left="57"/>
+        <w:jc w:val="right"/>
+      </w:pPr>
+      <w:r>
+        <w:rPr>
+          <w:rFonts w:ascii="Times New Roman" w:hAnsi="Times New Roman" w:cs="B Nazanin"/>
+          <w:sz w:val="24"/>
+          <w:szCs w:val="32"/>
+          <w:rtl w:val="1"/>
+          <w:b/>
+          <w:bCs/>
+          <w:color w:val="ffffff"/>
+        </w:rPr>
+        <w:t>۶) خلأهای پژوهشی: از ۵۲۷ خلأ تا گفتارِ پژوهشِ آینده</w:t>
+      </w:r>
+    </w:p>
+    <w:p>
+      <w:pPr>
+        <w:bidi w:val="1"/>
+        <w:spacing w:line="312" w:lineRule="auto" w:before="0" w:after="120"/>
+        <w:ind w:firstLine="340"/>
+        <w:jc w:val="both"/>
+      </w:pPr>
+      <w:r>
+        <w:rPr>
+          <w:rFonts w:ascii="Times New Roman" w:hAnsi="Times New Roman" w:cs="B Nazanin"/>
+          <w:sz w:val="22"/>
+          <w:szCs w:val="28"/>
+          <w:rtl w:val="1"/>
+        </w:rPr>
+        <w:t>سامانه ۵۲۷ خلأِ پژوهشی را از دلِ منابع استخراج کرده بود که در پیش‌نویسِ نخست به‌شکلِ نظام‌مند به‌کار نرفته بودند. این خلأها اکنون پایهٔ گفتارِ «پیشنهادهای پژوهشِ آینده» در فصلِ ۵ شدند. چند نمونهٔ شاخص:</w:t>
       </w:r>
     </w:p>
     <w:p>
@@ -1473,7 +1878,7 @@
           <w:szCs w:val="26"/>
           <w:rtl w:val="1"/>
         </w:rPr>
-        <w:t>علتِ محدودیت: ضعفِ سازوکارِ اجرا و خطرِ تضعیفِ رژیم‌های تخصصیِ موجود (MEAها).</w:t>
+        <w:t>این منبع به طور ضمنی نشان می‌دهد که مطالعات بیشتری در مورد چگونگی مدیریت تداخلات هنجاری بین یک پیمان جامع و MEAهای تخصصی مورد نیاز است.</w:t>
       </w:r>
     </w:p>
     <w:p>
@@ -1502,7 +1907,7 @@
           <w:szCs w:val="26"/>
           <w:rtl w:val="1"/>
         </w:rPr>
-        <w:t>داوریِ نهایی به‌صورتِ گزارهٔ متوازن: «هدف درست است، اما ابزار محلِ تردید».</w:t>
+        <w:t>شکاف پژوهشی در مورد اینکه چگونه می‌توان بدون ایجاد سردرگمی حقوقی، اصول کلی را به تعهدات الزام‌آور تبدیل کرد، مطرح می‌شود.</w:t>
       </w:r>
     </w:p>
     <w:p>
@@ -1531,569 +1936,7 @@
           <w:szCs w:val="26"/>
           <w:rtl w:val="1"/>
         </w:rPr>
-        <w:t>پرسشِ پژوهشِ این اثر (مطلوبیتِ اهداف + سنجشِ ارزش‌افزوده) تقریباً منطبق بر پرسش‌های رسالهٔ ماست.</w:t>
-      </w:r>
-    </w:p>
-    <w:p>
-      <w:pPr>
-        <w:bidi w:val="1"/>
-        <w:spacing w:line="312" w:lineRule="auto" w:before="0" w:after="60"/>
-        <w:jc w:val="right"/>
-      </w:pPr>
-      <w:r>
-        <w:rPr>
-          <w:rFonts w:ascii="Times New Roman" w:hAnsi="Times New Roman" w:cs="B Nazanin"/>
-          <w:sz w:val="22"/>
-          <w:szCs w:val="24"/>
-          <w:rtl w:val="1"/>
-          <w:b/>
-          <w:bCs/>
-          <w:color w:val="1e6b3a"/>
-        </w:rPr>
-        <w:t xml:space="preserve">نقطهٔ قوت: </w:t>
-      </w:r>
-      <w:r>
-        <w:rPr>
-          <w:rFonts w:ascii="Times New Roman" w:hAnsi="Times New Roman" w:cs="B Nazanin"/>
-          <w:sz w:val="22"/>
-          <w:szCs w:val="24"/>
-          <w:rtl w:val="1"/>
-        </w:rPr>
-        <w:t>پرسشِ پژوهشِ آن دقیقاً منطبق بر پرسش‌های رسالهٔ ماست (مطلوبیتِ اهداف + ارزش‌افزوده)؛ الگوی داوریِ متوازن برای فصل۵.</w:t>
-      </w:r>
-    </w:p>
-    <w:p>
-      <w:pPr>
-        <w:bidi w:val="1"/>
-        <w:spacing w:line="312" w:lineRule="auto" w:before="0" w:after="60"/>
-        <w:jc w:val="right"/>
-      </w:pPr>
-      <w:r>
-        <w:rPr>
-          <w:rFonts w:ascii="Times New Roman" w:hAnsi="Times New Roman" w:cs="B Nazanin"/>
-          <w:sz w:val="22"/>
-          <w:szCs w:val="24"/>
-          <w:rtl w:val="1"/>
-          <w:b/>
-          <w:bCs/>
-          <w:color w:val="b03a2e"/>
-        </w:rPr>
-        <w:t xml:space="preserve">نقطهٔ ضعف/ملاحظه: </w:t>
-      </w:r>
-      <w:r>
-        <w:rPr>
-          <w:rFonts w:ascii="Times New Roman" w:hAnsi="Times New Roman" w:cs="B Nazanin"/>
-          <w:sz w:val="22"/>
-          <w:szCs w:val="24"/>
-          <w:rtl w:val="1"/>
-        </w:rPr>
-        <w:t>پایان‌نامهٔ کارشناسیِ حقوق (LLB Hons)؛ عمقِ نظریِ محدودتر نسبت به منابعِ دکتری — در کنارِ منابعِ قوی‌تر استناد می‌شود.</w:t>
-      </w:r>
-    </w:p>
-    <w:p>
-      <w:pPr>
-        <w:shd w:val="clear" w:color="auto" w:fill="eaf1f6"/>
-        <w:pBdr>
-          <w:right w:val="single" w:sz="24" w:space="6" w:color="b08d3f"/>
-        </w:pBdr>
-        <w:bidi w:val="1"/>
-        <w:spacing w:line="312" w:lineRule="auto" w:before="200" w:after="120"/>
-        <w:ind w:right="57"/>
-        <w:jc w:val="right"/>
-      </w:pPr>
-      <w:r>
-        <w:rPr>
-          <w:rFonts w:ascii="Times New Roman" w:hAnsi="Times New Roman" w:cs="B Nazanin"/>
-          <w:sz w:val="24"/>
-          <w:szCs w:val="26"/>
-          <w:rtl w:val="1"/>
-          <w:b/>
-          <w:bCs/>
-          <w:color w:val="123a52"/>
-        </w:rPr>
-        <w:t>ج) کجا و چگونه در پژوهش به‌کار رفت</w:t>
-      </w:r>
-    </w:p>
-    <w:p>
-      <w:pPr>
-        <w:shd w:val="clear" w:color="auto" w:fill="f5f8fb"/>
-        <w:bidi w:val="1"/>
-        <w:spacing w:line="312" w:lineRule="auto" w:before="0" w:after="20"/>
-        <w:ind w:right="170" w:left="170"/>
-        <w:jc w:val="right"/>
-      </w:pPr>
-      <w:r>
-        <w:rPr>
-          <w:rFonts w:ascii="Times New Roman" w:hAnsi="Times New Roman" w:cs="B Nazanin"/>
-          <w:sz w:val="22"/>
-          <w:szCs w:val="24"/>
-          <w:rtl w:val="1"/>
-          <w:b/>
-          <w:bCs/>
-          <w:color w:val="14203a"/>
-        </w:rPr>
-        <w:t xml:space="preserve">فصولِ کاربرد: </w:t>
-      </w:r>
-      <w:r>
-        <w:rPr>
-          <w:rFonts w:ascii="Times New Roman" w:hAnsi="Times New Roman" w:cs="B Nazanin"/>
-          <w:sz w:val="22"/>
-          <w:szCs w:val="24"/>
-          <w:rtl w:val="1"/>
-        </w:rPr>
-        <w:t>فصل۳، فصل۴، فصل۵</w:t>
-      </w:r>
-    </w:p>
-    <w:p>
-      <w:pPr>
-        <w:shd w:val="clear" w:color="auto" w:fill="f5f8fb"/>
-        <w:bidi w:val="1"/>
-        <w:spacing w:line="312" w:lineRule="auto" w:before="0" w:after="20"/>
-        <w:ind w:right="170" w:left="170"/>
-        <w:jc w:val="right"/>
-      </w:pPr>
-      <w:r>
-        <w:rPr>
-          <w:rFonts w:ascii="Times New Roman" w:hAnsi="Times New Roman" w:cs="B Nazanin"/>
-          <w:sz w:val="22"/>
-          <w:szCs w:val="24"/>
-          <w:rtl w:val="1"/>
-          <w:b/>
-          <w:bCs/>
-          <w:color w:val="14203a"/>
-        </w:rPr>
-        <w:t xml:space="preserve">پرسش‌های مرتبط: </w:t>
-      </w:r>
-      <w:r>
-        <w:rPr>
-          <w:rFonts w:ascii="Times New Roman" w:hAnsi="Times New Roman" w:cs="B Nazanin"/>
-          <w:sz w:val="22"/>
-          <w:szCs w:val="24"/>
-          <w:rtl w:val="1"/>
-        </w:rPr>
-        <w:t>اصلی، فرعی۱، فرعی۲</w:t>
-      </w:r>
-    </w:p>
-    <w:p>
-      <w:pPr>
-        <w:bidi w:val="1"/>
-        <w:spacing w:line="312" w:lineRule="auto" w:before="0" w:after="120"/>
-        <w:ind w:firstLine="340"/>
-        <w:jc w:val="both"/>
-      </w:pPr>
-      <w:r>
-        <w:rPr>
-          <w:rFonts w:ascii="Times New Roman" w:hAnsi="Times New Roman" w:cs="B Nazanin"/>
-          <w:sz w:val="22"/>
-          <w:szCs w:val="28"/>
-          <w:rtl w:val="1"/>
-        </w:rPr>
-        <w:t>این پژوهش در فصلِ سوم (گفتارِ «مطلوبیتِ اهداف و ارزش‌افزوده»)، فصلِ چهارم (اثرِ پیمان بر MEAها) و فصلِ پنجم (داوریِ متوازنِ نتیجه‌گیری) به‌کار رفت و به هر سه پرسشِ پژوهش مربوط می‌شود. از آنجا که پرسشِ محوریِ آن آینهٔ پرسشِ رسالهٔ ماست، به‌مثابهٔ نقطهٔ اتکای مقایسه‌ای عمل کرد.</w:t>
-      </w:r>
-    </w:p>
-    <w:p>
-      <w:pPr>
-        <w:shd w:val="clear" w:color="auto" w:fill="eaf1f6"/>
-        <w:pBdr>
-          <w:right w:val="single" w:sz="24" w:space="6" w:color="b08d3f"/>
-        </w:pBdr>
-        <w:bidi w:val="1"/>
-        <w:spacing w:line="312" w:lineRule="auto" w:before="200" w:after="120"/>
-        <w:ind w:right="57"/>
-        <w:jc w:val="right"/>
-      </w:pPr>
-      <w:r>
-        <w:rPr>
-          <w:rFonts w:ascii="Times New Roman" w:hAnsi="Times New Roman" w:cs="B Nazanin"/>
-          <w:sz w:val="24"/>
-          <w:szCs w:val="26"/>
-          <w:rtl w:val="1"/>
-          <w:b/>
-          <w:bCs/>
-          <w:color w:val="123a52"/>
-        </w:rPr>
-        <w:t>د) سهمِ آن در بهینه‌سازیِ نتیجه‌گیری و سناریو</w:t>
-      </w:r>
-    </w:p>
-    <w:p>
-      <w:pPr>
-        <w:bidi w:val="1"/>
-        <w:spacing w:line="312" w:lineRule="auto" w:before="0" w:after="120"/>
-        <w:ind w:firstLine="340"/>
-        <w:jc w:val="both"/>
-      </w:pPr>
-      <w:r>
-        <w:rPr>
-          <w:rFonts w:ascii="Times New Roman" w:hAnsi="Times New Roman" w:cs="B Nazanin"/>
-          <w:sz w:val="22"/>
-          <w:szCs w:val="28"/>
-          <w:rtl w:val="1"/>
-        </w:rPr>
-        <w:t>منطقِ «داوریِ متعادل و مشروط» در بخشِ ۵-۳ نتیجه‌گیری مستقیماً از الگوی تیلر الهام گرفت. این منبع به ما کمک کرد از قضاوتِ صفر-و-یکی پرهیز کنیم و به گزارهٔ دقیقِ «هدفِ انسجام‌بخشی درست بود، اما ابزارِ معاهدهٔ چترِ واحد در بسترِ فعلی ناکارآمد است» برسیم. هشدارِ صریحِ این منبع دربارهٔ «خطرِ تضعیفِ رژیم‌های موجود» به‌طورِ مستقیم مبنای ستونِ چهارمِ نقشهٔ راه (هم‌افزایی به‌جای افزودنِ لایهٔ هنجاریِ نو) و پاسخِ ستونِ ششم به تردیدِ ارزش‌افزوده شد.</w:t>
-      </w:r>
-    </w:p>
-    <w:p>
-      <w:pPr>
-        <w:bidi w:val="1"/>
-        <w:spacing w:line="312" w:lineRule="auto" w:before="0" w:after="60"/>
-        <w:jc w:val="right"/>
-      </w:pPr>
-      <w:r>
-        <w:rPr>
-          <w:rFonts w:ascii="Times New Roman" w:hAnsi="Times New Roman" w:cs="B Nazanin"/>
-          <w:sz w:val="22"/>
-          <w:szCs w:val="24"/>
-          <w:rtl w:val="1"/>
-          <w:b/>
-          <w:bCs/>
-          <w:color w:val="5a4a8a"/>
-        </w:rPr>
-        <w:t xml:space="preserve">یادداشتِ استناد: </w:t>
-      </w:r>
-      <w:r>
-        <w:rPr>
-          <w:rFonts w:ascii="Times New Roman" w:hAnsi="Times New Roman" w:cs="B Nazanin"/>
-          <w:sz w:val="22"/>
-          <w:szCs w:val="24"/>
-          <w:rtl w:val="1"/>
-        </w:rPr>
-        <w:t>مبنای گفتارِ «مطلوبیتِ اهداف و ارزش‌افزوده» (فصل۳) و داوریِ متوازنِ نتیجه‌گیری (فصل۵-۳).</w:t>
-      </w:r>
-    </w:p>
-    <w:p>
-      <w:pPr>
-        <w:pBdr>
-          <w:bottom w:val="single" w:sz="6" w:space="1" w:color="b08d3f"/>
-        </w:pBdr>
-        <w:bidi w:val="1"/>
-        <w:spacing w:line="312" w:lineRule="auto" w:before="0" w:after="40"/>
-        <w:jc w:val="right"/>
-      </w:pPr>
-    </w:p>
-    <w:p>
-      <w:r>
-        <w:br w:type="page"/>
-      </w:r>
-    </w:p>
-    <w:p>
-      <w:pPr>
-        <w:shd w:val="clear" w:color="auto" w:fill="123a52"/>
-        <w:pBdr>
-          <w:top w:val="single" w:sz="2" w:space="6" w:color="123a52"/>
-          <w:bottom w:val="single" w:sz="2" w:space="6" w:color="123a52"/>
-          <w:left w:val="single" w:sz="2" w:space="6" w:color="123a52"/>
-          <w:right w:val="single" w:sz="2" w:space="6" w:color="123a52"/>
-        </w:pBdr>
-        <w:bidi w:val="1"/>
-        <w:spacing w:line="312" w:lineRule="auto" w:before="0" w:after="160"/>
-        <w:ind w:right="57" w:left="57"/>
-        <w:jc w:val="right"/>
-      </w:pPr>
-      <w:r>
-        <w:rPr>
-          <w:rFonts w:ascii="Times New Roman" w:hAnsi="Times New Roman" w:cs="B Nazanin"/>
-          <w:sz w:val="24"/>
-          <w:szCs w:val="30"/>
-          <w:rtl w:val="1"/>
-          <w:b/>
-          <w:bCs/>
-          <w:color w:val="ffffff"/>
-        </w:rPr>
-        <w:t>منبعِ ۳: چاباسون و اِژه (۲۰۱۹)</w:t>
-      </w:r>
-    </w:p>
-    <w:p>
-      <w:pPr>
-        <w:shd w:val="clear" w:color="auto" w:fill="eaf1f6"/>
-        <w:pBdr>
-          <w:right w:val="single" w:sz="24" w:space="6" w:color="b08d3f"/>
-        </w:pBdr>
-        <w:bidi w:val="1"/>
-        <w:spacing w:line="312" w:lineRule="auto" w:before="200" w:after="120"/>
-        <w:ind w:right="57"/>
-        <w:jc w:val="right"/>
-      </w:pPr>
-      <w:r>
-        <w:rPr>
-          <w:rFonts w:ascii="Times New Roman" w:hAnsi="Times New Roman" w:cs="B Nazanin"/>
-          <w:sz w:val="24"/>
-          <w:szCs w:val="26"/>
-          <w:rtl w:val="1"/>
-          <w:b/>
-          <w:bCs/>
-          <w:color w:val="123a52"/>
-        </w:rPr>
-        <w:t>الف) شناسنامهٔ کتاب‌شناختی</w:t>
-      </w:r>
-    </w:p>
-    <w:p>
-      <w:pPr>
-        <w:shd w:val="clear" w:color="auto" w:fill="f5f8fb"/>
-        <w:bidi w:val="1"/>
-        <w:spacing w:line="312" w:lineRule="auto" w:before="0" w:after="20"/>
-        <w:ind w:right="170" w:left="170"/>
-        <w:jc w:val="right"/>
-      </w:pPr>
-      <w:r>
-        <w:rPr>
-          <w:rFonts w:ascii="Times New Roman" w:hAnsi="Times New Roman" w:cs="B Nazanin"/>
-          <w:sz w:val="22"/>
-          <w:szCs w:val="24"/>
-          <w:rtl w:val="1"/>
-          <w:b/>
-          <w:bCs/>
-          <w:color w:val="14203a"/>
-        </w:rPr>
-        <w:t xml:space="preserve">عنوان (فارسی): </w:t>
-      </w:r>
-      <w:r>
-        <w:rPr>
-          <w:rFonts w:ascii="Times New Roman" w:hAnsi="Times New Roman" w:cs="B Nazanin"/>
-          <w:sz w:val="22"/>
-          <w:szCs w:val="24"/>
-          <w:rtl w:val="1"/>
-        </w:rPr>
-        <w:t>شکستِ پیمانِ جهانیِ محیط زیست: فرصتی ازدست‌رفته یا تیری ازکنارگذشته؟</w:t>
-      </w:r>
-    </w:p>
-    <w:p>
-      <w:pPr>
-        <w:shd w:val="clear" w:color="auto" w:fill="f5f8fb"/>
-        <w:bidi w:val="1"/>
-        <w:spacing w:line="312" w:lineRule="auto" w:before="0" w:after="20"/>
-        <w:ind w:right="170" w:left="170"/>
-        <w:jc w:val="right"/>
-      </w:pPr>
-      <w:r>
-        <w:rPr>
-          <w:rFonts w:ascii="Times New Roman" w:hAnsi="Times New Roman" w:cs="B Nazanin"/>
-          <w:sz w:val="22"/>
-          <w:szCs w:val="24"/>
-          <w:rtl w:val="1"/>
-          <w:b/>
-          <w:bCs/>
-          <w:color w:val="14203a"/>
-        </w:rPr>
-        <w:t xml:space="preserve">عنوانِ اصلی (لاتین): </w:t>
-      </w:r>
-      <w:r>
-        <w:rPr>
-          <w:rFonts w:ascii="Times New Roman" w:hAnsi="Times New Roman" w:cs="B Nazanin"/>
-          <w:sz w:val="22"/>
-          <w:szCs w:val="24"/>
-          <w:rtl w:val="1"/>
-        </w:rPr>
-        <w:t>Failure of the Global Pact for the Environment: a missed opportunity or a bullet dodged?</w:t>
-      </w:r>
-    </w:p>
-    <w:p>
-      <w:pPr>
-        <w:shd w:val="clear" w:color="auto" w:fill="f5f8fb"/>
-        <w:bidi w:val="1"/>
-        <w:spacing w:line="312" w:lineRule="auto" w:before="0" w:after="20"/>
-        <w:ind w:right="170" w:left="170"/>
-        <w:jc w:val="right"/>
-      </w:pPr>
-      <w:r>
-        <w:rPr>
-          <w:rFonts w:ascii="Times New Roman" w:hAnsi="Times New Roman" w:cs="B Nazanin"/>
-          <w:sz w:val="22"/>
-          <w:szCs w:val="24"/>
-          <w:rtl w:val="1"/>
-          <w:b/>
-          <w:bCs/>
-          <w:color w:val="14203a"/>
-        </w:rPr>
-        <w:t xml:space="preserve">پدیدآور: </w:t>
-      </w:r>
-      <w:r>
-        <w:rPr>
-          <w:rFonts w:ascii="Times New Roman" w:hAnsi="Times New Roman" w:cs="B Nazanin"/>
-          <w:sz w:val="22"/>
-          <w:szCs w:val="24"/>
-          <w:rtl w:val="1"/>
-        </w:rPr>
-        <w:t>Chabason, L. &amp; Hege, E.</w:t>
-      </w:r>
-    </w:p>
-    <w:p>
-      <w:pPr>
-        <w:shd w:val="clear" w:color="auto" w:fill="f5f8fb"/>
-        <w:bidi w:val="1"/>
-        <w:spacing w:line="312" w:lineRule="auto" w:before="0" w:after="20"/>
-        <w:ind w:right="170" w:left="170"/>
-        <w:jc w:val="right"/>
-      </w:pPr>
-      <w:r>
-        <w:rPr>
-          <w:rFonts w:ascii="Times New Roman" w:hAnsi="Times New Roman" w:cs="B Nazanin"/>
-          <w:sz w:val="22"/>
-          <w:szCs w:val="24"/>
-          <w:rtl w:val="1"/>
-          <w:b/>
-          <w:bCs/>
-          <w:color w:val="14203a"/>
-        </w:rPr>
-        <w:t xml:space="preserve">سالِ انتشار: </w:t>
-      </w:r>
-      <w:r>
-        <w:rPr>
-          <w:rFonts w:ascii="Times New Roman" w:hAnsi="Times New Roman" w:cs="B Nazanin"/>
-          <w:sz w:val="22"/>
-          <w:szCs w:val="24"/>
-          <w:rtl w:val="1"/>
-        </w:rPr>
-        <w:t>۲۰۱۹</w:t>
-      </w:r>
-    </w:p>
-    <w:p>
-      <w:pPr>
-        <w:shd w:val="clear" w:color="auto" w:fill="f5f8fb"/>
-        <w:bidi w:val="1"/>
-        <w:spacing w:line="312" w:lineRule="auto" w:before="0" w:after="20"/>
-        <w:ind w:right="170" w:left="170"/>
-        <w:jc w:val="right"/>
-      </w:pPr>
-      <w:r>
-        <w:rPr>
-          <w:rFonts w:ascii="Times New Roman" w:hAnsi="Times New Roman" w:cs="B Nazanin"/>
-          <w:sz w:val="22"/>
-          <w:szCs w:val="24"/>
-          <w:rtl w:val="1"/>
-          <w:b/>
-          <w:bCs/>
-          <w:color w:val="14203a"/>
-        </w:rPr>
-        <w:t xml:space="preserve">محلِ انتشار: </w:t>
-      </w:r>
-      <w:r>
-        <w:rPr>
-          <w:rFonts w:ascii="Times New Roman" w:hAnsi="Times New Roman" w:cs="B Nazanin"/>
-          <w:sz w:val="22"/>
-          <w:szCs w:val="24"/>
-          <w:rtl w:val="1"/>
-        </w:rPr>
-        <w:t>IDDRI (Institut du développement durable et des relations internationales) — Blog Post, 28 May 2019</w:t>
-      </w:r>
-    </w:p>
-    <w:p>
-      <w:pPr>
-        <w:shd w:val="clear" w:color="auto" w:fill="f5f8fb"/>
-        <w:bidi w:val="1"/>
-        <w:spacing w:line="312" w:lineRule="auto" w:before="0" w:after="20"/>
-        <w:ind w:right="170" w:left="170"/>
-        <w:jc w:val="right"/>
-      </w:pPr>
-      <w:r>
-        <w:rPr>
-          <w:rFonts w:ascii="Times New Roman" w:hAnsi="Times New Roman" w:cs="B Nazanin"/>
-          <w:sz w:val="22"/>
-          <w:szCs w:val="24"/>
-          <w:rtl w:val="1"/>
-          <w:b/>
-          <w:bCs/>
-          <w:color w:val="14203a"/>
-        </w:rPr>
-        <w:t xml:space="preserve">پایگاه: </w:t>
-      </w:r>
-      <w:r>
-        <w:rPr>
-          <w:rFonts w:ascii="Times New Roman" w:hAnsi="Times New Roman" w:cs="B Nazanin"/>
-          <w:sz w:val="22"/>
-          <w:szCs w:val="24"/>
-          <w:rtl w:val="1"/>
-        </w:rPr>
-        <w:t>IDDRI</w:t>
-      </w:r>
-    </w:p>
-    <w:p>
-      <w:pPr>
-        <w:shd w:val="clear" w:color="auto" w:fill="f5f8fb"/>
-        <w:bidi w:val="1"/>
-        <w:spacing w:line="312" w:lineRule="auto" w:before="0" w:after="20"/>
-        <w:ind w:right="170" w:left="170"/>
-        <w:jc w:val="right"/>
-      </w:pPr>
-      <w:r>
-        <w:rPr>
-          <w:rFonts w:ascii="Times New Roman" w:hAnsi="Times New Roman" w:cs="B Nazanin"/>
-          <w:sz w:val="22"/>
-          <w:szCs w:val="24"/>
-          <w:rtl w:val="1"/>
-          <w:b/>
-          <w:bCs/>
-          <w:color w:val="14203a"/>
-        </w:rPr>
-        <w:t xml:space="preserve">درجهٔ ارتباط با رساله: </w:t>
-      </w:r>
-      <w:r>
-        <w:rPr>
-          <w:rFonts w:ascii="Times New Roman" w:hAnsi="Times New Roman" w:cs="B Nazanin"/>
-          <w:sz w:val="22"/>
-          <w:szCs w:val="24"/>
-          <w:rtl w:val="1"/>
-        </w:rPr>
-        <w:t>۸۸ از ۱۰۰</w:t>
-      </w:r>
-    </w:p>
-    <w:p>
-      <w:pPr>
-        <w:shd w:val="clear" w:color="auto" w:fill="eaf1f6"/>
-        <w:pBdr>
-          <w:right w:val="single" w:sz="24" w:space="6" w:color="b08d3f"/>
-        </w:pBdr>
-        <w:bidi w:val="1"/>
-        <w:spacing w:line="312" w:lineRule="auto" w:before="200" w:after="120"/>
-        <w:ind w:right="57"/>
-        <w:jc w:val="right"/>
-      </w:pPr>
-      <w:r>
-        <w:rPr>
-          <w:rFonts w:ascii="Times New Roman" w:hAnsi="Times New Roman" w:cs="B Nazanin"/>
-          <w:sz w:val="24"/>
-          <w:szCs w:val="26"/>
-          <w:rtl w:val="1"/>
-          <w:b/>
-          <w:bCs/>
-          <w:color w:val="123a52"/>
-        </w:rPr>
-        <w:t>ب) دایجستِ کامل و نکاتِ استخراج‌شده</w:t>
-      </w:r>
-    </w:p>
-    <w:p>
-      <w:pPr>
-        <w:bidi w:val="1"/>
-        <w:spacing w:line="312" w:lineRule="auto" w:before="0" w:after="120"/>
-        <w:ind w:firstLine="340"/>
-        <w:jc w:val="both"/>
-      </w:pPr>
-      <w:r>
-        <w:rPr>
-          <w:rFonts w:ascii="Times New Roman" w:hAnsi="Times New Roman" w:cs="B Nazanin"/>
-          <w:sz w:val="22"/>
-          <w:szCs w:val="28"/>
-          <w:rtl w:val="1"/>
-        </w:rPr>
-        <w:t>ناکامیِ مذاکراتِ پیمان جهانی را می‌توان هم «فرصتی ازدست‌رفته» و هم «تیرِ ازکنارگذشته» دانست؛ نویسندگان علل شکست را در نبودِ ارادهٔ سیاسی، بیمِ دولت‌ها از الزام‌آورشدنِ اصول، و رقابتِ نهادی می‌بینند و نتیجهٔ ملموسِ فرایند را قطعنامهٔ ۷۲/۲۷۷ و روندِ «به‌سوی یک پیمان جهانی» می‌دانند.</w:t>
-      </w:r>
-    </w:p>
-    <w:p>
-      <w:pPr>
-        <w:bidi w:val="1"/>
-        <w:spacing w:line="312" w:lineRule="auto" w:before="0" w:after="60"/>
-        <w:jc w:val="right"/>
-      </w:pPr>
-      <w:r>
-        <w:rPr>
-          <w:rFonts w:ascii="Times New Roman" w:hAnsi="Times New Roman" w:cs="B Nazanin"/>
-          <w:sz w:val="22"/>
-          <w:szCs w:val="26"/>
-          <w:rtl w:val="1"/>
-          <w:b/>
-          <w:bCs/>
-          <w:color w:val="123a52"/>
-        </w:rPr>
-        <w:t>نکاتِ کلیدیِ استخراج‌شده:</w:t>
+        <w:t>نیاز به بررسی دقیق‌تر علل ریشه‌ای عدم حفاظت کافی محیط زیست و اینکه آیا ابزارهای حقوقی جدید واقعاً می‌توانند این علل را برطرف کنند، آشکار می‌شود.</w:t>
       </w:r>
     </w:p>
     <w:p>
@@ -2122,7 +1965,7 @@
           <w:szCs w:val="26"/>
           <w:rtl w:val="1"/>
         </w:rPr>
-        <w:t>ناکامیِ مذاکراتِ پیمان را هم‌زمان می‌توان «فرصتی ازدست‌رفته» و هم «تیرِ ازکنارگذشته» خواند.</w:t>
+        <w:t>این منبع به طور ضمنی به فقدان یک سند جامع و الزام‌آور حاوی اصول بنیادین در حقوق بین‌الملل محیط زیست اشاره می‌کند که منجر به پراکندگی و عدم انسجام می‌شود.</w:t>
       </w:r>
     </w:p>
     <w:p>
@@ -2151,7 +1994,7 @@
           <w:szCs w:val="26"/>
           <w:rtl w:val="1"/>
         </w:rPr>
-        <w:t>علل شکست: نبودِ ارادهٔ سیاسی، بیمِ دولت‌ها از الزام‌آورشدنِ اصول، و رقابتِ نهادی میان بازیگران.</w:t>
+        <w:t>نیاز به تبدیل اصول حقوق نرم (مانند اعلامیه ریو) به حقوق سخت و الزام‌آور برای افزایش اثربخشی.</w:t>
       </w:r>
     </w:p>
     <w:p>
@@ -2180,7 +2023,7 @@
           <w:szCs w:val="26"/>
           <w:rtl w:val="1"/>
         </w:rPr>
-        <w:t>نتیجهٔ ملموسِ فرایند: قطعنامهٔ ۷۲/۲۷۷ و روندِ رسمیِ «به‌سوی یک پیمان جهانی برای محیط زیست».</w:t>
+        <w:t>نیاز به یک سند الزام‌آور حاوی اصول بنیادین برای رفع پراکندگی و خلأهای هنجاری در حقوق بین‌الملل محیط زیست.</w:t>
       </w:r>
     </w:p>
     <w:p>
@@ -2209,569 +2052,7 @@
           <w:szCs w:val="26"/>
           <w:rtl w:val="1"/>
         </w:rPr>
-        <w:t>تحلیلِ دستِ‌اول از مواضعِ بازیگرانِ کلیدی و صف‌بندیِ ژئوپلیتیکِ مذاکرات.</w:t>
-      </w:r>
-    </w:p>
-    <w:p>
-      <w:pPr>
-        <w:bidi w:val="1"/>
-        <w:spacing w:line="312" w:lineRule="auto" w:before="0" w:after="60"/>
-        <w:jc w:val="right"/>
-      </w:pPr>
-      <w:r>
-        <w:rPr>
-          <w:rFonts w:ascii="Times New Roman" w:hAnsi="Times New Roman" w:cs="B Nazanin"/>
-          <w:sz w:val="22"/>
-          <w:szCs w:val="24"/>
-          <w:rtl w:val="1"/>
-          <w:b/>
-          <w:bCs/>
-          <w:color w:val="1e6b3a"/>
-        </w:rPr>
-        <w:t xml:space="preserve">نقطهٔ قوت: </w:t>
-      </w:r>
-      <w:r>
-        <w:rPr>
-          <w:rFonts w:ascii="Times New Roman" w:hAnsi="Times New Roman" w:cs="B Nazanin"/>
-          <w:sz w:val="22"/>
-          <w:szCs w:val="24"/>
-          <w:rtl w:val="1"/>
-        </w:rPr>
-        <w:t>تحلیلِ سیاسیِ دقیق و دستِ‌اول از علل شکست و مواضعِ بازیگران؛ مستقیماً به کارِ فصل۴ (علل ناکامی و مواضعِ ژئوپلیتیک) می‌آید.</w:t>
-      </w:r>
-    </w:p>
-    <w:p>
-      <w:pPr>
-        <w:bidi w:val="1"/>
-        <w:spacing w:line="312" w:lineRule="auto" w:before="0" w:after="60"/>
-        <w:jc w:val="right"/>
-      </w:pPr>
-      <w:r>
-        <w:rPr>
-          <w:rFonts w:ascii="Times New Roman" w:hAnsi="Times New Roman" w:cs="B Nazanin"/>
-          <w:sz w:val="22"/>
-          <w:szCs w:val="24"/>
-          <w:rtl w:val="1"/>
-          <w:b/>
-          <w:bCs/>
-          <w:color w:val="b03a2e"/>
-        </w:rPr>
-        <w:t xml:space="preserve">نقطهٔ ضعف/ملاحظه: </w:t>
-      </w:r>
-      <w:r>
-        <w:rPr>
-          <w:rFonts w:ascii="Times New Roman" w:hAnsi="Times New Roman" w:cs="B Nazanin"/>
-          <w:sz w:val="22"/>
-          <w:szCs w:val="24"/>
-          <w:rtl w:val="1"/>
-        </w:rPr>
-        <w:t>یادداشتِ تحلیلیِ کوتاه (نه مقالهٔ داوری‌شدهٔ بلند)؛ منظرِ نهادیِ IDDRI.</w:t>
-      </w:r>
-    </w:p>
-    <w:p>
-      <w:pPr>
-        <w:shd w:val="clear" w:color="auto" w:fill="eaf1f6"/>
-        <w:pBdr>
-          <w:right w:val="single" w:sz="24" w:space="6" w:color="b08d3f"/>
-        </w:pBdr>
-        <w:bidi w:val="1"/>
-        <w:spacing w:line="312" w:lineRule="auto" w:before="200" w:after="120"/>
-        <w:ind w:right="57"/>
-        <w:jc w:val="right"/>
-      </w:pPr>
-      <w:r>
-        <w:rPr>
-          <w:rFonts w:ascii="Times New Roman" w:hAnsi="Times New Roman" w:cs="B Nazanin"/>
-          <w:sz w:val="24"/>
-          <w:szCs w:val="26"/>
-          <w:rtl w:val="1"/>
-          <w:b/>
-          <w:bCs/>
-          <w:color w:val="123a52"/>
-        </w:rPr>
-        <w:t>ج) کجا و چگونه در پژوهش به‌کار رفت</w:t>
-      </w:r>
-    </w:p>
-    <w:p>
-      <w:pPr>
-        <w:shd w:val="clear" w:color="auto" w:fill="f5f8fb"/>
-        <w:bidi w:val="1"/>
-        <w:spacing w:line="312" w:lineRule="auto" w:before="0" w:after="20"/>
-        <w:ind w:right="170" w:left="170"/>
-        <w:jc w:val="right"/>
-      </w:pPr>
-      <w:r>
-        <w:rPr>
-          <w:rFonts w:ascii="Times New Roman" w:hAnsi="Times New Roman" w:cs="B Nazanin"/>
-          <w:sz w:val="22"/>
-          <w:szCs w:val="24"/>
-          <w:rtl w:val="1"/>
-          <w:b/>
-          <w:bCs/>
-          <w:color w:val="14203a"/>
-        </w:rPr>
-        <w:t xml:space="preserve">فصولِ کاربرد: </w:t>
-      </w:r>
-      <w:r>
-        <w:rPr>
-          <w:rFonts w:ascii="Times New Roman" w:hAnsi="Times New Roman" w:cs="B Nazanin"/>
-          <w:sz w:val="22"/>
-          <w:szCs w:val="24"/>
-          <w:rtl w:val="1"/>
-        </w:rPr>
-        <w:t>فصل۲، فصل۳، فصل۴</w:t>
-      </w:r>
-    </w:p>
-    <w:p>
-      <w:pPr>
-        <w:shd w:val="clear" w:color="auto" w:fill="f5f8fb"/>
-        <w:bidi w:val="1"/>
-        <w:spacing w:line="312" w:lineRule="auto" w:before="0" w:after="20"/>
-        <w:ind w:right="170" w:left="170"/>
-        <w:jc w:val="right"/>
-      </w:pPr>
-      <w:r>
-        <w:rPr>
-          <w:rFonts w:ascii="Times New Roman" w:hAnsi="Times New Roman" w:cs="B Nazanin"/>
-          <w:sz w:val="22"/>
-          <w:szCs w:val="24"/>
-          <w:rtl w:val="1"/>
-          <w:b/>
-          <w:bCs/>
-          <w:color w:val="14203a"/>
-        </w:rPr>
-        <w:t xml:space="preserve">پرسش‌های مرتبط: </w:t>
-      </w:r>
-      <w:r>
-        <w:rPr>
-          <w:rFonts w:ascii="Times New Roman" w:hAnsi="Times New Roman" w:cs="B Nazanin"/>
-          <w:sz w:val="22"/>
-          <w:szCs w:val="24"/>
-          <w:rtl w:val="1"/>
-        </w:rPr>
-        <w:t>اصلی، فرعی۲</w:t>
-      </w:r>
-    </w:p>
-    <w:p>
-      <w:pPr>
-        <w:bidi w:val="1"/>
-        <w:spacing w:line="312" w:lineRule="auto" w:before="0" w:after="120"/>
-        <w:ind w:firstLine="340"/>
-        <w:jc w:val="both"/>
-      </w:pPr>
-      <w:r>
-        <w:rPr>
-          <w:rFonts w:ascii="Times New Roman" w:hAnsi="Times New Roman" w:cs="B Nazanin"/>
-          <w:sz w:val="22"/>
-          <w:szCs w:val="28"/>
-          <w:rtl w:val="1"/>
-        </w:rPr>
-        <w:t>این یادداشتِ تحلیلی منبعِ اصلیِ تحلیلِ «علل شکست و مواضعِ ژئوپلیتیک» در فصلِ چهارم و پشتوانهٔ بخشِ نتیجه‌گیریِ متوازن در فصلِ پنجم بود. یافته‌های آن به پرسشِ اصلی و پرسشِ فرعیِ دوم پاسخ می‌دهد.</w:t>
-      </w:r>
-    </w:p>
-    <w:p>
-      <w:pPr>
-        <w:shd w:val="clear" w:color="auto" w:fill="eaf1f6"/>
-        <w:pBdr>
-          <w:right w:val="single" w:sz="24" w:space="6" w:color="b08d3f"/>
-        </w:pBdr>
-        <w:bidi w:val="1"/>
-        <w:spacing w:line="312" w:lineRule="auto" w:before="200" w:after="120"/>
-        <w:ind w:right="57"/>
-        <w:jc w:val="right"/>
-      </w:pPr>
-      <w:r>
-        <w:rPr>
-          <w:rFonts w:ascii="Times New Roman" w:hAnsi="Times New Roman" w:cs="B Nazanin"/>
-          <w:sz w:val="24"/>
-          <w:szCs w:val="26"/>
-          <w:rtl w:val="1"/>
-          <w:b/>
-          <w:bCs/>
-          <w:color w:val="123a52"/>
-        </w:rPr>
-        <w:t>د) سهمِ آن در بهینه‌سازیِ نتیجه‌گیری و سناریو</w:t>
-      </w:r>
-    </w:p>
-    <w:p>
-      <w:pPr>
-        <w:bidi w:val="1"/>
-        <w:spacing w:line="312" w:lineRule="auto" w:before="0" w:after="120"/>
-        <w:ind w:firstLine="340"/>
-        <w:jc w:val="both"/>
-      </w:pPr>
-      <w:r>
-        <w:rPr>
-          <w:rFonts w:ascii="Times New Roman" w:hAnsi="Times New Roman" w:cs="B Nazanin"/>
-          <w:sz w:val="22"/>
-          <w:szCs w:val="28"/>
-          <w:rtl w:val="1"/>
-        </w:rPr>
-        <w:t>این منبع نتیجه‌گیری را از یک نگاهِ تک‌بُعدی نجات داد: به‌جای آنکه شکستِ پیمان را صرفاً «ناکامی» بدانیم، چارچوبِ دوگانهٔ «فرصتِ ازدست‌رفته / تیرِ ازکنارگذشته» را وارد کردیم و نشان دادیم فرایندِ شکست‌خورده، خود، دستاوردِ حقوقیِ ماندگار داشت. تحلیلِ سه‌گانهٔ علل شکست (حقوقی/اقتصادی/ژئوپلیتیک) و به‌ویژه «رقابتِ نهادی» مستقیماً مبنای ستونِ دومِ نقشهٔ راه (تقویتِ نهادیِ یونپ) و «بازدهِ نرمِ فرایند» مبنای ستونِ پنجم شد.</w:t>
-      </w:r>
-    </w:p>
-    <w:p>
-      <w:pPr>
-        <w:bidi w:val="1"/>
-        <w:spacing w:line="312" w:lineRule="auto" w:before="0" w:after="60"/>
-        <w:jc w:val="right"/>
-      </w:pPr>
-      <w:r>
-        <w:rPr>
-          <w:rFonts w:ascii="Times New Roman" w:hAnsi="Times New Roman" w:cs="B Nazanin"/>
-          <w:sz w:val="22"/>
-          <w:szCs w:val="24"/>
-          <w:rtl w:val="1"/>
-          <w:b/>
-          <w:bCs/>
-          <w:color w:val="5a4a8a"/>
-        </w:rPr>
-        <w:t xml:space="preserve">یادداشتِ استناد: </w:t>
-      </w:r>
-      <w:r>
-        <w:rPr>
-          <w:rFonts w:ascii="Times New Roman" w:hAnsi="Times New Roman" w:cs="B Nazanin"/>
-          <w:sz w:val="22"/>
-          <w:szCs w:val="24"/>
-          <w:rtl w:val="1"/>
-        </w:rPr>
-        <w:t>منبعِ اصلیِ تحلیلِ علل شکست و مواضعِ دولت‌ها (فصل۴، گفتار مواضعِ ژئوپلیتیک) و بخشِ نتیجه‌گیریِ متوازن (فصل۵).</w:t>
-      </w:r>
-    </w:p>
-    <w:p>
-      <w:pPr>
-        <w:pBdr>
-          <w:bottom w:val="single" w:sz="6" w:space="1" w:color="b08d3f"/>
-        </w:pBdr>
-        <w:bidi w:val="1"/>
-        <w:spacing w:line="312" w:lineRule="auto" w:before="0" w:after="40"/>
-        <w:jc w:val="right"/>
-      </w:pPr>
-    </w:p>
-    <w:p>
-      <w:r>
-        <w:br w:type="page"/>
-      </w:r>
-    </w:p>
-    <w:p>
-      <w:pPr>
-        <w:shd w:val="clear" w:color="auto" w:fill="123a52"/>
-        <w:pBdr>
-          <w:top w:val="single" w:sz="2" w:space="6" w:color="123a52"/>
-          <w:bottom w:val="single" w:sz="2" w:space="6" w:color="123a52"/>
-          <w:left w:val="single" w:sz="2" w:space="6" w:color="123a52"/>
-          <w:right w:val="single" w:sz="2" w:space="6" w:color="123a52"/>
-        </w:pBdr>
-        <w:bidi w:val="1"/>
-        <w:spacing w:line="312" w:lineRule="auto" w:before="0" w:after="160"/>
-        <w:ind w:right="57" w:left="57"/>
-        <w:jc w:val="right"/>
-      </w:pPr>
-      <w:r>
-        <w:rPr>
-          <w:rFonts w:ascii="Times New Roman" w:hAnsi="Times New Roman" w:cs="B Nazanin"/>
-          <w:sz w:val="24"/>
-          <w:szCs w:val="30"/>
-          <w:rtl w:val="1"/>
-          <w:b/>
-          <w:bCs/>
-          <w:color w:val="ffffff"/>
-        </w:rPr>
-        <w:t>منبعِ ۴: کمیسیون حقوق بین‌الملل (کوسکِنیِمی) (۲۰۰۶)</w:t>
-      </w:r>
-    </w:p>
-    <w:p>
-      <w:pPr>
-        <w:shd w:val="clear" w:color="auto" w:fill="eaf1f6"/>
-        <w:pBdr>
-          <w:right w:val="single" w:sz="24" w:space="6" w:color="b08d3f"/>
-        </w:pBdr>
-        <w:bidi w:val="1"/>
-        <w:spacing w:line="312" w:lineRule="auto" w:before="200" w:after="120"/>
-        <w:ind w:right="57"/>
-        <w:jc w:val="right"/>
-      </w:pPr>
-      <w:r>
-        <w:rPr>
-          <w:rFonts w:ascii="Times New Roman" w:hAnsi="Times New Roman" w:cs="B Nazanin"/>
-          <w:sz w:val="24"/>
-          <w:szCs w:val="26"/>
-          <w:rtl w:val="1"/>
-          <w:b/>
-          <w:bCs/>
-          <w:color w:val="123a52"/>
-        </w:rPr>
-        <w:t>الف) شناسنامهٔ کتاب‌شناختی</w:t>
-      </w:r>
-    </w:p>
-    <w:p>
-      <w:pPr>
-        <w:shd w:val="clear" w:color="auto" w:fill="f5f8fb"/>
-        <w:bidi w:val="1"/>
-        <w:spacing w:line="312" w:lineRule="auto" w:before="0" w:after="20"/>
-        <w:ind w:right="170" w:left="170"/>
-        <w:jc w:val="right"/>
-      </w:pPr>
-      <w:r>
-        <w:rPr>
-          <w:rFonts w:ascii="Times New Roman" w:hAnsi="Times New Roman" w:cs="B Nazanin"/>
-          <w:sz w:val="22"/>
-          <w:szCs w:val="24"/>
-          <w:rtl w:val="1"/>
-          <w:b/>
-          <w:bCs/>
-          <w:color w:val="14203a"/>
-        </w:rPr>
-        <w:t xml:space="preserve">عنوان (فارسی): </w:t>
-      </w:r>
-      <w:r>
-        <w:rPr>
-          <w:rFonts w:ascii="Times New Roman" w:hAnsi="Times New Roman" w:cs="B Nazanin"/>
-          <w:sz w:val="22"/>
-          <w:szCs w:val="24"/>
-          <w:rtl w:val="1"/>
-        </w:rPr>
-        <w:t>نتیجه‌گیریِ کارِ گروهِ مطالعاتیِ چندپارگیِ حقوق بین‌الملل: دشواری‌های ناشی از تنوع و گسترشِ حقوق بین‌الملل</w:t>
-      </w:r>
-    </w:p>
-    <w:p>
-      <w:pPr>
-        <w:shd w:val="clear" w:color="auto" w:fill="f5f8fb"/>
-        <w:bidi w:val="1"/>
-        <w:spacing w:line="312" w:lineRule="auto" w:before="0" w:after="20"/>
-        <w:ind w:right="170" w:left="170"/>
-        <w:jc w:val="right"/>
-      </w:pPr>
-      <w:r>
-        <w:rPr>
-          <w:rFonts w:ascii="Times New Roman" w:hAnsi="Times New Roman" w:cs="B Nazanin"/>
-          <w:sz w:val="22"/>
-          <w:szCs w:val="24"/>
-          <w:rtl w:val="1"/>
-          <w:b/>
-          <w:bCs/>
-          <w:color w:val="14203a"/>
-        </w:rPr>
-        <w:t xml:space="preserve">عنوانِ اصلی (لاتین): </w:t>
-      </w:r>
-      <w:r>
-        <w:rPr>
-          <w:rFonts w:ascii="Times New Roman" w:hAnsi="Times New Roman" w:cs="B Nazanin"/>
-          <w:sz w:val="22"/>
-          <w:szCs w:val="24"/>
-          <w:rtl w:val="1"/>
-        </w:rPr>
-        <w:t>Conclusions of the work of the Study Group on the Fragmentation of International Law: Difficulties arising from the Diversification and Expansion of International Law</w:t>
-      </w:r>
-    </w:p>
-    <w:p>
-      <w:pPr>
-        <w:shd w:val="clear" w:color="auto" w:fill="f5f8fb"/>
-        <w:bidi w:val="1"/>
-        <w:spacing w:line="312" w:lineRule="auto" w:before="0" w:after="20"/>
-        <w:ind w:right="170" w:left="170"/>
-        <w:jc w:val="right"/>
-      </w:pPr>
-      <w:r>
-        <w:rPr>
-          <w:rFonts w:ascii="Times New Roman" w:hAnsi="Times New Roman" w:cs="B Nazanin"/>
-          <w:sz w:val="22"/>
-          <w:szCs w:val="24"/>
-          <w:rtl w:val="1"/>
-          <w:b/>
-          <w:bCs/>
-          <w:color w:val="14203a"/>
-        </w:rPr>
-        <w:t xml:space="preserve">پدیدآور: </w:t>
-      </w:r>
-      <w:r>
-        <w:rPr>
-          <w:rFonts w:ascii="Times New Roman" w:hAnsi="Times New Roman" w:cs="B Nazanin"/>
-          <w:sz w:val="22"/>
-          <w:szCs w:val="24"/>
-          <w:rtl w:val="1"/>
-        </w:rPr>
-        <w:t>International Law Commission (Study Group; Koskenniemi, M., رئیس)</w:t>
-      </w:r>
-    </w:p>
-    <w:p>
-      <w:pPr>
-        <w:shd w:val="clear" w:color="auto" w:fill="f5f8fb"/>
-        <w:bidi w:val="1"/>
-        <w:spacing w:line="312" w:lineRule="auto" w:before="0" w:after="20"/>
-        <w:ind w:right="170" w:left="170"/>
-        <w:jc w:val="right"/>
-      </w:pPr>
-      <w:r>
-        <w:rPr>
-          <w:rFonts w:ascii="Times New Roman" w:hAnsi="Times New Roman" w:cs="B Nazanin"/>
-          <w:sz w:val="22"/>
-          <w:szCs w:val="24"/>
-          <w:rtl w:val="1"/>
-          <w:b/>
-          <w:bCs/>
-          <w:color w:val="14203a"/>
-        </w:rPr>
-        <w:t xml:space="preserve">سالِ انتشار: </w:t>
-      </w:r>
-      <w:r>
-        <w:rPr>
-          <w:rFonts w:ascii="Times New Roman" w:hAnsi="Times New Roman" w:cs="B Nazanin"/>
-          <w:sz w:val="22"/>
-          <w:szCs w:val="24"/>
-          <w:rtl w:val="1"/>
-        </w:rPr>
-        <w:t>۲۰۰۶</w:t>
-      </w:r>
-    </w:p>
-    <w:p>
-      <w:pPr>
-        <w:shd w:val="clear" w:color="auto" w:fill="f5f8fb"/>
-        <w:bidi w:val="1"/>
-        <w:spacing w:line="312" w:lineRule="auto" w:before="0" w:after="20"/>
-        <w:ind w:right="170" w:left="170"/>
-        <w:jc w:val="right"/>
-      </w:pPr>
-      <w:r>
-        <w:rPr>
-          <w:rFonts w:ascii="Times New Roman" w:hAnsi="Times New Roman" w:cs="B Nazanin"/>
-          <w:sz w:val="22"/>
-          <w:szCs w:val="24"/>
-          <w:rtl w:val="1"/>
-          <w:b/>
-          <w:bCs/>
-          <w:color w:val="14203a"/>
-        </w:rPr>
-        <w:t xml:space="preserve">محلِ انتشار: </w:t>
-      </w:r>
-      <w:r>
-        <w:rPr>
-          <w:rFonts w:ascii="Times New Roman" w:hAnsi="Times New Roman" w:cs="B Nazanin"/>
-          <w:sz w:val="22"/>
-          <w:szCs w:val="24"/>
-          <w:rtl w:val="1"/>
-        </w:rPr>
-        <w:t>Yearbook of the ILC 2006, vol. II, Part Two; A/61/10 (para. 251)</w:t>
-      </w:r>
-    </w:p>
-    <w:p>
-      <w:pPr>
-        <w:shd w:val="clear" w:color="auto" w:fill="f5f8fb"/>
-        <w:bidi w:val="1"/>
-        <w:spacing w:line="312" w:lineRule="auto" w:before="0" w:after="20"/>
-        <w:ind w:right="170" w:left="170"/>
-        <w:jc w:val="right"/>
-      </w:pPr>
-      <w:r>
-        <w:rPr>
-          <w:rFonts w:ascii="Times New Roman" w:hAnsi="Times New Roman" w:cs="B Nazanin"/>
-          <w:sz w:val="22"/>
-          <w:szCs w:val="24"/>
-          <w:rtl w:val="1"/>
-          <w:b/>
-          <w:bCs/>
-          <w:color w:val="14203a"/>
-        </w:rPr>
-        <w:t xml:space="preserve">پایگاه: </w:t>
-      </w:r>
-      <w:r>
-        <w:rPr>
-          <w:rFonts w:ascii="Times New Roman" w:hAnsi="Times New Roman" w:cs="B Nazanin"/>
-          <w:sz w:val="22"/>
-          <w:szCs w:val="24"/>
-          <w:rtl w:val="1"/>
-        </w:rPr>
-        <w:t>United Nations (ILC)</w:t>
-      </w:r>
-    </w:p>
-    <w:p>
-      <w:pPr>
-        <w:shd w:val="clear" w:color="auto" w:fill="f5f8fb"/>
-        <w:bidi w:val="1"/>
-        <w:spacing w:line="312" w:lineRule="auto" w:before="0" w:after="20"/>
-        <w:ind w:right="170" w:left="170"/>
-        <w:jc w:val="right"/>
-      </w:pPr>
-      <w:r>
-        <w:rPr>
-          <w:rFonts w:ascii="Times New Roman" w:hAnsi="Times New Roman" w:cs="B Nazanin"/>
-          <w:sz w:val="22"/>
-          <w:szCs w:val="24"/>
-          <w:rtl w:val="1"/>
-          <w:b/>
-          <w:bCs/>
-          <w:color w:val="14203a"/>
-        </w:rPr>
-        <w:t xml:space="preserve">درجهٔ ارتباط با رساله: </w:t>
-      </w:r>
-      <w:r>
-        <w:rPr>
-          <w:rFonts w:ascii="Times New Roman" w:hAnsi="Times New Roman" w:cs="B Nazanin"/>
-          <w:sz w:val="22"/>
-          <w:szCs w:val="24"/>
-          <w:rtl w:val="1"/>
-        </w:rPr>
-        <w:t>۹۵ از ۱۰۰</w:t>
-      </w:r>
-    </w:p>
-    <w:p>
-      <w:pPr>
-        <w:shd w:val="clear" w:color="auto" w:fill="eaf1f6"/>
-        <w:pBdr>
-          <w:right w:val="single" w:sz="24" w:space="6" w:color="b08d3f"/>
-        </w:pBdr>
-        <w:bidi w:val="1"/>
-        <w:spacing w:line="312" w:lineRule="auto" w:before="200" w:after="120"/>
-        <w:ind w:right="57"/>
-        <w:jc w:val="right"/>
-      </w:pPr>
-      <w:r>
-        <w:rPr>
-          <w:rFonts w:ascii="Times New Roman" w:hAnsi="Times New Roman" w:cs="B Nazanin"/>
-          <w:sz w:val="24"/>
-          <w:szCs w:val="26"/>
-          <w:rtl w:val="1"/>
-          <w:b/>
-          <w:bCs/>
-          <w:color w:val="123a52"/>
-        </w:rPr>
-        <w:t>ب) دایجستِ کامل و نکاتِ استخراج‌شده</w:t>
-      </w:r>
-    </w:p>
-    <w:p>
-      <w:pPr>
-        <w:bidi w:val="1"/>
-        <w:spacing w:line="312" w:lineRule="auto" w:before="0" w:after="120"/>
-        <w:ind w:firstLine="340"/>
-        <w:jc w:val="both"/>
-      </w:pPr>
-      <w:r>
-        <w:rPr>
-          <w:rFonts w:ascii="Times New Roman" w:hAnsi="Times New Roman" w:cs="B Nazanin"/>
-          <w:sz w:val="22"/>
-          <w:szCs w:val="28"/>
-          <w:rtl w:val="1"/>
-        </w:rPr>
-        <w:t>نتیجه‌گیریِ رسمیِ کمیسیون حقوق بین‌الملل دربارهٔ چندپارگی: نظامِ حقوق بین‌الملل یک «نظامِ حقوقی» است و ابزارهایی چون قاعدهٔ خاصِ مقدم (lex specialis)، نظام‌های خودبسنده (self-contained regimes) و «یکپارچه‌سازیِ نظام‌مند» از رهگذرِ مادهٔ ۳۱(۳)(ج) کنوانسیون وین برای مدیریتِ تعارضِ هنجاری در دسترس است.</w:t>
-      </w:r>
-    </w:p>
-    <w:p>
-      <w:pPr>
-        <w:bidi w:val="1"/>
-        <w:spacing w:line="312" w:lineRule="auto" w:before="0" w:after="60"/>
-        <w:jc w:val="right"/>
-      </w:pPr>
-      <w:r>
-        <w:rPr>
-          <w:rFonts w:ascii="Times New Roman" w:hAnsi="Times New Roman" w:cs="B Nazanin"/>
-          <w:sz w:val="22"/>
-          <w:szCs w:val="26"/>
-          <w:rtl w:val="1"/>
-          <w:b/>
-          <w:bCs/>
-          <w:color w:val="123a52"/>
-        </w:rPr>
-        <w:t>نکاتِ کلیدیِ استخراج‌شده:</w:t>
+        <w:t>این منبع به طور ضمنی به نیاز به بررسی دقیق‌تر چگونگی تعامل عملی پیمان با MEAهای موجود و مکانیسم‌های اجرایی آنها اشاره می‌کند.</w:t>
       </w:r>
     </w:p>
     <w:p>
@@ -2800,7 +2081,90 @@
           <w:szCs w:val="26"/>
           <w:rtl w:val="1"/>
         </w:rPr>
-        <w:t>نظامِ حقوق بین‌الملل یک «نظامِ حقوقی» یکپارچه است، نه انبوهی از قواعدِ بی‌ارتباط.</w:t>
+        <w:t>نیاز به تحلیل عمیق‌تر مواضع کشورهای مختلف و چالش‌های سیاسی و حقوقی پیش رو برای تصویب و اجرای پیمان.</w:t>
+      </w:r>
+    </w:p>
+    <w:p/>
+    <w:p>
+      <w:pPr>
+        <w:shd w:val="clear" w:color="auto" w:fill="eaf1f6"/>
+        <w:pBdr>
+          <w:right w:val="single" w:sz="18" w:space="6" w:color="b08d3f"/>
+        </w:pBdr>
+        <w:bidi w:val="1"/>
+        <w:spacing w:line="312" w:lineRule="auto" w:before="0" w:after="80"/>
+        <w:ind w:right="170" w:left="170"/>
+        <w:jc w:val="both"/>
+      </w:pPr>
+      <w:r>
+        <w:rPr>
+          <w:rFonts w:ascii="Times New Roman" w:hAnsi="Times New Roman" w:cs="B Nazanin"/>
+          <w:sz w:val="22"/>
+          <w:szCs w:val="26"/>
+          <w:rtl w:val="1"/>
+          <w:b/>
+          <w:bCs/>
+          <w:color w:val="123a52"/>
+        </w:rPr>
+        <w:t xml:space="preserve">◆ ظرفیتِ باقی‌مانده: </w:t>
+      </w:r>
+      <w:r>
+        <w:rPr>
+          <w:rFonts w:ascii="Times New Roman" w:hAnsi="Times New Roman" w:cs="B Nazanin"/>
+          <w:sz w:val="22"/>
+          <w:szCs w:val="26"/>
+          <w:rtl w:val="1"/>
+        </w:rPr>
+        <w:t>از ۵۲۷ خلأِ استخراج‌شده، مجموعه‌ای نمایندهٔ آن‌ها در گفتارِ پژوهشِ آینده به‌کار رفت؛ بقیه به‌عنوانِ ظرفیتِ توسعهٔ پژوهش‌های آتی در سامانه محفوظ‌اند.</w:t>
+      </w:r>
+    </w:p>
+    <w:p>
+      <w:r>
+        <w:br w:type="page"/>
+      </w:r>
+    </w:p>
+    <w:p>
+      <w:pPr>
+        <w:shd w:val="clear" w:color="auto" w:fill="123a52"/>
+        <w:pBdr>
+          <w:top w:val="single" w:sz="2" w:space="6" w:color="123a52"/>
+          <w:bottom w:val="single" w:sz="2" w:space="6" w:color="123a52"/>
+          <w:left w:val="single" w:sz="2" w:space="6" w:color="123a52"/>
+          <w:right w:val="single" w:sz="2" w:space="6" w:color="123a52"/>
+        </w:pBdr>
+        <w:bidi w:val="1"/>
+        <w:spacing w:line="312" w:lineRule="auto" w:before="0" w:after="160"/>
+        <w:ind w:right="57" w:left="57"/>
+        <w:jc w:val="right"/>
+      </w:pPr>
+      <w:r>
+        <w:rPr>
+          <w:rFonts w:ascii="Times New Roman" w:hAnsi="Times New Roman" w:cs="B Nazanin"/>
+          <w:sz w:val="24"/>
+          <w:szCs w:val="32"/>
+          <w:rtl w:val="1"/>
+          <w:b/>
+          <w:bCs/>
+          <w:color w:val="ffffff"/>
+        </w:rPr>
+        <w:t>۷) محورهای نوآوری: از ۴۰۹ محور تا گفتارِ نوآوری</w:t>
+      </w:r>
+    </w:p>
+    <w:p>
+      <w:pPr>
+        <w:bidi w:val="1"/>
+        <w:spacing w:line="312" w:lineRule="auto" w:before="0" w:after="120"/>
+        <w:ind w:firstLine="340"/>
+        <w:jc w:val="both"/>
+      </w:pPr>
+      <w:r>
+        <w:rPr>
+          <w:rFonts w:ascii="Times New Roman" w:hAnsi="Times New Roman" w:cs="B Nazanin"/>
+          <w:sz w:val="22"/>
+          <w:szCs w:val="28"/>
+          <w:rtl w:val="1"/>
+        </w:rPr>
+        <w:t>سامانه ۴۰۹ محورِ نوآوری را شناسایی کرده بود. این محورها اکنون پایهٔ گفتارِ «نوآوریِ رساله» در فصلِ ۵ شدند. چند نمونهٔ شاخص:</w:t>
       </w:r>
     </w:p>
     <w:p>
@@ -2829,7 +2193,7 @@
           <w:szCs w:val="26"/>
           <w:rtl w:val="1"/>
         </w:rPr>
-        <w:t>ابزارهای مدیریتِ تعارضِ هنجاری: قاعدهٔ خاصِ مقدم (lex specialis) و نظام‌های خودبسنده (self-contained regimes).</w:t>
+        <w:t>این منبع با ارائه یک دیدگاه انتقادی و واقع‌بینانه نسبت به پیمان جهانی محیط زیست، می‌تواند نوآوری کار ما را در تحلیل جامع‌تر و چندوجهی‌تر تأثیرات این پیمان تقویت کند، به جای پذیرش صرف مزایای آن.</w:t>
       </w:r>
     </w:p>
     <w:p>
@@ -2858,7 +2222,7 @@
           <w:szCs w:val="26"/>
           <w:rtl w:val="1"/>
         </w:rPr>
-        <w:t>«یکپارچه‌سازیِ نظام‌مند» از رهگذرِ مادهٔ ۳۱(۳)(ج) کنوانسیون وین، سازوکارِ کلیدیِ انسجام‌بخشی است.</w:t>
+        <w:t>تحلیل دقیق چالش‌های حقوقی ناشی از ابهام در مفاد و رابطه با MEAها، به ما امکان می‌دهد تا استدلال‌های قوی‌تری در مورد پیچیدگی‌های هنجاری ارائه دهیم.</w:t>
       </w:r>
     </w:p>
     <w:p>
@@ -2887,244 +2251,153 @@
           <w:szCs w:val="26"/>
           <w:rtl w:val="1"/>
         </w:rPr>
-        <w:t>لنگرِ اصطلاح‌شناسیِ مستندِ رساله: همهٔ اصطلاحاتِ فنیِ تحلیلِ تعاملِ پیمان با MEAها از آن گرفته شده.</w:t>
+        <w:t>تمرکز بر هزینه فرصت و ناکارآمدی احتمالی پیمان در حل مشکلات ریشه‌ای، می‌تواند به ما کمک کند تا راه‌حل‌های جایگزین یا مکمل را در رساله خود پیشنهاد دهیم.</w:t>
       </w:r>
     </w:p>
     <w:p>
       <w:pPr>
         <w:bidi w:val="1"/>
-        <w:spacing w:line="312" w:lineRule="auto" w:before="0" w:after="60"/>
-        <w:jc w:val="right"/>
+        <w:spacing w:line="312" w:lineRule="auto" w:before="0" w:after="80"/>
+        <w:ind w:right="340"/>
+        <w:jc w:val="both"/>
       </w:pPr>
       <w:r>
         <w:rPr>
           <w:rFonts w:ascii="Times New Roman" w:hAnsi="Times New Roman" w:cs="B Nazanin"/>
           <w:sz w:val="22"/>
-          <w:szCs w:val="24"/>
+          <w:szCs w:val="26"/>
           <w:rtl w:val="1"/>
           <w:b/>
           <w:bCs/>
-          <w:color w:val="1e6b3a"/>
+          <w:color w:val="b08d3f"/>
         </w:rPr>
-        <w:t xml:space="preserve">نقطهٔ قوت: </w:t>
+        <w:t xml:space="preserve">◄ </w:t>
       </w:r>
       <w:r>
         <w:rPr>
           <w:rFonts w:ascii="Times New Roman" w:hAnsi="Times New Roman" w:cs="B Nazanin"/>
           <w:sz w:val="22"/>
-          <w:szCs w:val="24"/>
+          <w:szCs w:val="26"/>
           <w:rtl w:val="1"/>
         </w:rPr>
-        <w:t>سندِ مرجعِ رسمی و لنگرِ اصطلاح‌شناسیِ مستندِ رساله؛ همهٔ اصطلاحاتِ فنیِ به‌کاررفته در تحلیلِ تعاملِ پیمان با MEAها از این سند و مطالعهٔ تحلیلیِ آن گرفته شده است.</w:t>
+        <w:t>این منبع با ارائه دیدگاه حقوقدانان برجسته، مشروعیت و ضرورت پیمان را تقویت می‌کند و می‌تواند به عنوان مبنایی برای استدلال در مورد نوآوری و ارزش افزوده پیمان در حقوق بین‌الملل محیط زیست استفاده شود.</w:t>
       </w:r>
     </w:p>
     <w:p>
       <w:pPr>
         <w:bidi w:val="1"/>
-        <w:spacing w:line="312" w:lineRule="auto" w:before="0" w:after="60"/>
-        <w:jc w:val="right"/>
+        <w:spacing w:line="312" w:lineRule="auto" w:before="0" w:after="80"/>
+        <w:ind w:right="340"/>
+        <w:jc w:val="both"/>
       </w:pPr>
       <w:r>
         <w:rPr>
           <w:rFonts w:ascii="Times New Roman" w:hAnsi="Times New Roman" w:cs="B Nazanin"/>
           <w:sz w:val="22"/>
-          <w:szCs w:val="24"/>
+          <w:szCs w:val="26"/>
           <w:rtl w:val="1"/>
           <w:b/>
           <w:bCs/>
-          <w:color w:val="b03a2e"/>
+          <w:color w:val="b08d3f"/>
         </w:rPr>
-        <w:t xml:space="preserve">نقطهٔ ضعف/ملاحظه: </w:t>
+        <w:t xml:space="preserve">◄ </w:t>
       </w:r>
       <w:r>
         <w:rPr>
           <w:rFonts w:ascii="Times New Roman" w:hAnsi="Times New Roman" w:cs="B Nazanin"/>
           <w:sz w:val="22"/>
-          <w:szCs w:val="24"/>
+          <w:szCs w:val="26"/>
           <w:rtl w:val="1"/>
         </w:rPr>
-        <w:t>سندِ چارچوبی و کلی؛ کاربستِ آن بر موردِ خاصِ پیمان جهانی نیازمندِ تحلیلِ تکمیلی است.</w:t>
+        <w:t>تأکید بر نقش پیمان به عنوان «متن چتر» و تکمیل‌کننده MEAها، رویکردی نوین برای حل مشکل پراکندگی ارائه می‌دهد که می‌تواند به نوآوری رساله کمک کند.</w:t>
       </w:r>
     </w:p>
     <w:p>
       <w:pPr>
-        <w:shd w:val="clear" w:color="auto" w:fill="eaf1f6"/>
-        <w:pBdr>
-          <w:right w:val="single" w:sz="24" w:space="6" w:color="b08d3f"/>
-        </w:pBdr>
         <w:bidi w:val="1"/>
-        <w:spacing w:line="312" w:lineRule="auto" w:before="200" w:after="120"/>
-        <w:ind w:right="57"/>
-        <w:jc w:val="right"/>
+        <w:spacing w:line="312" w:lineRule="auto" w:before="0" w:after="80"/>
+        <w:ind w:right="340"/>
+        <w:jc w:val="both"/>
       </w:pPr>
       <w:r>
         <w:rPr>
           <w:rFonts w:ascii="Times New Roman" w:hAnsi="Times New Roman" w:cs="B Nazanin"/>
-          <w:sz w:val="24"/>
+          <w:sz w:val="22"/>
           <w:szCs w:val="26"/>
           <w:rtl w:val="1"/>
           <w:b/>
           <w:bCs/>
-          <w:color w:val="123a52"/>
+          <w:color w:val="b08d3f"/>
         </w:rPr>
-        <w:t>ج) کجا و چگونه در پژوهش به‌کار رفت</w:t>
-      </w:r>
-    </w:p>
-    <w:p>
-      <w:pPr>
-        <w:shd w:val="clear" w:color="auto" w:fill="f5f8fb"/>
-        <w:bidi w:val="1"/>
-        <w:spacing w:line="312" w:lineRule="auto" w:before="0" w:after="20"/>
-        <w:ind w:right="170" w:left="170"/>
-        <w:jc w:val="right"/>
-      </w:pPr>
-      <w:r>
-        <w:rPr>
-          <w:rFonts w:ascii="Times New Roman" w:hAnsi="Times New Roman" w:cs="B Nazanin"/>
-          <w:sz w:val="22"/>
-          <w:szCs w:val="24"/>
-          <w:rtl w:val="1"/>
-          <w:b/>
-          <w:bCs/>
-          <w:color w:val="14203a"/>
-        </w:rPr>
-        <w:t xml:space="preserve">فصولِ کاربرد: </w:t>
+        <w:t xml:space="preserve">◄ </w:t>
       </w:r>
       <w:r>
         <w:rPr>
           <w:rFonts w:ascii="Times New Roman" w:hAnsi="Times New Roman" w:cs="B Nazanin"/>
           <w:sz w:val="22"/>
-          <w:szCs w:val="24"/>
+          <w:szCs w:val="26"/>
           <w:rtl w:val="1"/>
         </w:rPr>
-        <w:t>فصل۲، فصل۳، فصل۴</w:t>
+        <w:t>این منبع با ارائه دیدگاه‌های تحلیلی و نقد و بررسی پیمان جهانی محیط زیست، می‌تواند به تقویت جنبه نوآورانه رساله در تحلیل پتانسیل‌های این پیمان برای ایجاد نظم و انسجام در حقوق بین‌الملل محیط زیست کمک کند. همچنین، با اشاره به تلاش‌های قبلی و وضعیت فعلی MEAها، زمینه را برای ارائه راهکارهای جدید فراهم می‌آورد.</w:t>
       </w:r>
     </w:p>
     <w:p>
       <w:pPr>
-        <w:shd w:val="clear" w:color="auto" w:fill="f5f8fb"/>
         <w:bidi w:val="1"/>
-        <w:spacing w:line="312" w:lineRule="auto" w:before="0" w:after="20"/>
-        <w:ind w:right="170" w:left="170"/>
-        <w:jc w:val="right"/>
+        <w:spacing w:line="312" w:lineRule="auto" w:before="0" w:after="80"/>
+        <w:ind w:right="340"/>
+        <w:jc w:val="both"/>
       </w:pPr>
       <w:r>
         <w:rPr>
           <w:rFonts w:ascii="Times New Roman" w:hAnsi="Times New Roman" w:cs="B Nazanin"/>
           <w:sz w:val="22"/>
-          <w:szCs w:val="24"/>
+          <w:szCs w:val="26"/>
           <w:rtl w:val="1"/>
           <w:b/>
           <w:bCs/>
-          <w:color w:val="14203a"/>
+          <w:color w:val="b08d3f"/>
         </w:rPr>
-        <w:t xml:space="preserve">پرسش‌های مرتبط: </w:t>
+        <w:t xml:space="preserve">◄ </w:t>
       </w:r>
       <w:r>
         <w:rPr>
           <w:rFonts w:ascii="Times New Roman" w:hAnsi="Times New Roman" w:cs="B Nazanin"/>
           <w:sz w:val="22"/>
-          <w:szCs w:val="24"/>
+          <w:szCs w:val="26"/>
           <w:rtl w:val="1"/>
         </w:rPr>
-        <w:t>اصلی، فرعی۱</w:t>
+        <w:t>این منبع با ارائه یک چارچوب مفهومی قوی برای پیمان جهانی محیط زیست، می‌تواند به تقویت نوآوری رساله در تحلیل ارزش افزوده و تأثیرات ساختاری پیمان کمک کند.</w:t>
       </w:r>
     </w:p>
     <w:p>
       <w:pPr>
         <w:bidi w:val="1"/>
-        <w:spacing w:line="312" w:lineRule="auto" w:before="0" w:after="120"/>
-        <w:ind w:firstLine="340"/>
+        <w:spacing w:line="312" w:lineRule="auto" w:before="0" w:after="80"/>
+        <w:ind w:right="340"/>
         <w:jc w:val="both"/>
       </w:pPr>
       <w:r>
         <w:rPr>
           <w:rFonts w:ascii="Times New Roman" w:hAnsi="Times New Roman" w:cs="B Nazanin"/>
           <w:sz w:val="22"/>
-          <w:szCs w:val="28"/>
-          <w:rtl w:val="1"/>
-        </w:rPr>
-        <w:t>نتیجه‌گیریِ رسمیِ کمیسیون حقوق بین‌الملل (۲۰۰۶، سند A/61/10 بند ۲۵۱) لنگرِ نظری و اصطلاح‌شناختیِ رساله است. در واژه‌نامه، در فصلِ دوم و سوم (چندپارگی و ابزارهای انسجام‌بخشی) و در فصلِ چهارم (سازوکارِ حقوقیِ اثرِ پیمان بر MEAها) به‌کار رفت و به پرسشِ اصلی و پرسشِ فرعیِ نخست پاسخ می‌دهد.</w:t>
-      </w:r>
-    </w:p>
-    <w:p>
-      <w:pPr>
-        <w:shd w:val="clear" w:color="auto" w:fill="eaf1f6"/>
-        <w:pBdr>
-          <w:right w:val="single" w:sz="24" w:space="6" w:color="b08d3f"/>
-        </w:pBdr>
-        <w:bidi w:val="1"/>
-        <w:spacing w:line="312" w:lineRule="auto" w:before="200" w:after="120"/>
-        <w:ind w:right="57"/>
-        <w:jc w:val="right"/>
-      </w:pPr>
-      <w:r>
-        <w:rPr>
-          <w:rFonts w:ascii="Times New Roman" w:hAnsi="Times New Roman" w:cs="B Nazanin"/>
-          <w:sz w:val="24"/>
           <w:szCs w:val="26"/>
           <w:rtl w:val="1"/>
           <w:b/>
           <w:bCs/>
-          <w:color w:val="123a52"/>
+          <w:color w:val="b08d3f"/>
         </w:rPr>
-        <w:t>د) سهمِ آن در بهینه‌سازیِ نتیجه‌گیری و سناریو</w:t>
-      </w:r>
-    </w:p>
-    <w:p>
-      <w:pPr>
-        <w:bidi w:val="1"/>
-        <w:spacing w:line="312" w:lineRule="auto" w:before="0" w:after="120"/>
-        <w:ind w:firstLine="340"/>
-        <w:jc w:val="both"/>
-      </w:pPr>
-      <w:r>
-        <w:rPr>
-          <w:rFonts w:ascii="Times New Roman" w:hAnsi="Times New Roman" w:cs="B Nazanin"/>
-          <w:sz w:val="22"/>
-          <w:szCs w:val="28"/>
-          <w:rtl w:val="1"/>
-        </w:rPr>
-        <w:t>این سند به نتیجه‌گیری پشتوانهٔ نظریِ رسمی بخشید. استدلالِ محوریِ رساله — اینکه اثرِ پیمان بر MEAها باید از رهگذرِ «تفسیرِ هماهنگ» و مادهٔ ۳۱(۳)(ج) وین تحلیل شود، نه صرفاً توصیف — مستقیماً از این چارچوب برخاست و به ستونِ ششمِ نقشهٔ راه (یکسان‌سازیِ تفسیرِ اصول) بدل شد. همین سند مبنای گزارهٔ کلیدیِ نتیجه‌گیری شد که چرا «معاهدهٔ چترِ واحد» با سرشتِ چندپاره و بخشیِ این نظام در تنش است.</w:t>
-      </w:r>
-    </w:p>
-    <w:p>
-      <w:pPr>
-        <w:bidi w:val="1"/>
-        <w:spacing w:line="312" w:lineRule="auto" w:before="0" w:after="60"/>
-        <w:jc w:val="right"/>
-      </w:pPr>
-      <w:r>
-        <w:rPr>
-          <w:rFonts w:ascii="Times New Roman" w:hAnsi="Times New Roman" w:cs="B Nazanin"/>
-          <w:sz w:val="22"/>
-          <w:szCs w:val="24"/>
-          <w:rtl w:val="1"/>
-          <w:b/>
-          <w:bCs/>
-          <w:color w:val="5a4a8a"/>
-        </w:rPr>
-        <w:t xml:space="preserve">یادداشتِ استناد: </w:t>
+        <w:t xml:space="preserve">◄ </w:t>
       </w:r>
       <w:r>
         <w:rPr>
           <w:rFonts w:ascii="Times New Roman" w:hAnsi="Times New Roman" w:cs="B Nazanin"/>
           <w:sz w:val="22"/>
-          <w:szCs w:val="24"/>
+          <w:szCs w:val="26"/>
           <w:rtl w:val="1"/>
         </w:rPr>
-        <w:t>لنگرِ اصطلاح‌شناسیِ مستند (واژه‌نامه) و مبنای تحلیلِ فصل۳/۴ دربارهٔ چندپارگی و ابزارهای انسجام‌بخشی. متمایز از DB22 (مطالعهٔ تحلیلیِ A/CN.4/L.682).</w:t>
+        <w:t>با تأکید بر تبدیل حقوق نرم به سخت، می‌تواند به نوآوری در بررسی ابعاد حقوقی و اجرایی پیمان کمک کند.</w:t>
       </w:r>
-    </w:p>
-    <w:p>
-      <w:pPr>
-        <w:pBdr>
-          <w:bottom w:val="single" w:sz="6" w:space="1" w:color="b08d3f"/>
-        </w:pBdr>
-        <w:bidi w:val="1"/>
-        <w:spacing w:line="312" w:lineRule="auto" w:before="0" w:after="40"/>
-        <w:jc w:val="right"/>
-      </w:pPr>
     </w:p>
     <w:p>
       <w:r>
@@ -3149,279 +2422,1249 @@
         <w:rPr>
           <w:rFonts w:ascii="Times New Roman" w:hAnsi="Times New Roman" w:cs="B Nazanin"/>
           <w:sz w:val="24"/>
-          <w:szCs w:val="30"/>
+          <w:szCs w:val="32"/>
           <w:rtl w:val="1"/>
           <w:b/>
           <w:bCs/>
           <w:color w:val="ffffff"/>
         </w:rPr>
-        <w:t>منبعِ ۵: داموآ و همکاران (۲۰۲۶)</w:t>
+        <w:t>۸) مقالاتِ عمیقاً کاویده‌شده: پوششِ کامل ۳۸ مقاله</w:t>
       </w:r>
     </w:p>
     <w:p>
       <w:pPr>
-        <w:shd w:val="clear" w:color="auto" w:fill="eaf1f6"/>
-        <w:pBdr>
-          <w:right w:val="single" w:sz="24" w:space="6" w:color="b08d3f"/>
-        </w:pBdr>
         <w:bidi w:val="1"/>
-        <w:spacing w:line="312" w:lineRule="auto" w:before="200" w:after="120"/>
-        <w:ind w:right="57"/>
-        <w:jc w:val="right"/>
-      </w:pPr>
-      <w:r>
-        <w:rPr>
-          <w:rFonts w:ascii="Times New Roman" w:hAnsi="Times New Roman" w:cs="B Nazanin"/>
-          <w:sz w:val="24"/>
-          <w:szCs w:val="26"/>
-          <w:rtl w:val="1"/>
-          <w:b/>
-          <w:bCs/>
-          <w:color w:val="123a52"/>
-        </w:rPr>
-        <w:t>الف) شناسنامهٔ کتاب‌شناختی</w:t>
-      </w:r>
-    </w:p>
-    <w:p>
-      <w:pPr>
-        <w:shd w:val="clear" w:color="auto" w:fill="f5f8fb"/>
-        <w:bidi w:val="1"/>
-        <w:spacing w:line="312" w:lineRule="auto" w:before="0" w:after="20"/>
-        <w:ind w:right="170" w:left="170"/>
-        <w:jc w:val="right"/>
+        <w:spacing w:line="312" w:lineRule="auto" w:before="0" w:after="120"/>
+        <w:ind w:firstLine="340"/>
+        <w:jc w:val="both"/>
       </w:pPr>
       <w:r>
         <w:rPr>
           <w:rFonts w:ascii="Times New Roman" w:hAnsi="Times New Roman" w:cs="B Nazanin"/>
           <w:sz w:val="22"/>
+          <w:szCs w:val="28"/>
+          <w:rtl w:val="1"/>
+        </w:rPr>
+        <w:t>مهم‌ترین گنجینهٔ نامُستفاد، ۳۸ مقالهٔ کلیدی بود که هر یک به‌صورتِ عمیق داده‌کاوی شده و یافته/نقطهٔ قوت/نقطهٔ ضعفِ آن استخراج شده بود؛ اما در پیش‌نویسِ نخست تنها ۲۱ مقاله استناد شده بود. اکنون هر ۳۸ مقاله در بدنه و فهرستِ منابع استناد شده‌اند. فهرستِ فشرده:</w:t>
+      </w:r>
+    </w:p>
+    <w:p>
+      <w:pPr>
+        <w:pBdr>
+          <w:bottom w:val="single" w:sz="4" w:space="2" w:color="dfe6ee"/>
+        </w:pBdr>
+        <w:bidi w:val="1"/>
+        <w:spacing w:line="312" w:lineRule="auto" w:before="0" w:after="40"/>
+        <w:ind w:right="113"/>
+        <w:jc w:val="right"/>
+      </w:pPr>
+      <w:r>
+        <w:rPr>
+          <w:rFonts w:ascii="Times New Roman" w:hAnsi="Times New Roman" w:cs="B Nazanin"/>
+          <w:sz w:val="20"/>
           <w:szCs w:val="24"/>
           <w:rtl w:val="1"/>
           <w:b/>
           <w:bCs/>
-          <w:color w:val="14203a"/>
+          <w:color w:val="b08d3f"/>
         </w:rPr>
-        <w:t xml:space="preserve">عنوان (فارسی): </w:t>
+        <w:t xml:space="preserve">۱. </w:t>
       </w:r>
       <w:r>
         <w:rPr>
           <w:rFonts w:ascii="Times New Roman" w:hAnsi="Times New Roman" w:cs="B Nazanin"/>
-          <w:sz w:val="22"/>
-          <w:szCs w:val="24"/>
+          <w:sz w:val="20"/>
+          <w:szCs w:val="22"/>
           <w:rtl w:val="1"/>
         </w:rPr>
-        <w:t>بن‌بست در انتروپوسن: معاهداتِ ناکارآمد و کشمکش بر سرِ حکمرانیِ سیّاره‌ای</w:t>
+        <w:t>Kotzé, L.J. &amp; French, D. (۲۰۱۸) — A critique of the Global Pact for the Environment: a stillborn initiative or the foundation for Lex Anthropocenae?</w:t>
       </w:r>
     </w:p>
     <w:p>
       <w:pPr>
-        <w:shd w:val="clear" w:color="auto" w:fill="f5f8fb"/>
+        <w:pBdr>
+          <w:bottom w:val="single" w:sz="4" w:space="2" w:color="dfe6ee"/>
+        </w:pBdr>
         <w:bidi w:val="1"/>
-        <w:spacing w:line="312" w:lineRule="auto" w:before="0" w:after="20"/>
-        <w:ind w:right="170" w:left="170"/>
+        <w:spacing w:line="312" w:lineRule="auto" w:before="0" w:after="40"/>
+        <w:ind w:right="113"/>
         <w:jc w:val="right"/>
       </w:pPr>
       <w:r>
         <w:rPr>
           <w:rFonts w:ascii="Times New Roman" w:hAnsi="Times New Roman" w:cs="B Nazanin"/>
-          <w:sz w:val="22"/>
+          <w:sz w:val="20"/>
           <w:szCs w:val="24"/>
           <w:rtl w:val="1"/>
           <w:b/>
           <w:bCs/>
-          <w:color w:val="14203a"/>
+          <w:color w:val="b08d3f"/>
         </w:rPr>
-        <w:t xml:space="preserve">عنوانِ اصلی (لاتین): </w:t>
+        <w:t xml:space="preserve">۲. </w:t>
       </w:r>
       <w:r>
         <w:rPr>
           <w:rFonts w:ascii="Times New Roman" w:hAnsi="Times New Roman" w:cs="B Nazanin"/>
-          <w:sz w:val="22"/>
-          <w:szCs w:val="24"/>
+          <w:sz w:val="20"/>
+          <w:szCs w:val="22"/>
           <w:rtl w:val="1"/>
         </w:rPr>
-        <w:t>Stalemate in the Anthropocene: Ineffective Treaties and the Struggle for Planetary Governance</w:t>
+        <w:t>French, D. &amp; Kotzé, L.J. (۲۰۱۹) — ‘Towards a Global Pact for the Environment’: International environmental law’s factual, technical and (unmentionable) normative gaps</w:t>
       </w:r>
     </w:p>
     <w:p>
       <w:pPr>
-        <w:shd w:val="clear" w:color="auto" w:fill="f5f8fb"/>
+        <w:pBdr>
+          <w:bottom w:val="single" w:sz="4" w:space="2" w:color="dfe6ee"/>
+        </w:pBdr>
         <w:bidi w:val="1"/>
-        <w:spacing w:line="312" w:lineRule="auto" w:before="0" w:after="20"/>
-        <w:ind w:right="170" w:left="170"/>
+        <w:spacing w:line="312" w:lineRule="auto" w:before="0" w:after="40"/>
+        <w:ind w:right="113"/>
         <w:jc w:val="right"/>
       </w:pPr>
       <w:r>
         <w:rPr>
           <w:rFonts w:ascii="Times New Roman" w:hAnsi="Times New Roman" w:cs="B Nazanin"/>
-          <w:sz w:val="22"/>
+          <w:sz w:val="20"/>
           <w:szCs w:val="24"/>
           <w:rtl w:val="1"/>
           <w:b/>
           <w:bCs/>
-          <w:color w:val="14203a"/>
+          <w:color w:val="b08d3f"/>
         </w:rPr>
-        <w:t xml:space="preserve">پدیدآور: </w:t>
+        <w:t xml:space="preserve">۳. </w:t>
       </w:r>
       <w:r>
         <w:rPr>
           <w:rFonts w:ascii="Times New Roman" w:hAnsi="Times New Roman" w:cs="B Nazanin"/>
-          <w:sz w:val="22"/>
-          <w:szCs w:val="24"/>
+          <w:sz w:val="20"/>
+          <w:szCs w:val="22"/>
           <w:rtl w:val="1"/>
         </w:rPr>
-        <w:t>Damoah, B., Keengwe, J. S. &amp; Ofori, E.</w:t>
+        <w:t>Kim, R.E. &amp; Bosselmann, K. (۲۰۱۳) — International Environmental Law in the Anthropocene: Towards a Purposive System of Multilateral Environmental Agreements</w:t>
       </w:r>
     </w:p>
     <w:p>
       <w:pPr>
-        <w:shd w:val="clear" w:color="auto" w:fill="f5f8fb"/>
+        <w:pBdr>
+          <w:bottom w:val="single" w:sz="4" w:space="2" w:color="dfe6ee"/>
+        </w:pBdr>
         <w:bidi w:val="1"/>
-        <w:spacing w:line="312" w:lineRule="auto" w:before="0" w:after="20"/>
-        <w:ind w:right="170" w:left="170"/>
+        <w:spacing w:line="312" w:lineRule="auto" w:before="0" w:after="40"/>
+        <w:ind w:right="113"/>
         <w:jc w:val="right"/>
       </w:pPr>
       <w:r>
         <w:rPr>
           <w:rFonts w:ascii="Times New Roman" w:hAnsi="Times New Roman" w:cs="B Nazanin"/>
-          <w:sz w:val="22"/>
+          <w:sz w:val="20"/>
           <w:szCs w:val="24"/>
           <w:rtl w:val="1"/>
           <w:b/>
           <w:bCs/>
-          <w:color w:val="14203a"/>
+          <w:color w:val="b08d3f"/>
         </w:rPr>
-        <w:t xml:space="preserve">سالِ انتشار: </w:t>
+        <w:t xml:space="preserve">۴. </w:t>
       </w:r>
       <w:r>
         <w:rPr>
           <w:rFonts w:ascii="Times New Roman" w:hAnsi="Times New Roman" w:cs="B Nazanin"/>
-          <w:sz w:val="22"/>
-          <w:szCs w:val="24"/>
+          <w:sz w:val="20"/>
+          <w:szCs w:val="22"/>
           <w:rtl w:val="1"/>
         </w:rPr>
-        <w:t>۲۰۲۶</w:t>
+        <w:t>Kotzé, L.J. (۲۰۱۹) — A Global Environmental Constitution for the Anthropocene?</w:t>
       </w:r>
     </w:p>
     <w:p>
       <w:pPr>
-        <w:shd w:val="clear" w:color="auto" w:fill="f5f8fb"/>
+        <w:pBdr>
+          <w:bottom w:val="single" w:sz="4" w:space="2" w:color="dfe6ee"/>
+        </w:pBdr>
         <w:bidi w:val="1"/>
-        <w:spacing w:line="312" w:lineRule="auto" w:before="0" w:after="20"/>
-        <w:ind w:right="170" w:left="170"/>
+        <w:spacing w:line="312" w:lineRule="auto" w:before="0" w:after="40"/>
+        <w:ind w:right="113"/>
         <w:jc w:val="right"/>
       </w:pPr>
       <w:r>
         <w:rPr>
           <w:rFonts w:ascii="Times New Roman" w:hAnsi="Times New Roman" w:cs="B Nazanin"/>
-          <w:sz w:val="22"/>
+          <w:sz w:val="20"/>
           <w:szCs w:val="24"/>
           <w:rtl w:val="1"/>
           <w:b/>
           <w:bCs/>
-          <w:color w:val="14203a"/>
+          <w:color w:val="b08d3f"/>
         </w:rPr>
-        <w:t xml:space="preserve">محلِ انتشار: </w:t>
+        <w:t xml:space="preserve">۵. </w:t>
       </w:r>
       <w:r>
         <w:rPr>
           <w:rFonts w:ascii="Times New Roman" w:hAnsi="Times New Roman" w:cs="B Nazanin"/>
-          <w:sz w:val="22"/>
-          <w:szCs w:val="24"/>
+          <w:sz w:val="20"/>
+          <w:szCs w:val="22"/>
           <w:rtl w:val="1"/>
         </w:rPr>
-        <w:t>Preprints.org (پیش‌چاپ — داوری‌نشده / non-peer-reviewed preprint)</w:t>
+        <w:t>Aguila, Y. &amp; Viñuales, J.E. (eds.) (۲۰۱۹) — A Global Pact for the Environment: Legal Foundations</w:t>
       </w:r>
     </w:p>
     <w:p>
       <w:pPr>
-        <w:shd w:val="clear" w:color="auto" w:fill="f5f8fb"/>
+        <w:pBdr>
+          <w:bottom w:val="single" w:sz="4" w:space="2" w:color="dfe6ee"/>
+        </w:pBdr>
         <w:bidi w:val="1"/>
-        <w:spacing w:line="312" w:lineRule="auto" w:before="0" w:after="20"/>
-        <w:ind w:right="170" w:left="170"/>
+        <w:spacing w:line="312" w:lineRule="auto" w:before="0" w:after="40"/>
+        <w:ind w:right="113"/>
         <w:jc w:val="right"/>
       </w:pPr>
       <w:r>
         <w:rPr>
           <w:rFonts w:ascii="Times New Roman" w:hAnsi="Times New Roman" w:cs="B Nazanin"/>
-          <w:sz w:val="22"/>
+          <w:sz w:val="20"/>
           <w:szCs w:val="24"/>
           <w:rtl w:val="1"/>
           <w:b/>
           <w:bCs/>
-          <w:color w:val="14203a"/>
+          <w:color w:val="b08d3f"/>
         </w:rPr>
-        <w:t xml:space="preserve">پایگاه: </w:t>
+        <w:t xml:space="preserve">۶. </w:t>
       </w:r>
       <w:r>
         <w:rPr>
           <w:rFonts w:ascii="Times New Roman" w:hAnsi="Times New Roman" w:cs="B Nazanin"/>
-          <w:sz w:val="22"/>
-          <w:szCs w:val="24"/>
+          <w:sz w:val="20"/>
+          <w:szCs w:val="22"/>
           <w:rtl w:val="1"/>
         </w:rPr>
-        <w:t>Preprints.org</w:t>
+        <w:t>Tigre, M.A. (ELI) (۲۰۲۰) — Gaps in International Environmental Law: Toward a Global Pact for the Environment</w:t>
       </w:r>
     </w:p>
     <w:p>
       <w:pPr>
-        <w:shd w:val="clear" w:color="auto" w:fill="f5f8fb"/>
+        <w:pBdr>
+          <w:bottom w:val="single" w:sz="4" w:space="2" w:color="dfe6ee"/>
+        </w:pBdr>
         <w:bidi w:val="1"/>
-        <w:spacing w:line="312" w:lineRule="auto" w:before="0" w:after="20"/>
-        <w:ind w:right="170" w:left="170"/>
+        <w:spacing w:line="312" w:lineRule="auto" w:before="0" w:after="40"/>
+        <w:ind w:right="113"/>
         <w:jc w:val="right"/>
       </w:pPr>
       <w:r>
         <w:rPr>
           <w:rFonts w:ascii="Times New Roman" w:hAnsi="Times New Roman" w:cs="B Nazanin"/>
-          <w:sz w:val="22"/>
+          <w:sz w:val="20"/>
           <w:szCs w:val="24"/>
           <w:rtl w:val="1"/>
           <w:b/>
           <w:bCs/>
-          <w:color w:val="14203a"/>
+          <w:color w:val="b08d3f"/>
         </w:rPr>
-        <w:t xml:space="preserve">DOI: </w:t>
+        <w:t xml:space="preserve">۷. </w:t>
       </w:r>
       <w:r>
         <w:rPr>
           <w:rFonts w:ascii="Times New Roman" w:hAnsi="Times New Roman" w:cs="B Nazanin"/>
-          <w:sz w:val="22"/>
-          <w:szCs w:val="24"/>
+          <w:sz w:val="20"/>
+          <w:szCs w:val="22"/>
           <w:rtl w:val="1"/>
         </w:rPr>
-        <w:t>10.20944/preprints202603.2371.v1</w:t>
+        <w:t>Biermann, F. &amp; Kim, R.E. (۲۰۲۰) — The Boundaries of the Planetary Boundary Framework: A Critical Appraisal of Approaches to Define a ‘Safe Operating Space’ for Humanity</w:t>
       </w:r>
     </w:p>
     <w:p>
       <w:pPr>
-        <w:shd w:val="clear" w:color="auto" w:fill="f5f8fb"/>
+        <w:pBdr>
+          <w:bottom w:val="single" w:sz="4" w:space="2" w:color="dfe6ee"/>
+        </w:pBdr>
         <w:bidi w:val="1"/>
-        <w:spacing w:line="312" w:lineRule="auto" w:before="0" w:after="20"/>
-        <w:ind w:right="170" w:left="170"/>
+        <w:spacing w:line="312" w:lineRule="auto" w:before="0" w:after="40"/>
+        <w:ind w:right="113"/>
         <w:jc w:val="right"/>
       </w:pPr>
       <w:r>
         <w:rPr>
           <w:rFonts w:ascii="Times New Roman" w:hAnsi="Times New Roman" w:cs="B Nazanin"/>
-          <w:sz w:val="22"/>
+          <w:sz w:val="20"/>
           <w:szCs w:val="24"/>
           <w:rtl w:val="1"/>
           <w:b/>
           <w:bCs/>
-          <w:color w:val="14203a"/>
+          <w:color w:val="b08d3f"/>
         </w:rPr>
-        <w:t xml:space="preserve">درجهٔ ارتباط با رساله: </w:t>
+        <w:t xml:space="preserve">۸. </w:t>
       </w:r>
       <w:r>
         <w:rPr>
           <w:rFonts w:ascii="Times New Roman" w:hAnsi="Times New Roman" w:cs="B Nazanin"/>
-          <w:sz w:val="22"/>
+          <w:sz w:val="20"/>
+          <w:szCs w:val="22"/>
+          <w:rtl w:val="1"/>
+        </w:rPr>
+        <w:t>Yang, T. &amp; Percival, R.V. (۲۰۰۹) — The Emergence of Global Environmental Law</w:t>
+      </w:r>
+    </w:p>
+    <w:p>
+      <w:pPr>
+        <w:pBdr>
+          <w:bottom w:val="single" w:sz="4" w:space="2" w:color="dfe6ee"/>
+        </w:pBdr>
+        <w:bidi w:val="1"/>
+        <w:spacing w:line="312" w:lineRule="auto" w:before="0" w:after="40"/>
+        <w:ind w:right="113"/>
+        <w:jc w:val="right"/>
+      </w:pPr>
+      <w:r>
+        <w:rPr>
+          <w:rFonts w:ascii="Times New Roman" w:hAnsi="Times New Roman" w:cs="B Nazanin"/>
+          <w:sz w:val="20"/>
           <w:szCs w:val="24"/>
           <w:rtl w:val="1"/>
+          <w:b/>
+          <w:bCs/>
+          <w:color w:val="b08d3f"/>
         </w:rPr>
-        <w:t>۸۴ از ۱۰۰</w:t>
+        <w:t xml:space="preserve">۹. </w:t>
+      </w:r>
+      <w:r>
+        <w:rPr>
+          <w:rFonts w:ascii="Times New Roman" w:hAnsi="Times New Roman" w:cs="B Nazanin"/>
+          <w:sz w:val="20"/>
+          <w:szCs w:val="22"/>
+          <w:rtl w:val="1"/>
+        </w:rPr>
+        <w:t>Aguila, Y. &amp; Viñuales, J.E. (۲۰۱۹) — A Global Pact for the Environment: Conceptual foundations</w:t>
       </w:r>
     </w:p>
+    <w:p>
+      <w:pPr>
+        <w:pBdr>
+          <w:bottom w:val="single" w:sz="4" w:space="2" w:color="dfe6ee"/>
+        </w:pBdr>
+        <w:bidi w:val="1"/>
+        <w:spacing w:line="312" w:lineRule="auto" w:before="0" w:after="40"/>
+        <w:ind w:right="113"/>
+        <w:jc w:val="right"/>
+      </w:pPr>
+      <w:r>
+        <w:rPr>
+          <w:rFonts w:ascii="Times New Roman" w:hAnsi="Times New Roman" w:cs="B Nazanin"/>
+          <w:sz w:val="20"/>
+          <w:szCs w:val="24"/>
+          <w:rtl w:val="1"/>
+          <w:b/>
+          <w:bCs/>
+          <w:color w:val="b08d3f"/>
+        </w:rPr>
+        <w:t xml:space="preserve">۱۰. </w:t>
+      </w:r>
+      <w:r>
+        <w:rPr>
+          <w:rFonts w:ascii="Times New Roman" w:hAnsi="Times New Roman" w:cs="B Nazanin"/>
+          <w:sz w:val="20"/>
+          <w:szCs w:val="22"/>
+          <w:rtl w:val="1"/>
+        </w:rPr>
+        <w:t>Bodansky, D. (۲۰۱۰) — The Art and Craft of International Environmental Law</w:t>
+      </w:r>
+    </w:p>
+    <w:p>
+      <w:pPr>
+        <w:pBdr>
+          <w:bottom w:val="single" w:sz="4" w:space="2" w:color="dfe6ee"/>
+        </w:pBdr>
+        <w:bidi w:val="1"/>
+        <w:spacing w:line="312" w:lineRule="auto" w:before="0" w:after="40"/>
+        <w:ind w:right="113"/>
+        <w:jc w:val="right"/>
+      </w:pPr>
+      <w:r>
+        <w:rPr>
+          <w:rFonts w:ascii="Times New Roman" w:hAnsi="Times New Roman" w:cs="B Nazanin"/>
+          <w:sz w:val="20"/>
+          <w:szCs w:val="24"/>
+          <w:rtl w:val="1"/>
+          <w:b/>
+          <w:bCs/>
+          <w:color w:val="b08d3f"/>
+        </w:rPr>
+        <w:t xml:space="preserve">۱۱. </w:t>
+      </w:r>
+      <w:r>
+        <w:rPr>
+          <w:rFonts w:ascii="Times New Roman" w:hAnsi="Times New Roman" w:cs="B Nazanin"/>
+          <w:sz w:val="20"/>
+          <w:szCs w:val="22"/>
+          <w:rtl w:val="1"/>
+        </w:rPr>
+        <w:t>Kotzé, L.J. (۲۰۲۰) — Arguing Global Environmental Constitutionalism</w:t>
+      </w:r>
+    </w:p>
+    <w:p>
+      <w:pPr>
+        <w:pBdr>
+          <w:bottom w:val="single" w:sz="4" w:space="2" w:color="dfe6ee"/>
+        </w:pBdr>
+        <w:bidi w:val="1"/>
+        <w:spacing w:line="312" w:lineRule="auto" w:before="0" w:after="40"/>
+        <w:ind w:right="113"/>
+        <w:jc w:val="right"/>
+      </w:pPr>
+      <w:r>
+        <w:rPr>
+          <w:rFonts w:ascii="Times New Roman" w:hAnsi="Times New Roman" w:cs="B Nazanin"/>
+          <w:sz w:val="20"/>
+          <w:szCs w:val="24"/>
+          <w:rtl w:val="1"/>
+          <w:b/>
+          <w:bCs/>
+          <w:color w:val="b08d3f"/>
+        </w:rPr>
+        <w:t xml:space="preserve">۱۲. </w:t>
+      </w:r>
+      <w:r>
+        <w:rPr>
+          <w:rFonts w:ascii="Times New Roman" w:hAnsi="Times New Roman" w:cs="B Nazanin"/>
+          <w:sz w:val="20"/>
+          <w:szCs w:val="22"/>
+          <w:rtl w:val="1"/>
+        </w:rPr>
+        <w:t>Vidal, O. / MDPI (۲۰۲۰) — Rethinking the Global Pact for the Environment: Ambitions, Realities and Alternatives</w:t>
+      </w:r>
+    </w:p>
+    <w:p>
+      <w:pPr>
+        <w:pBdr>
+          <w:bottom w:val="single" w:sz="4" w:space="2" w:color="dfe6ee"/>
+        </w:pBdr>
+        <w:bidi w:val="1"/>
+        <w:spacing w:line="312" w:lineRule="auto" w:before="0" w:after="40"/>
+        <w:ind w:right="113"/>
+        <w:jc w:val="right"/>
+      </w:pPr>
+      <w:r>
+        <w:rPr>
+          <w:rFonts w:ascii="Times New Roman" w:hAnsi="Times New Roman" w:cs="B Nazanin"/>
+          <w:sz w:val="20"/>
+          <w:szCs w:val="24"/>
+          <w:rtl w:val="1"/>
+          <w:b/>
+          <w:bCs/>
+          <w:color w:val="b08d3f"/>
+        </w:rPr>
+        <w:t xml:space="preserve">۱۳. </w:t>
+      </w:r>
+      <w:r>
+        <w:rPr>
+          <w:rFonts w:ascii="Times New Roman" w:hAnsi="Times New Roman" w:cs="B Nazanin"/>
+          <w:sz w:val="20"/>
+          <w:szCs w:val="22"/>
+          <w:rtl w:val="1"/>
+        </w:rPr>
+        <w:t>Boyle, A. &amp; Redgwell, C. (۲۰۲۱) — Birnie, Boyle &amp; Redgwell’s International Law and the Environment (4th ed.)</w:t>
+      </w:r>
+    </w:p>
+    <w:p>
+      <w:pPr>
+        <w:pBdr>
+          <w:bottom w:val="single" w:sz="4" w:space="2" w:color="dfe6ee"/>
+        </w:pBdr>
+        <w:bidi w:val="1"/>
+        <w:spacing w:line="312" w:lineRule="auto" w:before="0" w:after="40"/>
+        <w:ind w:right="113"/>
+        <w:jc w:val="right"/>
+      </w:pPr>
+      <w:r>
+        <w:rPr>
+          <w:rFonts w:ascii="Times New Roman" w:hAnsi="Times New Roman" w:cs="B Nazanin"/>
+          <w:sz w:val="20"/>
+          <w:szCs w:val="24"/>
+          <w:rtl w:val="1"/>
+          <w:b/>
+          <w:bCs/>
+          <w:color w:val="b08d3f"/>
+        </w:rPr>
+        <w:t xml:space="preserve">۱۴. </w:t>
+      </w:r>
+      <w:r>
+        <w:rPr>
+          <w:rFonts w:ascii="Times New Roman" w:hAnsi="Times New Roman" w:cs="B Nazanin"/>
+          <w:sz w:val="20"/>
+          <w:szCs w:val="22"/>
+          <w:rtl w:val="1"/>
+        </w:rPr>
+        <w:t>Dupuy, P.-M. &amp; Viñuales, J.E. (۲۰۱۸) — International Environmental Law (2nd ed.)</w:t>
+      </w:r>
+    </w:p>
+    <w:p>
+      <w:pPr>
+        <w:pBdr>
+          <w:bottom w:val="single" w:sz="4" w:space="2" w:color="dfe6ee"/>
+        </w:pBdr>
+        <w:bidi w:val="1"/>
+        <w:spacing w:line="312" w:lineRule="auto" w:before="0" w:after="40"/>
+        <w:ind w:right="113"/>
+        <w:jc w:val="right"/>
+      </w:pPr>
+      <w:r>
+        <w:rPr>
+          <w:rFonts w:ascii="Times New Roman" w:hAnsi="Times New Roman" w:cs="B Nazanin"/>
+          <w:sz w:val="20"/>
+          <w:szCs w:val="24"/>
+          <w:rtl w:val="1"/>
+          <w:b/>
+          <w:bCs/>
+          <w:color w:val="b08d3f"/>
+        </w:rPr>
+        <w:t xml:space="preserve">۱۵. </w:t>
+      </w:r>
+      <w:r>
+        <w:rPr>
+          <w:rFonts w:ascii="Times New Roman" w:hAnsi="Times New Roman" w:cs="B Nazanin"/>
+          <w:sz w:val="20"/>
+          <w:szCs w:val="22"/>
+          <w:rtl w:val="1"/>
+        </w:rPr>
+        <w:t>Sands, P. &amp; Peel, J. (۲۰۱۸) — Principles of International Environmental Law (4th ed.)</w:t>
+      </w:r>
+    </w:p>
+    <w:p>
+      <w:pPr>
+        <w:pBdr>
+          <w:bottom w:val="single" w:sz="4" w:space="2" w:color="dfe6ee"/>
+        </w:pBdr>
+        <w:bidi w:val="1"/>
+        <w:spacing w:line="312" w:lineRule="auto" w:before="0" w:after="40"/>
+        <w:ind w:right="113"/>
+        <w:jc w:val="right"/>
+      </w:pPr>
+      <w:r>
+        <w:rPr>
+          <w:rFonts w:ascii="Times New Roman" w:hAnsi="Times New Roman" w:cs="B Nazanin"/>
+          <w:sz w:val="20"/>
+          <w:szCs w:val="24"/>
+          <w:rtl w:val="1"/>
+          <w:b/>
+          <w:bCs/>
+          <w:color w:val="b08d3f"/>
+        </w:rPr>
+        <w:t xml:space="preserve">۱۶. </w:t>
+      </w:r>
+      <w:r>
+        <w:rPr>
+          <w:rFonts w:ascii="Times New Roman" w:hAnsi="Times New Roman" w:cs="B Nazanin"/>
+          <w:sz w:val="20"/>
+          <w:szCs w:val="22"/>
+          <w:rtl w:val="1"/>
+        </w:rPr>
+        <w:t>Chan, N. (۲۰۲۱) — Beyond delegation size: Developing country negotiating capacity and NGO ‘support’ in international climate negotiations</w:t>
+      </w:r>
+    </w:p>
+    <w:p>
+      <w:pPr>
+        <w:pBdr>
+          <w:bottom w:val="single" w:sz="4" w:space="2" w:color="dfe6ee"/>
+        </w:pBdr>
+        <w:bidi w:val="1"/>
+        <w:spacing w:line="312" w:lineRule="auto" w:before="0" w:after="40"/>
+        <w:ind w:right="113"/>
+        <w:jc w:val="right"/>
+      </w:pPr>
+      <w:r>
+        <w:rPr>
+          <w:rFonts w:ascii="Times New Roman" w:hAnsi="Times New Roman" w:cs="B Nazanin"/>
+          <w:sz w:val="20"/>
+          <w:szCs w:val="24"/>
+          <w:rtl w:val="1"/>
+          <w:b/>
+          <w:bCs/>
+          <w:color w:val="b08d3f"/>
+        </w:rPr>
+        <w:t xml:space="preserve">۱۷. </w:t>
+      </w:r>
+      <w:r>
+        <w:rPr>
+          <w:rFonts w:ascii="Times New Roman" w:hAnsi="Times New Roman" w:cs="B Nazanin"/>
+          <w:sz w:val="20"/>
+          <w:szCs w:val="22"/>
+          <w:rtl w:val="1"/>
+        </w:rPr>
+        <w:t>Pedersen, O.W. (۲۰۱۹) — The Global Pact for the Environment: An Assessment</w:t>
+      </w:r>
+    </w:p>
+    <w:p>
+      <w:pPr>
+        <w:pBdr>
+          <w:bottom w:val="single" w:sz="4" w:space="2" w:color="dfe6ee"/>
+        </w:pBdr>
+        <w:bidi w:val="1"/>
+        <w:spacing w:line="312" w:lineRule="auto" w:before="0" w:after="40"/>
+        <w:ind w:right="113"/>
+        <w:jc w:val="right"/>
+      </w:pPr>
+      <w:r>
+        <w:rPr>
+          <w:rFonts w:ascii="Times New Roman" w:hAnsi="Times New Roman" w:cs="B Nazanin"/>
+          <w:sz w:val="20"/>
+          <w:szCs w:val="24"/>
+          <w:rtl w:val="1"/>
+          <w:b/>
+          <w:bCs/>
+          <w:color w:val="b08d3f"/>
+        </w:rPr>
+        <w:t xml:space="preserve">۱۸. </w:t>
+      </w:r>
+      <w:r>
+        <w:rPr>
+          <w:rFonts w:ascii="Times New Roman" w:hAnsi="Times New Roman" w:cs="B Nazanin"/>
+          <w:sz w:val="20"/>
+          <w:szCs w:val="22"/>
+          <w:rtl w:val="1"/>
+        </w:rPr>
+        <w:t>Vinuales, J.E. (۲۰۱۸) — The Organisation of the Anthropocene: In Our Hands?</w:t>
+      </w:r>
+    </w:p>
+    <w:p>
+      <w:pPr>
+        <w:pBdr>
+          <w:bottom w:val="single" w:sz="4" w:space="2" w:color="dfe6ee"/>
+        </w:pBdr>
+        <w:bidi w:val="1"/>
+        <w:spacing w:line="312" w:lineRule="auto" w:before="0" w:after="40"/>
+        <w:ind w:right="113"/>
+        <w:jc w:val="right"/>
+      </w:pPr>
+      <w:r>
+        <w:rPr>
+          <w:rFonts w:ascii="Times New Roman" w:hAnsi="Times New Roman" w:cs="B Nazanin"/>
+          <w:sz w:val="20"/>
+          <w:szCs w:val="24"/>
+          <w:rtl w:val="1"/>
+          <w:b/>
+          <w:bCs/>
+          <w:color w:val="b08d3f"/>
+        </w:rPr>
+        <w:t xml:space="preserve">۱۹. </w:t>
+      </w:r>
+      <w:r>
+        <w:rPr>
+          <w:rFonts w:ascii="Times New Roman" w:hAnsi="Times New Roman" w:cs="B Nazanin"/>
+          <w:sz w:val="20"/>
+          <w:szCs w:val="22"/>
+          <w:rtl w:val="1"/>
+        </w:rPr>
+        <w:t>Duvic-Paoli, L.-A. (۲۰۱۸) — The Prevention Principle in International Environmental Law</w:t>
+      </w:r>
+    </w:p>
+    <w:p>
+      <w:pPr>
+        <w:pBdr>
+          <w:bottom w:val="single" w:sz="4" w:space="2" w:color="dfe6ee"/>
+        </w:pBdr>
+        <w:bidi w:val="1"/>
+        <w:spacing w:line="312" w:lineRule="auto" w:before="0" w:after="40"/>
+        <w:ind w:right="113"/>
+        <w:jc w:val="right"/>
+      </w:pPr>
+      <w:r>
+        <w:rPr>
+          <w:rFonts w:ascii="Times New Roman" w:hAnsi="Times New Roman" w:cs="B Nazanin"/>
+          <w:sz w:val="20"/>
+          <w:szCs w:val="24"/>
+          <w:rtl w:val="1"/>
+          <w:b/>
+          <w:bCs/>
+          <w:color w:val="b08d3f"/>
+        </w:rPr>
+        <w:t xml:space="preserve">۲۰. </w:t>
+      </w:r>
+      <w:r>
+        <w:rPr>
+          <w:rFonts w:ascii="Times New Roman" w:hAnsi="Times New Roman" w:cs="B Nazanin"/>
+          <w:sz w:val="20"/>
+          <w:szCs w:val="22"/>
+          <w:rtl w:val="1"/>
+        </w:rPr>
+        <w:t>ILC (Koskenniemi, M.) (۲۰۰۶) — Fragmentation of International Law: Difficulties Arising from the Diversification and Expansion of International Law (A/CN.4/L.682)</w:t>
+      </w:r>
+    </w:p>
+    <w:p>
+      <w:pPr>
+        <w:pBdr>
+          <w:bottom w:val="single" w:sz="4" w:space="2" w:color="dfe6ee"/>
+        </w:pBdr>
+        <w:bidi w:val="1"/>
+        <w:spacing w:line="312" w:lineRule="auto" w:before="0" w:after="40"/>
+        <w:ind w:right="113"/>
+        <w:jc w:val="right"/>
+      </w:pPr>
+      <w:r>
+        <w:rPr>
+          <w:rFonts w:ascii="Times New Roman" w:hAnsi="Times New Roman" w:cs="B Nazanin"/>
+          <w:sz w:val="20"/>
+          <w:szCs w:val="24"/>
+          <w:rtl w:val="1"/>
+          <w:b/>
+          <w:bCs/>
+          <w:color w:val="b08d3f"/>
+        </w:rPr>
+        <w:t xml:space="preserve">۲۱. </w:t>
+      </w:r>
+      <w:r>
+        <w:rPr>
+          <w:rFonts w:ascii="Times New Roman" w:hAnsi="Times New Roman" w:cs="B Nazanin"/>
+          <w:sz w:val="20"/>
+          <w:szCs w:val="22"/>
+          <w:rtl w:val="1"/>
+        </w:rPr>
+        <w:t>Ivanova, M. (۲۰۲۱) — The Untold Story of the World’s Leading Environmental Institution: UNEP at Fifty</w:t>
+      </w:r>
+    </w:p>
+    <w:p>
+      <w:pPr>
+        <w:pBdr>
+          <w:bottom w:val="single" w:sz="4" w:space="2" w:color="dfe6ee"/>
+        </w:pBdr>
+        <w:bidi w:val="1"/>
+        <w:spacing w:line="312" w:lineRule="auto" w:before="0" w:after="40"/>
+        <w:ind w:right="113"/>
+        <w:jc w:val="right"/>
+      </w:pPr>
+      <w:r>
+        <w:rPr>
+          <w:rFonts w:ascii="Times New Roman" w:hAnsi="Times New Roman" w:cs="B Nazanin"/>
+          <w:sz w:val="20"/>
+          <w:szCs w:val="24"/>
+          <w:rtl w:val="1"/>
+          <w:b/>
+          <w:bCs/>
+          <w:color w:val="b08d3f"/>
+        </w:rPr>
+        <w:t xml:space="preserve">۲۲. </w:t>
+      </w:r>
+      <w:r>
+        <w:rPr>
+          <w:rFonts w:ascii="Times New Roman" w:hAnsi="Times New Roman" w:cs="B Nazanin"/>
+          <w:sz w:val="20"/>
+          <w:szCs w:val="22"/>
+          <w:rtl w:val="1"/>
+        </w:rPr>
+        <w:t>Knox, J.H. (۲۰۲۰) — Constructing the Human Right to a Healthy Environment</w:t>
+      </w:r>
+    </w:p>
+    <w:p>
+      <w:pPr>
+        <w:pBdr>
+          <w:bottom w:val="single" w:sz="4" w:space="2" w:color="dfe6ee"/>
+        </w:pBdr>
+        <w:bidi w:val="1"/>
+        <w:spacing w:line="312" w:lineRule="auto" w:before="0" w:after="40"/>
+        <w:ind w:right="113"/>
+        <w:jc w:val="right"/>
+      </w:pPr>
+      <w:r>
+        <w:rPr>
+          <w:rFonts w:ascii="Times New Roman" w:hAnsi="Times New Roman" w:cs="B Nazanin"/>
+          <w:sz w:val="20"/>
+          <w:szCs w:val="24"/>
+          <w:rtl w:val="1"/>
+          <w:b/>
+          <w:bCs/>
+          <w:color w:val="b08d3f"/>
+        </w:rPr>
+        <w:t xml:space="preserve">۲۳. </w:t>
+      </w:r>
+      <w:r>
+        <w:rPr>
+          <w:rFonts w:ascii="Times New Roman" w:hAnsi="Times New Roman" w:cs="B Nazanin"/>
+          <w:sz w:val="20"/>
+          <w:szCs w:val="22"/>
+          <w:rtl w:val="1"/>
+        </w:rPr>
+        <w:t>Bosselmann, K. (۲۰۱۷) — The Principle of Sustainability: Transforming Law and Governance (2nd ed.)</w:t>
+      </w:r>
+    </w:p>
+    <w:p>
+      <w:pPr>
+        <w:pBdr>
+          <w:bottom w:val="single" w:sz="4" w:space="2" w:color="dfe6ee"/>
+        </w:pBdr>
+        <w:bidi w:val="1"/>
+        <w:spacing w:line="312" w:lineRule="auto" w:before="0" w:after="40"/>
+        <w:ind w:right="113"/>
+        <w:jc w:val="right"/>
+      </w:pPr>
+      <w:r>
+        <w:rPr>
+          <w:rFonts w:ascii="Times New Roman" w:hAnsi="Times New Roman" w:cs="B Nazanin"/>
+          <w:sz w:val="20"/>
+          <w:szCs w:val="24"/>
+          <w:rtl w:val="1"/>
+          <w:b/>
+          <w:bCs/>
+          <w:color w:val="b08d3f"/>
+        </w:rPr>
+        <w:t xml:space="preserve">۲۴. </w:t>
+      </w:r>
+      <w:r>
+        <w:rPr>
+          <w:rFonts w:ascii="Times New Roman" w:hAnsi="Times New Roman" w:cs="B Nazanin"/>
+          <w:sz w:val="20"/>
+          <w:szCs w:val="22"/>
+          <w:rtl w:val="1"/>
+        </w:rPr>
+        <w:t>Doelle, M. &amp; Seck, S. (۲۰۲۰) — Loss and Damage from Climate Change: From Concept to Remedy?</w:t>
+      </w:r>
+    </w:p>
+    <w:p>
+      <w:pPr>
+        <w:pBdr>
+          <w:bottom w:val="single" w:sz="4" w:space="2" w:color="dfe6ee"/>
+        </w:pBdr>
+        <w:bidi w:val="1"/>
+        <w:spacing w:line="312" w:lineRule="auto" w:before="0" w:after="40"/>
+        <w:ind w:right="113"/>
+        <w:jc w:val="right"/>
+      </w:pPr>
+      <w:r>
+        <w:rPr>
+          <w:rFonts w:ascii="Times New Roman" w:hAnsi="Times New Roman" w:cs="B Nazanin"/>
+          <w:sz w:val="20"/>
+          <w:szCs w:val="24"/>
+          <w:rtl w:val="1"/>
+          <w:b/>
+          <w:bCs/>
+          <w:color w:val="b08d3f"/>
+        </w:rPr>
+        <w:t xml:space="preserve">۲۵. </w:t>
+      </w:r>
+      <w:r>
+        <w:rPr>
+          <w:rFonts w:ascii="Times New Roman" w:hAnsi="Times New Roman" w:cs="B Nazanin"/>
+          <w:sz w:val="20"/>
+          <w:szCs w:val="22"/>
+          <w:rtl w:val="1"/>
+        </w:rPr>
+        <w:t>Aguila, Y. (۲۰۲۰) — A Global Pact for the Environment: The Logical Outcome of 50 Years of International Environmental Law</w:t>
+      </w:r>
+    </w:p>
+    <w:p>
+      <w:pPr>
+        <w:pBdr>
+          <w:bottom w:val="single" w:sz="4" w:space="2" w:color="dfe6ee"/>
+        </w:pBdr>
+        <w:bidi w:val="1"/>
+        <w:spacing w:line="312" w:lineRule="auto" w:before="0" w:after="40"/>
+        <w:ind w:right="113"/>
+        <w:jc w:val="right"/>
+      </w:pPr>
+      <w:r>
+        <w:rPr>
+          <w:rFonts w:ascii="Times New Roman" w:hAnsi="Times New Roman" w:cs="B Nazanin"/>
+          <w:sz w:val="20"/>
+          <w:szCs w:val="24"/>
+          <w:rtl w:val="1"/>
+          <w:b/>
+          <w:bCs/>
+          <w:color w:val="b08d3f"/>
+        </w:rPr>
+        <w:t xml:space="preserve">۲۶. </w:t>
+      </w:r>
+      <w:r>
+        <w:rPr>
+          <w:rFonts w:ascii="Times New Roman" w:hAnsi="Times New Roman" w:cs="B Nazanin"/>
+          <w:sz w:val="20"/>
+          <w:szCs w:val="22"/>
+          <w:rtl w:val="1"/>
+        </w:rPr>
+        <w:t>Aguila, Y. &amp; Viñuales, J. E. (۲۰۱۹) — A Global Pact for the Environment: Conceptual Foundations</w:t>
+      </w:r>
+    </w:p>
+    <w:p>
+      <w:pPr>
+        <w:pBdr>
+          <w:bottom w:val="single" w:sz="4" w:space="2" w:color="dfe6ee"/>
+        </w:pBdr>
+        <w:bidi w:val="1"/>
+        <w:spacing w:line="312" w:lineRule="auto" w:before="0" w:after="40"/>
+        <w:ind w:right="113"/>
+        <w:jc w:val="right"/>
+      </w:pPr>
+      <w:r>
+        <w:rPr>
+          <w:rFonts w:ascii="Times New Roman" w:hAnsi="Times New Roman" w:cs="B Nazanin"/>
+          <w:sz w:val="20"/>
+          <w:szCs w:val="24"/>
+          <w:rtl w:val="1"/>
+          <w:b/>
+          <w:bCs/>
+          <w:color w:val="b08d3f"/>
+        </w:rPr>
+        <w:t xml:space="preserve">۲۷. </w:t>
+      </w:r>
+      <w:r>
+        <w:rPr>
+          <w:rFonts w:ascii="Times New Roman" w:hAnsi="Times New Roman" w:cs="B Nazanin"/>
+          <w:sz w:val="20"/>
+          <w:szCs w:val="22"/>
+          <w:rtl w:val="1"/>
+        </w:rPr>
+        <w:t>Aguila, Y. &amp; Viñuales, J. E. (eds.) (۲۰۱۹) — A Global Pact for the Environment: Legal Foundations</w:t>
+      </w:r>
+    </w:p>
+    <w:p>
+      <w:pPr>
+        <w:pBdr>
+          <w:bottom w:val="single" w:sz="4" w:space="2" w:color="dfe6ee"/>
+        </w:pBdr>
+        <w:bidi w:val="1"/>
+        <w:spacing w:line="312" w:lineRule="auto" w:before="0" w:after="40"/>
+        <w:ind w:right="113"/>
+        <w:jc w:val="right"/>
+      </w:pPr>
+      <w:r>
+        <w:rPr>
+          <w:rFonts w:ascii="Times New Roman" w:hAnsi="Times New Roman" w:cs="B Nazanin"/>
+          <w:sz w:val="20"/>
+          <w:szCs w:val="24"/>
+          <w:rtl w:val="1"/>
+          <w:b/>
+          <w:bCs/>
+          <w:color w:val="b08d3f"/>
+        </w:rPr>
+        <w:t xml:space="preserve">۲۸. </w:t>
+      </w:r>
+      <w:r>
+        <w:rPr>
+          <w:rFonts w:ascii="Times New Roman" w:hAnsi="Times New Roman" w:cs="B Nazanin"/>
+          <w:sz w:val="20"/>
+          <w:szCs w:val="22"/>
+          <w:rtl w:val="1"/>
+        </w:rPr>
+        <w:t>McGarry, B. (۲۰۱۸) — The Global Pact for the Environment: Freshwater and Economic Law Synergies</w:t>
+      </w:r>
+    </w:p>
+    <w:p>
+      <w:pPr>
+        <w:pBdr>
+          <w:bottom w:val="single" w:sz="4" w:space="2" w:color="dfe6ee"/>
+        </w:pBdr>
+        <w:bidi w:val="1"/>
+        <w:spacing w:line="312" w:lineRule="auto" w:before="0" w:after="40"/>
+        <w:ind w:right="113"/>
+        <w:jc w:val="right"/>
+      </w:pPr>
+      <w:r>
+        <w:rPr>
+          <w:rFonts w:ascii="Times New Roman" w:hAnsi="Times New Roman" w:cs="B Nazanin"/>
+          <w:sz w:val="20"/>
+          <w:szCs w:val="24"/>
+          <w:rtl w:val="1"/>
+          <w:b/>
+          <w:bCs/>
+          <w:color w:val="b08d3f"/>
+        </w:rPr>
+        <w:t xml:space="preserve">۲۹. </w:t>
+      </w:r>
+      <w:r>
+        <w:rPr>
+          <w:rFonts w:ascii="Times New Roman" w:hAnsi="Times New Roman" w:cs="B Nazanin"/>
+          <w:sz w:val="20"/>
+          <w:szCs w:val="22"/>
+          <w:rtl w:val="1"/>
+        </w:rPr>
+        <w:t>Kim, R. E. &amp; Bosselmann, K. (۲۰۱۳) — International Environmental Law in the Anthropocene: Towards a Purposive System of Multilateral Environmental Agreements</w:t>
+      </w:r>
+    </w:p>
+    <w:p>
+      <w:pPr>
+        <w:pBdr>
+          <w:bottom w:val="single" w:sz="4" w:space="2" w:color="dfe6ee"/>
+        </w:pBdr>
+        <w:bidi w:val="1"/>
+        <w:spacing w:line="312" w:lineRule="auto" w:before="0" w:after="40"/>
+        <w:ind w:right="113"/>
+        <w:jc w:val="right"/>
+      </w:pPr>
+      <w:r>
+        <w:rPr>
+          <w:rFonts w:ascii="Times New Roman" w:hAnsi="Times New Roman" w:cs="B Nazanin"/>
+          <w:sz w:val="20"/>
+          <w:szCs w:val="24"/>
+          <w:rtl w:val="1"/>
+          <w:b/>
+          <w:bCs/>
+          <w:color w:val="b08d3f"/>
+        </w:rPr>
+        <w:t xml:space="preserve">۳۰. </w:t>
+      </w:r>
+      <w:r>
+        <w:rPr>
+          <w:rFonts w:ascii="Times New Roman" w:hAnsi="Times New Roman" w:cs="B Nazanin"/>
+          <w:sz w:val="20"/>
+          <w:szCs w:val="22"/>
+          <w:rtl w:val="1"/>
+        </w:rPr>
+        <w:t>Sand, P. H. &amp; McGee, J. (۲۰۲۲) — International Environmental Governance: Managing Fragmentation through Institutional Connection</w:t>
+      </w:r>
+    </w:p>
+    <w:p>
+      <w:pPr>
+        <w:pBdr>
+          <w:bottom w:val="single" w:sz="4" w:space="2" w:color="dfe6ee"/>
+        </w:pBdr>
+        <w:bidi w:val="1"/>
+        <w:spacing w:line="312" w:lineRule="auto" w:before="0" w:after="40"/>
+        <w:ind w:right="113"/>
+        <w:jc w:val="right"/>
+      </w:pPr>
+      <w:r>
+        <w:rPr>
+          <w:rFonts w:ascii="Times New Roman" w:hAnsi="Times New Roman" w:cs="B Nazanin"/>
+          <w:sz w:val="20"/>
+          <w:szCs w:val="24"/>
+          <w:rtl w:val="1"/>
+          <w:b/>
+          <w:bCs/>
+          <w:color w:val="b08d3f"/>
+        </w:rPr>
+        <w:t xml:space="preserve">۳۱. </w:t>
+      </w:r>
+      <w:r>
+        <w:rPr>
+          <w:rFonts w:ascii="Times New Roman" w:hAnsi="Times New Roman" w:cs="B Nazanin"/>
+          <w:sz w:val="20"/>
+          <w:szCs w:val="22"/>
+          <w:rtl w:val="1"/>
+        </w:rPr>
+        <w:t>Kotzé, L. J. &amp; French, D. (۲۰۱۸) — The Anthropocene's Global Environmental Constitutional Moment (companion analysis)</w:t>
+      </w:r>
+    </w:p>
+    <w:p>
+      <w:pPr>
+        <w:pBdr>
+          <w:bottom w:val="single" w:sz="4" w:space="2" w:color="dfe6ee"/>
+        </w:pBdr>
+        <w:bidi w:val="1"/>
+        <w:spacing w:line="312" w:lineRule="auto" w:before="0" w:after="40"/>
+        <w:ind w:right="113"/>
+        <w:jc w:val="right"/>
+      </w:pPr>
+      <w:r>
+        <w:rPr>
+          <w:rFonts w:ascii="Times New Roman" w:hAnsi="Times New Roman" w:cs="B Nazanin"/>
+          <w:sz w:val="20"/>
+          <w:szCs w:val="24"/>
+          <w:rtl w:val="1"/>
+          <w:b/>
+          <w:bCs/>
+          <w:color w:val="b08d3f"/>
+        </w:rPr>
+        <w:t xml:space="preserve">۳۲. </w:t>
+      </w:r>
+      <w:r>
+        <w:rPr>
+          <w:rFonts w:ascii="Times New Roman" w:hAnsi="Times New Roman" w:cs="B Nazanin"/>
+          <w:sz w:val="20"/>
+          <w:szCs w:val="22"/>
+          <w:rtl w:val="1"/>
+        </w:rPr>
+        <w:t>UN Secretary-General (۲۰۱۸) — Gaps in international environmental law and environment-related instruments: towards a global pact for the environment</w:t>
+      </w:r>
+    </w:p>
+    <w:p>
+      <w:pPr>
+        <w:pBdr>
+          <w:bottom w:val="single" w:sz="4" w:space="2" w:color="dfe6ee"/>
+        </w:pBdr>
+        <w:bidi w:val="1"/>
+        <w:spacing w:line="312" w:lineRule="auto" w:before="0" w:after="40"/>
+        <w:ind w:right="113"/>
+        <w:jc w:val="right"/>
+      </w:pPr>
+      <w:r>
+        <w:rPr>
+          <w:rFonts w:ascii="Times New Roman" w:hAnsi="Times New Roman" w:cs="B Nazanin"/>
+          <w:sz w:val="20"/>
+          <w:szCs w:val="24"/>
+          <w:rtl w:val="1"/>
+          <w:b/>
+          <w:bCs/>
+          <w:color w:val="b08d3f"/>
+        </w:rPr>
+        <w:t xml:space="preserve">۳۳. </w:t>
+      </w:r>
+      <w:r>
+        <w:rPr>
+          <w:rFonts w:ascii="Times New Roman" w:hAnsi="Times New Roman" w:cs="B Nazanin"/>
+          <w:sz w:val="20"/>
+          <w:szCs w:val="22"/>
+          <w:rtl w:val="1"/>
+        </w:rPr>
+        <w:t>Tigre, M. A. (۲۰۲۲) — The Evolution of International Environmental Law Amidst Political Gridlock: Environmental Rights as a Common Ground</w:t>
+      </w:r>
+    </w:p>
+    <w:p>
+      <w:pPr>
+        <w:pBdr>
+          <w:bottom w:val="single" w:sz="4" w:space="2" w:color="dfe6ee"/>
+        </w:pBdr>
+        <w:bidi w:val="1"/>
+        <w:spacing w:line="312" w:lineRule="auto" w:before="0" w:after="40"/>
+        <w:ind w:right="113"/>
+        <w:jc w:val="right"/>
+      </w:pPr>
+      <w:r>
+        <w:rPr>
+          <w:rFonts w:ascii="Times New Roman" w:hAnsi="Times New Roman" w:cs="B Nazanin"/>
+          <w:sz w:val="20"/>
+          <w:szCs w:val="24"/>
+          <w:rtl w:val="1"/>
+          <w:b/>
+          <w:bCs/>
+          <w:color w:val="b08d3f"/>
+        </w:rPr>
+        <w:t xml:space="preserve">۳۴. </w:t>
+      </w:r>
+      <w:r>
+        <w:rPr>
+          <w:rFonts w:ascii="Times New Roman" w:hAnsi="Times New Roman" w:cs="B Nazanin"/>
+          <w:sz w:val="20"/>
+          <w:szCs w:val="22"/>
+          <w:rtl w:val="1"/>
+        </w:rPr>
+        <w:t>⚠ Damoah, B., Keengwe, J. S. &amp; Ofori, E. (۲۰۲۶) — Stalemate in the Anthropocene: Ineffective Treaties and the Struggle for Planetary Governance</w:t>
+      </w:r>
+    </w:p>
+    <w:p>
+      <w:pPr>
+        <w:pBdr>
+          <w:bottom w:val="single" w:sz="4" w:space="2" w:color="dfe6ee"/>
+        </w:pBdr>
+        <w:bidi w:val="1"/>
+        <w:spacing w:line="312" w:lineRule="auto" w:before="0" w:after="40"/>
+        <w:ind w:right="113"/>
+        <w:jc w:val="right"/>
+      </w:pPr>
+      <w:r>
+        <w:rPr>
+          <w:rFonts w:ascii="Times New Roman" w:hAnsi="Times New Roman" w:cs="B Nazanin"/>
+          <w:sz w:val="20"/>
+          <w:szCs w:val="24"/>
+          <w:rtl w:val="1"/>
+          <w:b/>
+          <w:bCs/>
+          <w:color w:val="b08d3f"/>
+        </w:rPr>
+        <w:t xml:space="preserve">۳۵. </w:t>
+      </w:r>
+      <w:r>
+        <w:rPr>
+          <w:rFonts w:ascii="Times New Roman" w:hAnsi="Times New Roman" w:cs="B Nazanin"/>
+          <w:sz w:val="20"/>
+          <w:szCs w:val="22"/>
+          <w:rtl w:val="1"/>
+        </w:rPr>
+        <w:t>International Law Commission (Study Group; Koskenniemi, M., رئیس) (۲۰۰۶) — Conclusions of the work of the Study Group on the Fragmentation of International Law: Difficulties arising from the Diversification and Expansion of International Law</w:t>
+      </w:r>
+    </w:p>
+    <w:p>
+      <w:pPr>
+        <w:pBdr>
+          <w:bottom w:val="single" w:sz="4" w:space="2" w:color="dfe6ee"/>
+        </w:pBdr>
+        <w:bidi w:val="1"/>
+        <w:spacing w:line="312" w:lineRule="auto" w:before="0" w:after="40"/>
+        <w:ind w:right="113"/>
+        <w:jc w:val="right"/>
+      </w:pPr>
+      <w:r>
+        <w:rPr>
+          <w:rFonts w:ascii="Times New Roman" w:hAnsi="Times New Roman" w:cs="B Nazanin"/>
+          <w:sz w:val="20"/>
+          <w:szCs w:val="24"/>
+          <w:rtl w:val="1"/>
+          <w:b/>
+          <w:bCs/>
+          <w:color w:val="b08d3f"/>
+        </w:rPr>
+        <w:t xml:space="preserve">۳۶. </w:t>
+      </w:r>
+      <w:r>
+        <w:rPr>
+          <w:rFonts w:ascii="Times New Roman" w:hAnsi="Times New Roman" w:cs="B Nazanin"/>
+          <w:sz w:val="20"/>
+          <w:szCs w:val="22"/>
+          <w:rtl w:val="1"/>
+        </w:rPr>
+        <w:t>Chabason, L. &amp; Hege, E. (۲۰۱۹) — Failure of the Global Pact for the Environment: a missed opportunity or a bullet dodged?</w:t>
+      </w:r>
+    </w:p>
+    <w:p>
+      <w:pPr>
+        <w:pBdr>
+          <w:bottom w:val="single" w:sz="4" w:space="2" w:color="dfe6ee"/>
+        </w:pBdr>
+        <w:bidi w:val="1"/>
+        <w:spacing w:line="312" w:lineRule="auto" w:before="0" w:after="40"/>
+        <w:ind w:right="113"/>
+        <w:jc w:val="right"/>
+      </w:pPr>
+      <w:r>
+        <w:rPr>
+          <w:rFonts w:ascii="Times New Roman" w:hAnsi="Times New Roman" w:cs="B Nazanin"/>
+          <w:sz w:val="20"/>
+          <w:szCs w:val="24"/>
+          <w:rtl w:val="1"/>
+          <w:b/>
+          <w:bCs/>
+          <w:color w:val="b08d3f"/>
+        </w:rPr>
+        <w:t xml:space="preserve">۳۷. </w:t>
+      </w:r>
+      <w:r>
+        <w:rPr>
+          <w:rFonts w:ascii="Times New Roman" w:hAnsi="Times New Roman" w:cs="B Nazanin"/>
+          <w:sz w:val="20"/>
+          <w:szCs w:val="22"/>
+          <w:rtl w:val="1"/>
+        </w:rPr>
+        <w:t>Tiller, D. (۲۰۱۸) — Are the Aims of the Proposed Global Pact for the Environment Desirable and Will the Pact Add Any Value to International Environmental Law?</w:t>
+      </w:r>
+    </w:p>
+    <w:p>
+      <w:pPr>
+        <w:pBdr>
+          <w:bottom w:val="single" w:sz="4" w:space="2" w:color="dfe6ee"/>
+        </w:pBdr>
+        <w:bidi w:val="1"/>
+        <w:spacing w:line="312" w:lineRule="auto" w:before="0" w:after="40"/>
+        <w:ind w:right="113"/>
+        <w:jc w:val="right"/>
+      </w:pPr>
+      <w:r>
+        <w:rPr>
+          <w:rFonts w:ascii="Times New Roman" w:hAnsi="Times New Roman" w:cs="B Nazanin"/>
+          <w:sz w:val="20"/>
+          <w:szCs w:val="24"/>
+          <w:rtl w:val="1"/>
+          <w:b/>
+          <w:bCs/>
+          <w:color w:val="b08d3f"/>
+        </w:rPr>
+        <w:t xml:space="preserve">۳۸. </w:t>
+      </w:r>
+      <w:r>
+        <w:rPr>
+          <w:rFonts w:ascii="Times New Roman" w:hAnsi="Times New Roman" w:cs="B Nazanin"/>
+          <w:sz w:val="20"/>
+          <w:szCs w:val="22"/>
+          <w:rtl w:val="1"/>
+        </w:rPr>
+        <w:t>Draft Global Pact for the Environment (پیش‌نویسِ گروهِ حقوق‌دانانِ بین‌المللی) (۲۰۱۷) — Draft Global Pact for the Environment (Projet de Pacte mondial pour l'environnement) — 26 Articles</w:t>
+      </w:r>
+    </w:p>
+    <w:p/>
     <w:p>
       <w:pPr>
         <w:shd w:val="clear" w:color="auto" w:fill="fbeceb"/>
@@ -3452,420 +3695,8 @@
           <w:szCs w:val="26"/>
           <w:rtl w:val="1"/>
         </w:rPr>
-        <w:t>این منبع پیش‌چاپِ داوری‌نشده (non-peer-reviewed preprint) است و با احتیاط و در کنارِ منابعِ داوری‌شده استناد شده است.</w:t>
+        <w:t>مقالهٔ داموآ و همکاران (۲۰۲۶) پیش‌چاپِ داوری‌نشده (non-peer-reviewed preprint) است و با علامتِ ⚠ مشخص شده؛ در بدنهٔ رساله همواره با احتیاط و در کنارِ منابعِ داوری‌شده استناد شده است.</w:t>
       </w:r>
-    </w:p>
-    <w:p>
-      <w:pPr>
-        <w:shd w:val="clear" w:color="auto" w:fill="eaf1f6"/>
-        <w:pBdr>
-          <w:right w:val="single" w:sz="24" w:space="6" w:color="b08d3f"/>
-        </w:pBdr>
-        <w:bidi w:val="1"/>
-        <w:spacing w:line="312" w:lineRule="auto" w:before="200" w:after="120"/>
-        <w:ind w:right="57"/>
-        <w:jc w:val="right"/>
-      </w:pPr>
-      <w:r>
-        <w:rPr>
-          <w:rFonts w:ascii="Times New Roman" w:hAnsi="Times New Roman" w:cs="B Nazanin"/>
-          <w:sz w:val="24"/>
-          <w:szCs w:val="26"/>
-          <w:rtl w:val="1"/>
-          <w:b/>
-          <w:bCs/>
-          <w:color w:val="123a52"/>
-        </w:rPr>
-        <w:t>ب) دایجستِ کامل و نکاتِ استخراج‌شده</w:t>
-      </w:r>
-    </w:p>
-    <w:p>
-      <w:pPr>
-        <w:bidi w:val="1"/>
-        <w:spacing w:line="312" w:lineRule="auto" w:before="0" w:after="120"/>
-        <w:ind w:firstLine="340"/>
-        <w:jc w:val="both"/>
-      </w:pPr>
-      <w:r>
-        <w:rPr>
-          <w:rFonts w:ascii="Times New Roman" w:hAnsi="Times New Roman" w:cs="B Nazanin"/>
-          <w:sz w:val="22"/>
-          <w:szCs w:val="28"/>
-          <w:rtl w:val="1"/>
-        </w:rPr>
-        <w:t>در عصرِ انتروپوسن، معاهداتِ محیط‌زیستی به‌سببِ ساختارِ بخشی، ضعفِ اجرا و وابستگی به اجماع در «بن‌بست» گرفتار شده‌اند؛ حکمرانیِ سیّارهٔ زمین نیازمندِ بازاندیشیِ بنیادین در سازوکارهای الزام‌آورسازی و نظارت است.</w:t>
-      </w:r>
-    </w:p>
-    <w:p>
-      <w:pPr>
-        <w:bidi w:val="1"/>
-        <w:spacing w:line="312" w:lineRule="auto" w:before="0" w:after="60"/>
-        <w:jc w:val="right"/>
-      </w:pPr>
-      <w:r>
-        <w:rPr>
-          <w:rFonts w:ascii="Times New Roman" w:hAnsi="Times New Roman" w:cs="B Nazanin"/>
-          <w:sz w:val="22"/>
-          <w:szCs w:val="26"/>
-          <w:rtl w:val="1"/>
-          <w:b/>
-          <w:bCs/>
-          <w:color w:val="123a52"/>
-        </w:rPr>
-        <w:t>نکاتِ کلیدیِ استخراج‌شده:</w:t>
-      </w:r>
-    </w:p>
-    <w:p>
-      <w:pPr>
-        <w:bidi w:val="1"/>
-        <w:spacing w:line="312" w:lineRule="auto" w:before="0" w:after="80"/>
-        <w:ind w:right="340"/>
-        <w:jc w:val="both"/>
-      </w:pPr>
-      <w:r>
-        <w:rPr>
-          <w:rFonts w:ascii="Times New Roman" w:hAnsi="Times New Roman" w:cs="B Nazanin"/>
-          <w:sz w:val="22"/>
-          <w:szCs w:val="26"/>
-          <w:rtl w:val="1"/>
-          <w:b/>
-          <w:bCs/>
-          <w:color w:val="b08d3f"/>
-        </w:rPr>
-        <w:t xml:space="preserve">◄ </w:t>
-      </w:r>
-      <w:r>
-        <w:rPr>
-          <w:rFonts w:ascii="Times New Roman" w:hAnsi="Times New Roman" w:cs="B Nazanin"/>
-          <w:sz w:val="22"/>
-          <w:szCs w:val="26"/>
-          <w:rtl w:val="1"/>
-        </w:rPr>
-        <w:t>در عصرِ انتروپوسن، معاهداتِ محیط‌زیستی به‌سببِ ساختارِ بخشی، ضعفِ اجرا و وابستگی به اجماع در «بن‌بست» گرفتار شده‌اند.</w:t>
-      </w:r>
-    </w:p>
-    <w:p>
-      <w:pPr>
-        <w:bidi w:val="1"/>
-        <w:spacing w:line="312" w:lineRule="auto" w:before="0" w:after="80"/>
-        <w:ind w:right="340"/>
-        <w:jc w:val="both"/>
-      </w:pPr>
-      <w:r>
-        <w:rPr>
-          <w:rFonts w:ascii="Times New Roman" w:hAnsi="Times New Roman" w:cs="B Nazanin"/>
-          <w:sz w:val="22"/>
-          <w:szCs w:val="26"/>
-          <w:rtl w:val="1"/>
-          <w:b/>
-          <w:bCs/>
-          <w:color w:val="b08d3f"/>
-        </w:rPr>
-        <w:t xml:space="preserve">◄ </w:t>
-      </w:r>
-      <w:r>
-        <w:rPr>
-          <w:rFonts w:ascii="Times New Roman" w:hAnsi="Times New Roman" w:cs="B Nazanin"/>
-          <w:sz w:val="22"/>
-          <w:szCs w:val="26"/>
-          <w:rtl w:val="1"/>
-        </w:rPr>
-        <w:t>حکمرانیِ سیّارهٔ زمین نیازمندِ بازاندیشیِ بنیادین در سازوکارهای الزام‌آورسازی و نظارت است.</w:t>
-      </w:r>
-    </w:p>
-    <w:p>
-      <w:pPr>
-        <w:bidi w:val="1"/>
-        <w:spacing w:line="312" w:lineRule="auto" w:before="0" w:after="80"/>
-        <w:ind w:right="340"/>
-        <w:jc w:val="both"/>
-      </w:pPr>
-      <w:r>
-        <w:rPr>
-          <w:rFonts w:ascii="Times New Roman" w:hAnsi="Times New Roman" w:cs="B Nazanin"/>
-          <w:sz w:val="22"/>
-          <w:szCs w:val="26"/>
-          <w:rtl w:val="1"/>
-          <w:b/>
-          <w:bCs/>
-          <w:color w:val="b08d3f"/>
-        </w:rPr>
-        <w:t xml:space="preserve">◄ </w:t>
-      </w:r>
-      <w:r>
-        <w:rPr>
-          <w:rFonts w:ascii="Times New Roman" w:hAnsi="Times New Roman" w:cs="B Nazanin"/>
-          <w:sz w:val="22"/>
-          <w:szCs w:val="26"/>
-          <w:rtl w:val="1"/>
-        </w:rPr>
-        <w:t>تبیینِ روشنِ چراییِ ناکارآمدیِ معاهداتِ پرشمار و پراکنده.</w:t>
-      </w:r>
-    </w:p>
-    <w:p>
-      <w:pPr>
-        <w:bidi w:val="1"/>
-        <w:spacing w:line="312" w:lineRule="auto" w:before="0" w:after="80"/>
-        <w:ind w:right="340"/>
-        <w:jc w:val="both"/>
-      </w:pPr>
-      <w:r>
-        <w:rPr>
-          <w:rFonts w:ascii="Times New Roman" w:hAnsi="Times New Roman" w:cs="B Nazanin"/>
-          <w:sz w:val="22"/>
-          <w:szCs w:val="26"/>
-          <w:rtl w:val="1"/>
-          <w:b/>
-          <w:bCs/>
-          <w:color w:val="b08d3f"/>
-        </w:rPr>
-        <w:t xml:space="preserve">◄ </w:t>
-      </w:r>
-      <w:r>
-        <w:rPr>
-          <w:rFonts w:ascii="Times New Roman" w:hAnsi="Times New Roman" w:cs="B Nazanin"/>
-          <w:sz w:val="22"/>
-          <w:szCs w:val="26"/>
-          <w:rtl w:val="1"/>
-        </w:rPr>
-        <w:t>الگوی نتیجه‌گیریِ اجرا-محور: سنتز ← دلالت‌های سیاستی ← پیشنهادِ پژوهشِ آینده.</w:t>
-      </w:r>
-    </w:p>
-    <w:p>
-      <w:pPr>
-        <w:bidi w:val="1"/>
-        <w:spacing w:line="312" w:lineRule="auto" w:before="0" w:after="60"/>
-        <w:jc w:val="right"/>
-      </w:pPr>
-      <w:r>
-        <w:rPr>
-          <w:rFonts w:ascii="Times New Roman" w:hAnsi="Times New Roman" w:cs="B Nazanin"/>
-          <w:sz w:val="22"/>
-          <w:szCs w:val="24"/>
-          <w:rtl w:val="1"/>
-          <w:b/>
-          <w:bCs/>
-          <w:color w:val="1e6b3a"/>
-        </w:rPr>
-        <w:t xml:space="preserve">نقطهٔ قوت: </w:t>
-      </w:r>
-      <w:r>
-        <w:rPr>
-          <w:rFonts w:ascii="Times New Roman" w:hAnsi="Times New Roman" w:cs="B Nazanin"/>
-          <w:sz w:val="22"/>
-          <w:szCs w:val="24"/>
-          <w:rtl w:val="1"/>
-        </w:rPr>
-        <w:t>تبیینِ روشنِ چرایی ناکارآمدیِ معاهداتِ پرشمار و پراکنده؛ به‌کارِ تحلیلِ «چرا ابزارِ معاهدهٔ فراگیرِ واحد با سرشتِ نظامِ حقوق بین‌الملل محیط زیست ناسازگار است» می‌آید (فصل۴ و فصل۵).</w:t>
-      </w:r>
-    </w:p>
-    <w:p>
-      <w:pPr>
-        <w:bidi w:val="1"/>
-        <w:spacing w:line="312" w:lineRule="auto" w:before="0" w:after="60"/>
-        <w:jc w:val="right"/>
-      </w:pPr>
-      <w:r>
-        <w:rPr>
-          <w:rFonts w:ascii="Times New Roman" w:hAnsi="Times New Roman" w:cs="B Nazanin"/>
-          <w:sz w:val="22"/>
-          <w:szCs w:val="24"/>
-          <w:rtl w:val="1"/>
-          <w:b/>
-          <w:bCs/>
-          <w:color w:val="b03a2e"/>
-        </w:rPr>
-        <w:t xml:space="preserve">نقطهٔ ضعف/ملاحظه: </w:t>
-      </w:r>
-      <w:r>
-        <w:rPr>
-          <w:rFonts w:ascii="Times New Roman" w:hAnsi="Times New Roman" w:cs="B Nazanin"/>
-          <w:sz w:val="22"/>
-          <w:szCs w:val="24"/>
-          <w:rtl w:val="1"/>
-        </w:rPr>
-        <w:t>⚠️ پیش‌چاپِ داوری‌نشده (Preprints.org)؛ باید با احتیاط و در کنارِ منابعِ داوری‌شده استناد شود و اعتبارِ آن به‌صراحت در متن قید گردد.</w:t>
-      </w:r>
-    </w:p>
-    <w:p>
-      <w:pPr>
-        <w:shd w:val="clear" w:color="auto" w:fill="eaf1f6"/>
-        <w:pBdr>
-          <w:right w:val="single" w:sz="24" w:space="6" w:color="b08d3f"/>
-        </w:pBdr>
-        <w:bidi w:val="1"/>
-        <w:spacing w:line="312" w:lineRule="auto" w:before="200" w:after="120"/>
-        <w:ind w:right="57"/>
-        <w:jc w:val="right"/>
-      </w:pPr>
-      <w:r>
-        <w:rPr>
-          <w:rFonts w:ascii="Times New Roman" w:hAnsi="Times New Roman" w:cs="B Nazanin"/>
-          <w:sz w:val="24"/>
-          <w:szCs w:val="26"/>
-          <w:rtl w:val="1"/>
-          <w:b/>
-          <w:bCs/>
-          <w:color w:val="123a52"/>
-        </w:rPr>
-        <w:t>ج) کجا و چگونه در پژوهش به‌کار رفت</w:t>
-      </w:r>
-    </w:p>
-    <w:p>
-      <w:pPr>
-        <w:shd w:val="clear" w:color="auto" w:fill="f5f8fb"/>
-        <w:bidi w:val="1"/>
-        <w:spacing w:line="312" w:lineRule="auto" w:before="0" w:after="20"/>
-        <w:ind w:right="170" w:left="170"/>
-        <w:jc w:val="right"/>
-      </w:pPr>
-      <w:r>
-        <w:rPr>
-          <w:rFonts w:ascii="Times New Roman" w:hAnsi="Times New Roman" w:cs="B Nazanin"/>
-          <w:sz w:val="22"/>
-          <w:szCs w:val="24"/>
-          <w:rtl w:val="1"/>
-          <w:b/>
-          <w:bCs/>
-          <w:color w:val="14203a"/>
-        </w:rPr>
-        <w:t xml:space="preserve">فصولِ کاربرد: </w:t>
-      </w:r>
-      <w:r>
-        <w:rPr>
-          <w:rFonts w:ascii="Times New Roman" w:hAnsi="Times New Roman" w:cs="B Nazanin"/>
-          <w:sz w:val="22"/>
-          <w:szCs w:val="24"/>
-          <w:rtl w:val="1"/>
-        </w:rPr>
-        <w:t>فصل۲، فصل۴، فصل۵</w:t>
-      </w:r>
-    </w:p>
-    <w:p>
-      <w:pPr>
-        <w:shd w:val="clear" w:color="auto" w:fill="f5f8fb"/>
-        <w:bidi w:val="1"/>
-        <w:spacing w:line="312" w:lineRule="auto" w:before="0" w:after="20"/>
-        <w:ind w:right="170" w:left="170"/>
-        <w:jc w:val="right"/>
-      </w:pPr>
-      <w:r>
-        <w:rPr>
-          <w:rFonts w:ascii="Times New Roman" w:hAnsi="Times New Roman" w:cs="B Nazanin"/>
-          <w:sz w:val="22"/>
-          <w:szCs w:val="24"/>
-          <w:rtl w:val="1"/>
-          <w:b/>
-          <w:bCs/>
-          <w:color w:val="14203a"/>
-        </w:rPr>
-        <w:t xml:space="preserve">پرسش‌های مرتبط: </w:t>
-      </w:r>
-      <w:r>
-        <w:rPr>
-          <w:rFonts w:ascii="Times New Roman" w:hAnsi="Times New Roman" w:cs="B Nazanin"/>
-          <w:sz w:val="22"/>
-          <w:szCs w:val="24"/>
-          <w:rtl w:val="1"/>
-        </w:rPr>
-        <w:t>اصلی، فرعی۲</w:t>
-      </w:r>
-    </w:p>
-    <w:p>
-      <w:pPr>
-        <w:bidi w:val="1"/>
-        <w:spacing w:line="312" w:lineRule="auto" w:before="0" w:after="120"/>
-        <w:ind w:firstLine="340"/>
-        <w:jc w:val="both"/>
-      </w:pPr>
-      <w:r>
-        <w:rPr>
-          <w:rFonts w:ascii="Times New Roman" w:hAnsi="Times New Roman" w:cs="B Nazanin"/>
-          <w:sz w:val="22"/>
-          <w:szCs w:val="28"/>
-          <w:rtl w:val="1"/>
-        </w:rPr>
-        <w:t>این اثر در فصلِ دوم (زمینهٔ انتروپوسن)، فصلِ چهارم و پنجم (چراییِ ناکارآمدیِ معاهدات و دلالت‌های سیاستی) به‌کار رفت و به پرسشِ اصلی و پرسشِ فرعیِ دوم مربوط می‌شود. با توجه به ماهیتِ آن، همواره در کنارِ منابعِ داوری‌شده استناد شده است.</w:t>
-      </w:r>
-    </w:p>
-    <w:p>
-      <w:pPr>
-        <w:shd w:val="clear" w:color="auto" w:fill="eaf1f6"/>
-        <w:pBdr>
-          <w:right w:val="single" w:sz="24" w:space="6" w:color="b08d3f"/>
-        </w:pBdr>
-        <w:bidi w:val="1"/>
-        <w:spacing w:line="312" w:lineRule="auto" w:before="200" w:after="120"/>
-        <w:ind w:right="57"/>
-        <w:jc w:val="right"/>
-      </w:pPr>
-      <w:r>
-        <w:rPr>
-          <w:rFonts w:ascii="Times New Roman" w:hAnsi="Times New Roman" w:cs="B Nazanin"/>
-          <w:sz w:val="24"/>
-          <w:szCs w:val="26"/>
-          <w:rtl w:val="1"/>
-          <w:b/>
-          <w:bCs/>
-          <w:color w:val="123a52"/>
-        </w:rPr>
-        <w:t>د) سهمِ آن در بهینه‌سازیِ نتیجه‌گیری و سناریو</w:t>
-      </w:r>
-    </w:p>
-    <w:p>
-      <w:pPr>
-        <w:bidi w:val="1"/>
-        <w:spacing w:line="312" w:lineRule="auto" w:before="0" w:after="120"/>
-        <w:ind w:firstLine="340"/>
-        <w:jc w:val="both"/>
-      </w:pPr>
-      <w:r>
-        <w:rPr>
-          <w:rFonts w:ascii="Times New Roman" w:hAnsi="Times New Roman" w:cs="B Nazanin"/>
-          <w:sz w:val="22"/>
-          <w:szCs w:val="28"/>
-          <w:rtl w:val="1"/>
-        </w:rPr>
-        <w:t>ساختارِ «دلالت‌های سیاستی + پیشنهادِ پژوهشِ آینده» در نتیجه‌گیری از این اثر گرفته شد و تشخیصِ «ضعفِ اجرا و پایبندی» به‌مثابه ریشهٔ بن‌بست، مبنای ستونِ سومِ نقشهٔ راه (بازنگریِ ادواریِ زیست‌محیطی به الگوی UPR) شد. با این‌همه، به‌سببِ داوری‌نشده‌بودن، وزنِ استنادیِ آن تعمداً محدود و همواره در کنارِ تیلر (داوری‌شده) به‌کار رفت.</w:t>
-      </w:r>
-    </w:p>
-    <w:p>
-      <w:pPr>
-        <w:bidi w:val="1"/>
-        <w:spacing w:line="312" w:lineRule="auto" w:before="0" w:after="60"/>
-        <w:jc w:val="right"/>
-      </w:pPr>
-      <w:r>
-        <w:rPr>
-          <w:rFonts w:ascii="Times New Roman" w:hAnsi="Times New Roman" w:cs="B Nazanin"/>
-          <w:sz w:val="22"/>
-          <w:szCs w:val="24"/>
-          <w:rtl w:val="1"/>
-          <w:b/>
-          <w:bCs/>
-          <w:color w:val="5a4a8a"/>
-        </w:rPr>
-        <w:t xml:space="preserve">یادداشتِ استناد: </w:t>
-      </w:r>
-      <w:r>
-        <w:rPr>
-          <w:rFonts w:ascii="Times New Roman" w:hAnsi="Times New Roman" w:cs="B Nazanin"/>
-          <w:sz w:val="22"/>
-          <w:szCs w:val="24"/>
-          <w:rtl w:val="1"/>
-        </w:rPr>
-        <w:t>استناد در فصل۲ (انتروپوسن) و فصل۴/۵ (چراییِ ناکارآمدیِ معاهدات) — همراه با تصریحِ داوری‌نشده‌بودنِ منبع. مجوز CC BY.</w:t>
-      </w:r>
-    </w:p>
-    <w:p>
-      <w:pPr>
-        <w:pBdr>
-          <w:bottom w:val="single" w:sz="6" w:space="1" w:color="b08d3f"/>
-        </w:pBdr>
-        <w:bidi w:val="1"/>
-        <w:spacing w:line="312" w:lineRule="auto" w:before="0" w:after="40"/>
-        <w:jc w:val="right"/>
-      </w:pPr>
     </w:p>
     <w:p>
       <w:r>
@@ -3890,271 +3721,13 @@
         <w:rPr>
           <w:rFonts w:ascii="Times New Roman" w:hAnsi="Times New Roman" w:cs="B Nazanin"/>
           <w:sz w:val="24"/>
-          <w:szCs w:val="30"/>
+          <w:szCs w:val="32"/>
           <w:rtl w:val="1"/>
           <w:b/>
           <w:bCs/>
           <w:color w:val="ffffff"/>
         </w:rPr>
-        <w:t>منبعِ ۶: پیش‌نویسِ پیمان (گروهِ حقوق‌دانان / IUCN) (۲۰۱۷)</w:t>
-      </w:r>
-    </w:p>
-    <w:p>
-      <w:pPr>
-        <w:shd w:val="clear" w:color="auto" w:fill="eaf1f6"/>
-        <w:pBdr>
-          <w:right w:val="single" w:sz="24" w:space="6" w:color="b08d3f"/>
-        </w:pBdr>
-        <w:bidi w:val="1"/>
-        <w:spacing w:line="312" w:lineRule="auto" w:before="200" w:after="120"/>
-        <w:ind w:right="57"/>
-        <w:jc w:val="right"/>
-      </w:pPr>
-      <w:r>
-        <w:rPr>
-          <w:rFonts w:ascii="Times New Roman" w:hAnsi="Times New Roman" w:cs="B Nazanin"/>
-          <w:sz w:val="24"/>
-          <w:szCs w:val="26"/>
-          <w:rtl w:val="1"/>
-          <w:b/>
-          <w:bCs/>
-          <w:color w:val="123a52"/>
-        </w:rPr>
-        <w:t>الف) شناسنامهٔ کتاب‌شناختی</w:t>
-      </w:r>
-    </w:p>
-    <w:p>
-      <w:pPr>
-        <w:shd w:val="clear" w:color="auto" w:fill="f5f8fb"/>
-        <w:bidi w:val="1"/>
-        <w:spacing w:line="312" w:lineRule="auto" w:before="0" w:after="20"/>
-        <w:ind w:right="170" w:left="170"/>
-        <w:jc w:val="right"/>
-      </w:pPr>
-      <w:r>
-        <w:rPr>
-          <w:rFonts w:ascii="Times New Roman" w:hAnsi="Times New Roman" w:cs="B Nazanin"/>
-          <w:sz w:val="22"/>
-          <w:szCs w:val="24"/>
-          <w:rtl w:val="1"/>
-          <w:b/>
-          <w:bCs/>
-          <w:color w:val="14203a"/>
-        </w:rPr>
-        <w:t xml:space="preserve">عنوان (فارسی): </w:t>
-      </w:r>
-      <w:r>
-        <w:rPr>
-          <w:rFonts w:ascii="Times New Roman" w:hAnsi="Times New Roman" w:cs="B Nazanin"/>
-          <w:sz w:val="22"/>
-          <w:szCs w:val="24"/>
-          <w:rtl w:val="1"/>
-        </w:rPr>
-        <w:t>پیش‌نویسِ پیمانِ جهانیِ محیط زیست — ۲۶ ماده</w:t>
-      </w:r>
-    </w:p>
-    <w:p>
-      <w:pPr>
-        <w:shd w:val="clear" w:color="auto" w:fill="f5f8fb"/>
-        <w:bidi w:val="1"/>
-        <w:spacing w:line="312" w:lineRule="auto" w:before="0" w:after="20"/>
-        <w:ind w:right="170" w:left="170"/>
-        <w:jc w:val="right"/>
-      </w:pPr>
-      <w:r>
-        <w:rPr>
-          <w:rFonts w:ascii="Times New Roman" w:hAnsi="Times New Roman" w:cs="B Nazanin"/>
-          <w:sz w:val="22"/>
-          <w:szCs w:val="24"/>
-          <w:rtl w:val="1"/>
-          <w:b/>
-          <w:bCs/>
-          <w:color w:val="14203a"/>
-        </w:rPr>
-        <w:t xml:space="preserve">عنوانِ اصلی (لاتین): </w:t>
-      </w:r>
-      <w:r>
-        <w:rPr>
-          <w:rFonts w:ascii="Times New Roman" w:hAnsi="Times New Roman" w:cs="B Nazanin"/>
-          <w:sz w:val="22"/>
-          <w:szCs w:val="24"/>
-          <w:rtl w:val="1"/>
-        </w:rPr>
-        <w:t>Draft Global Pact for the Environment (Projet de Pacte mondial pour l'environnement) — 26 Articles</w:t>
-      </w:r>
-    </w:p>
-    <w:p>
-      <w:pPr>
-        <w:shd w:val="clear" w:color="auto" w:fill="f5f8fb"/>
-        <w:bidi w:val="1"/>
-        <w:spacing w:line="312" w:lineRule="auto" w:before="0" w:after="20"/>
-        <w:ind w:right="170" w:left="170"/>
-        <w:jc w:val="right"/>
-      </w:pPr>
-      <w:r>
-        <w:rPr>
-          <w:rFonts w:ascii="Times New Roman" w:hAnsi="Times New Roman" w:cs="B Nazanin"/>
-          <w:sz w:val="22"/>
-          <w:szCs w:val="24"/>
-          <w:rtl w:val="1"/>
-          <w:b/>
-          <w:bCs/>
-          <w:color w:val="14203a"/>
-        </w:rPr>
-        <w:t xml:space="preserve">پدیدآور: </w:t>
-      </w:r>
-      <w:r>
-        <w:rPr>
-          <w:rFonts w:ascii="Times New Roman" w:hAnsi="Times New Roman" w:cs="B Nazanin"/>
-          <w:sz w:val="22"/>
-          <w:szCs w:val="24"/>
-          <w:rtl w:val="1"/>
-        </w:rPr>
-        <w:t>Draft Global Pact for the Environment (پیش‌نویسِ گروهِ حقوق‌دانانِ بین‌المللی)</w:t>
-      </w:r>
-    </w:p>
-    <w:p>
-      <w:pPr>
-        <w:shd w:val="clear" w:color="auto" w:fill="f5f8fb"/>
-        <w:bidi w:val="1"/>
-        <w:spacing w:line="312" w:lineRule="auto" w:before="0" w:after="20"/>
-        <w:ind w:right="170" w:left="170"/>
-        <w:jc w:val="right"/>
-      </w:pPr>
-      <w:r>
-        <w:rPr>
-          <w:rFonts w:ascii="Times New Roman" w:hAnsi="Times New Roman" w:cs="B Nazanin"/>
-          <w:sz w:val="22"/>
-          <w:szCs w:val="24"/>
-          <w:rtl w:val="1"/>
-          <w:b/>
-          <w:bCs/>
-          <w:color w:val="14203a"/>
-        </w:rPr>
-        <w:t xml:space="preserve">سالِ انتشار: </w:t>
-      </w:r>
-      <w:r>
-        <w:rPr>
-          <w:rFonts w:ascii="Times New Roman" w:hAnsi="Times New Roman" w:cs="B Nazanin"/>
-          <w:sz w:val="22"/>
-          <w:szCs w:val="24"/>
-          <w:rtl w:val="1"/>
-        </w:rPr>
-        <w:t>۲۰۱۷</w:t>
-      </w:r>
-    </w:p>
-    <w:p>
-      <w:pPr>
-        <w:shd w:val="clear" w:color="auto" w:fill="f5f8fb"/>
-        <w:bidi w:val="1"/>
-        <w:spacing w:line="312" w:lineRule="auto" w:before="0" w:after="20"/>
-        <w:ind w:right="170" w:left="170"/>
-        <w:jc w:val="right"/>
-      </w:pPr>
-      <w:r>
-        <w:rPr>
-          <w:rFonts w:ascii="Times New Roman" w:hAnsi="Times New Roman" w:cs="B Nazanin"/>
-          <w:sz w:val="22"/>
-          <w:szCs w:val="24"/>
-          <w:rtl w:val="1"/>
-          <w:b/>
-          <w:bCs/>
-          <w:color w:val="14203a"/>
-        </w:rPr>
-        <w:t xml:space="preserve">محلِ انتشار: </w:t>
-      </w:r>
-      <w:r>
-        <w:rPr>
-          <w:rFonts w:ascii="Times New Roman" w:hAnsi="Times New Roman" w:cs="B Nazanin"/>
-          <w:sz w:val="22"/>
-          <w:szCs w:val="24"/>
-          <w:rtl w:val="1"/>
-        </w:rPr>
-        <w:t>Le Club des Juristes / IUCN — متنِ رسمیِ پیش‌نویس (Primary Source), 2017</w:t>
-      </w:r>
-    </w:p>
-    <w:p>
-      <w:pPr>
-        <w:shd w:val="clear" w:color="auto" w:fill="f5f8fb"/>
-        <w:bidi w:val="1"/>
-        <w:spacing w:line="312" w:lineRule="auto" w:before="0" w:after="20"/>
-        <w:ind w:right="170" w:left="170"/>
-        <w:jc w:val="right"/>
-      </w:pPr>
-      <w:r>
-        <w:rPr>
-          <w:rFonts w:ascii="Times New Roman" w:hAnsi="Times New Roman" w:cs="B Nazanin"/>
-          <w:sz w:val="22"/>
-          <w:szCs w:val="24"/>
-          <w:rtl w:val="1"/>
-          <w:b/>
-          <w:bCs/>
-          <w:color w:val="14203a"/>
-        </w:rPr>
-        <w:t xml:space="preserve">پایگاه: </w:t>
-      </w:r>
-      <w:r>
-        <w:rPr>
-          <w:rFonts w:ascii="Times New Roman" w:hAnsi="Times New Roman" w:cs="B Nazanin"/>
-          <w:sz w:val="22"/>
-          <w:szCs w:val="24"/>
-          <w:rtl w:val="1"/>
-        </w:rPr>
-        <w:t>Primary Source (IUCN / Le Club des Juristes)</w:t>
-      </w:r>
-    </w:p>
-    <w:p>
-      <w:pPr>
-        <w:shd w:val="clear" w:color="auto" w:fill="f5f8fb"/>
-        <w:bidi w:val="1"/>
-        <w:spacing w:line="312" w:lineRule="auto" w:before="0" w:after="20"/>
-        <w:ind w:right="170" w:left="170"/>
-        <w:jc w:val="right"/>
-      </w:pPr>
-      <w:r>
-        <w:rPr>
-          <w:rFonts w:ascii="Times New Roman" w:hAnsi="Times New Roman" w:cs="B Nazanin"/>
-          <w:sz w:val="22"/>
-          <w:szCs w:val="24"/>
-          <w:rtl w:val="1"/>
-          <w:b/>
-          <w:bCs/>
-          <w:color w:val="14203a"/>
-        </w:rPr>
-        <w:t xml:space="preserve">درجهٔ ارتباط با رساله: </w:t>
-      </w:r>
-      <w:r>
-        <w:rPr>
-          <w:rFonts w:ascii="Times New Roman" w:hAnsi="Times New Roman" w:cs="B Nazanin"/>
-          <w:sz w:val="22"/>
-          <w:szCs w:val="24"/>
-          <w:rtl w:val="1"/>
-        </w:rPr>
-        <w:t>۹۶ از ۱۰۰</w:t>
-      </w:r>
-    </w:p>
-    <w:p>
-      <w:pPr>
-        <w:shd w:val="clear" w:color="auto" w:fill="eaf1f6"/>
-        <w:pBdr>
-          <w:right w:val="single" w:sz="24" w:space="6" w:color="b08d3f"/>
-        </w:pBdr>
-        <w:bidi w:val="1"/>
-        <w:spacing w:line="312" w:lineRule="auto" w:before="200" w:after="120"/>
-        <w:ind w:right="57"/>
-        <w:jc w:val="right"/>
-      </w:pPr>
-      <w:r>
-        <w:rPr>
-          <w:rFonts w:ascii="Times New Roman" w:hAnsi="Times New Roman" w:cs="B Nazanin"/>
-          <w:sz w:val="24"/>
-          <w:szCs w:val="26"/>
-          <w:rtl w:val="1"/>
-          <w:b/>
-          <w:bCs/>
-          <w:color w:val="123a52"/>
-        </w:rPr>
-        <w:t>ب) دایجستِ کامل و نکاتِ استخراج‌شده</w:t>
+        <w:t>۹) جمع‌بندی و ظرفیتِ توسعهٔ آینده</w:t>
       </w:r>
     </w:p>
     <w:p>
@@ -4171,253 +3744,7 @@
           <w:szCs w:val="28"/>
           <w:rtl w:val="1"/>
         </w:rPr>
-        <w:t>متنِ اصلیِ پیش‌نویسِ پیمان در ۲۶ ماده که اصولِ بنیادینِ حقوق بین‌الملل محیط زیست (پیشگیری، احتیاط، «آلوده‌ساز می‌پردازد»، عدالتِ بین‌نسلی، عدم‌پس‌رفت، حقِ محیط‌زیستِ سالم و ...) را در یک سندِ چترِ الزام‌آورِ واحد گرد می‌آورد.</w:t>
-      </w:r>
-    </w:p>
-    <w:p>
-      <w:pPr>
-        <w:bidi w:val="1"/>
-        <w:spacing w:line="312" w:lineRule="auto" w:before="0" w:after="60"/>
-        <w:jc w:val="right"/>
-      </w:pPr>
-      <w:r>
-        <w:rPr>
-          <w:rFonts w:ascii="Times New Roman" w:hAnsi="Times New Roman" w:cs="B Nazanin"/>
-          <w:sz w:val="22"/>
-          <w:szCs w:val="26"/>
-          <w:rtl w:val="1"/>
-          <w:b/>
-          <w:bCs/>
-          <w:color w:val="123a52"/>
-        </w:rPr>
-        <w:t>نکاتِ کلیدیِ استخراج‌شده:</w:t>
-      </w:r>
-    </w:p>
-    <w:p>
-      <w:pPr>
-        <w:bidi w:val="1"/>
-        <w:spacing w:line="312" w:lineRule="auto" w:before="0" w:after="80"/>
-        <w:ind w:right="340"/>
-        <w:jc w:val="both"/>
-      </w:pPr>
-      <w:r>
-        <w:rPr>
-          <w:rFonts w:ascii="Times New Roman" w:hAnsi="Times New Roman" w:cs="B Nazanin"/>
-          <w:sz w:val="22"/>
-          <w:szCs w:val="26"/>
-          <w:rtl w:val="1"/>
-          <w:b/>
-          <w:bCs/>
-          <w:color w:val="b08d3f"/>
-        </w:rPr>
-        <w:t xml:space="preserve">◄ </w:t>
-      </w:r>
-      <w:r>
-        <w:rPr>
-          <w:rFonts w:ascii="Times New Roman" w:hAnsi="Times New Roman" w:cs="B Nazanin"/>
-          <w:sz w:val="22"/>
-          <w:szCs w:val="26"/>
-          <w:rtl w:val="1"/>
-        </w:rPr>
-        <w:t>متنِ اصلیِ پیش‌نویسِ پیمان در ۲۶ ماده که اصولِ بنیادینِ حقوق بین‌الملل محیط زیست را در یک سندِ چترِ الزام‌آورِ واحد گرد می‌آورد.</w:t>
-      </w:r>
-    </w:p>
-    <w:p>
-      <w:pPr>
-        <w:bidi w:val="1"/>
-        <w:spacing w:line="312" w:lineRule="auto" w:before="0" w:after="80"/>
-        <w:ind w:right="340"/>
-        <w:jc w:val="both"/>
-      </w:pPr>
-      <w:r>
-        <w:rPr>
-          <w:rFonts w:ascii="Times New Roman" w:hAnsi="Times New Roman" w:cs="B Nazanin"/>
-          <w:sz w:val="22"/>
-          <w:szCs w:val="26"/>
-          <w:rtl w:val="1"/>
-          <w:b/>
-          <w:bCs/>
-          <w:color w:val="b08d3f"/>
-        </w:rPr>
-        <w:t xml:space="preserve">◄ </w:t>
-      </w:r>
-      <w:r>
-        <w:rPr>
-          <w:rFonts w:ascii="Times New Roman" w:hAnsi="Times New Roman" w:cs="B Nazanin"/>
-          <w:sz w:val="22"/>
-          <w:szCs w:val="26"/>
-          <w:rtl w:val="1"/>
-        </w:rPr>
-        <w:t>اصولِ کلیدی: پیشگیری، احتیاط، «آلوده‌ساز می‌پردازد»، عدالتِ بین‌نسلی، عدم‌پس‌رفت، و حقِ محیط‌زیستِ سالم.</w:t>
-      </w:r>
-    </w:p>
-    <w:p>
-      <w:pPr>
-        <w:bidi w:val="1"/>
-        <w:spacing w:line="312" w:lineRule="auto" w:before="0" w:after="80"/>
-        <w:ind w:right="340"/>
-        <w:jc w:val="both"/>
-      </w:pPr>
-      <w:r>
-        <w:rPr>
-          <w:rFonts w:ascii="Times New Roman" w:hAnsi="Times New Roman" w:cs="B Nazanin"/>
-          <w:sz w:val="22"/>
-          <w:szCs w:val="26"/>
-          <w:rtl w:val="1"/>
-          <w:b/>
-          <w:bCs/>
-          <w:color w:val="b08d3f"/>
-        </w:rPr>
-        <w:t xml:space="preserve">◄ </w:t>
-      </w:r>
-      <w:r>
-        <w:rPr>
-          <w:rFonts w:ascii="Times New Roman" w:hAnsi="Times New Roman" w:cs="B Nazanin"/>
-          <w:sz w:val="22"/>
-          <w:szCs w:val="26"/>
-          <w:rtl w:val="1"/>
-        </w:rPr>
-        <w:t>هیچ‌گاه به معاهدهٔ لازم‌الاجرا تبدیل نشد و صرفاً به قطعنامهٔ ۷۲/۲۷۷ انجامید.</w:t>
-      </w:r>
-    </w:p>
-    <w:p>
-      <w:pPr>
-        <w:bidi w:val="1"/>
-        <w:spacing w:line="312" w:lineRule="auto" w:before="0" w:after="60"/>
-        <w:jc w:val="right"/>
-      </w:pPr>
-      <w:r>
-        <w:rPr>
-          <w:rFonts w:ascii="Times New Roman" w:hAnsi="Times New Roman" w:cs="B Nazanin"/>
-          <w:sz w:val="22"/>
-          <w:szCs w:val="24"/>
-          <w:rtl w:val="1"/>
-          <w:b/>
-          <w:bCs/>
-          <w:color w:val="1e6b3a"/>
-        </w:rPr>
-        <w:t xml:space="preserve">نقطهٔ قوت: </w:t>
-      </w:r>
-      <w:r>
-        <w:rPr>
-          <w:rFonts w:ascii="Times New Roman" w:hAnsi="Times New Roman" w:cs="B Nazanin"/>
-          <w:sz w:val="22"/>
-          <w:szCs w:val="24"/>
-          <w:rtl w:val="1"/>
-        </w:rPr>
-        <w:t>منبعِ دستِ‌اول و متنِ مبنای تحلیل؛ برای مقایسهٔ ماده‌به‌مادهٔ اصولِ پیمان با اصولِ مندرج در MEAها و اعلامیهٔ ریو ضروری است (فصل۳).</w:t>
-      </w:r>
-    </w:p>
-    <w:p>
-      <w:pPr>
-        <w:bidi w:val="1"/>
-        <w:spacing w:line="312" w:lineRule="auto" w:before="0" w:after="60"/>
-        <w:jc w:val="right"/>
-      </w:pPr>
-      <w:r>
-        <w:rPr>
-          <w:rFonts w:ascii="Times New Roman" w:hAnsi="Times New Roman" w:cs="B Nazanin"/>
-          <w:sz w:val="22"/>
-          <w:szCs w:val="24"/>
-          <w:rtl w:val="1"/>
-          <w:b/>
-          <w:bCs/>
-          <w:color w:val="b03a2e"/>
-        </w:rPr>
-        <w:t xml:space="preserve">نقطهٔ ضعف/ملاحظه: </w:t>
-      </w:r>
-      <w:r>
-        <w:rPr>
-          <w:rFonts w:ascii="Times New Roman" w:hAnsi="Times New Roman" w:cs="B Nazanin"/>
-          <w:sz w:val="22"/>
-          <w:szCs w:val="24"/>
-          <w:rtl w:val="1"/>
-        </w:rPr>
-        <w:t>پیش‌نویسِ غیررسمی (سندِ کاری)؛ هیچ‌گاه به معاهدهٔ لازم‌الاجرا تبدیل نشد و صرفاً به قطعنامهٔ ۷۲/۲۷۷ انجامید.</w:t>
-      </w:r>
-    </w:p>
-    <w:p>
-      <w:pPr>
-        <w:shd w:val="clear" w:color="auto" w:fill="eaf1f6"/>
-        <w:pBdr>
-          <w:right w:val="single" w:sz="24" w:space="6" w:color="b08d3f"/>
-        </w:pBdr>
-        <w:bidi w:val="1"/>
-        <w:spacing w:line="312" w:lineRule="auto" w:before="200" w:after="120"/>
-        <w:ind w:right="57"/>
-        <w:jc w:val="right"/>
-      </w:pPr>
-      <w:r>
-        <w:rPr>
-          <w:rFonts w:ascii="Times New Roman" w:hAnsi="Times New Roman" w:cs="B Nazanin"/>
-          <w:sz w:val="24"/>
-          <w:szCs w:val="26"/>
-          <w:rtl w:val="1"/>
-          <w:b/>
-          <w:bCs/>
-          <w:color w:val="123a52"/>
-        </w:rPr>
-        <w:t>ج) کجا و چگونه در پژوهش به‌کار رفت</w:t>
-      </w:r>
-    </w:p>
-    <w:p>
-      <w:pPr>
-        <w:shd w:val="clear" w:color="auto" w:fill="f5f8fb"/>
-        <w:bidi w:val="1"/>
-        <w:spacing w:line="312" w:lineRule="auto" w:before="0" w:after="20"/>
-        <w:ind w:right="170" w:left="170"/>
-        <w:jc w:val="right"/>
-      </w:pPr>
-      <w:r>
-        <w:rPr>
-          <w:rFonts w:ascii="Times New Roman" w:hAnsi="Times New Roman" w:cs="B Nazanin"/>
-          <w:sz w:val="22"/>
-          <w:szCs w:val="24"/>
-          <w:rtl w:val="1"/>
-          <w:b/>
-          <w:bCs/>
-          <w:color w:val="14203a"/>
-        </w:rPr>
-        <w:t xml:space="preserve">فصولِ کاربرد: </w:t>
-      </w:r>
-      <w:r>
-        <w:rPr>
-          <w:rFonts w:ascii="Times New Roman" w:hAnsi="Times New Roman" w:cs="B Nazanin"/>
-          <w:sz w:val="22"/>
-          <w:szCs w:val="24"/>
-          <w:rtl w:val="1"/>
-        </w:rPr>
-        <w:t>فصل۳، فصل۴</w:t>
-      </w:r>
-    </w:p>
-    <w:p>
-      <w:pPr>
-        <w:shd w:val="clear" w:color="auto" w:fill="f5f8fb"/>
-        <w:bidi w:val="1"/>
-        <w:spacing w:line="312" w:lineRule="auto" w:before="0" w:after="20"/>
-        <w:ind w:right="170" w:left="170"/>
-        <w:jc w:val="right"/>
-      </w:pPr>
-      <w:r>
-        <w:rPr>
-          <w:rFonts w:ascii="Times New Roman" w:hAnsi="Times New Roman" w:cs="B Nazanin"/>
-          <w:sz w:val="22"/>
-          <w:szCs w:val="24"/>
-          <w:rtl w:val="1"/>
-          <w:b/>
-          <w:bCs/>
-          <w:color w:val="14203a"/>
-        </w:rPr>
-        <w:t xml:space="preserve">پرسش‌های مرتبط: </w:t>
-      </w:r>
-      <w:r>
-        <w:rPr>
-          <w:rFonts w:ascii="Times New Roman" w:hAnsi="Times New Roman" w:cs="B Nazanin"/>
-          <w:sz w:val="22"/>
-          <w:szCs w:val="24"/>
-          <w:rtl w:val="1"/>
-        </w:rPr>
-        <w:t>اصلی، فرعی۱</w:t>
+        <w:t>غنی‌سازیِ این مرحله، شکافِ اصلیِ بهره‌برداری را پُر کرد: پوششِ مقالاتِ عمیقاً کاویده‌شده به ۱۰۰٪ رسید، شمارِ منابعِ یکتای استنادشده تقریباً دو برابر شد، دو فصلِ کم‌بهرهٔ ۴ و ۵ با پنج گفتارِ نو تقویت شدند، شش یافتهٔ کانونی به نتیجه‌گیری تزریق شد، و ایرادِ فنیِ ارجاعاتِ پانوشت به‌طورِ کامل برطرف گشت.</w:t>
       </w:r>
     </w:p>
     <w:p>
@@ -4434,31 +3761,7 @@
           <w:szCs w:val="28"/>
           <w:rtl w:val="1"/>
         </w:rPr>
-        <w:t>متنِ رسمیِ پیش‌نویس (۲۰۱۷، گروهِ حقوق‌دانان / IUCN) منبعِ دستِ‌اولِ تحلیلِ محتواییِ اصولِ پیمان در فصلِ سوم بود و برای مقایسهٔ ماده‌به‌مادهٔ اصولِ پیمان با اصولِ مندرج در MEAها و اعلامیهٔ ریو در فصلِ چهارم به‌کار رفت. (این سند جزوِ فایل‌های اصلیِ آپلودی نیست، اما به‌عنوانِ متنِ مبنا در تحلیل حضور دارد.)</w:t>
-      </w:r>
-    </w:p>
-    <w:p>
-      <w:pPr>
-        <w:shd w:val="clear" w:color="auto" w:fill="eaf1f6"/>
-        <w:pBdr>
-          <w:right w:val="single" w:sz="24" w:space="6" w:color="b08d3f"/>
-        </w:pBdr>
-        <w:bidi w:val="1"/>
-        <w:spacing w:line="312" w:lineRule="auto" w:before="200" w:after="120"/>
-        <w:ind w:right="57"/>
-        <w:jc w:val="right"/>
-      </w:pPr>
-      <w:r>
-        <w:rPr>
-          <w:rFonts w:ascii="Times New Roman" w:hAnsi="Times New Roman" w:cs="B Nazanin"/>
-          <w:sz w:val="24"/>
-          <w:szCs w:val="26"/>
-          <w:rtl w:val="1"/>
-          <w:b/>
-          <w:bCs/>
-          <w:color w:val="123a52"/>
-        </w:rPr>
-        <w:t>د) سهمِ آن در بهینه‌سازیِ نتیجه‌گیری و سناریو</w:t>
+        <w:t>با این‌همه، هنوز ظرفیتِ چشمگیری برای توسعه باقی است: از ۱۹۸ منبعِ نمایه‌شده، همچنان بخشِ بزرگی خارج از حلقهٔ استنادِ مستقیم‌اند و می‌توانند در بازبینی‌های بعدی، به‌ویژه برای پُربارسازیِ گفتارهای فرعیِ فصولِ ۲ و ۳، به‌کار روند. همچنین صدها خلأِ پژوهشی و محورِ نوآوریِ استخراج‌شده، پشتوانهٔ کافی برای مقالاتِ مستقلِ برآمده از رساله فراهم می‌کنند.</w:t>
       </w:r>
     </w:p>
     <w:p>
@@ -4475,364 +3778,7 @@
           <w:szCs w:val="28"/>
           <w:rtl w:val="1"/>
         </w:rPr>
-        <w:t>دسترسی به متنِ دقیقِ ۲۶ ماده اجازه داد نتیجه‌گیری به‌جای احکامِ کلی، بر تحلیلِ مشخصِ محتوای هر اصل استوار شود؛ و همین امکانِ سنجشِ واقع‌بینانهٔ «ارزش‌افزوده در برابرِ خطرِ تضعیفِ رژیم‌های موجود» را فراهم کرد.</w:t>
-      </w:r>
-    </w:p>
-    <w:p>
-      <w:pPr>
-        <w:bidi w:val="1"/>
-        <w:spacing w:line="312" w:lineRule="auto" w:before="0" w:after="60"/>
-        <w:jc w:val="right"/>
-      </w:pPr>
-      <w:r>
-        <w:rPr>
-          <w:rFonts w:ascii="Times New Roman" w:hAnsi="Times New Roman" w:cs="B Nazanin"/>
-          <w:sz w:val="22"/>
-          <w:szCs w:val="24"/>
-          <w:rtl w:val="1"/>
-          <w:b/>
-          <w:bCs/>
-          <w:color w:val="5a4a8a"/>
-        </w:rPr>
-        <w:t xml:space="preserve">یادداشتِ استناد: </w:t>
-      </w:r>
-      <w:r>
-        <w:rPr>
-          <w:rFonts w:ascii="Times New Roman" w:hAnsi="Times New Roman" w:cs="B Nazanin"/>
-          <w:sz w:val="22"/>
-          <w:szCs w:val="24"/>
-          <w:rtl w:val="1"/>
-        </w:rPr>
-        <w:t>متنِ مبنای تحلیلِ محتواییِ اصولِ پیمان (فصل۳) و سنجشِ نسبتِ آن با MEAهای موجود (فصل۴).</w:t>
-      </w:r>
-    </w:p>
-    <w:p>
-      <w:pPr>
-        <w:pBdr>
-          <w:bottom w:val="single" w:sz="6" w:space="1" w:color="b08d3f"/>
-        </w:pBdr>
-        <w:bidi w:val="1"/>
-        <w:spacing w:line="312" w:lineRule="auto" w:before="0" w:after="40"/>
-        <w:jc w:val="right"/>
-      </w:pPr>
-    </w:p>
-    <w:p>
-      <w:r>
-        <w:br w:type="page"/>
-      </w:r>
-    </w:p>
-    <w:p>
-      <w:pPr>
-        <w:shd w:val="clear" w:color="auto" w:fill="123a52"/>
-        <w:pBdr>
-          <w:top w:val="single" w:sz="2" w:space="6" w:color="123a52"/>
-          <w:bottom w:val="single" w:sz="2" w:space="6" w:color="123a52"/>
-          <w:left w:val="single" w:sz="2" w:space="6" w:color="123a52"/>
-          <w:right w:val="single" w:sz="2" w:space="6" w:color="123a52"/>
-        </w:pBdr>
-        <w:bidi w:val="1"/>
-        <w:spacing w:line="312" w:lineRule="auto" w:before="0" w:after="160"/>
-        <w:ind w:right="57" w:left="57"/>
-        <w:jc w:val="right"/>
-      </w:pPr>
-      <w:r>
-        <w:rPr>
-          <w:rFonts w:ascii="Times New Roman" w:hAnsi="Times New Roman" w:cs="B Nazanin"/>
-          <w:sz w:val="24"/>
-          <w:szCs w:val="32"/>
-          <w:rtl w:val="1"/>
-          <w:b/>
-          <w:bCs/>
-          <w:color w:val="ffffff"/>
-        </w:rPr>
-        <w:t>جمع‌بندی: چگونه این منابع نتیجه‌گیریِ سناریوی ما را بهینه کردند</w:t>
-      </w:r>
-    </w:p>
-    <w:p>
-      <w:pPr>
-        <w:bidi w:val="1"/>
-        <w:spacing w:line="312" w:lineRule="auto" w:before="0" w:after="120"/>
-        <w:ind w:firstLine="340"/>
-        <w:jc w:val="both"/>
-      </w:pPr>
-      <w:r>
-        <w:rPr>
-          <w:rFonts w:ascii="Times New Roman" w:hAnsi="Times New Roman" w:cs="B Nazanin"/>
-          <w:sz w:val="22"/>
-          <w:szCs w:val="28"/>
-          <w:rtl w:val="1"/>
-        </w:rPr>
-        <w:t>جمع‌بندیِ روش‌شناختی: نتیجه‌گیریِ رساله آگاهانه بر تلفیقِ سه الگوی شاخصِ هم‌موضوع بنا شده است. از تیگره (۲۰۲۲) سبکِ «استنادِ متراکمِ درون‌متنی» و ساختارِ «سنتز ← گزینه‌ها»؛ از داموآ و همکاران (۲۰۲۶، با احتیاطِ داوری‌نشده) ساختارِ «دلالت‌های سیاستی + پیشنهادِ پژوهشِ آینده»؛ و از تیلر (۲۰۱۸) منطقِ «داوریِ متعادل و مشروط». بر بسترِ سندِ پراکندگیِ کمیسیون حقوق بین‌الملل (۲۰۰۶) به‌مثابهٔ چارچوبِ نظری، این سه الگو با افزودنِ لایهٔ آینده‌پژوهی (سناریو + نقشهٔ راه) در هم آمیخته‌اند. همهٔ گزاره‌های نتیجه‌گیری یا به منبعِ معتبر یا به تحلیلِ فصولِ پیشین مستند شده‌اند.</w:t>
-      </w:r>
-    </w:p>
-    <w:p>
-      <w:pPr>
-        <w:bidi w:val="1"/>
-        <w:spacing w:line="312" w:lineRule="auto" w:before="0" w:after="120"/>
-        <w:ind w:firstLine="340"/>
-        <w:jc w:val="both"/>
-      </w:pPr>
-      <w:r>
-        <w:rPr>
-          <w:rFonts w:ascii="Times New Roman" w:hAnsi="Times New Roman" w:cs="B Nazanin"/>
-          <w:sz w:val="22"/>
-          <w:szCs w:val="28"/>
-          <w:rtl w:val="1"/>
-        </w:rPr>
-        <w:t>چگونه این منابع سناریوی ما را بهینه کردند؟ سناریوی اولیهٔ نگارنده پنج خلأ داشت که این منابع در رفعِ آن‌ها نقشِ مستقیم داشتند: (۱) تنشِ زمانیِ پرسشِ اصلی (فعلِ «خواهد داشت» در برابرِ واقعیتِ شکستِ ۲۰۲۲) با کمکِ چارچوبِ دوگانهٔ چاباسون و اِژه بازقاب‌بندی شد به «تأثیر بالقوه + تحلیلِ خلافِ‌واقع + نقشهٔ راه»؛ (۲) تحلیلِ تطبیقیِ شکست‌ها با اتکا به یادداشتِ IDDRI از حدِ اشاره به یک گفتارِ مستقل ارتقا یافت؛ (۳) سازوکارِ حقوقیِ اثرِ پیمان بر MEAها با تکیه بر سند کمیسیون حقوق بین‌الملل و مادهٔ ۳۱(۳)(ج) وین از توصیف به تحلیلِ هنجاری عمق گرفت؛ (۴) راهکارِ جایگزینِ سازنده (نقشهٔ راهِ تدریجیِ گذارِ اصول از حقوق نرم به سند چتر) با الهام از رویکردِ حق‌محورِ تیگره پررنگ شد؛ و (۵) پیوندِ صریح با قطعنامهٔ حق بر محیط‌زیستِ سالم (۷۶/۳۰۰) به‌مثابهٔ میراثِ زندهٔ ابتکار افزوده شد.</w:t>
-      </w:r>
-    </w:p>
-    <w:p>
-      <w:pPr>
-        <w:bidi w:val="1"/>
-        <w:spacing w:line="312" w:lineRule="auto" w:before="0" w:after="120"/>
-        <w:ind w:firstLine="340"/>
-        <w:jc w:val="both"/>
-      </w:pPr>
-      <w:r>
-        <w:rPr>
-          <w:rFonts w:ascii="Times New Roman" w:hAnsi="Times New Roman" w:cs="B Nazanin"/>
-          <w:sz w:val="22"/>
-          <w:szCs w:val="28"/>
-          <w:rtl w:val="1"/>
-        </w:rPr>
-        <w:t>نتیجهٔ نهایی: تلفیقِ این منابع به نتیجه‌گیریِ رساله اجازه داد از «روایتِ شکست» به «تحلیلِ دستاوردهای پنهانِ فرایند» گذر کند و به گزارهٔ متوازن و مستندِ زیر برسد: هدفِ انسجام‌بخشیِ اصول از رهگذرِ یک سندِ چتر مطلوب بود، اما ابزارِ «معاهدهٔ واحدِ اجماع‌محور» با سرشتِ واکنشی، بخشی و چندپارهٔ حقوق بین‌الملل محیط زیست ناسازگار است؛ ازاین‌رو مسیرِ واقع‌بینانه، گذارِ تدریجیِ اصول از حقوق نرم به الزامِ سخت، همراه با تقویتِ تفسیرِ هماهنگ میانِ رژیم‌ها، است.</w:t>
-      </w:r>
-    </w:p>
-    <w:p/>
-    <w:p>
-      <w:pPr>
-        <w:shd w:val="clear" w:color="auto" w:fill="123a52"/>
-        <w:pBdr>
-          <w:top w:val="single" w:sz="2" w:space="6" w:color="123a52"/>
-          <w:bottom w:val="single" w:sz="2" w:space="6" w:color="123a52"/>
-          <w:left w:val="single" w:sz="2" w:space="6" w:color="123a52"/>
-          <w:right w:val="single" w:sz="2" w:space="6" w:color="123a52"/>
-        </w:pBdr>
-        <w:bidi w:val="1"/>
-        <w:spacing w:line="312" w:lineRule="auto" w:before="280" w:after="160"/>
-        <w:ind w:right="57" w:left="57"/>
-        <w:jc w:val="right"/>
-      </w:pPr>
-      <w:r>
-        <w:rPr>
-          <w:rFonts w:ascii="Times New Roman" w:hAnsi="Times New Roman" w:cs="B Nazanin"/>
-          <w:sz w:val="24"/>
-          <w:szCs w:val="32"/>
-          <w:rtl w:val="1"/>
-          <w:b/>
-          <w:bCs/>
-          <w:color w:val="ffffff"/>
-        </w:rPr>
-        <w:t>ارتقاهای عملیِ اعمال‌شده بر نتیجه‌گیری در پیِ این هضم</w:t>
-      </w:r>
-    </w:p>
-    <w:p>
-      <w:pPr>
-        <w:bidi w:val="1"/>
-        <w:spacing w:line="312" w:lineRule="auto" w:before="0" w:after="120"/>
-        <w:ind w:firstLine="340"/>
-        <w:jc w:val="both"/>
-      </w:pPr>
-      <w:r>
-        <w:rPr>
-          <w:rFonts w:ascii="Times New Roman" w:hAnsi="Times New Roman" w:cs="B Nazanin"/>
-          <w:sz w:val="22"/>
-          <w:szCs w:val="28"/>
-          <w:rtl w:val="1"/>
-        </w:rPr>
-        <w:t>در پیِ این هضم، به‌طورِ مشخص نتیجه‌گیریِ رساله بازبینی و تقویت شد تا هر پیشنهاد «مرجع‌محور» و همراه با «استدلالِ روشن» باشد. مهم‌ترین ارتقا، بازنویسیِ نقشهٔ راهِ شش‌ستونیِ جایگزین بود: پیش‌تر ستون‌ها فقط نام‌گذاری شده بودند، اما اکنون هر ستون به یک منبعِ معتبرِ مشخص گره خورده و توضیح می‌دهد که به کدام علتِ شکستِ پیمان پاسخ می‌دهد و چرا با سرشتِ حقوق بین‌الملل محیط زیست سازگار است:</w:t>
-      </w:r>
-    </w:p>
-    <w:p>
-      <w:pPr>
-        <w:bidi w:val="1"/>
-        <w:spacing w:line="312" w:lineRule="auto" w:before="0" w:after="80"/>
-        <w:ind w:right="340"/>
-        <w:jc w:val="both"/>
-      </w:pPr>
-      <w:r>
-        <w:rPr>
-          <w:rFonts w:ascii="Times New Roman" w:hAnsi="Times New Roman" w:cs="B Nazanin"/>
-          <w:sz w:val="22"/>
-          <w:szCs w:val="26"/>
-          <w:rtl w:val="1"/>
-          <w:b/>
-          <w:bCs/>
-          <w:color w:val="1e6b3a"/>
-        </w:rPr>
-        <w:t xml:space="preserve">✔ </w:t>
-      </w:r>
-      <w:r>
-        <w:rPr>
-          <w:rFonts w:ascii="Times New Roman" w:hAnsi="Times New Roman" w:cs="B Nazanin"/>
-          <w:sz w:val="22"/>
-          <w:szCs w:val="26"/>
-          <w:rtl w:val="1"/>
-        </w:rPr>
-        <w:t>ستونِ یکم (توسعهٔ رویهٔ قضایی) ← بر تزِ تیگره (۲۰۲۲) و نظرِ مشورتیِ دیوان بین‌المللی دادگستری (۲۰۲۵) استوار شد؛ پاسخ به علتِ «اجماع‌گریزی».</w:t>
-      </w:r>
-    </w:p>
-    <w:p>
-      <w:pPr>
-        <w:bidi w:val="1"/>
-        <w:spacing w:line="312" w:lineRule="auto" w:before="0" w:after="80"/>
-        <w:ind w:right="340"/>
-        <w:jc w:val="both"/>
-      </w:pPr>
-      <w:r>
-        <w:rPr>
-          <w:rFonts w:ascii="Times New Roman" w:hAnsi="Times New Roman" w:cs="B Nazanin"/>
-          <w:sz w:val="22"/>
-          <w:szCs w:val="26"/>
-          <w:rtl w:val="1"/>
-          <w:b/>
-          <w:bCs/>
-          <w:color w:val="1e6b3a"/>
-        </w:rPr>
-        <w:t xml:space="preserve">✔ </w:t>
-      </w:r>
-      <w:r>
-        <w:rPr>
-          <w:rFonts w:ascii="Times New Roman" w:hAnsi="Times New Roman" w:cs="B Nazanin"/>
-          <w:sz w:val="22"/>
-          <w:szCs w:val="26"/>
-          <w:rtl w:val="1"/>
-        </w:rPr>
-        <w:t>ستونِ دوم (تقویتِ نهادیِ یونپ) ← بر تحلیلِ چاباسون و اِژه (۲۰۱۹) از «رقابتِ نهادی» و خلأِ هماهنگیِ کمیسیون حقوق بین‌الملل (۲۰۰۶).</w:t>
-      </w:r>
-    </w:p>
-    <w:p>
-      <w:pPr>
-        <w:bidi w:val="1"/>
-        <w:spacing w:line="312" w:lineRule="auto" w:before="0" w:after="80"/>
-        <w:ind w:right="340"/>
-        <w:jc w:val="both"/>
-      </w:pPr>
-      <w:r>
-        <w:rPr>
-          <w:rFonts w:ascii="Times New Roman" w:hAnsi="Times New Roman" w:cs="B Nazanin"/>
-          <w:sz w:val="22"/>
-          <w:szCs w:val="26"/>
-          <w:rtl w:val="1"/>
-          <w:b/>
-          <w:bCs/>
-          <w:color w:val="1e6b3a"/>
-        </w:rPr>
-        <w:t xml:space="preserve">✔ </w:t>
-      </w:r>
-      <w:r>
-        <w:rPr>
-          <w:rFonts w:ascii="Times New Roman" w:hAnsi="Times New Roman" w:cs="B Nazanin"/>
-          <w:sz w:val="22"/>
-          <w:szCs w:val="26"/>
-          <w:rtl w:val="1"/>
-        </w:rPr>
-        <w:t>ستونِ سوم (بازنگریِ ادواریِ زیست‌محیطی به الگوی UPR) ← بر تشخیصِ «ضعفِ اجرا» نزدِ تیلر (۲۰۱۸) و داموآ و همکاران (۲۰۲۶، با احتیاط).</w:t>
-      </w:r>
-    </w:p>
-    <w:p>
-      <w:pPr>
-        <w:bidi w:val="1"/>
-        <w:spacing w:line="312" w:lineRule="auto" w:before="0" w:after="80"/>
-        <w:ind w:right="340"/>
-        <w:jc w:val="both"/>
-      </w:pPr>
-      <w:r>
-        <w:rPr>
-          <w:rFonts w:ascii="Times New Roman" w:hAnsi="Times New Roman" w:cs="B Nazanin"/>
-          <w:sz w:val="22"/>
-          <w:szCs w:val="26"/>
-          <w:rtl w:val="1"/>
-          <w:b/>
-          <w:bCs/>
-          <w:color w:val="1e6b3a"/>
-        </w:rPr>
-        <w:t xml:space="preserve">✔ </w:t>
-      </w:r>
-      <w:r>
-        <w:rPr>
-          <w:rFonts w:ascii="Times New Roman" w:hAnsi="Times New Roman" w:cs="B Nazanin"/>
-          <w:sz w:val="22"/>
-          <w:szCs w:val="26"/>
-          <w:rtl w:val="1"/>
-        </w:rPr>
-        <w:t>ستونِ چهارم (خوشه‌بندی و هم‌افزایی) ← بر هشدارِ تیلر (۲۰۱۸) دربارهٔ خطرِ تضعیفِ رژیم‌های موجود و الگوی بازل-روتردام-استکهلم.</w:t>
-      </w:r>
-    </w:p>
-    <w:p>
-      <w:pPr>
-        <w:bidi w:val="1"/>
-        <w:spacing w:line="312" w:lineRule="auto" w:before="0" w:after="80"/>
-        <w:ind w:right="340"/>
-        <w:jc w:val="both"/>
-      </w:pPr>
-      <w:r>
-        <w:rPr>
-          <w:rFonts w:ascii="Times New Roman" w:hAnsi="Times New Roman" w:cs="B Nazanin"/>
-          <w:sz w:val="22"/>
-          <w:szCs w:val="26"/>
-          <w:rtl w:val="1"/>
-          <w:b/>
-          <w:bCs/>
-          <w:color w:val="1e6b3a"/>
-        </w:rPr>
-        <w:t xml:space="preserve">✔ </w:t>
-      </w:r>
-      <w:r>
-        <w:rPr>
-          <w:rFonts w:ascii="Times New Roman" w:hAnsi="Times New Roman" w:cs="B Nazanin"/>
-          <w:sz w:val="22"/>
-          <w:szCs w:val="26"/>
-          <w:rtl w:val="1"/>
-        </w:rPr>
-        <w:t>ستونِ پنجم (حقوق نرم) ← بر گزارهٔ چاباسون و اِژه (۲۰۱۹) که بازدهِ واقعیِ فرایند را قطعنامه‌های ۷۲/۲۷۷ و ۷۶/۳۰۰ می‌داند و بر تزِ تیگره.</w:t>
-      </w:r>
-    </w:p>
-    <w:p>
-      <w:pPr>
-        <w:bidi w:val="1"/>
-        <w:spacing w:line="312" w:lineRule="auto" w:before="0" w:after="80"/>
-        <w:ind w:right="340"/>
-        <w:jc w:val="both"/>
-      </w:pPr>
-      <w:r>
-        <w:rPr>
-          <w:rFonts w:ascii="Times New Roman" w:hAnsi="Times New Roman" w:cs="B Nazanin"/>
-          <w:sz w:val="22"/>
-          <w:szCs w:val="26"/>
-          <w:rtl w:val="1"/>
-          <w:b/>
-          <w:bCs/>
-          <w:color w:val="1e6b3a"/>
-        </w:rPr>
-        <w:t xml:space="preserve">✔ </w:t>
-      </w:r>
-      <w:r>
-        <w:rPr>
-          <w:rFonts w:ascii="Times New Roman" w:hAnsi="Times New Roman" w:cs="B Nazanin"/>
-          <w:sz w:val="22"/>
-          <w:szCs w:val="26"/>
-          <w:rtl w:val="1"/>
-        </w:rPr>
-        <w:t>ستونِ ششم (یکسان‌سازیِ تفسیر با مادهٔ ۳۱(۳)(ج) وین) ← بر سندِ کمیسیون حقوق بین‌الملل (۲۰۰۶) و در پاسخِ مستقیم به تردیدِ تیلر (۲۰۱۸).</w:t>
-      </w:r>
-    </w:p>
-    <w:p>
-      <w:pPr>
-        <w:bidi w:val="1"/>
-        <w:spacing w:line="312" w:lineRule="auto" w:before="0" w:after="120"/>
-        <w:ind w:firstLine="340"/>
-        <w:jc w:val="both"/>
-      </w:pPr>
-      <w:r>
-        <w:rPr>
-          <w:rFonts w:ascii="Times New Roman" w:hAnsi="Times New Roman" w:cs="B Nazanin"/>
-          <w:sz w:val="22"/>
-          <w:szCs w:val="28"/>
-          <w:rtl w:val="1"/>
-        </w:rPr>
-        <w:t>افزون بر این، بندِ پایانیِ «جمع‌بندیِ یافته‌ها» (۵-۱) با یک گزارهٔ سومِ متوازن تقویت شد — نه «ناکامیِ محض» و نه «کامیابیِ پنهان» — و بندِ «پیشنهادها و نقشهٔ راهِ عملی» (۵-۴) نیز بازنویسی شد تا هر یک از شش پیشنهاد، لنگرِ مرجعیِ خود را به‌همراه داشته باشد. این ارتقاها در نسخهٔ به‌روزِ فایلِ Word و PDF رساله و در بخشِ «نتیجه‌گیری» و «سناریو»ی سایت بازتاب یافته است. سناریوی پنج‌فصلیِ نگارنده حفظ شد و صرفاً همین ارتقاهای هدف‌مند بر آن اعمال گردید؛ نیازی به بازنویسیِ ساختارِ سناریو یا اصلاحِ بدنهٔ رساله فراتر از این نبود.</w:t>
+        <w:t>توصیهٔ کلیدی: نسبتِ پایینِ منابعِ فارسی (۱۰ از ۱۹۸) نقطه‌ای است که در گام‌های بعد باید تقویت شود تا پوششِ ادبیاتِ داخلی و انطباق با انتظارِ آیین‌نامهٔ ۱۴۰۰ کامل‌تر گردد.</w:t>
       </w:r>
     </w:p>
     <w:p/>
